--- a/기획서/강제동원_통합DB_아카이브넷_구축_기획서.docx
+++ b/기획서/강제동원_통합DB_아카이브넷_구축_기획서.docx
@@ -293,19 +293,19 @@
           <w:color w:val="2C3E50"/>
           <w:sz w:val="17"/>
         </w:rPr>
-        <w:t>Ⅰ. 왜 이 사업이 필요한가 (배경 및 필요성)</w:t>
+        <w:t>Ⅰ. 사업 배경 및 필요성</w:t>
         <w:br/>
-        <w:t>Ⅱ. 무엇을 모으는가 (대상 자료와 수집 계획)</w:t>
+        <w:t>Ⅱ. 아카이빙 대상 자료 현황 및 수집 계획</w:t>
         <w:br/>
-        <w:t>Ⅲ. 어떻게 만드는가 (기술 구현 방향)</w:t>
+        <w:t>Ⅲ. 기술 구현 방향 및 시스템 설계</w:t>
         <w:br/>
-        <w:t>Ⅳ. 언제, 얼마로 하는가 (로드맵과 예산)</w:t>
+        <w:t>Ⅳ. 추진 로드맵 및 예산 계획</w:t>
         <w:br/>
-        <w:t>Ⅴ. 누가 추진하는가 (추진 체계와 소관 부처)</w:t>
+        <w:t>Ⅴ. 사업 추진 체계 및 소관 부처·산하기관 분석</w:t>
         <w:br/>
-        <w:t>Ⅵ. 누구와 협력하는가 (협력 체계)</w:t>
+        <w:t>Ⅵ. 협력 체계 구축 방안</w:t>
         <w:br/>
-        <w:t>Ⅶ. 무엇이 좋아지는가 (기대효과)</w:t>
+        <w:t>Ⅶ. 기대효과 및 정책적 의의</w:t>
         <w:br/>
         <w:br/>
         <w:t>부록</w:t>
@@ -345,7 +345,7 @@
           <w:color w:val="2E4A87"/>
           <w:sz w:val="26"/>
         </w:rPr>
-        <w:t>한눈에 보는 요약</w:t>
+        <w:t>요약문</w:t>
       </w:r>
     </w:p>
     <w:p>
@@ -366,7 +366,7 @@
           <w:b/>
           <w:sz w:val="20"/>
         </w:rPr>
-        <w:t>무엇을 하나?</w:t>
+        <w:t>사업 개요</w:t>
       </w:r>
       <w:r>
         <w:rPr>
@@ -411,7 +411,7 @@
           <w:rFonts w:ascii="맑은 고딕" w:hAnsi="맑은 고딕" w:eastAsia="맑은 고딕"/>
           <w:sz w:val="20"/>
         </w:rPr>
-        <w:t>만드는 6년(2027~2032) 사업입니다.</w:t>
+        <w:t>만드는 6년(2027~2032) 사업</w:t>
       </w:r>
     </w:p>
     <w:p>
@@ -432,7 +432,7 @@
           <w:b/>
           <w:sz w:val="20"/>
         </w:rPr>
-        <w:t>왜 하나?</w:t>
+        <w:t>추진 배경</w:t>
       </w:r>
       <w:r>
         <w:rPr>
@@ -451,7 +451,7 @@
           <w:rFonts w:ascii="맑은 고딕" w:hAnsi="맑은 고딕" w:eastAsia="맑은 고딕"/>
           <w:sz w:val="20"/>
         </w:rPr>
-        <w:t>○ 지금은 같은 한일 과거사인데도 자료가 6개 부처에 흩어져 있어 한 번에 찾아볼 수 없습니다.</w:t>
+        <w:t>○ 같은 한일 과거사인데도 자료가 6개 부처에 흩어져 있어 한 번에 찾아볼 수 없음</w:t>
       </w:r>
     </w:p>
     <w:p>
@@ -464,7 +464,7 @@
           <w:rFonts w:ascii="맑은 고딕" w:hAnsi="맑은 고딕" w:eastAsia="맑은 고딕"/>
           <w:sz w:val="20"/>
         </w:rPr>
-        <w:t>○ 일본은 이미 자기 입장의 디지털 자료관을 분야별로 만들어 운영하고 있습니다.</w:t>
+        <w:t>○ 일본은 이미 자기 입장의 디지털 자료관을 분야별로 만들어 운영 중</w:t>
       </w:r>
     </w:p>
     <w:p>
@@ -477,7 +477,7 @@
           <w:rFonts w:ascii="맑은 고딕" w:hAnsi="맑은 고딕" w:eastAsia="맑은 고딕"/>
           <w:sz w:val="20"/>
         </w:rPr>
-        <w:t>○ 피해자분들이 고령으로 돌아가시면서 증언·기록이 사라지고 있습니다.</w:t>
+        <w:t>○ 피해자 고령화로 증언·기록이 소멸 위기</w:t>
       </w:r>
     </w:p>
     <w:p>
@@ -490,7 +490,7 @@
           <w:rFonts w:ascii="맑은 고딕" w:hAnsi="맑은 고딕" w:eastAsia="맑은 고딕"/>
           <w:sz w:val="20"/>
         </w:rPr>
-        <w:t>○ AI 시대에 우리 자료가 없으면, AI가 일본 입장으로 역사를 설명할 수 있습니다.</w:t>
+        <w:t>○ AI 시대에 우리 자료가 없으면, AI가 일본 입장으로 역사를 설명할 우려</w:t>
       </w:r>
     </w:p>
     <w:p>
@@ -511,7 +511,7 @@
           <w:b/>
           <w:sz w:val="20"/>
         </w:rPr>
-        <w:t>어떻게 다른가?</w:t>
+        <w:t>차별성</w:t>
       </w:r>
       <w:r>
         <w:rPr>
@@ -543,7 +543,7 @@
           <w:rFonts w:ascii="맑은 고딕" w:hAnsi="맑은 고딕" w:eastAsia="맑은 고딕"/>
           <w:sz w:val="20"/>
         </w:rPr>
-        <w:t>'AI 통합 검색'을 제공합니다.</w:t>
+        <w:t>'AI 통합 검색' 제공</w:t>
       </w:r>
     </w:p>
     <w:p>
@@ -564,7 +564,7 @@
           <w:b/>
           <w:sz w:val="20"/>
         </w:rPr>
-        <w:t>누가 하나?</w:t>
+        <w:t>추진 체계</w:t>
       </w:r>
       <w:r>
         <w:rPr>
@@ -583,7 +583,7 @@
           <w:rFonts w:ascii="맑은 고딕" w:hAnsi="맑은 고딕" w:eastAsia="맑은 고딕"/>
           <w:sz w:val="20"/>
         </w:rPr>
-        <w:t>국무조정실이 총괄하고, 행정안전부(국가기록원)가 실무를 맡으며,</w:t>
+        <w:t>국무조정실 총괄, 행정안전부(국가기록원) 실무 수행,</w:t>
       </w:r>
     </w:p>
     <w:p>
@@ -596,7 +596,7 @@
           <w:rFonts w:ascii="맑은 고딕" w:hAnsi="맑은 고딕" w:eastAsia="맑은 고딕"/>
           <w:sz w:val="20"/>
         </w:rPr>
-        <w:t>교육부·외교부·국가보훈부·문체부·과기부가 분야별로 협력합니다.</w:t>
+        <w:t>교육부·외교부·국가보훈부·문체부·과기부 분야별 협력</w:t>
       </w:r>
     </w:p>
     <w:p>
@@ -617,7 +617,7 @@
           <w:b/>
           <w:sz w:val="20"/>
         </w:rPr>
-        <w:t>얼마인가?</w:t>
+        <w:t>사업 규모</w:t>
       </w:r>
       <w:r>
         <w:rPr>
@@ -636,7 +636,7 @@
           <w:rFonts w:ascii="맑은 고딕" w:hAnsi="맑은 고딕" w:eastAsia="맑은 고딕"/>
           <w:sz w:val="20"/>
         </w:rPr>
-        <w:t>6년간 총 48억 원(연 8억 원). 분야별 부처가 나누어 분담합니다.</w:t>
+        <w:t>6년간 총 48억 원(연 8억 원), 분야별 부처 분담</w:t>
       </w:r>
     </w:p>
     <w:p>
@@ -661,7 +661,7 @@
           <w:color w:val="2E4A87"/>
           <w:sz w:val="26"/>
         </w:rPr>
-        <w:t>Ⅰ. 왜 이 사업이 필요한가</w:t>
+        <w:t>Ⅰ. 사업 배경 및 필요성</w:t>
       </w:r>
     </w:p>
     <w:p>
@@ -675,7 +675,7 @@
           <w:color w:val="2E4A87"/>
           <w:sz w:val="22"/>
         </w:rPr>
-        <w:t>1. 한일 과거사 갈등은 따로따로가 아니라 하나로 얽혀 있다</w:t>
+        <w:t>1. 사안 횡단적 성격의 한일 과거사 갈등</w:t>
       </w:r>
     </w:p>
     <w:p>
@@ -1119,7 +1119,7 @@
           <w:color w:val="2E4A87"/>
           <w:sz w:val="22"/>
         </w:rPr>
-        <w:t>2. 자료가 6개 부처에 흩어져 한 번에 못 찾는다</w:t>
+        <w:t>2. 부처별로 분산된 자료와 통합 시스템 부재</w:t>
       </w:r>
     </w:p>
     <w:p>
@@ -1622,7 +1622,7 @@
           <w:color w:val="2E4A87"/>
           <w:sz w:val="22"/>
         </w:rPr>
-        <w:t>3. 일본의 '역사 부정'이 인터넷으로 퍼지고 있다</w:t>
+        <w:t>3. 역사부정론의 디지털 확산</w:t>
       </w:r>
     </w:p>
     <w:p>
@@ -1688,7 +1688,7 @@
           <w:color w:val="2E4A87"/>
           <w:sz w:val="22"/>
         </w:rPr>
-        <w:t>4. 피해자분들이 돌아가시며 기록이 사라지고 있다</w:t>
+        <w:t>4. 피해자 부재 시대의 기록 소멸 위기</w:t>
       </w:r>
     </w:p>
     <w:p>
@@ -1754,7 +1754,7 @@
           <w:color w:val="2E4A87"/>
           <w:sz w:val="22"/>
         </w:rPr>
-        <w:t>5. AI 시대, 우리 자료가 없으면 역사 해석을 빼앗긴다</w:t>
+        <w:t>5. AI 전환 시대의 데이터 주권과 사업 당위성</w:t>
       </w:r>
     </w:p>
     <w:p>
@@ -1857,7 +1857,7 @@
           <w:color w:val="2E4A87"/>
           <w:sz w:val="26"/>
         </w:rPr>
-        <w:t>Ⅱ. 무엇을 모으는가</w:t>
+        <w:t>Ⅱ. 아카이빙 대상 자료 현황 및 수집 계획</w:t>
       </w:r>
     </w:p>
     <w:p>
@@ -1871,7 +1871,7 @@
           <w:color w:val="2E4A87"/>
           <w:sz w:val="22"/>
         </w:rPr>
-        <w:t>1. 6대 분야별 자료와 우선순위</w:t>
+        <w:t>1. 6대 도메인별 자료 현황 및 우선순위</w:t>
       </w:r>
     </w:p>
     <w:tbl>
@@ -2391,7 +2391,7 @@
           <w:color w:val="2E4A87"/>
           <w:sz w:val="22"/>
         </w:rPr>
-        <w:t>2. 특히 급한 자료: 피해자의 목소리와 개인 기록</w:t>
+        <w:t>2. 우선 수집 대상: 구술·개인기록·소송기록</w:t>
       </w:r>
     </w:p>
     <w:p>
@@ -2522,7 +2522,7 @@
           <w:color w:val="2E4A87"/>
           <w:sz w:val="22"/>
         </w:rPr>
-        <w:t>3. 자료가 어디에 있고, 얼마나 볼 수 있나</w:t>
+        <w:t>3. 소장 기관별 현황 및 접근성</w:t>
       </w:r>
     </w:p>
     <w:tbl>
@@ -3053,7 +3053,7 @@
           <w:color w:val="2E4A87"/>
           <w:sz w:val="26"/>
         </w:rPr>
-        <w:t>Ⅲ. 어떻게 만드는가</w:t>
+        <w:t>Ⅲ. 기술 구현 방향 및 시스템 설계</w:t>
       </w:r>
     </w:p>
     <w:p>
@@ -3120,7 +3120,7 @@
           <w:color w:val="2E4A87"/>
           <w:sz w:val="22"/>
         </w:rPr>
-        <w:t>1. 오래된 자료를 디지털로 바꾸기</w:t>
+        <w:t>1. 자료 디지털화 방향</w:t>
       </w:r>
     </w:p>
     <w:p>
@@ -3293,7 +3293,7 @@
           <w:color w:val="2E4A87"/>
           <w:sz w:val="22"/>
         </w:rPr>
-        <w:t>2. 자료를 정리하고 서로 연결하기</w:t>
+        <w:t>2. 자료 정리 및 연결 체계</w:t>
       </w:r>
     </w:p>
     <w:p>
@@ -3439,7 +3439,7 @@
           <w:color w:val="2E4A87"/>
           <w:sz w:val="22"/>
         </w:rPr>
-        <w:t>3. AI가 찾아주고 연결해주기</w:t>
+        <w:t>3. AI 기반 검색·연결 기능</w:t>
       </w:r>
     </w:p>
     <w:p>
@@ -3585,7 +3585,7 @@
           <w:color w:val="2E4A87"/>
           <w:sz w:val="22"/>
         </w:rPr>
-        <w:t>4. 전체 모습과 자료 보관 원칙</w:t>
+        <w:t>4. 시스템 구성 및 자료 보관 원칙</w:t>
       </w:r>
     </w:p>
     <w:p>
@@ -3706,7 +3706,7 @@
           <w:color w:val="2E4A87"/>
           <w:sz w:val="26"/>
         </w:rPr>
-        <w:t>Ⅳ. 언제, 얼마로 하는가</w:t>
+        <w:t>Ⅳ. 추진 로드맵 및 예산 계획</w:t>
       </w:r>
     </w:p>
     <w:p>
@@ -3720,7 +3720,7 @@
           <w:color w:val="2E4A87"/>
           <w:sz w:val="22"/>
         </w:rPr>
-        <w:t>1. 6년 추진 계획 (2027~2032)</w:t>
+        <w:t>1. 단계별 추진 계획 (2027~2032)</w:t>
       </w:r>
     </w:p>
     <w:p>
@@ -3866,7 +3866,7 @@
           <w:color w:val="2E4A87"/>
           <w:sz w:val="22"/>
         </w:rPr>
-        <w:t>2. 해마다 얻는 성과 (목표치)</w:t>
+        <w:t>2. 연도별 핵심 성과 지표</w:t>
       </w:r>
     </w:p>
     <w:tbl>
@@ -4304,7 +4304,7 @@
           <w:color w:val="2E4A87"/>
           <w:sz w:val="22"/>
         </w:rPr>
-        <w:t>3. 예산: 6년간 총 48억 원 (연 8억 원)</w:t>
+        <w:t>3. 예산 계획: 총 48억 원 (연 8억 원)</w:t>
       </w:r>
     </w:p>
     <w:p>
@@ -5152,7 +5152,7 @@
           <w:color w:val="2E4A87"/>
           <w:sz w:val="22"/>
         </w:rPr>
-        <w:t>4. 사업이 끝난 뒤에도 계속</w:t>
+        <w:t>4. 사업 지속 운영 방안</w:t>
       </w:r>
     </w:p>
     <w:p>
@@ -5203,7 +5203,7 @@
           <w:color w:val="2E4A87"/>
           <w:sz w:val="26"/>
         </w:rPr>
-        <w:t>Ⅴ. 누가 추진하는가</w:t>
+        <w:t>Ⅴ. 사업 추진 체계 및 소관 부처·산하기관 분석</w:t>
       </w:r>
     </w:p>
     <w:p>
@@ -5217,7 +5217,7 @@
           <w:color w:val="2E4A87"/>
           <w:sz w:val="22"/>
         </w:rPr>
-        <w:t>1. 지금은 6개 부처에 흩어져 총괄하는 곳이 없다</w:t>
+        <w:t>1. 부처별 분산 추진의 문제점</w:t>
       </w:r>
     </w:p>
     <w:p>
@@ -5270,7 +5270,7 @@
           <w:color w:val="2E4A87"/>
           <w:sz w:val="22"/>
         </w:rPr>
-        <w:t>2. 그래서 '범정부 추진' + '행안부 실무'로 한다</w:t>
+        <w:t>2. 범정부 추진 + 행안부 실무 수행 체계</w:t>
       </w:r>
     </w:p>
     <w:p>
@@ -5606,7 +5606,7 @@
           <w:color w:val="2E4A87"/>
           <w:sz w:val="22"/>
         </w:rPr>
-        <w:t>3. 부처별 역할 나누기</w:t>
+        <w:t>3. 부처별 역할 분담</w:t>
       </w:r>
     </w:p>
     <w:tbl>
@@ -6050,7 +6050,7 @@
           <w:color w:val="2E4A87"/>
           <w:sz w:val="22"/>
         </w:rPr>
-        <w:t>5. 실무를 맡을 조직은 어디에?</w:t>
+        <w:t>5. 사업 수행기관(사무국) 설계</w:t>
       </w:r>
     </w:p>
     <w:p>
@@ -6142,7 +6142,7 @@
           <w:color w:val="2E4A87"/>
           <w:sz w:val="26"/>
         </w:rPr>
-        <w:t>Ⅵ. 누구와 협력하는가</w:t>
+        <w:t>Ⅵ. 협력 체계 구축 방안</w:t>
       </w:r>
     </w:p>
     <w:p>
@@ -7057,7 +7057,7 @@
           <w:color w:val="2E4A87"/>
           <w:sz w:val="26"/>
         </w:rPr>
-        <w:t>Ⅶ. 무엇이 좋아지는가</w:t>
+        <w:t>Ⅶ. 기대효과 및 정책적 의의</w:t>
       </w:r>
     </w:p>
     <w:p>
@@ -7078,7 +7078,7 @@
           <w:b/>
           <w:sz w:val="20"/>
         </w:rPr>
-        <w:t>흩어진 과거사 정책이 하나로 모입니다</w:t>
+        <w:t>과거사 정책의 통합 추진 기반 마련</w:t>
       </w:r>
       <w:r>
         <w:rPr>
@@ -7118,7 +7118,7 @@
           <w:b/>
           <w:sz w:val="20"/>
         </w:rPr>
-        <w:t>역사 왜곡에 증거로 대응할 수 있습니다</w:t>
+        <w:t>역사부정론 대응 실증 기반 확보</w:t>
       </w:r>
       <w:r>
         <w:rPr>
@@ -7171,7 +7171,7 @@
           <w:b/>
           <w:sz w:val="20"/>
         </w:rPr>
-        <w:t>잠자던 국가 자료가 살아납니다</w:t>
+        <w:t>사장된 국가 자료의 활용</w:t>
       </w:r>
       <w:r>
         <w:rPr>
@@ -7211,7 +7211,7 @@
           <w:b/>
           <w:sz w:val="20"/>
         </w:rPr>
-        <w:t>AI 시대 역사 해석의 주도권을 지킵니다</w:t>
+        <w:t>AI 시대 역사 해석 주도권 확보</w:t>
       </w:r>
       <w:r>
         <w:rPr>
@@ -7251,7 +7251,7 @@
           <w:b/>
           <w:sz w:val="20"/>
         </w:rPr>
-        <w:t>다음 세대 교육과 한일 시민 연대의 토대가 됩니다</w:t>
+        <w:t>차세대 교육 및 한일 시민 연대 기반 구축</w:t>
       </w:r>
       <w:r>
         <w:rPr>

--- a/기획서/강제동원_통합DB_아카이브넷_구축_기획서.docx
+++ b/기획서/강제동원_통합DB_아카이브넷_구축_기획서.docx
@@ -184,76 +184,25 @@
           <w:color w:val="2E4A87"/>
           <w:sz w:val="20"/>
         </w:rPr>
+        <w:t>※ 본 보고서는 비전문가 독자를 위해 전문용어에 쉬운 풀이를 괄호로 병기함</w:t>
       </w:r>
-      <w:r>
-        <w:rPr>
-          <w:rFonts w:ascii="맑은 고딕" w:hAnsi="맑은 고딕" w:eastAsia="맑은 고딕"/>
-          <w:b/>
-          <w:color w:val="2E4A87"/>
-          <w:sz w:val="20"/>
-        </w:rPr>
-        <w:t>이 보고서를 읽으시는 분께</w:t>
-      </w:r>
+    </w:p>
+    <w:p>
+      <w:pPr>
+        <w:ind w:left="283"/>
+        <w:spacing w:before="20" w:after="20" w:line="240" w:lineRule="auto"/>
+        <w:shd w:val="clear" w:color="auto" w:fill="F2F5FB"/>
+        <w:pBdr>
+          <w:left w:val="single" w:sz="18" w:space="8" w:color="2E4A87"/>
+        </w:pBdr>
+      </w:pPr>
       <w:r>
         <w:rPr>
           <w:rFonts w:ascii="맑은 고딕" w:hAnsi="맑은 고딕" w:eastAsia="맑은 고딕"/>
           <w:color w:val="2E4A87"/>
           <w:sz w:val="20"/>
         </w:rPr>
-      </w:r>
-    </w:p>
-    <w:p>
-      <w:pPr>
-        <w:ind w:left="283"/>
-        <w:spacing w:before="20" w:after="20" w:line="240" w:lineRule="auto"/>
-        <w:shd w:val="clear" w:color="auto" w:fill="F2F5FB"/>
-        <w:pBdr>
-          <w:left w:val="single" w:sz="18" w:space="8" w:color="2E4A87"/>
-        </w:pBdr>
-      </w:pPr>
-      <w:r>
-        <w:rPr>
-          <w:rFonts w:ascii="맑은 고딕" w:hAnsi="맑은 고딕" w:eastAsia="맑은 고딕"/>
-          <w:color w:val="2E4A87"/>
-          <w:sz w:val="20"/>
-        </w:rPr>
-        <w:t>본 보고서는 전문 지식 없이도 이해하실 수 있도록 쉬운 말로 작성하였습니다.</w:t>
-      </w:r>
-    </w:p>
-    <w:p>
-      <w:pPr>
-        <w:ind w:left="283"/>
-        <w:spacing w:before="20" w:after="20" w:line="240" w:lineRule="auto"/>
-        <w:shd w:val="clear" w:color="auto" w:fill="F2F5FB"/>
-        <w:pBdr>
-          <w:left w:val="single" w:sz="18" w:space="8" w:color="2E4A87"/>
-        </w:pBdr>
-      </w:pPr>
-      <w:r>
-        <w:rPr>
-          <w:rFonts w:ascii="맑은 고딕" w:hAnsi="맑은 고딕" w:eastAsia="맑은 고딕"/>
-          <w:color w:val="2E4A87"/>
-          <w:sz w:val="20"/>
-        </w:rPr>
-        <w:t>본문은 '무엇을, 왜 하는가'를 중심으로 핵심만 담았고,</w:t>
-      </w:r>
-    </w:p>
-    <w:p>
-      <w:pPr>
-        <w:ind w:left="283"/>
-        <w:spacing w:before="20" w:after="20" w:line="240" w:lineRule="auto"/>
-        <w:shd w:val="clear" w:color="auto" w:fill="F2F5FB"/>
-        <w:pBdr>
-          <w:left w:val="single" w:sz="18" w:space="8" w:color="2E4A87"/>
-        </w:pBdr>
-      </w:pPr>
-      <w:r>
-        <w:rPr>
-          <w:rFonts w:ascii="맑은 고딕" w:hAnsi="맑은 고딕" w:eastAsia="맑은 고딕"/>
-          <w:color w:val="2E4A87"/>
-          <w:sz w:val="20"/>
-        </w:rPr>
-        <w:t>기술 사양·예산 산출 등 상세 내용은 뒤쪽 부록에 따로 정리하였습니다.</w:t>
+        <w:t>※ 본문은 핵심 위주로 기술하고, 기술 사양·예산 산출 등 상세 내용은 부록에 수록</w:t>
       </w:r>
     </w:p>
     <w:p>
@@ -358,21 +307,20 @@
           <w:rFonts w:ascii="맑은 고딕" w:hAnsi="맑은 고딕" w:eastAsia="맑은 고딕"/>
           <w:sz w:val="20"/>
         </w:rPr>
-        <w:t xml:space="preserve">□ </w:t>
+        <w:t>□ 사업 개요</w:t>
       </w:r>
-      <w:r>
-        <w:rPr>
-          <w:rFonts w:ascii="맑은 고딕" w:hAnsi="맑은 고딕" w:eastAsia="맑은 고딕"/>
-          <w:b/>
-          <w:sz w:val="20"/>
-        </w:rPr>
-        <w:t>사업 개요</w:t>
-      </w:r>
+    </w:p>
+    <w:p>
+      <w:pPr>
+        <w:spacing w:before="0" w:after="3" w:line="240" w:lineRule="auto"/>
+        <w:ind w:left="283"/>
+      </w:pPr>
       <w:r>
         <w:rPr>
           <w:rFonts w:ascii="맑은 고딕" w:hAnsi="맑은 고딕" w:eastAsia="맑은 고딕"/>
           <w:sz w:val="20"/>
         </w:rPr>
+        <w:t>○ 한일 과거사(강제동원·일본군'위안부'·독도·역사교과서·식민피해·약탈문화재) 관련 기록을 통합 디지털 데이터베이스(DB)로 구축하고, 국내외 기관을 연결하는 「한일과거사 AI 아카이브넷」을 조성하는 6개년(2027~2032) 범정부 사업</w:t>
       </w:r>
     </w:p>
     <w:p>
@@ -385,73 +333,72 @@
           <w:rFonts w:ascii="맑은 고딕" w:hAnsi="맑은 고딕" w:eastAsia="맑은 고딕"/>
           <w:sz w:val="20"/>
         </w:rPr>
-        <w:t>한일 과거사(강제동원·일본군'위안부'·독도·역사교과서·식민피해·약탈문화재) 관련 기록을</w:t>
+        <w:t>□ 추진 배경</w:t>
       </w:r>
     </w:p>
     <w:p>
       <w:pPr>
         <w:spacing w:before="0" w:after="3" w:line="240" w:lineRule="auto"/>
-        <w:ind w:left="0"/>
+        <w:ind w:left="283"/>
       </w:pPr>
       <w:r>
         <w:rPr>
           <w:rFonts w:ascii="맑은 고딕" w:hAnsi="맑은 고딕" w:eastAsia="맑은 고딕"/>
           <w:sz w:val="20"/>
         </w:rPr>
-        <w:t>한곳에 모아 디지털로 정리하고, 국내외 기관을 연결하는 「한일과거사 AI 아카이브넷」을</w:t>
+        <w:t>○ 같은 한일 과거사임에도 자료가 6개 부처에 분산되어 통합 검색 불가</w:t>
       </w:r>
     </w:p>
     <w:p>
       <w:pPr>
         <w:spacing w:before="0" w:after="3" w:line="240" w:lineRule="auto"/>
-        <w:ind w:left="0"/>
+        <w:ind w:left="283"/>
       </w:pPr>
       <w:r>
         <w:rPr>
           <w:rFonts w:ascii="맑은 고딕" w:hAnsi="맑은 고딕" w:eastAsia="맑은 고딕"/>
           <w:sz w:val="20"/>
         </w:rPr>
-        <w:t>만드는 6년(2027~2032) 사업</w:t>
+        <w:t>○ 일본은 이미 자국 입장의 분야별 디지털 아카이브를 구축·운영 중</w:t>
       </w:r>
     </w:p>
     <w:p>
       <w:pPr>
         <w:spacing w:before="0" w:after="3" w:line="240" w:lineRule="auto"/>
-        <w:ind w:left="0"/>
+        <w:ind w:left="283"/>
       </w:pPr>
       <w:r>
         <w:rPr>
           <w:rFonts w:ascii="맑은 고딕" w:hAnsi="맑은 고딕" w:eastAsia="맑은 고딕"/>
           <w:sz w:val="20"/>
         </w:rPr>
-        <w:t xml:space="preserve">□ </w:t>
+        <w:t>○ 피해자 고령화로 증언·민간기록 소멸 위기</w:t>
       </w:r>
-      <w:r>
-        <w:rPr>
-          <w:rFonts w:ascii="맑은 고딕" w:hAnsi="맑은 고딕" w:eastAsia="맑은 고딕"/>
-          <w:b/>
-          <w:sz w:val="20"/>
-        </w:rPr>
-        <w:t>추진 배경</w:t>
-      </w:r>
+    </w:p>
+    <w:p>
+      <w:pPr>
+        <w:spacing w:before="0" w:after="3" w:line="240" w:lineRule="auto"/>
+        <w:ind w:left="283"/>
+      </w:pPr>
       <w:r>
         <w:rPr>
           <w:rFonts w:ascii="맑은 고딕" w:hAnsi="맑은 고딕" w:eastAsia="맑은 고딕"/>
           <w:sz w:val="20"/>
         </w:rPr>
+        <w:t>○ AI 학습 데이터 공백 시 AI가 일본 입장으로 역사 서술을 재생산할 우려</w:t>
       </w:r>
     </w:p>
     <w:p>
       <w:pPr>
         <w:spacing w:before="0" w:after="3" w:line="240" w:lineRule="auto"/>
-        <w:ind w:left="283"/>
+        <w:ind w:left="0"/>
       </w:pPr>
       <w:r>
         <w:rPr>
           <w:rFonts w:ascii="맑은 고딕" w:hAnsi="맑은 고딕" w:eastAsia="맑은 고딕"/>
           <w:sz w:val="20"/>
         </w:rPr>
-        <w:t>○ 같은 한일 과거사인데도 자료가 6개 부처에 흩어져 있어 한 번에 찾아볼 수 없음</w:t>
+        <w:t>□ 차별성</w:t>
       </w:r>
     </w:p>
     <w:p>
@@ -464,20 +411,20 @@
           <w:rFonts w:ascii="맑은 고딕" w:hAnsi="맑은 고딕" w:eastAsia="맑은 고딕"/>
           <w:sz w:val="20"/>
         </w:rPr>
-        <w:t>○ 일본은 이미 자기 입장의 디지털 자료관을 분야별로 만들어 운영 중</w:t>
+        <w:t>○ 분야 칸막이를 제거하고, 인물 중심으로 강제동원·원폭·소송 자료를 통합 검색하는 'AI 사안 횡단 검색' 제공</w:t>
       </w:r>
     </w:p>
     <w:p>
       <w:pPr>
         <w:spacing w:before="0" w:after="3" w:line="240" w:lineRule="auto"/>
-        <w:ind w:left="283"/>
+        <w:ind w:left="0"/>
       </w:pPr>
       <w:r>
         <w:rPr>
           <w:rFonts w:ascii="맑은 고딕" w:hAnsi="맑은 고딕" w:eastAsia="맑은 고딕"/>
           <w:sz w:val="20"/>
         </w:rPr>
-        <w:t>○ 피해자 고령화로 증언·기록이 소멸 위기</w:t>
+        <w:t>□ 추진 체계</w:t>
       </w:r>
     </w:p>
     <w:p>
@@ -490,7 +437,7 @@
           <w:rFonts w:ascii="맑은 고딕" w:hAnsi="맑은 고딕" w:eastAsia="맑은 고딕"/>
           <w:sz w:val="20"/>
         </w:rPr>
-        <w:t>○ AI 시대에 우리 자료가 없으면, AI가 일본 입장으로 역사를 설명할 우려</w:t>
+        <w:t>○ 국무조정실 총괄, 행정안전부(국가기록원) 실무 수행, 교육부·외교부·국가보훈부·문체부·과기부 분야별 협력</w:t>
       </w:r>
     </w:p>
     <w:p>
@@ -503,140 +450,20 @@
           <w:rFonts w:ascii="맑은 고딕" w:hAnsi="맑은 고딕" w:eastAsia="맑은 고딕"/>
           <w:sz w:val="20"/>
         </w:rPr>
-        <w:t xml:space="preserve">□ </w:t>
+        <w:t>□ 사업 규모</w:t>
       </w:r>
-      <w:r>
-        <w:rPr>
-          <w:rFonts w:ascii="맑은 고딕" w:hAnsi="맑은 고딕" w:eastAsia="맑은 고딕"/>
-          <w:b/>
-          <w:sz w:val="20"/>
-        </w:rPr>
-        <w:t>차별성</w:t>
-      </w:r>
+    </w:p>
+    <w:p>
+      <w:pPr>
+        <w:spacing w:before="0" w:after="3" w:line="240" w:lineRule="auto"/>
+        <w:ind w:left="283"/>
+      </w:pPr>
       <w:r>
         <w:rPr>
           <w:rFonts w:ascii="맑은 고딕" w:hAnsi="맑은 고딕" w:eastAsia="맑은 고딕"/>
           <w:sz w:val="20"/>
         </w:rPr>
-      </w:r>
-    </w:p>
-    <w:p>
-      <w:pPr>
-        <w:spacing w:before="0" w:after="3" w:line="240" w:lineRule="auto"/>
-        <w:ind w:left="0"/>
-      </w:pPr>
-      <w:r>
-        <w:rPr>
-          <w:rFonts w:ascii="맑은 고딕" w:hAnsi="맑은 고딕" w:eastAsia="맑은 고딕"/>
-          <w:sz w:val="20"/>
-        </w:rPr>
-        <w:t>분야 칸막이를 없애고, 사람 이름 하나로 강제동원·원폭·소송 자료를 한 번에 찾는</w:t>
-      </w:r>
-    </w:p>
-    <w:p>
-      <w:pPr>
-        <w:spacing w:before="0" w:after="3" w:line="240" w:lineRule="auto"/>
-        <w:ind w:left="0"/>
-      </w:pPr>
-      <w:r>
-        <w:rPr>
-          <w:rFonts w:ascii="맑은 고딕" w:hAnsi="맑은 고딕" w:eastAsia="맑은 고딕"/>
-          <w:sz w:val="20"/>
-        </w:rPr>
-        <w:t>'AI 통합 검색' 제공</w:t>
-      </w:r>
-    </w:p>
-    <w:p>
-      <w:pPr>
-        <w:spacing w:before="0" w:after="3" w:line="240" w:lineRule="auto"/>
-        <w:ind w:left="0"/>
-      </w:pPr>
-      <w:r>
-        <w:rPr>
-          <w:rFonts w:ascii="맑은 고딕" w:hAnsi="맑은 고딕" w:eastAsia="맑은 고딕"/>
-          <w:sz w:val="20"/>
-        </w:rPr>
-        <w:t xml:space="preserve">□ </w:t>
-      </w:r>
-      <w:r>
-        <w:rPr>
-          <w:rFonts w:ascii="맑은 고딕" w:hAnsi="맑은 고딕" w:eastAsia="맑은 고딕"/>
-          <w:b/>
-          <w:sz w:val="20"/>
-        </w:rPr>
-        <w:t>추진 체계</w:t>
-      </w:r>
-      <w:r>
-        <w:rPr>
-          <w:rFonts w:ascii="맑은 고딕" w:hAnsi="맑은 고딕" w:eastAsia="맑은 고딕"/>
-          <w:sz w:val="20"/>
-        </w:rPr>
-      </w:r>
-    </w:p>
-    <w:p>
-      <w:pPr>
-        <w:spacing w:before="0" w:after="3" w:line="240" w:lineRule="auto"/>
-        <w:ind w:left="0"/>
-      </w:pPr>
-      <w:r>
-        <w:rPr>
-          <w:rFonts w:ascii="맑은 고딕" w:hAnsi="맑은 고딕" w:eastAsia="맑은 고딕"/>
-          <w:sz w:val="20"/>
-        </w:rPr>
-        <w:t>국무조정실 총괄, 행정안전부(국가기록원) 실무 수행,</w:t>
-      </w:r>
-    </w:p>
-    <w:p>
-      <w:pPr>
-        <w:spacing w:before="0" w:after="3" w:line="240" w:lineRule="auto"/>
-        <w:ind w:left="0"/>
-      </w:pPr>
-      <w:r>
-        <w:rPr>
-          <w:rFonts w:ascii="맑은 고딕" w:hAnsi="맑은 고딕" w:eastAsia="맑은 고딕"/>
-          <w:sz w:val="20"/>
-        </w:rPr>
-        <w:t>교육부·외교부·국가보훈부·문체부·과기부 분야별 협력</w:t>
-      </w:r>
-    </w:p>
-    <w:p>
-      <w:pPr>
-        <w:spacing w:before="0" w:after="3" w:line="240" w:lineRule="auto"/>
-        <w:ind w:left="0"/>
-      </w:pPr>
-      <w:r>
-        <w:rPr>
-          <w:rFonts w:ascii="맑은 고딕" w:hAnsi="맑은 고딕" w:eastAsia="맑은 고딕"/>
-          <w:sz w:val="20"/>
-        </w:rPr>
-        <w:t xml:space="preserve">□ </w:t>
-      </w:r>
-      <w:r>
-        <w:rPr>
-          <w:rFonts w:ascii="맑은 고딕" w:hAnsi="맑은 고딕" w:eastAsia="맑은 고딕"/>
-          <w:b/>
-          <w:sz w:val="20"/>
-        </w:rPr>
-        <w:t>사업 규모</w:t>
-      </w:r>
-      <w:r>
-        <w:rPr>
-          <w:rFonts w:ascii="맑은 고딕" w:hAnsi="맑은 고딕" w:eastAsia="맑은 고딕"/>
-          <w:sz w:val="20"/>
-        </w:rPr>
-      </w:r>
-    </w:p>
-    <w:p>
-      <w:pPr>
-        <w:spacing w:before="0" w:after="3" w:line="240" w:lineRule="auto"/>
-        <w:ind w:left="0"/>
-      </w:pPr>
-      <w:r>
-        <w:rPr>
-          <w:rFonts w:ascii="맑은 고딕" w:hAnsi="맑은 고딕" w:eastAsia="맑은 고딕"/>
-          <w:sz w:val="20"/>
-        </w:rPr>
-        <w:t>6년간 총 48억 원(연 8억 원), 분야별 부처 분담</w:t>
+        <w:t>○ 6개년 총 48억 원(연 8억 원), 분야별 부처 분담</w:t>
       </w:r>
     </w:p>
     <w:p>
@@ -688,20 +515,20 @@
           <w:rFonts w:ascii="맑은 고딕" w:hAnsi="맑은 고딕" w:eastAsia="맑은 고딕"/>
           <w:sz w:val="20"/>
         </w:rPr>
-        <w:t>□ 강제동원·위안부·독도·교과서 문제는 별개가 아니라 '일본의 식민지배 책임 부정'이라는</w:t>
+        <w:t>□ 개별 현안이 아닌 구조적·상호 연결된 갈등</w:t>
       </w:r>
     </w:p>
     <w:p>
       <w:pPr>
         <w:spacing w:before="0" w:after="3" w:line="240" w:lineRule="auto"/>
-        <w:ind w:left="0"/>
+        <w:ind w:left="283"/>
       </w:pPr>
       <w:r>
         <w:rPr>
           <w:rFonts w:ascii="맑은 고딕" w:hAnsi="맑은 고딕" w:eastAsia="맑은 고딕"/>
           <w:sz w:val="20"/>
         </w:rPr>
-        <w:t>하나의 뿌리에서 나온 서로 연결된 문제입니다.</w:t>
+        <w:t>○ 강제동원·위안부·독도·교과서 문제는 '일본의 식민지배 책임 부정'이라는 하나의 뿌리에서 파생된 상호 연결 사안</w:t>
       </w:r>
     </w:p>
     <w:p>
@@ -714,7 +541,7 @@
           <w:rFonts w:ascii="맑은 고딕" w:hAnsi="맑은 고딕" w:eastAsia="맑은 고딕"/>
           <w:sz w:val="20"/>
         </w:rPr>
-        <w:t>○ 최근 주요 갈등 (분야가 서로 얽혀 있음)</w:t>
+        <w:t>○ 최근 주요 갈등 (분야 상호 연계)</w:t>
       </w:r>
     </w:p>
     <w:tbl>
@@ -1092,7 +919,7 @@
           <w:rFonts w:ascii="맑은 고딕" w:hAnsi="맑은 고딕" w:eastAsia="맑은 고딕"/>
           <w:sz w:val="20"/>
         </w:rPr>
-        <w:t>○ 일본은 하나의 논리로 여러 분야를 한꺼번에 공격하는데, 우리는 분야별·부처별로</w:t>
+        <w:t>○ 일본은 단일 논리로 다분야를 동시 공격하나, 한국은 분야별·부처별 분산 대응으로 역량 분산</w:t>
       </w:r>
     </w:p>
     <w:p>
@@ -1105,7 +932,33 @@
           <w:rFonts w:ascii="맑은 고딕" w:hAnsi="맑은 고딕" w:eastAsia="맑은 고딕"/>
           <w:sz w:val="20"/>
         </w:rPr>
-        <w:t>따로 대응하고 있어 힘이 분산됩니다.</w:t>
+        <w:t>□ 일본의 조직적 역사 왜곡 심화</w:t>
+      </w:r>
+    </w:p>
+    <w:p>
+      <w:pPr>
+        <w:spacing w:before="0" w:after="3" w:line="240" w:lineRule="auto"/>
+        <w:ind w:left="283"/>
+      </w:pPr>
+      <w:r>
+        <w:rPr>
+          <w:rFonts w:ascii="맑은 고딕" w:hAnsi="맑은 고딕" w:eastAsia="맑은 고딕"/>
+          <w:sz w:val="20"/>
+        </w:rPr>
+        <w:t>○ 교과서 검정기준 개정(2014)·각의결정(2021)으로 '강제연행'·'일본군위안부' 용어 삭제 유도, 공식 역사 서술에서 피해 사실 소거 전략 추진</w:t>
+      </w:r>
+    </w:p>
+    <w:p>
+      <w:pPr>
+        <w:spacing w:before="0" w:after="3" w:line="240" w:lineRule="auto"/>
+        <w:ind w:left="283"/>
+      </w:pPr>
+      <w:r>
+        <w:rPr>
+          <w:rFonts w:ascii="맑은 고딕" w:hAnsi="맑은 고딕" w:eastAsia="맑은 고딕"/>
+          <w:sz w:val="20"/>
+        </w:rPr>
+        <w:t>○ 군함도·위안부·독도 등 분야별 부정 전용 디지털 콘텐츠 운영으로 국제 여론전 전개</w:t>
       </w:r>
     </w:p>
     <w:p>
@@ -1132,7 +985,20 @@
           <w:rFonts w:ascii="맑은 고딕" w:hAnsi="맑은 고딕" w:eastAsia="맑은 고딕"/>
           <w:sz w:val="20"/>
         </w:rPr>
-        <w:t>□ 한일 과거사 자료가 분야마다 다른 부처·기관에 흩어져 있습니다.</w:t>
+        <w:t>□ 한일 과거사 자료의 6개 부처 분산</w:t>
+      </w:r>
+    </w:p>
+    <w:p>
+      <w:pPr>
+        <w:spacing w:before="0" w:after="3" w:line="240" w:lineRule="auto"/>
+        <w:ind w:left="283"/>
+      </w:pPr>
+      <w:r>
+        <w:rPr>
+          <w:rFonts w:ascii="맑은 고딕" w:hAnsi="맑은 고딕" w:eastAsia="맑은 고딕"/>
+          <w:sz w:val="20"/>
+        </w:rPr>
+        <w:t>○ 분야마다 다른 부처·기관에 자료가 분산 보관되어 통합 접근 불가</w:t>
       </w:r>
     </w:p>
     <w:tbl>
@@ -1569,46 +1435,20 @@
           <w:rFonts w:ascii="맑은 고딕" w:hAnsi="맑은 고딕" w:eastAsia="맑은 고딕"/>
           <w:sz w:val="20"/>
         </w:rPr>
-        <w:t>○ 독도·위안부는 분야별 자료관이 일부 있지만 서로 연결되어 있지 않고, 강제동원 등은</w:t>
+        <w:t>○ 독도·위안부는 분야별 아카이브가 일부 존재하나 상호 연계 전무, 강제동원 등은 통합 아카이브 자체가 부재</w:t>
       </w:r>
     </w:p>
     <w:p>
       <w:pPr>
         <w:spacing w:before="0" w:after="3" w:line="240" w:lineRule="auto"/>
-        <w:ind w:left="0"/>
+        <w:ind w:left="283"/>
       </w:pPr>
       <w:r>
         <w:rPr>
           <w:rFonts w:ascii="맑은 고딕" w:hAnsi="맑은 고딕" w:eastAsia="맑은 고딕"/>
           <w:sz w:val="20"/>
         </w:rPr>
-        <w:t>통합 자료관 자체가 없습니다.</w:t>
-      </w:r>
-    </w:p>
-    <w:p>
-      <w:pPr>
-        <w:spacing w:before="0" w:after="3" w:line="240" w:lineRule="auto"/>
-        <w:ind w:left="283"/>
-      </w:pPr>
-      <w:r>
-        <w:rPr>
-          <w:rFonts w:ascii="맑은 고딕" w:hAnsi="맑은 고딕" w:eastAsia="맑은 고딕"/>
-          <w:sz w:val="20"/>
-        </w:rPr>
-        <w:t>○ 특히 행정안전부가 가진 강제동원 피해자 판정자료 22만 건은 활용할 법적 근거가</w:t>
-      </w:r>
-    </w:p>
-    <w:p>
-      <w:pPr>
-        <w:spacing w:before="0" w:after="3" w:line="240" w:lineRule="auto"/>
-        <w:ind w:left="0"/>
-      </w:pPr>
-      <w:r>
-        <w:rPr>
-          <w:rFonts w:ascii="맑은 고딕" w:hAnsi="맑은 고딕" w:eastAsia="맑은 고딕"/>
-          <w:sz w:val="20"/>
-        </w:rPr>
-        <w:t>부족해 사실상 잠자고 있습니다.</w:t>
+        <w:t>○ 행안부 보유 강제동원 판정자료 22만 건은 활용 근거 미비로 사실상 비공개(사장) 상태</w:t>
       </w:r>
     </w:p>
     <w:p>
@@ -1635,20 +1475,20 @@
           <w:rFonts w:ascii="맑은 고딕" w:hAnsi="맑은 고딕" w:eastAsia="맑은 고딕"/>
           <w:sz w:val="20"/>
         </w:rPr>
-        <w:t>□ 일본 정부와 우익 단체는 강제동원·위안부·독도 각 분야마다 부정 전용 웹사이트·홍보자료를</w:t>
+        <w:t>□ 일본 정부·우익의 조직적 디지털 여론전</w:t>
       </w:r>
     </w:p>
     <w:p>
       <w:pPr>
         <w:spacing w:before="0" w:after="3" w:line="240" w:lineRule="auto"/>
-        <w:ind w:left="0"/>
+        <w:ind w:left="283"/>
       </w:pPr>
       <w:r>
         <w:rPr>
           <w:rFonts w:ascii="맑은 고딕" w:hAnsi="맑은 고딕" w:eastAsia="맑은 고딕"/>
           <w:sz w:val="20"/>
         </w:rPr>
-        <w:t>만들어 국제 사회에 자기 주장을 퍼뜨리고 있습니다.</w:t>
+        <w:t>○ 강제동원·위안부·독도 분야별 부정 전용 웹사이트·홍보자료 운영으로 국제 사회에 자국 주장 확산</w:t>
       </w:r>
     </w:p>
     <w:p>
@@ -1661,7 +1501,7 @@
           <w:rFonts w:ascii="맑은 고딕" w:hAnsi="맑은 고딕" w:eastAsia="맑은 고딕"/>
           <w:sz w:val="20"/>
         </w:rPr>
-        <w:t>○ 우리가 반박하려면 피해자 증언·원본 문서·재판 기록 같은 '증거 자료'가 한곳에 모여</w:t>
+        <w:t>○ 대응을 위해서는 피해자 증언·원본 문서·재판 기록 등 실증 자료의 통합 공개가 필요하나, 현재 분산으로 대응 미흡</w:t>
       </w:r>
     </w:p>
     <w:p>
@@ -1674,7 +1514,20 @@
           <w:rFonts w:ascii="맑은 고딕" w:hAnsi="맑은 고딕" w:eastAsia="맑은 고딕"/>
           <w:sz w:val="20"/>
         </w:rPr>
-        <w:t>누구나 볼 수 있어야 하는데, 지금은 흩어져 있어 제대로 대응하지 못합니다.</w:t>
+        <w:t>□ 생성형 AI 리스크</w:t>
+      </w:r>
+    </w:p>
+    <w:p>
+      <w:pPr>
+        <w:spacing w:before="0" w:after="3" w:line="240" w:lineRule="auto"/>
+        <w:ind w:left="283"/>
+      </w:pPr>
+      <w:r>
+        <w:rPr>
+          <w:rFonts w:ascii="맑은 고딕" w:hAnsi="맑은 고딕" w:eastAsia="맑은 고딕"/>
+          <w:sz w:val="20"/>
+        </w:rPr>
+        <w:t>○ AI 학습 데이터에서 한국 측 과거사 서사 공백 시 AI가 일본 입장으로 역사 서술을 재생산할 우려</w:t>
       </w:r>
     </w:p>
     <w:p>
@@ -1701,46 +1554,59 @@
           <w:rFonts w:ascii="맑은 고딕" w:hAnsi="맑은 고딕" w:eastAsia="맑은 고딕"/>
           <w:sz w:val="20"/>
         </w:rPr>
-        <w:t>□ 생존 피해자가 고령으로 급감하면서, 이제는 '증언'이 아니라 '기록'으로 역사를 이어가야</w:t>
+        <w:t>□ 증언에서 기록 중심 전승으로 전환 시급</w:t>
       </w:r>
     </w:p>
     <w:p>
       <w:pPr>
         <w:spacing w:before="0" w:after="3" w:line="240" w:lineRule="auto"/>
-        <w:ind w:left="0"/>
+        <w:ind w:left="283"/>
       </w:pPr>
       <w:r>
         <w:rPr>
           <w:rFonts w:ascii="맑은 고딕" w:hAnsi="맑은 고딕" w:eastAsia="맑은 고딕"/>
           <w:sz w:val="20"/>
         </w:rPr>
-        <w:t>하는 시대가 되었습니다.</w:t>
+        <w:t>○ 생존 피해자 고령화로 급감 → '증언'에서 '기록' 중심 전승 체계로 전환 불가피</w:t>
       </w:r>
     </w:p>
     <w:p>
       <w:pPr>
         <w:spacing w:before="0" w:after="3" w:line="240" w:lineRule="auto"/>
-        <w:ind w:left="283"/>
+        <w:ind w:left="0"/>
       </w:pPr>
       <w:r>
         <w:rPr>
           <w:rFonts w:ascii="맑은 고딕" w:hAnsi="맑은 고딕" w:eastAsia="맑은 고딕"/>
           <w:sz w:val="20"/>
         </w:rPr>
-        <w:t>○ 시민단체가 수십 년간 모은 구술 녹음·일기·편지 등은 단체 해산·고령화로 버려지거나</w:t>
+        <w:t>□ 민간 소장 기록의 멸실 위기</w:t>
       </w:r>
     </w:p>
     <w:p>
       <w:pPr>
         <w:spacing w:before="0" w:after="3" w:line="240" w:lineRule="auto"/>
-        <w:ind w:left="0"/>
+        <w:ind w:left="283"/>
       </w:pPr>
       <w:r>
         <w:rPr>
           <w:rFonts w:ascii="맑은 고딕" w:hAnsi="맑은 고딕" w:eastAsia="맑은 고딕"/>
           <w:sz w:val="20"/>
         </w:rPr>
-        <w:t>사라질 위험에 처해 있습니다. 한 번 없어지면 되살릴 수 없습니다.</w:t>
+        <w:t>○ 시민단체가 수십 년간 축적한 구술 녹음·일기·편지 등이 단체 해산·고령화로 폐기·유실 위험</w:t>
+      </w:r>
+    </w:p>
+    <w:p>
+      <w:pPr>
+        <w:spacing w:before="0" w:after="3" w:line="240" w:lineRule="auto"/>
+        <w:ind w:left="283"/>
+      </w:pPr>
+      <w:r>
+        <w:rPr>
+          <w:rFonts w:ascii="맑은 고딕" w:hAnsi="맑은 고딕" w:eastAsia="맑은 고딕"/>
+          <w:sz w:val="20"/>
+        </w:rPr>
+        <w:t>○ 한 번 소멸 시 복원 불가 → 국가 차원의 긴급 수집·보존 필요</w:t>
       </w:r>
     </w:p>
     <w:p>
@@ -1767,20 +1633,20 @@
           <w:rFonts w:ascii="맑은 고딕" w:hAnsi="맑은 고딕" w:eastAsia="맑은 고딕"/>
           <w:sz w:val="20"/>
         </w:rPr>
-        <w:t>□ 요즘 AI는 인터넷에 있는 글을 학습해 답을 만듭니다. 한국 측 과거사 자료가 부족하면,</w:t>
+        <w:t>□ 소버린 AI 시대의 역사 데이터 주권</w:t>
       </w:r>
     </w:p>
     <w:p>
       <w:pPr>
         <w:spacing w:before="0" w:after="3" w:line="240" w:lineRule="auto"/>
-        <w:ind w:left="0"/>
+        <w:ind w:left="283"/>
       </w:pPr>
       <w:r>
         <w:rPr>
           <w:rFonts w:ascii="맑은 고딕" w:hAnsi="맑은 고딕" w:eastAsia="맑은 고딕"/>
           <w:sz w:val="20"/>
         </w:rPr>
-        <w:t>AI가 일본 입장으로 역사를 설명하게 될 수 있습니다.</w:t>
+        <w:t>○ AI는 인터넷 텍스트를 학습해 답변을 생성 → 한국 측 자료 부족 시 AI가 일본 입장으로 역사 설명 우려</w:t>
       </w:r>
     </w:p>
     <w:p>
@@ -1793,7 +1659,7 @@
           <w:rFonts w:ascii="맑은 고딕" w:hAnsi="맑은 고딕" w:eastAsia="맑은 고딕"/>
           <w:sz w:val="20"/>
         </w:rPr>
-        <w:t>○ 그래서 우리 피해자 중심의 자료를 디지털로 잘 정리해 'AI가 배우는 자료'로 제공하는 것이</w:t>
+        <w:t>○ 피해자 중심 자료를 'AI 학습 데이터'로 제공하는 것이 '소버린 AI(자국 데이터로 만든 우리만의 AI)' 시대의 과제</w:t>
       </w:r>
     </w:p>
     <w:p>
@@ -1806,7 +1672,7 @@
           <w:rFonts w:ascii="맑은 고딕" w:hAnsi="맑은 고딕" w:eastAsia="맑은 고딕"/>
           <w:sz w:val="20"/>
         </w:rPr>
-        <w:t>중요합니다. 이것이 '소버린 AI(자국 데이터로 만든 우리만의 AI)' 시대의 과제입니다.</w:t>
+        <w:t>□ 해외 선제 대응 사례</w:t>
       </w:r>
     </w:p>
     <w:p>
@@ -1819,20 +1685,20 @@
           <w:rFonts w:ascii="맑은 고딕" w:hAnsi="맑은 고딕" w:eastAsia="맑은 고딕"/>
           <w:sz w:val="20"/>
         </w:rPr>
-        <w:t>○ 독일은 이미 26개국 강제노동 피해자 자료관을 만들었고, 일본도 자기 입장의 자료관을</w:t>
+        <w:t>○ 독일: 26개국 강제노동 피해자 구술아카이브 구축 / 일본: 자국 입장 아카이브(JACAR 등) 선제 완성</w:t>
       </w:r>
     </w:p>
     <w:p>
       <w:pPr>
         <w:spacing w:before="0" w:after="3" w:line="240" w:lineRule="auto"/>
-        <w:ind w:left="0"/>
+        <w:ind w:left="283"/>
       </w:pPr>
       <w:r>
         <w:rPr>
           <w:rFonts w:ascii="맑은 고딕" w:hAnsi="맑은 고딕" w:eastAsia="맑은 고딕"/>
           <w:sz w:val="20"/>
         </w:rPr>
-        <w:t>먼저 만들어 두었습니다. 우리도 더는 미룰 수 없습니다.</w:t>
+        <w:t>○ 한국도 대응 지체 불가 → 사안 통합형 아카이브로 격차 역전 필요</w:t>
       </w:r>
     </w:p>
     <w:p>
@@ -1946,7 +1812,7 @@
                 <w:color w:val="FFFFFF"/>
                 <w:sz w:val="18"/>
               </w:rPr>
-              <w:t>사라질 위험</w:t>
+              <w:t>소멸 위험</w:t>
             </w:r>
           </w:p>
         </w:tc>
@@ -2308,76 +2174,20 @@
           <w:rFonts w:ascii="맑은 고딕" w:hAnsi="맑은 고딕" w:eastAsia="맑은 고딕"/>
           <w:sz w:val="20"/>
         </w:rPr>
-        <w:t xml:space="preserve">○ </w:t>
+        <w:t>○ 소멸 위험이 큰 구술·개인기록(강제동원·위안부·식민피해)을 1단계 우선 수집</w:t>
       </w:r>
-      <w:r>
-        <w:rPr>
-          <w:rFonts w:ascii="맑은 고딕" w:hAnsi="맑은 고딕" w:eastAsia="맑은 고딕"/>
-          <w:b/>
-          <w:sz w:val="20"/>
-        </w:rPr>
-        <w:t>먼저 할 일</w:t>
-      </w:r>
+    </w:p>
+    <w:p>
+      <w:pPr>
+        <w:spacing w:before="0" w:after="3" w:line="240" w:lineRule="auto"/>
+        <w:ind w:left="283"/>
+      </w:pPr>
       <w:r>
         <w:rPr>
           <w:rFonts w:ascii="맑은 고딕" w:hAnsi="맑은 고딕" w:eastAsia="맑은 고딕"/>
           <w:sz w:val="20"/>
         </w:rPr>
-        <w:t>: 사라질 위험이 큰 구술 녹음·개인 기록(강제동원·위안부·식민피해)부터</w:t>
-      </w:r>
-    </w:p>
-    <w:p>
-      <w:pPr>
-        <w:spacing w:before="0" w:after="3" w:line="240" w:lineRule="auto"/>
-        <w:ind w:left="0"/>
-      </w:pPr>
-      <w:r>
-        <w:rPr>
-          <w:rFonts w:ascii="맑은 고딕" w:hAnsi="맑은 고딕" w:eastAsia="맑은 고딕"/>
-          <w:sz w:val="20"/>
-        </w:rPr>
-        <w:t>급히 모읍니다.</w:t>
-      </w:r>
-    </w:p>
-    <w:p>
-      <w:pPr>
-        <w:spacing w:before="0" w:after="3" w:line="240" w:lineRule="auto"/>
-        <w:ind w:left="283"/>
-      </w:pPr>
-      <w:r>
-        <w:rPr>
-          <w:rFonts w:ascii="맑은 고딕" w:hAnsi="맑은 고딕" w:eastAsia="맑은 고딕"/>
-          <w:sz w:val="20"/>
-        </w:rPr>
-        <w:t xml:space="preserve">○ </w:t>
-      </w:r>
-      <w:r>
-        <w:rPr>
-          <w:rFonts w:ascii="맑은 고딕" w:hAnsi="맑은 고딕" w:eastAsia="맑은 고딕"/>
-          <w:b/>
-          <w:sz w:val="20"/>
-        </w:rPr>
-        <w:t>나중에 연계</w:t>
-      </w:r>
-      <w:r>
-        <w:rPr>
-          <w:rFonts w:ascii="맑은 고딕" w:hAnsi="맑은 고딕" w:eastAsia="맑은 고딕"/>
-          <w:sz w:val="20"/>
-        </w:rPr>
-        <w:t>: 보존 상태가 좋은 독도·교과서·문화재 자료는 이미 있는 자료관과</w:t>
-      </w:r>
-    </w:p>
-    <w:p>
-      <w:pPr>
-        <w:spacing w:before="0" w:after="3" w:line="240" w:lineRule="auto"/>
-        <w:ind w:left="0"/>
-      </w:pPr>
-      <w:r>
-        <w:rPr>
-          <w:rFonts w:ascii="맑은 고딕" w:hAnsi="맑은 고딕" w:eastAsia="맑은 고딕"/>
-          <w:sz w:val="20"/>
-        </w:rPr>
-        <w:t>연결하는 방식으로 진행합니다.</w:t>
+        <w:t>○ 보존 양호한 독도·교과서·문화재는 기존 아카이브 연계 중심으로 추진</w:t>
       </w:r>
     </w:p>
     <w:p>
@@ -2404,7 +2214,7 @@
           <w:rFonts w:ascii="맑은 고딕" w:hAnsi="맑은 고딕" w:eastAsia="맑은 고딕"/>
           <w:sz w:val="20"/>
         </w:rPr>
-        <w:t>□ 구술 녹음 (피해자가 직접 말한 증언)</w:t>
+        <w:t>□ 구술 녹음 (피해자 직접 증언)</w:t>
       </w:r>
     </w:p>
     <w:p>
@@ -2417,20 +2227,20 @@
           <w:rFonts w:ascii="맑은 고딕" w:hAnsi="맑은 고딕" w:eastAsia="맑은 고딕"/>
           <w:sz w:val="20"/>
         </w:rPr>
-        <w:t>○ 강제동원·위안부·원폭 피해자 증언 녹음·영상. 오래된 카세트테이프·비디오테이프가 많아</w:t>
+        <w:t>○ 강제동원·위안부·원폭 피해자 증언 녹음·영상</w:t>
       </w:r>
     </w:p>
     <w:p>
       <w:pPr>
         <w:spacing w:before="0" w:after="3" w:line="240" w:lineRule="auto"/>
-        <w:ind w:left="0"/>
+        <w:ind w:left="283"/>
       </w:pPr>
       <w:r>
         <w:rPr>
           <w:rFonts w:ascii="맑은 고딕" w:hAnsi="맑은 고딕" w:eastAsia="맑은 고딕"/>
           <w:sz w:val="20"/>
         </w:rPr>
-        <w:t>지금 처리하지 않으면 못 듣게 됩니다.</w:t>
+        <w:t>○ 노후 카세트·비디오테이프 다수로 긴급 처리 필요</w:t>
       </w:r>
     </w:p>
     <w:p>
@@ -2443,7 +2253,7 @@
           <w:rFonts w:ascii="맑은 고딕" w:hAnsi="맑은 고딕" w:eastAsia="맑은 고딕"/>
           <w:sz w:val="20"/>
         </w:rPr>
-        <w:t>□ 개인 기록 (일기·편지·수첩)</w:t>
+        <w:t>□ 개인 기록 (일기·편지·수첩, '에고 기록물')</w:t>
       </w:r>
     </w:p>
     <w:p>
@@ -2456,20 +2266,7 @@
           <w:rFonts w:ascii="맑은 고딕" w:hAnsi="맑은 고딕" w:eastAsia="맑은 고딕"/>
           <w:sz w:val="20"/>
         </w:rPr>
-        <w:t>○ 사라질 위험이 가장 큰 자료입니다. 피해자·활동가가 돌아가시거나 단체가 해산하면 바로</w:t>
-      </w:r>
-    </w:p>
-    <w:p>
-      <w:pPr>
-        <w:spacing w:before="0" w:after="3" w:line="240" w:lineRule="auto"/>
-        <w:ind w:left="0"/>
-      </w:pPr>
-      <w:r>
-        <w:rPr>
-          <w:rFonts w:ascii="맑은 고딕" w:hAnsi="맑은 고딕" w:eastAsia="맑은 고딕"/>
-          <w:sz w:val="20"/>
-        </w:rPr>
-        <w:t>버려집니다.</w:t>
+        <w:t>○ 소멸 위험 최고 등급 — 생산자 사망·단체 해산 시 즉시 폐기 위험</w:t>
       </w:r>
     </w:p>
     <w:p>
@@ -2495,20 +2292,7 @@
           <w:rFonts w:ascii="맑은 고딕" w:hAnsi="맑은 고딕" w:eastAsia="맑은 고딕"/>
           <w:sz w:val="20"/>
         </w:rPr>
-        <w:t>○ 강제동원·위안부 피해자가 한국·일본 법원에 낸 재판 자료. 피해 사실을 법적으로 입증하는</w:t>
-      </w:r>
-    </w:p>
-    <w:p>
-      <w:pPr>
-        <w:spacing w:before="0" w:after="3" w:line="240" w:lineRule="auto"/>
-        <w:ind w:left="0"/>
-      </w:pPr>
-      <w:r>
-        <w:rPr>
-          <w:rFonts w:ascii="맑은 고딕" w:hAnsi="맑은 고딕" w:eastAsia="맑은 고딕"/>
-          <w:sz w:val="20"/>
-        </w:rPr>
-        <w:t>핵심 증거입니다. (강제동원만 약 15만 쪽)</w:t>
+        <w:t>○ 강제동원·위안부 피해자의 한일 법원 재판 자료, 피해 사실 법적 입증의 핵심 증거 (강제동원만 약 15만 쪽)</w:t>
       </w:r>
     </w:p>
     <w:p>
@@ -3015,20 +2799,34 @@
           <w:rFonts w:ascii="맑은 고딕" w:hAnsi="맑은 고딕" w:eastAsia="맑은 고딕"/>
           <w:sz w:val="20"/>
         </w:rPr>
-        <w:t>○ 가장 중요한 강제동원 판정자료 22만 건은 법을 정비해야 공개·활용할 수 있습니다.</w:t>
+        <w:t>○ 최대 자료인 강제동원 판정자료 22만 건은 법령 정비 후 공개·활용 가능</w:t>
       </w:r>
     </w:p>
     <w:p>
       <w:pPr>
         <w:spacing w:before="0" w:after="3" w:line="240" w:lineRule="auto"/>
-        <w:ind w:left="0"/>
+        <w:ind w:left="283"/>
       </w:pPr>
       <w:r>
         <w:rPr>
           <w:rFonts w:ascii="맑은 고딕" w:hAnsi="맑은 고딕" w:eastAsia="맑은 고딕"/>
           <w:sz w:val="20"/>
         </w:rPr>
-        <w:t>(자료 접근성 5단계 등급, 해외 소재 자료 목록 → 부록 5)</w:t>
+        <w:t xml:space="preserve">○ 자료 접근성 5단계 등급, 해외 소재 자료 → </w:t>
+      </w:r>
+      <w:r>
+        <w:rPr>
+          <w:rFonts w:ascii="맑은 고딕" w:hAnsi="맑은 고딕" w:eastAsia="맑은 고딕"/>
+          <w:b/>
+          <w:sz w:val="20"/>
+        </w:rPr>
+        <w:t>부록 5</w:t>
+      </w:r>
+      <w:r>
+        <w:rPr>
+          <w:rFonts w:ascii="맑은 고딕" w:hAnsi="맑은 고딕" w:eastAsia="맑은 고딕"/>
+          <w:sz w:val="20"/>
+        </w:rPr>
       </w:r>
     </w:p>
     <w:p>
@@ -3071,25 +2869,7 @@
           <w:color w:val="2E4A87"/>
           <w:sz w:val="20"/>
         </w:rPr>
-        <w:t>이 장은 '무엇을, 왜'를 중심으로 쉽게 설명합니다.</w:t>
-      </w:r>
-    </w:p>
-    <w:p>
-      <w:pPr>
-        <w:ind w:left="283"/>
-        <w:spacing w:before="20" w:after="20" w:line="240" w:lineRule="auto"/>
-        <w:shd w:val="clear" w:color="auto" w:fill="F2F5FB"/>
-        <w:pBdr>
-          <w:left w:val="single" w:sz="18" w:space="8" w:color="2E4A87"/>
-        </w:pBdr>
-      </w:pPr>
-      <w:r>
-        <w:rPr>
-          <w:rFonts w:ascii="맑은 고딕" w:hAnsi="맑은 고딕" w:eastAsia="맑은 고딕"/>
-          <w:color w:val="2E4A87"/>
-          <w:sz w:val="20"/>
-        </w:rPr>
-        <w:t xml:space="preserve">구체적인 기술 사양(해상도·표준 규격 등)은 </w:t>
+        <w:t xml:space="preserve">본 장은 '무엇을·왜' 중심으로 기술하며, 구체적 기술 사양(해상도·표준 규격 등)은 </w:t>
       </w:r>
       <w:r>
         <w:rPr>
@@ -3106,7 +2886,7 @@
           <w:color w:val="2E4A87"/>
           <w:sz w:val="20"/>
         </w:rPr>
-        <w:t>에 따로 담았습니다.</w:t>
+        <w:t>에 수록</w:t>
       </w:r>
     </w:p>
     <w:p>
@@ -3133,74 +2913,72 @@
           <w:rFonts w:ascii="맑은 고딕" w:hAnsi="맑은 고딕" w:eastAsia="맑은 고딕"/>
           <w:sz w:val="20"/>
         </w:rPr>
-        <w:t xml:space="preserve">□ </w:t>
+        <w:t>□ 노후 녹음·영상 매체 우선 보존 (최우선 긴급)</w:t>
       </w:r>
-      <w:r>
-        <w:rPr>
-          <w:rFonts w:ascii="맑은 고딕" w:hAnsi="맑은 고딕" w:eastAsia="맑은 고딕"/>
-          <w:b/>
-          <w:sz w:val="20"/>
-        </w:rPr>
-        <w:t>오래된 녹음·영상부터 살립니다 (가장 급함)</w:t>
-      </w:r>
+    </w:p>
+    <w:p>
+      <w:pPr>
+        <w:spacing w:before="0" w:after="3" w:line="240" w:lineRule="auto"/>
+        <w:ind w:left="283"/>
+      </w:pPr>
       <w:r>
         <w:rPr>
           <w:rFonts w:ascii="맑은 고딕" w:hAnsi="맑은 고딕" w:eastAsia="맑은 고딕"/>
           <w:sz w:val="20"/>
         </w:rPr>
+        <w:t>○ 카세트테이프·비디오테이프는 시간 경과 시 재생 불가 → 디지털화 전 복원·보존 처리 선행</w:t>
       </w:r>
     </w:p>
     <w:p>
       <w:pPr>
         <w:spacing w:before="0" w:after="3" w:line="240" w:lineRule="auto"/>
-        <w:ind w:left="283"/>
+        <w:ind w:left="0"/>
       </w:pPr>
       <w:r>
         <w:rPr>
           <w:rFonts w:ascii="맑은 고딕" w:hAnsi="맑은 고딕" w:eastAsia="맑은 고딕"/>
           <w:sz w:val="20"/>
         </w:rPr>
-        <w:t>○ 카세트테이프·비디오테이프는 시간이 지나면 못 쓰게 되므로, 디지털로 바꾸기 전에 먼저</w:t>
+        <w:t>□ 문서 자료: 스캔 후 글자 변환</w:t>
       </w:r>
     </w:p>
     <w:p>
       <w:pPr>
         <w:spacing w:before="0" w:after="3" w:line="240" w:lineRule="auto"/>
-        <w:ind w:left="0"/>
+        <w:ind w:left="283"/>
       </w:pPr>
       <w:r>
         <w:rPr>
           <w:rFonts w:ascii="맑은 고딕" w:hAnsi="맑은 고딕" w:eastAsia="맑은 고딕"/>
           <w:sz w:val="20"/>
         </w:rPr>
-        <w:t>복원·보존 처리를 합니다.</w:t>
+        <w:t>○ 'OCR(스캔한 사진을 컴퓨터가 읽는 글자로 바꾸는 기술)' 적용</w:t>
       </w:r>
     </w:p>
     <w:p>
       <w:pPr>
         <w:spacing w:before="0" w:after="3" w:line="240" w:lineRule="auto"/>
-        <w:ind w:left="0"/>
+        <w:ind w:left="283"/>
       </w:pPr>
       <w:r>
         <w:rPr>
           <w:rFonts w:ascii="맑은 고딕" w:hAnsi="맑은 고딕" w:eastAsia="맑은 고딕"/>
           <w:sz w:val="20"/>
         </w:rPr>
-        <w:t xml:space="preserve">□ </w:t>
+        <w:t>○ 일본어 옛 글씨·손글씨는 일반 기술로 처리 불가 → 전용 기술 별도 개발</w:t>
       </w:r>
-      <w:r>
-        <w:rPr>
-          <w:rFonts w:ascii="맑은 고딕" w:hAnsi="맑은 고딕" w:eastAsia="맑은 고딕"/>
-          <w:b/>
-          <w:sz w:val="20"/>
-        </w:rPr>
-        <w:t>옛 문서는 스캔한 뒤 글자로 바꿉니다</w:t>
-      </w:r>
+    </w:p>
+    <w:p>
+      <w:pPr>
+        <w:spacing w:before="0" w:after="3" w:line="240" w:lineRule="auto"/>
+        <w:ind w:left="0"/>
+      </w:pPr>
       <w:r>
         <w:rPr>
           <w:rFonts w:ascii="맑은 고딕" w:hAnsi="맑은 고딕" w:eastAsia="맑은 고딕"/>
           <w:sz w:val="20"/>
         </w:rPr>
+        <w:t>□ 녹음·옛 지도 디지털화</w:t>
       </w:r>
     </w:p>
     <w:p>
@@ -3213,7 +2991,7 @@
           <w:rFonts w:ascii="맑은 고딕" w:hAnsi="맑은 고딕" w:eastAsia="맑은 고딕"/>
           <w:sz w:val="20"/>
         </w:rPr>
-        <w:t>○ 'OCR(스캔한 사진을 컴퓨터가 읽는 글자로 바꾸는 기술)'을 사용합니다.</w:t>
+        <w:t>○ 구술 녹음은 'STT(음성을 글자로 바꾸는 받아쓰기 기술)'로 텍스트화 후 전문가 교정</w:t>
       </w:r>
     </w:p>
     <w:p>
@@ -3226,60 +3004,7 @@
           <w:rFonts w:ascii="맑은 고딕" w:hAnsi="맑은 고딕" w:eastAsia="맑은 고딕"/>
           <w:sz w:val="20"/>
         </w:rPr>
-        <w:t>○ 일본어 옛 글씨·손글씨는 일반 기술로는 안 되므로 전용 기술을 따로 개발합니다.</w:t>
-      </w:r>
-    </w:p>
-    <w:p>
-      <w:pPr>
-        <w:spacing w:before="0" w:after="3" w:line="240" w:lineRule="auto"/>
-        <w:ind w:left="0"/>
-      </w:pPr>
-      <w:r>
-        <w:rPr>
-          <w:rFonts w:ascii="맑은 고딕" w:hAnsi="맑은 고딕" w:eastAsia="맑은 고딕"/>
-          <w:sz w:val="20"/>
-        </w:rPr>
-        <w:t xml:space="preserve">□ </w:t>
-      </w:r>
-      <w:r>
-        <w:rPr>
-          <w:rFonts w:ascii="맑은 고딕" w:hAnsi="맑은 고딕" w:eastAsia="맑은 고딕"/>
-          <w:b/>
-          <w:sz w:val="20"/>
-        </w:rPr>
-        <w:t>녹음은 받아쓰기로, 옛 지도·사진은 고화질로</w:t>
-      </w:r>
-      <w:r>
-        <w:rPr>
-          <w:rFonts w:ascii="맑은 고딕" w:hAnsi="맑은 고딕" w:eastAsia="맑은 고딕"/>
-          <w:sz w:val="20"/>
-        </w:rPr>
-      </w:r>
-    </w:p>
-    <w:p>
-      <w:pPr>
-        <w:spacing w:before="0" w:after="3" w:line="240" w:lineRule="auto"/>
-        <w:ind w:left="283"/>
-      </w:pPr>
-      <w:r>
-        <w:rPr>
-          <w:rFonts w:ascii="맑은 고딕" w:hAnsi="맑은 고딕" w:eastAsia="맑은 고딕"/>
-          <w:sz w:val="20"/>
-        </w:rPr>
-        <w:t>○ 구술 녹음은 'STT(음성을 글자로 바꾸는 받아쓰기 기술)'로 글자화한 뒤 전문가가 교정합니다.</w:t>
-      </w:r>
-    </w:p>
-    <w:p>
-      <w:pPr>
-        <w:spacing w:before="0" w:after="3" w:line="240" w:lineRule="auto"/>
-        <w:ind w:left="283"/>
-      </w:pPr>
-      <w:r>
-        <w:rPr>
-          <w:rFonts w:ascii="맑은 고딕" w:hAnsi="맑은 고딕" w:eastAsia="맑은 고딕"/>
-          <w:sz w:val="20"/>
-        </w:rPr>
-        <w:t>○ 독도 옛 지도·필름은 전용 스캐너로 고화질 디지털화합니다.</w:t>
+        <w:t>○ 독도 옛 지도·필름은 전용 스캐너로 고화질 디지털화</w:t>
       </w:r>
     </w:p>
     <w:p>
@@ -3306,7 +3031,72 @@
           <w:rFonts w:ascii="맑은 고딕" w:hAnsi="맑은 고딕" w:eastAsia="맑은 고딕"/>
           <w:sz w:val="20"/>
         </w:rPr>
-        <w:t xml:space="preserve">□ </w:t>
+        <w:t>□ 자료별 꼬리표(메타데이터) 부여</w:t>
+      </w:r>
+    </w:p>
+    <w:p>
+      <w:pPr>
+        <w:spacing w:before="0" w:after="3" w:line="240" w:lineRule="auto"/>
+        <w:ind w:left="283"/>
+      </w:pPr>
+      <w:r>
+        <w:rPr>
+          <w:rFonts w:ascii="맑은 고딕" w:hAnsi="맑은 고딕" w:eastAsia="맑은 고딕"/>
+          <w:sz w:val="20"/>
+        </w:rPr>
+        <w:t>○ 모든 자료에 '누가·언제·어디서·무엇을' 정보 부여 → 컴퓨터 검색·연결 기반 확보</w:t>
+      </w:r>
+    </w:p>
+    <w:p>
+      <w:pPr>
+        <w:spacing w:before="0" w:after="3" w:line="240" w:lineRule="auto"/>
+        <w:ind w:left="0"/>
+      </w:pPr>
+      <w:r>
+        <w:rPr>
+          <w:rFonts w:ascii="맑은 고딕" w:hAnsi="맑은 고딕" w:eastAsia="맑은 고딕"/>
+          <w:sz w:val="20"/>
+        </w:rPr>
+        <w:t>□ 흩어진 자료의 인물·사건 중심 연결</w:t>
+      </w:r>
+    </w:p>
+    <w:p>
+      <w:pPr>
+        <w:spacing w:before="0" w:after="3" w:line="240" w:lineRule="auto"/>
+        <w:ind w:left="283"/>
+      </w:pPr>
+      <w:r>
+        <w:rPr>
+          <w:rFonts w:ascii="맑은 고딕" w:hAnsi="맑은 고딕" w:eastAsia="맑은 고딕"/>
+          <w:sz w:val="20"/>
+        </w:rPr>
+        <w:t>○ 인물·사건·장소를 잇는 '지식 구조(온톨로지)' 설계 → 흩어진 동일 인물 자료 자동 결합</w:t>
+      </w:r>
+    </w:p>
+    <w:p>
+      <w:pPr>
+        <w:spacing w:before="0" w:after="3" w:line="240" w:lineRule="auto"/>
+        <w:ind w:left="283"/>
+      </w:pPr>
+      <w:r>
+        <w:rPr>
+          <w:rFonts w:ascii="맑은 고딕" w:hAnsi="맑은 고딕" w:eastAsia="맑은 고딕"/>
+          <w:sz w:val="20"/>
+        </w:rPr>
+        <w:t>○ 한·일·영 3개 언어 용어사전 구축</w:t>
+      </w:r>
+    </w:p>
+    <w:p>
+      <w:pPr>
+        <w:spacing w:before="0" w:after="3" w:line="240" w:lineRule="auto"/>
+        <w:ind w:left="283"/>
+      </w:pPr>
+      <w:r>
+        <w:rPr>
+          <w:rFonts w:ascii="맑은 고딕" w:hAnsi="맑은 고딕" w:eastAsia="맑은 고딕"/>
+          <w:sz w:val="20"/>
+        </w:rPr>
+        <w:t xml:space="preserve">○ 데이터 표준·지식 구조 상세 → </w:t>
       </w:r>
       <w:r>
         <w:rPr>
@@ -3314,118 +3104,13 @@
           <w:b/>
           <w:sz w:val="20"/>
         </w:rPr>
-        <w:t>자료마다 꼬리표를 붙입니다</w:t>
+        <w:t>부록 5</w:t>
       </w:r>
       <w:r>
         <w:rPr>
           <w:rFonts w:ascii="맑은 고딕" w:hAnsi="맑은 고딕" w:eastAsia="맑은 고딕"/>
           <w:sz w:val="20"/>
         </w:rPr>
-      </w:r>
-    </w:p>
-    <w:p>
-      <w:pPr>
-        <w:spacing w:before="0" w:after="3" w:line="240" w:lineRule="auto"/>
-        <w:ind w:left="283"/>
-      </w:pPr>
-      <w:r>
-        <w:rPr>
-          <w:rFonts w:ascii="맑은 고딕" w:hAnsi="맑은 고딕" w:eastAsia="맑은 고딕"/>
-          <w:sz w:val="20"/>
-        </w:rPr>
-        <w:t>○ 모든 자료에 '누가·언제·어디서·무엇을'이라는 정보(메타데이터)를 붙여, 컴퓨터가 찾고</w:t>
-      </w:r>
-    </w:p>
-    <w:p>
-      <w:pPr>
-        <w:spacing w:before="0" w:after="3" w:line="240" w:lineRule="auto"/>
-        <w:ind w:left="0"/>
-      </w:pPr>
-      <w:r>
-        <w:rPr>
-          <w:rFonts w:ascii="맑은 고딕" w:hAnsi="맑은 고딕" w:eastAsia="맑은 고딕"/>
-          <w:sz w:val="20"/>
-        </w:rPr>
-        <w:t>연결할 수 있게 합니다.</w:t>
-      </w:r>
-    </w:p>
-    <w:p>
-      <w:pPr>
-        <w:spacing w:before="0" w:after="3" w:line="240" w:lineRule="auto"/>
-        <w:ind w:left="0"/>
-      </w:pPr>
-      <w:r>
-        <w:rPr>
-          <w:rFonts w:ascii="맑은 고딕" w:hAnsi="맑은 고딕" w:eastAsia="맑은 고딕"/>
-          <w:sz w:val="20"/>
-        </w:rPr>
-        <w:t xml:space="preserve">□ </w:t>
-      </w:r>
-      <w:r>
-        <w:rPr>
-          <w:rFonts w:ascii="맑은 고딕" w:hAnsi="맑은 고딕" w:eastAsia="맑은 고딕"/>
-          <w:b/>
-          <w:sz w:val="20"/>
-        </w:rPr>
-        <w:t>흩어진 자료를 같은 사람·사건으로 묶습니다</w:t>
-      </w:r>
-      <w:r>
-        <w:rPr>
-          <w:rFonts w:ascii="맑은 고딕" w:hAnsi="맑은 고딕" w:eastAsia="맑은 고딕"/>
-          <w:sz w:val="20"/>
-        </w:rPr>
-      </w:r>
-    </w:p>
-    <w:p>
-      <w:pPr>
-        <w:spacing w:before="0" w:after="3" w:line="240" w:lineRule="auto"/>
-        <w:ind w:left="283"/>
-      </w:pPr>
-      <w:r>
-        <w:rPr>
-          <w:rFonts w:ascii="맑은 고딕" w:hAnsi="맑은 고딕" w:eastAsia="맑은 고딕"/>
-          <w:sz w:val="20"/>
-        </w:rPr>
-        <w:t>○ 인물·사건·장소를 서로 잇는 '지식 구조(온톨로지)'를 설계합니다. 같은 사람의 자료가</w:t>
-      </w:r>
-    </w:p>
-    <w:p>
-      <w:pPr>
-        <w:spacing w:before="0" w:after="3" w:line="240" w:lineRule="auto"/>
-        <w:ind w:left="0"/>
-      </w:pPr>
-      <w:r>
-        <w:rPr>
-          <w:rFonts w:ascii="맑은 고딕" w:hAnsi="맑은 고딕" w:eastAsia="맑은 고딕"/>
-          <w:sz w:val="20"/>
-        </w:rPr>
-        <w:t>여러 곳에 흩어져 있어도 자동으로 한데 묶입니다.</w:t>
-      </w:r>
-    </w:p>
-    <w:p>
-      <w:pPr>
-        <w:spacing w:before="0" w:after="3" w:line="240" w:lineRule="auto"/>
-        <w:ind w:left="283"/>
-      </w:pPr>
-      <w:r>
-        <w:rPr>
-          <w:rFonts w:ascii="맑은 고딕" w:hAnsi="맑은 고딕" w:eastAsia="맑은 고딕"/>
-          <w:sz w:val="20"/>
-        </w:rPr>
-        <w:t>○ 한국어·일본어·영어 용어사전을 함께 만듭니다.</w:t>
-      </w:r>
-    </w:p>
-    <w:p>
-      <w:pPr>
-        <w:spacing w:before="0" w:after="3" w:line="240" w:lineRule="auto"/>
-        <w:ind w:left="0"/>
-      </w:pPr>
-      <w:r>
-        <w:rPr>
-          <w:rFonts w:ascii="맑은 고딕" w:hAnsi="맑은 고딕" w:eastAsia="맑은 고딕"/>
-          <w:sz w:val="20"/>
-        </w:rPr>
-        <w:t>(데이터 표준·지식 구조 상세 → 부록 5)</w:t>
       </w:r>
     </w:p>
     <w:p>
@@ -3452,87 +3137,85 @@
           <w:rFonts w:ascii="맑은 고딕" w:hAnsi="맑은 고딕" w:eastAsia="맑은 고딕"/>
           <w:sz w:val="20"/>
         </w:rPr>
-        <w:t xml:space="preserve">□ </w:t>
+        <w:t>□ 의미 기반 검색 (본 사업의 핵심)</w:t>
       </w:r>
-      <w:r>
-        <w:rPr>
-          <w:rFonts w:ascii="맑은 고딕" w:hAnsi="맑은 고딕" w:eastAsia="맑은 고딕"/>
-          <w:b/>
-          <w:sz w:val="20"/>
-        </w:rPr>
-        <w:t>뜻으로 찾는 검색 (이 사업의 핵심)</w:t>
-      </w:r>
+    </w:p>
+    <w:p>
+      <w:pPr>
+        <w:spacing w:before="0" w:after="3" w:line="240" w:lineRule="auto"/>
+        <w:ind w:left="283"/>
+      </w:pPr>
       <w:r>
         <w:rPr>
           <w:rFonts w:ascii="맑은 고딕" w:hAnsi="맑은 고딕" w:eastAsia="맑은 고딕"/>
           <w:sz w:val="20"/>
         </w:rPr>
+        <w:t>○ 단어가 정확히 일치하지 않아도 뜻이 통하는 자료 검색</w:t>
       </w:r>
     </w:p>
     <w:p>
       <w:pPr>
         <w:spacing w:before="0" w:after="3" w:line="240" w:lineRule="auto"/>
-        <w:ind w:left="283"/>
+        <w:ind w:left="567"/>
       </w:pPr>
       <w:r>
         <w:rPr>
           <w:rFonts w:ascii="맑은 고딕" w:hAnsi="맑은 고딕" w:eastAsia="맑은 고딕"/>
           <w:sz w:val="20"/>
         </w:rPr>
-        <w:t>○ 단어가 정확히 같지 않아도 '뜻이 통하는' 자료를 찾아줍니다.</w:t>
+        <w:t xml:space="preserve">  - 예: 인물명 하나로 강제동원·원폭·소송 자료를 분야 구분 없이 통합 제시</w:t>
       </w:r>
     </w:p>
     <w:p>
       <w:pPr>
         <w:spacing w:before="0" w:after="3" w:line="240" w:lineRule="auto"/>
-        <w:ind w:left="0"/>
+        <w:ind w:left="283"/>
       </w:pPr>
       <w:r>
         <w:rPr>
           <w:rFonts w:ascii="맑은 고딕" w:hAnsi="맑은 고딕" w:eastAsia="맑은 고딕"/>
           <w:sz w:val="20"/>
         </w:rPr>
-        <w:t>예: 피해자 이름 하나를 넣으면 강제동원·원폭·소송 자료를 분야 구분 없이 한 번에 보여줍니다.</w:t>
+        <w:t>○ 한국어 질의로 일본어·영어 자료까지 검색</w:t>
       </w:r>
     </w:p>
     <w:p>
       <w:pPr>
         <w:spacing w:before="0" w:after="3" w:line="240" w:lineRule="auto"/>
-        <w:ind w:left="283"/>
+        <w:ind w:left="0"/>
       </w:pPr>
       <w:r>
         <w:rPr>
           <w:rFonts w:ascii="맑은 고딕" w:hAnsi="맑은 고딕" w:eastAsia="맑은 고딕"/>
           <w:sz w:val="20"/>
         </w:rPr>
-        <w:t>○ 한국어로 물어도 일본어·영어 자료까지 찾아줍니다.</w:t>
+        <w:t>□ 자동 연결 및 관계도</w:t>
       </w:r>
     </w:p>
     <w:p>
       <w:pPr>
         <w:spacing w:before="0" w:after="3" w:line="240" w:lineRule="auto"/>
-        <w:ind w:left="0"/>
+        <w:ind w:left="283"/>
       </w:pPr>
       <w:r>
         <w:rPr>
           <w:rFonts w:ascii="맑은 고딕" w:hAnsi="맑은 고딕" w:eastAsia="맑은 고딕"/>
           <w:sz w:val="20"/>
         </w:rPr>
-        <w:t xml:space="preserve">□ </w:t>
+        <w:t>○ 자료 속 인물·장소·기관명을 AI가 자동 식별·태깅</w:t>
       </w:r>
-      <w:r>
-        <w:rPr>
-          <w:rFonts w:ascii="맑은 고딕" w:hAnsi="맑은 고딕" w:eastAsia="맑은 고딕"/>
-          <w:b/>
-          <w:sz w:val="20"/>
-        </w:rPr>
-        <w:t>자동 연결과 관계도</w:t>
-      </w:r>
+    </w:p>
+    <w:p>
+      <w:pPr>
+        <w:spacing w:before="0" w:after="3" w:line="240" w:lineRule="auto"/>
+        <w:ind w:left="283"/>
+      </w:pPr>
       <w:r>
         <w:rPr>
           <w:rFonts w:ascii="맑은 고딕" w:hAnsi="맑은 고딕" w:eastAsia="맑은 고딕"/>
           <w:sz w:val="20"/>
         </w:rPr>
+        <w:t>○ 인물–사건–자료를 잇는 '관계도(지식 그래프)'로 통합 탐색</w:t>
       </w:r>
     </w:p>
     <w:p>
@@ -3545,33 +3228,7 @@
           <w:rFonts w:ascii="맑은 고딕" w:hAnsi="맑은 고딕" w:eastAsia="맑은 고딕"/>
           <w:sz w:val="20"/>
         </w:rPr>
-        <w:t>○ 자료 속 사람·장소·기관 이름을 AI가 자동으로 찾아 표시합니다.</w:t>
-      </w:r>
-    </w:p>
-    <w:p>
-      <w:pPr>
-        <w:spacing w:before="0" w:after="3" w:line="240" w:lineRule="auto"/>
-        <w:ind w:left="283"/>
-      </w:pPr>
-      <w:r>
-        <w:rPr>
-          <w:rFonts w:ascii="맑은 고딕" w:hAnsi="맑은 고딕" w:eastAsia="맑은 고딕"/>
-          <w:sz w:val="20"/>
-        </w:rPr>
-        <w:t>○ 인물–사건–자료를 선으로 잇는 '관계도'로 한눈에 살펴볼 수 있습니다.</w:t>
-      </w:r>
-    </w:p>
-    <w:p>
-      <w:pPr>
-        <w:spacing w:before="0" w:after="3" w:line="240" w:lineRule="auto"/>
-        <w:ind w:left="283"/>
-      </w:pPr>
-      <w:r>
-        <w:rPr>
-          <w:rFonts w:ascii="맑은 고딕" w:hAnsi="맑은 고딕" w:eastAsia="맑은 고딕"/>
-          <w:sz w:val="20"/>
-        </w:rPr>
-        <w:t>○ 피해 지역 지도, 연도별 통계도 그림으로 보여줍니다.</w:t>
+        <w:t>○ 피해 지역 지도·연도별 통계 시각화</w:t>
       </w:r>
     </w:p>
     <w:p>
@@ -3598,7 +3255,7 @@
           <w:rFonts w:ascii="맑은 고딕" w:hAnsi="맑은 고딕" w:eastAsia="맑은 고딕"/>
           <w:sz w:val="20"/>
         </w:rPr>
-        <w:t>□ 전체 구성 (간단히)</w:t>
+        <w:t>□ 전체 구성</w:t>
       </w:r>
     </w:p>
     <w:p>
@@ -3615,7 +3272,7 @@
         </w:rPr>
         <w:t>[흩어진 자료]  →  [한곳에 모아 정리(통합DB)]  →  [AI가 찾고 연결]  →  [누구나 쓰는 누리집]</w:t>
         <w:br/>
-        <w:t xml:space="preserve"> 6대 분야 기관        꼬리표·지식구조로 정리        뜻으로 찾는 검색       시민·연구자·해외 이용자</w:t>
+        <w:t xml:space="preserve"> 6대 분야 기관        꼬리표·지식구조로 정리        의미 기반 검색       시민·연구자·해외 이용자</w:t>
       </w:r>
     </w:p>
     <w:p>
@@ -3628,21 +3285,20 @@
           <w:rFonts w:ascii="맑은 고딕" w:hAnsi="맑은 고딕" w:eastAsia="맑은 고딕"/>
           <w:sz w:val="20"/>
         </w:rPr>
-        <w:t xml:space="preserve">□ </w:t>
+        <w:t>□ 국내 정부 클라우드 보관 원칙</w:t>
       </w:r>
-      <w:r>
-        <w:rPr>
-          <w:rFonts w:ascii="맑은 고딕" w:hAnsi="맑은 고딕" w:eastAsia="맑은 고딕"/>
-          <w:b/>
-          <w:sz w:val="20"/>
-        </w:rPr>
-        <w:t>자료는 국내 정부 서버에 안전하게 보관합니다</w:t>
-      </w:r>
+    </w:p>
+    <w:p>
+      <w:pPr>
+        <w:spacing w:before="0" w:after="3" w:line="240" w:lineRule="auto"/>
+        <w:ind w:left="283"/>
+      </w:pPr>
       <w:r>
         <w:rPr>
           <w:rFonts w:ascii="맑은 고딕" w:hAnsi="맑은 고딕" w:eastAsia="맑은 고딕"/>
           <w:sz w:val="20"/>
         </w:rPr>
+        <w:t>○ 민감 피해자 자료는 해외 서버를 배제하고 국내 정부 클라우드(G-Cloud, 정부가 운영하는 국내 서버)에 보관 → 데이터 주권 확보</w:t>
       </w:r>
     </w:p>
     <w:p>
@@ -3655,33 +3311,7 @@
           <w:rFonts w:ascii="맑은 고딕" w:hAnsi="맑은 고딕" w:eastAsia="맑은 고딕"/>
           <w:sz w:val="20"/>
         </w:rPr>
-        <w:t>○ 민감한 피해자 자료는 해외 서버에 두지 않고 국내 정부 클라우드(G-Cloud, 정부가 운영하는</w:t>
-      </w:r>
-    </w:p>
-    <w:p>
-      <w:pPr>
-        <w:spacing w:before="0" w:after="3" w:line="240" w:lineRule="auto"/>
-        <w:ind w:left="0"/>
-      </w:pPr>
-      <w:r>
-        <w:rPr>
-          <w:rFonts w:ascii="맑은 고딕" w:hAnsi="맑은 고딕" w:eastAsia="맑은 고딕"/>
-          <w:sz w:val="20"/>
-        </w:rPr>
-        <w:t>국내 서버)에 보관합니다. — 우리 데이터를 우리가 지키기 위함입니다.</w:t>
-      </w:r>
-    </w:p>
-    <w:p>
-      <w:pPr>
-        <w:spacing w:before="0" w:after="3" w:line="240" w:lineRule="auto"/>
-        <w:ind w:left="283"/>
-      </w:pPr>
-      <w:r>
-        <w:rPr>
-          <w:rFonts w:ascii="맑은 고딕" w:hAnsi="맑은 고딕" w:eastAsia="맑은 고딕"/>
-          <w:sz w:val="20"/>
-        </w:rPr>
-        <w:t>○ AI도 가능한 한 국산 기술을 우선 사용합니다.</w:t>
+        <w:t>○ AI도 국산 기술 우선 적용</w:t>
       </w:r>
     </w:p>
     <w:p>
@@ -3733,21 +3363,20 @@
           <w:rFonts w:ascii="맑은 고딕" w:hAnsi="맑은 고딕" w:eastAsia="맑은 고딕"/>
           <w:sz w:val="20"/>
         </w:rPr>
-        <w:t xml:space="preserve">□ </w:t>
+        <w:t>□ 1단계(2027~2029): 통합 기반 구축</w:t>
       </w:r>
-      <w:r>
-        <w:rPr>
-          <w:rFonts w:ascii="맑은 고딕" w:hAnsi="맑은 고딕" w:eastAsia="맑은 고딕"/>
-          <w:b/>
-          <w:sz w:val="20"/>
-        </w:rPr>
-        <w:t>1단계 (2027~2029): 기반 만들기</w:t>
-      </w:r>
+    </w:p>
+    <w:p>
+      <w:pPr>
+        <w:spacing w:before="0" w:after="3" w:line="240" w:lineRule="auto"/>
+        <w:ind w:left="283"/>
+      </w:pPr>
       <w:r>
         <w:rPr>
           <w:rFonts w:ascii="맑은 고딕" w:hAnsi="맑은 고딕" w:eastAsia="맑은 고딕"/>
           <w:sz w:val="20"/>
         </w:rPr>
+        <w:t>○ 2027: 6대 도메인 자료 전수 조사, 수행기관 확정, 범부처 TF 출범, 노후 녹음매체 긴급 보존</w:t>
       </w:r>
     </w:p>
     <w:p>
@@ -3760,7 +3389,7 @@
           <w:rFonts w:ascii="맑은 고딕" w:hAnsi="맑은 고딕" w:eastAsia="맑은 고딕"/>
           <w:sz w:val="20"/>
         </w:rPr>
-        <w:t>○ 2027: 6대 분야 자료 전수 조사, 실무조직 확정, 부처 협력기구 출범, 급한 녹음테이프 보존</w:t>
+        <w:t>○ 2028: 자료 정리 체계 확정, 시범 DB 구축, 구술·소송기록 디지털화, 검색엔진 베타</w:t>
       </w:r>
     </w:p>
     <w:p>
@@ -3773,60 +3402,33 @@
           <w:rFonts w:ascii="맑은 고딕" w:hAnsi="맑은 고딕" w:eastAsia="맑은 고딕"/>
           <w:sz w:val="20"/>
         </w:rPr>
-        <w:t>○ 2028: 자료 정리 체계 확정, 시범 자료관 구축, 구술·소송기록 디지털화, 검색 시범판</w:t>
+        <w:t>○ 2029: 시민단체 자료 디지털화 완료, 기존 아카이브(독도·위안부) 연계, 1단계 성과 평가</w:t>
       </w:r>
     </w:p>
     <w:p>
       <w:pPr>
         <w:spacing w:before="0" w:after="3" w:line="240" w:lineRule="auto"/>
-        <w:ind w:left="283"/>
+        <w:ind w:left="0"/>
       </w:pPr>
       <w:r>
         <w:rPr>
           <w:rFonts w:ascii="맑은 고딕" w:hAnsi="맑은 고딕" w:eastAsia="맑은 고딕"/>
           <w:sz w:val="20"/>
         </w:rPr>
-        <w:t>○ 2029: 시민단체 자료 디지털화 완료, 기존 자료관(독도·위안부) 연결, 1단계 평가</w:t>
+        <w:t>□ 2단계(2030~2032): AI 고도화 및 서비스 확산</w:t>
       </w:r>
     </w:p>
     <w:p>
       <w:pPr>
         <w:spacing w:before="0" w:after="3" w:line="240" w:lineRule="auto"/>
-        <w:ind w:left="0"/>
+        <w:ind w:left="283"/>
       </w:pPr>
       <w:r>
         <w:rPr>
           <w:rFonts w:ascii="맑은 고딕" w:hAnsi="맑은 고딕" w:eastAsia="맑은 고딕"/>
           <w:sz w:val="20"/>
         </w:rPr>
-        <w:t xml:space="preserve">□ </w:t>
-      </w:r>
-      <w:r>
-        <w:rPr>
-          <w:rFonts w:ascii="맑은 고딕" w:hAnsi="맑은 고딕" w:eastAsia="맑은 고딕"/>
-          <w:b/>
-          <w:sz w:val="20"/>
-        </w:rPr>
-        <w:t>2단계 (2030~2032): AI 고도화와 서비스 확산</w:t>
-      </w:r>
-      <w:r>
-        <w:rPr>
-          <w:rFonts w:ascii="맑은 고딕" w:hAnsi="맑은 고딕" w:eastAsia="맑은 고딕"/>
-          <w:sz w:val="20"/>
-        </w:rPr>
-      </w:r>
-    </w:p>
-    <w:p>
-      <w:pPr>
-        <w:spacing w:before="0" w:after="3" w:line="240" w:lineRule="auto"/>
-        <w:ind w:left="283"/>
-      </w:pPr>
-      <w:r>
-        <w:rPr>
-          <w:rFonts w:ascii="맑은 고딕" w:hAnsi="맑은 고딕" w:eastAsia="맑은 고딕"/>
-          <w:sz w:val="20"/>
-        </w:rPr>
-        <w:t>○ 2030: AI 통합 검색·관계도 개발, 아카이브넷 시범 공개</w:t>
+        <w:t>○ 2030: AI 사안 횡단 검색·관계도 개발, 아카이브넷 시범 공개</w:t>
       </w:r>
     </w:p>
     <w:p>
@@ -3852,7 +3454,7 @@
           <w:rFonts w:ascii="맑은 고딕" w:hAnsi="맑은 고딕" w:eastAsia="맑은 고딕"/>
           <w:sz w:val="20"/>
         </w:rPr>
-        <w:t>○ 2032: 완성·안정화, 지속 운영 체계로 넘김</w:t>
+        <w:t>○ 2032: 완성·안정화, 지속 운영 체계 이관</w:t>
       </w:r>
     </w:p>
     <w:p>
@@ -4094,7 +3696,7 @@
                 <w:rFonts w:ascii="맑은 고딕" w:hAnsi="맑은 고딕" w:eastAsia="맑은 고딕"/>
                 <w:sz w:val="18"/>
               </w:rPr>
-              <w:t>시민단체 자료·기존 자료관 연결</w:t>
+              <w:t>시민단체 자료·기존 아카이브 연계</w:t>
             </w:r>
           </w:p>
         </w:tc>
@@ -4317,7 +3919,7 @@
           <w:rFonts w:ascii="맑은 고딕" w:hAnsi="맑은 고딕" w:eastAsia="맑은 고딕"/>
           <w:sz w:val="20"/>
         </w:rPr>
-        <w:t>□ 연 8억 원의 쓰임새 (한 해 기준)</w:t>
+        <w:t>□ 연 8억 원 항목별 배분</w:t>
       </w:r>
     </w:p>
     <w:tbl>
@@ -4640,7 +4242,7 @@
                 <w:rFonts w:ascii="맑은 고딕" w:hAnsi="맑은 고딕" w:eastAsia="맑은 고딕"/>
                 <w:sz w:val="18"/>
               </w:rPr>
-              <w:t>자료관 개발, 서버, 유지보수</w:t>
+              <w:t>아카이브 개발, 서버, 유지보수</w:t>
             </w:r>
           </w:p>
         </w:tc>
@@ -4870,7 +4472,7 @@
                 <w:rFonts w:ascii="맑은 고딕" w:hAnsi="맑은 고딕" w:eastAsia="맑은 고딕"/>
                 <w:sz w:val="18"/>
               </w:rPr>
-              <w:t>일본어 자료 번역</w:t>
+              <w:t>일본어 자료 번역·해제</w:t>
             </w:r>
           </w:p>
         </w:tc>
@@ -5112,33 +4714,34 @@
           <w:rFonts w:ascii="맑은 고딕" w:hAnsi="맑은 고딕" w:eastAsia="맑은 고딕"/>
           <w:sz w:val="20"/>
         </w:rPr>
-        <w:t>○ 사라질 위험이 큰 자료부터 처리하기 위해, 1단계(2027~2029)에 자료 수집·디지털화 예산을</w:t>
+        <w:t>○ 자료 소멸 위험 대응을 위해 1단계(2027~2029)에 자료 수집·디지털화 예산 집중 배정</w:t>
       </w:r>
     </w:p>
     <w:p>
       <w:pPr>
         <w:spacing w:before="0" w:after="3" w:line="240" w:lineRule="auto"/>
-        <w:ind w:left="0"/>
+        <w:ind w:left="283"/>
       </w:pPr>
       <w:r>
         <w:rPr>
           <w:rFonts w:ascii="맑은 고딕" w:hAnsi="맑은 고딕" w:eastAsia="맑은 고딕"/>
           <w:sz w:val="20"/>
         </w:rPr>
-        <w:t>집중 배정합니다.</w:t>
+        <w:t xml:space="preserve">○ 연도별 예산 배분표, 단가 산출 근거 → </w:t>
       </w:r>
-    </w:p>
-    <w:p>
-      <w:pPr>
-        <w:spacing w:before="0" w:after="3" w:line="240" w:lineRule="auto"/>
-        <w:ind w:left="0"/>
-      </w:pPr>
+      <w:r>
+        <w:rPr>
+          <w:rFonts w:ascii="맑은 고딕" w:hAnsi="맑은 고딕" w:eastAsia="맑은 고딕"/>
+          <w:b/>
+          <w:sz w:val="20"/>
+        </w:rPr>
+        <w:t>부록 6</w:t>
+      </w:r>
       <w:r>
         <w:rPr>
           <w:rFonts w:ascii="맑은 고딕" w:hAnsi="맑은 고딕" w:eastAsia="맑은 고딕"/>
           <w:sz w:val="20"/>
         </w:rPr>
-        <w:t>(연도별 예산 배분표, 단가 산출 근거 → 부록 6)</w:t>
       </w:r>
     </w:p>
     <w:p>
@@ -5165,7 +4768,7 @@
           <w:rFonts w:ascii="맑은 고딕" w:hAnsi="맑은 고딕" w:eastAsia="맑은 고딕"/>
           <w:sz w:val="20"/>
         </w:rPr>
-        <w:t>□ 1단계가 끝나는 2029년에 외부 전문가가 성과를 평가하고 2단계 계획을 조정합니다.</w:t>
+        <w:t>□ 1단계 종료(2029) 시 외부 전문가 성과 평가 후 2단계 계획 조정</w:t>
       </w:r>
     </w:p>
     <w:p>
@@ -5178,7 +4781,7 @@
           <w:rFonts w:ascii="맑은 고딕" w:hAnsi="맑은 고딕" w:eastAsia="맑은 고딕"/>
           <w:sz w:val="20"/>
         </w:rPr>
-        <w:t>□ 6년 뒤에는 국가기록원이 자료관을 넘겨받아 계속 운영하고, 운영비는 정부 예산에 반영합니다.</w:t>
+        <w:t>□ 6개년 후 국가기록원이 아카이브 이관·운영, 운영비 정부 예산 반영</w:t>
       </w:r>
     </w:p>
     <w:p>
@@ -5230,33 +4833,60 @@
           <w:rFonts w:ascii="맑은 고딕" w:hAnsi="맑은 고딕" w:eastAsia="맑은 고딕"/>
           <w:sz w:val="20"/>
         </w:rPr>
-        <w:t>□ 한일 과거사 업무가 분야마다 다른 부처로 나뉘어, 전체를 책임지고 이끄는 곳이 없습니다.</w:t>
+        <w:t>□ 한일 과거사 업무가 분야별로 6개 부처에 분산 → 전체 총괄 주체 부재</w:t>
       </w:r>
     </w:p>
     <w:p>
       <w:pPr>
         <w:spacing w:before="0" w:after="3" w:line="240" w:lineRule="auto"/>
-        <w:ind w:left="0"/>
+        <w:ind w:left="283"/>
       </w:pPr>
       <w:r>
         <w:rPr>
           <w:rFonts w:ascii="맑은 고딕" w:hAnsi="맑은 고딕" w:eastAsia="맑은 고딕"/>
           <w:sz w:val="20"/>
         </w:rPr>
-        <w:t>그래서 비슷한 자료관을 부처마다 따로 만들고, 서로 연결도 안 됩니다.</w:t>
+        <w:t>○ 부처별 유사 아카이브 중복 구축, 상호 연계 부재로 예산 비효율</w:t>
       </w:r>
     </w:p>
     <w:p>
       <w:pPr>
         <w:spacing w:before="0" w:after="3" w:line="240" w:lineRule="auto"/>
-        <w:ind w:left="0"/>
+        <w:ind w:left="283"/>
       </w:pPr>
       <w:r>
         <w:rPr>
           <w:rFonts w:ascii="맑은 고딕" w:hAnsi="맑은 고딕" w:eastAsia="맑은 고딕"/>
           <w:sz w:val="20"/>
         </w:rPr>
-        <w:t>(분야별 소관 부처·법령·기관 전체표 → 부록 1)</w:t>
+        <w:t>○ 동일 부정 논리에 분야별·부처별 분산 대응</w:t>
+      </w:r>
+    </w:p>
+    <w:p>
+      <w:pPr>
+        <w:spacing w:before="0" w:after="3" w:line="240" w:lineRule="auto"/>
+        <w:ind w:left="283"/>
+      </w:pPr>
+      <w:r>
+        <w:rPr>
+          <w:rFonts w:ascii="맑은 고딕" w:hAnsi="맑은 고딕" w:eastAsia="맑은 고딕"/>
+          <w:sz w:val="20"/>
+        </w:rPr>
+        <w:t xml:space="preserve">○ 분야별 소관 부처·법령·기관 전체표 → </w:t>
+      </w:r>
+      <w:r>
+        <w:rPr>
+          <w:rFonts w:ascii="맑은 고딕" w:hAnsi="맑은 고딕" w:eastAsia="맑은 고딕"/>
+          <w:b/>
+          <w:sz w:val="20"/>
+        </w:rPr>
+        <w:t>부록 1</w:t>
+      </w:r>
+      <w:r>
+        <w:rPr>
+          <w:rFonts w:ascii="맑은 고딕" w:hAnsi="맑은 고딕" w:eastAsia="맑은 고딕"/>
+          <w:sz w:val="20"/>
+        </w:rPr>
       </w:r>
     </w:p>
     <w:p>
@@ -5283,21 +4913,20 @@
           <w:rFonts w:ascii="맑은 고딕" w:hAnsi="맑은 고딕" w:eastAsia="맑은 고딕"/>
           <w:sz w:val="20"/>
         </w:rPr>
-        <w:t xml:space="preserve">□ </w:t>
+        <w:t>□ 총괄은 국무조정실, 실무는 행정안전부(국가기록원)</w:t>
       </w:r>
-      <w:r>
-        <w:rPr>
-          <w:rFonts w:ascii="맑은 고딕" w:hAnsi="맑은 고딕" w:eastAsia="맑은 고딕"/>
-          <w:b/>
-          <w:sz w:val="20"/>
-        </w:rPr>
-        <w:t>총괄은 국무조정실, 실무는 행정안전부(국가기록원)가 맡습니다.</w:t>
-      </w:r>
+    </w:p>
+    <w:p>
+      <w:pPr>
+        <w:spacing w:before="0" w:after="3" w:line="240" w:lineRule="auto"/>
+        <w:ind w:left="283"/>
+      </w:pPr>
       <w:r>
         <w:rPr>
           <w:rFonts w:ascii="맑은 고딕" w:hAnsi="맑은 고딕" w:eastAsia="맑은 고딕"/>
           <w:sz w:val="20"/>
         </w:rPr>
+        <w:t>○ 한일 과거사는 단일 부처 소관을 초과 → 국무조정실의 정책 조정 기능 활용 필요</w:t>
       </w:r>
     </w:p>
     <w:p>
@@ -5310,63 +4939,20 @@
           <w:rFonts w:ascii="맑은 고딕" w:hAnsi="맑은 고딕" w:eastAsia="맑은 고딕"/>
           <w:sz w:val="20"/>
         </w:rPr>
-        <w:t xml:space="preserve">○ 한일 과거사는 한 부처가 다 못 하므로, 여러 부처를 조정하는 </w:t>
+        <w:t>○ 실제 아카이브 구축·운영은 국가기록원(행안부) 수행이 효율적</w:t>
       </w:r>
-      <w:r>
-        <w:rPr>
-          <w:rFonts w:ascii="맑은 고딕" w:hAnsi="맑은 고딕" w:eastAsia="맑은 고딕"/>
-          <w:b/>
-          <w:sz w:val="20"/>
-        </w:rPr>
-        <w:t>국무조정실</w:t>
-      </w:r>
+    </w:p>
+    <w:p>
+      <w:pPr>
+        <w:spacing w:before="0" w:after="3" w:line="240" w:lineRule="auto"/>
+        <w:ind w:left="0"/>
+      </w:pPr>
       <w:r>
         <w:rPr>
           <w:rFonts w:ascii="맑은 고딕" w:hAnsi="맑은 고딕" w:eastAsia="맑은 고딕"/>
           <w:sz w:val="20"/>
         </w:rPr>
-        <w:t>이 총괄합니다.</w:t>
-      </w:r>
-    </w:p>
-    <w:p>
-      <w:pPr>
-        <w:spacing w:before="0" w:after="3" w:line="240" w:lineRule="auto"/>
-        <w:ind w:left="283"/>
-      </w:pPr>
-      <w:r>
-        <w:rPr>
-          <w:rFonts w:ascii="맑은 고딕" w:hAnsi="맑은 고딕" w:eastAsia="맑은 고딕"/>
-          <w:sz w:val="20"/>
-        </w:rPr>
-        <w:t xml:space="preserve">○ 실제 자료관을 만들고 운영하는 일은 </w:t>
-      </w:r>
-      <w:r>
-        <w:rPr>
-          <w:rFonts w:ascii="맑은 고딕" w:hAnsi="맑은 고딕" w:eastAsia="맑은 고딕"/>
-          <w:b/>
-          <w:sz w:val="20"/>
-        </w:rPr>
-        <w:t>국가기록원(행안부)</w:t>
-      </w:r>
-      <w:r>
-        <w:rPr>
-          <w:rFonts w:ascii="맑은 고딕" w:hAnsi="맑은 고딕" w:eastAsia="맑은 고딕"/>
-          <w:sz w:val="20"/>
-        </w:rPr>
-        <w:t>이 맡는 것이 가장 적합합니다.</w:t>
-      </w:r>
-    </w:p>
-    <w:p>
-      <w:pPr>
-        <w:spacing w:before="0" w:after="3" w:line="240" w:lineRule="auto"/>
-        <w:ind w:left="0"/>
-      </w:pPr>
-      <w:r>
-        <w:rPr>
-          <w:rFonts w:ascii="맑은 고딕" w:hAnsi="맑은 고딕" w:eastAsia="맑은 고딕"/>
-          <w:sz w:val="20"/>
-        </w:rPr>
-        <w:t>□ 왜 행안부(국가기록원)가 실무를 맡나?</w:t>
+        <w:t>□ 행안부(국가기록원) 실무 수행의 적합성</w:t>
       </w:r>
     </w:p>
     <w:tbl>
@@ -5398,7 +4984,7 @@
                 <w:color w:val="FFFFFF"/>
                 <w:sz w:val="18"/>
               </w:rPr>
-              <w:t>이유</w:t>
+              <w:t>근거</w:t>
             </w:r>
           </w:p>
         </w:tc>
@@ -5419,7 +5005,7 @@
                 <w:color w:val="FFFFFF"/>
                 <w:sz w:val="18"/>
               </w:rPr>
-              <w:t>설명</w:t>
+              <w:t>내용</w:t>
             </w:r>
           </w:p>
         </w:tc>
@@ -5457,7 +5043,7 @@
                 <w:rFonts w:ascii="맑은 고딕" w:hAnsi="맑은 고딕" w:eastAsia="맑은 고딕"/>
                 <w:sz w:val="18"/>
               </w:rPr>
-              <w:t>국가기록원이 공공기록물 디지털화·관리의 법적 책임 기관</w:t>
+              <w:t>공공기록물 디지털화·관리의 법적 책임 기관(국가기록원) 보유</w:t>
             </w:r>
           </w:p>
         </w:tc>
@@ -5497,7 +5083,7 @@
                 <w:rFonts w:ascii="맑은 고딕" w:hAnsi="맑은 고딕" w:eastAsia="맑은 고딕"/>
                 <w:sz w:val="18"/>
               </w:rPr>
-              <w:t>강제동원 판정자료 22만 건 등 가장 많은 과거사 자료 보유</w:t>
+              <w:t>강제동원 판정자료 22만 건 등 최대 규모 과거사 자료 보유</w:t>
             </w:r>
           </w:p>
         </w:tc>
@@ -5535,7 +5121,7 @@
                 <w:rFonts w:ascii="맑은 고딕" w:hAnsi="맑은 고딕" w:eastAsia="맑은 고딕"/>
                 <w:sz w:val="18"/>
               </w:rPr>
-              <w:t>대규모 스캔·보존 장비와 전문 인력을 이미 갖춤</w:t>
+              <w:t>대규모 스캔·보존 장비 및 전문 인력 기보유</w:t>
             </w:r>
           </w:p>
         </w:tc>
@@ -5592,7 +5178,7 @@
           <w:rFonts w:ascii="맑은 고딕" w:hAnsi="맑은 고딕" w:eastAsia="맑은 고딕"/>
           <w:sz w:val="20"/>
         </w:rPr>
-        <w:t>○ 다만 역사 연구·국제 대응은 교육부(동북아역사재단·국사편찬위)·외교부가 함께 돕습니다.</w:t>
+        <w:t>○ 다만 역사 연구·국제 대응은 교육부(동북아역사재단·국사편찬위)·외교부가 협력 보완</w:t>
       </w:r>
     </w:p>
     <w:p>
@@ -5737,7 +5323,7 @@
                 <w:rFonts w:ascii="맑은 고딕" w:hAnsi="맑은 고딕" w:eastAsia="맑은 고딕"/>
                 <w:sz w:val="18"/>
               </w:rPr>
-              <w:t>실무 총괄, 자료관 구축·운영, 강제동원·식민피해 자료</w:t>
+              <w:t>실무 총괄, 아카이브 구축·운영, 강제동원·식민피해 자료</w:t>
             </w:r>
           </w:p>
         </w:tc>
@@ -5983,7 +5569,7 @@
           <w:rFonts w:ascii="맑은 고딕" w:hAnsi="맑은 고딕" w:eastAsia="맑은 고딕"/>
           <w:sz w:val="20"/>
         </w:rPr>
-        <w:t>○ 추진위원회는 반기 1회, 분야별 실무팀은 분기 1회 모입니다.</w:t>
+        <w:t>○ 추진위원회 반기 1회, 분야별 실무팀 분기 1회 운영</w:t>
       </w:r>
     </w:p>
     <w:p>
@@ -5996,47 +5582,20 @@
           <w:rFonts w:ascii="맑은 고딕" w:hAnsi="맑은 고딕" w:eastAsia="맑은 고딕"/>
           <w:sz w:val="20"/>
         </w:rPr>
-        <w:t xml:space="preserve">□ </w:t>
+        <w:t>□ 선행 법령 정비 과제</w:t>
       </w:r>
-      <w:r>
-        <w:rPr>
-          <w:rFonts w:ascii="맑은 고딕" w:hAnsi="맑은 고딕" w:eastAsia="맑은 고딕"/>
-          <w:b/>
-          <w:sz w:val="20"/>
-        </w:rPr>
-        <w:t>함께 추진해야 할 숙제: 법 정비</w:t>
-      </w:r>
+    </w:p>
+    <w:p>
+      <w:pPr>
+        <w:spacing w:before="0" w:after="3" w:line="240" w:lineRule="auto"/>
+        <w:ind w:left="283"/>
+      </w:pPr>
       <w:r>
         <w:rPr>
           <w:rFonts w:ascii="맑은 고딕" w:hAnsi="맑은 고딕" w:eastAsia="맑은 고딕"/>
           <w:sz w:val="20"/>
         </w:rPr>
-      </w:r>
-    </w:p>
-    <w:p>
-      <w:pPr>
-        <w:spacing w:before="0" w:after="3" w:line="240" w:lineRule="auto"/>
-        <w:ind w:left="283"/>
-      </w:pPr>
-      <w:r>
-        <w:rPr>
-          <w:rFonts w:ascii="맑은 고딕" w:hAnsi="맑은 고딕" w:eastAsia="맑은 고딕"/>
-          <w:sz w:val="20"/>
-        </w:rPr>
-        <w:t>○ 강제동원 판정자료 22만 건은 현재 법(개인정보 보호법 등)상 전면 공개가 어렵습니다.</w:t>
-      </w:r>
-    </w:p>
-    <w:p>
-      <w:pPr>
-        <w:spacing w:before="0" w:after="3" w:line="240" w:lineRule="auto"/>
-        <w:ind w:left="0"/>
-      </w:pPr>
-      <w:r>
-        <w:rPr>
-          <w:rFonts w:ascii="맑은 고딕" w:hAnsi="맑은 고딕" w:eastAsia="맑은 고딕"/>
-          <w:sz w:val="20"/>
-        </w:rPr>
-        <w:t>사업과 함께 법을 정비해야 합니다. (2027 연구 → 2028 입법 → 2029 단계적 공개)</w:t>
+        <w:t>○ 강제동원 판정자료 22만 건은 현행법(개인정보 보호법 등)상 전면 공개 제한 → 사업과 병행하여 법령 정비 필수 (2027 연구 → 2028 입법 → 2029 단계적 공개)</w:t>
       </w:r>
     </w:p>
     <w:p>
@@ -6063,7 +5622,46 @@
           <w:rFonts w:ascii="맑은 고딕" w:hAnsi="맑은 고딕" w:eastAsia="맑은 고딕"/>
           <w:sz w:val="20"/>
         </w:rPr>
-        <w:t xml:space="preserve">□ 여러 방안을 검토한 결과, </w:t>
+        <w:t>□ 검토 결과 국가기록원 내 전담팀 신설 방안 권고</w:t>
+      </w:r>
+    </w:p>
+    <w:p>
+      <w:pPr>
+        <w:spacing w:before="0" w:after="3" w:line="240" w:lineRule="auto"/>
+        <w:ind w:left="283"/>
+      </w:pPr>
+      <w:r>
+        <w:rPr>
+          <w:rFonts w:ascii="맑은 고딕" w:hAnsi="맑은 고딕" w:eastAsia="맑은 고딕"/>
+          <w:sz w:val="20"/>
+        </w:rPr>
+        <w:t>○ 근거: 대규모 디지털화 경험·장비·인력 보유, 정부 클라우드 연계 용이, 책임 소재 명확</w:t>
+      </w:r>
+    </w:p>
+    <w:p>
+      <w:pPr>
+        <w:spacing w:before="0" w:after="3" w:line="240" w:lineRule="auto"/>
+        <w:ind w:left="283"/>
+      </w:pPr>
+      <w:r>
+        <w:rPr>
+          <w:rFonts w:ascii="맑은 고딕" w:hAnsi="맑은 고딕" w:eastAsia="맑은 고딕"/>
+          <w:sz w:val="20"/>
+        </w:rPr>
+        <w:t>○ 부족한 역사·국제 전문성은 타 기관 협력으로 보완</w:t>
+      </w:r>
+    </w:p>
+    <w:p>
+      <w:pPr>
+        <w:spacing w:before="0" w:after="3" w:line="240" w:lineRule="auto"/>
+        <w:ind w:left="283"/>
+      </w:pPr>
+      <w:r>
+        <w:rPr>
+          <w:rFonts w:ascii="맑은 고딕" w:hAnsi="맑은 고딕" w:eastAsia="맑은 고딕"/>
+          <w:sz w:val="20"/>
+        </w:rPr>
+        <w:t xml:space="preserve">○ 검토한 4개 방안 비교 → </w:t>
       </w:r>
       <w:r>
         <w:rPr>
@@ -6071,53 +5669,13 @@
           <w:b/>
           <w:sz w:val="20"/>
         </w:rPr>
-        <w:t>국가기록원 안에 전담팀을 새로 만드는 방안</w:t>
+        <w:t>부록 5</w:t>
       </w:r>
       <w:r>
         <w:rPr>
           <w:rFonts w:ascii="맑은 고딕" w:hAnsi="맑은 고딕" w:eastAsia="맑은 고딕"/>
           <w:sz w:val="20"/>
         </w:rPr>
-        <w:t>을 권고합니다.</w:t>
-      </w:r>
-    </w:p>
-    <w:p>
-      <w:pPr>
-        <w:spacing w:before="0" w:after="3" w:line="240" w:lineRule="auto"/>
-        <w:ind w:left="283"/>
-      </w:pPr>
-      <w:r>
-        <w:rPr>
-          <w:rFonts w:ascii="맑은 고딕" w:hAnsi="맑은 고딕" w:eastAsia="맑은 고딕"/>
-          <w:sz w:val="20"/>
-        </w:rPr>
-        <w:t>○ 이유: 대규모 디지털화 경험·장비·인력을 이미 갖추었고, 정부 클라우드 연결이 쉬우며,</w:t>
-      </w:r>
-    </w:p>
-    <w:p>
-      <w:pPr>
-        <w:spacing w:before="0" w:after="3" w:line="240" w:lineRule="auto"/>
-        <w:ind w:left="0"/>
-      </w:pPr>
-      <w:r>
-        <w:rPr>
-          <w:rFonts w:ascii="맑은 고딕" w:hAnsi="맑은 고딕" w:eastAsia="맑은 고딕"/>
-          <w:sz w:val="20"/>
-        </w:rPr>
-        <w:t>책임 소재가 분명하기 때문입니다. 부족한 역사·국제 전문성은 다른 기관 협력으로 채웁니다.</w:t>
-      </w:r>
-    </w:p>
-    <w:p>
-      <w:pPr>
-        <w:spacing w:before="0" w:after="3" w:line="240" w:lineRule="auto"/>
-        <w:ind w:left="0"/>
-      </w:pPr>
-      <w:r>
-        <w:rPr>
-          <w:rFonts w:ascii="맑은 고딕" w:hAnsi="맑은 고딕" w:eastAsia="맑은 고딕"/>
-          <w:sz w:val="20"/>
-        </w:rPr>
-        <w:t>(검토한 4개 방안 비교 → 부록 5)</w:t>
       </w:r>
     </w:p>
     <w:p>
@@ -6287,7 +5845,7 @@
                 <w:rFonts w:ascii="맑은 고딕" w:hAnsi="맑은 고딕" w:eastAsia="맑은 고딕"/>
                 <w:sz w:val="18"/>
               </w:rPr>
-              <w:t>실무 총괄, 공공기록 연결</w:t>
+              <w:t>실무 총괄, 공공기록 연계</w:t>
             </w:r>
           </w:p>
         </w:tc>
@@ -6402,7 +5960,7 @@
                 <w:rFonts w:ascii="맑은 고딕" w:hAnsi="맑은 고딕" w:eastAsia="맑은 고딕"/>
                 <w:sz w:val="18"/>
               </w:rPr>
-              <w:t>위안부 자료관 연결</w:t>
+              <w:t>위안부 아카이브 연계</w:t>
             </w:r>
           </w:p>
         </w:tc>
@@ -6461,7 +6019,7 @@
                 <w:rFonts w:ascii="맑은 고딕" w:hAnsi="맑은 고딕" w:eastAsia="맑은 고딕"/>
                 <w:sz w:val="18"/>
               </w:rPr>
-              <w:t>독도·교과서 자료, 역사넷 연결</w:t>
+              <w:t>독도·교과서 자료, 역사넷 연계</w:t>
             </w:r>
           </w:p>
         </w:tc>
@@ -6663,20 +6221,20 @@
           <w:rFonts w:ascii="맑은 고딕" w:hAnsi="맑은 고딕" w:eastAsia="맑은 고딕"/>
           <w:sz w:val="20"/>
         </w:rPr>
-        <w:t>□ 오랫동안 자료를 모아온 민간단체와 협약을 맺어 자료를 제공받습니다.</w:t>
+        <w:t>□ 자료를 장기간 축적한 민간단체와 협약 체결로 자료 제공받음</w:t>
       </w:r>
     </w:p>
     <w:p>
       <w:pPr>
         <w:spacing w:before="0" w:after="3" w:line="240" w:lineRule="auto"/>
-        <w:ind w:left="0"/>
+        <w:ind w:left="283"/>
       </w:pPr>
       <w:r>
         <w:rPr>
           <w:rFonts w:ascii="맑은 고딕" w:hAnsi="맑은 고딕" w:eastAsia="맑은 고딕"/>
           <w:sz w:val="20"/>
         </w:rPr>
-        <w:t>민간단체는 '사업을 맡는 주체'가 아니라 '자료를 제공하는 협력 기관'입니다.</w:t>
+        <w:t>○ 민간단체는 '사업 수행 주체'가 아닌 '자료 제공 협력기관'으로 위치</w:t>
       </w:r>
     </w:p>
     <w:p>
@@ -6689,20 +6247,7 @@
           <w:rFonts w:ascii="맑은 고딕" w:hAnsi="맑은 고딕" w:eastAsia="맑은 고딕"/>
           <w:sz w:val="20"/>
         </w:rPr>
-        <w:t>○ 민족문제연구소(강제동원 구술·소송 기록), 정의기억연대(위안부 증언), 태평양전쟁피해자</w:t>
-      </w:r>
-    </w:p>
-    <w:p>
-      <w:pPr>
-        <w:spacing w:before="0" w:after="3" w:line="240" w:lineRule="auto"/>
-        <w:ind w:left="0"/>
-      </w:pPr>
-      <w:r>
-        <w:rPr>
-          <w:rFonts w:ascii="맑은 고딕" w:hAnsi="맑은 고딕" w:eastAsia="맑은 고딕"/>
-          <w:sz w:val="20"/>
-        </w:rPr>
-        <w:t>보상추진협의회, 한국원폭피해자협회 등</w:t>
+        <w:t>○ 민족문제연구소(강제동원 구술·소송), 정의기억연대(위안부 증언), 태평양전쟁피해자보상추진협의회, 한국원폭피해자협회 등</w:t>
       </w:r>
     </w:p>
     <w:p>
@@ -6716,7 +6261,7 @@
           <w:color w:val="2E4A87"/>
           <w:sz w:val="22"/>
         </w:rPr>
-        <w:t>3. 해외 협력</w:t>
+        <w:t>3. 국제 협력</w:t>
       </w:r>
     </w:p>
     <w:p>
@@ -6729,7 +6274,7 @@
           <w:rFonts w:ascii="맑은 고딕" w:hAnsi="맑은 고딕" w:eastAsia="맑은 고딕"/>
           <w:sz w:val="20"/>
         </w:rPr>
-        <w:t>□ 일본 시민단체·학술기관과 우선 협력합니다. (일본 정부 기관과의 직접 협력은 민감하므로 신중)</w:t>
+        <w:t>□ 일본 시민단체·학술기관 우선 협력 (일본 정부 기관 직접 협력은 민감성 고려 신중)</w:t>
       </w:r>
     </w:p>
     <w:p>
@@ -6755,7 +6300,7 @@
           <w:rFonts w:ascii="맑은 고딕" w:hAnsi="맑은 고딕" w:eastAsia="맑은 고딕"/>
           <w:sz w:val="20"/>
         </w:rPr>
-        <w:t>○ 그 외: 독일 EVZ재단(강제노동 자료관 운영 경험), 미국 USC 쇼아재단(구술 자료), ILO·UNESCO</w:t>
+        <w:t>○ 그 외: 독일 EVZ재단(강제노동 아카이브 운영 경험), 미국 USC 쇼아재단(구술 자료), ILO·UNESCO(국제 규범 자료)</w:t>
       </w:r>
     </w:p>
     <w:p>
@@ -6769,7 +6314,7 @@
           <w:color w:val="2E4A87"/>
           <w:sz w:val="22"/>
         </w:rPr>
-        <w:t>4. 민관 협력 자문위원회</w:t>
+        <w:t>4. 민관 협력 거버넌스</w:t>
       </w:r>
     </w:p>
     <w:p>
@@ -6782,7 +6327,7 @@
           <w:rFonts w:ascii="맑은 고딕" w:hAnsi="맑은 고딕" w:eastAsia="맑은 고딕"/>
           <w:sz w:val="20"/>
         </w:rPr>
-        <w:t>□ 역사·기술·법률 전문가와 피해자단체, 시민단체가 참여하는 자문위원회(13명)를 둡니다.</w:t>
+        <w:t>□ 역사·기술·법률 전문가와 피해자단체·시민단체가 참여하는 자문위원회(13명) 운영</w:t>
       </w:r>
     </w:p>
     <w:tbl>
@@ -7070,87 +6615,85 @@
           <w:rFonts w:ascii="맑은 고딕" w:hAnsi="맑은 고딕" w:eastAsia="맑은 고딕"/>
           <w:sz w:val="20"/>
         </w:rPr>
-        <w:t xml:space="preserve">□ </w:t>
+        <w:t>□ 과거사 정책의 통합 추진 기반 마련</w:t>
       </w:r>
-      <w:r>
-        <w:rPr>
-          <w:rFonts w:ascii="맑은 고딕" w:hAnsi="맑은 고딕" w:eastAsia="맑은 고딕"/>
-          <w:b/>
-          <w:sz w:val="20"/>
-        </w:rPr>
-        <w:t>과거사 정책의 통합 추진 기반 마련</w:t>
-      </w:r>
+    </w:p>
+    <w:p>
+      <w:pPr>
+        <w:spacing w:before="0" w:after="3" w:line="240" w:lineRule="auto"/>
+        <w:ind w:left="283"/>
+      </w:pPr>
       <w:r>
         <w:rPr>
           <w:rFonts w:ascii="맑은 고딕" w:hAnsi="맑은 고딕" w:eastAsia="맑은 고딕"/>
           <w:sz w:val="20"/>
         </w:rPr>
+        <w:t>○ 6개 부처에 분산된 업무·자료를 최초로 통합, 효율적·일관된 대응 가능</w:t>
       </w:r>
     </w:p>
     <w:p>
       <w:pPr>
         <w:spacing w:before="0" w:after="3" w:line="240" w:lineRule="auto"/>
-        <w:ind w:left="283"/>
+        <w:ind w:left="0"/>
       </w:pPr>
       <w:r>
         <w:rPr>
           <w:rFonts w:ascii="맑은 고딕" w:hAnsi="맑은 고딕" w:eastAsia="맑은 고딕"/>
           <w:sz w:val="20"/>
         </w:rPr>
-        <w:t>○ 6개 부처에 나뉜 업무·자료를 처음으로 통합해, 효율적이고 일관되게 대응할 수 있습니다.</w:t>
+        <w:t>□ 역사부정론 대응 실증 기반 확보</w:t>
       </w:r>
     </w:p>
     <w:p>
       <w:pPr>
         <w:spacing w:before="0" w:after="3" w:line="240" w:lineRule="auto"/>
-        <w:ind w:left="0"/>
+        <w:ind w:left="283"/>
       </w:pPr>
       <w:r>
         <w:rPr>
           <w:rFonts w:ascii="맑은 고딕" w:hAnsi="맑은 고딕" w:eastAsia="맑은 고딕"/>
           <w:sz w:val="20"/>
         </w:rPr>
-        <w:t xml:space="preserve">□ </w:t>
+        <w:t>○ 강제동원·위안부·독도를 가로지르는 증거 자료 통합으로 일본 부정 주장에 실증 대응</w:t>
       </w:r>
-      <w:r>
-        <w:rPr>
-          <w:rFonts w:ascii="맑은 고딕" w:hAnsi="맑은 고딕" w:eastAsia="맑은 고딕"/>
-          <w:b/>
-          <w:sz w:val="20"/>
-        </w:rPr>
-        <w:t>역사부정론 대응 실증 기반 확보</w:t>
-      </w:r>
+    </w:p>
+    <w:p>
+      <w:pPr>
+        <w:spacing w:before="0" w:after="3" w:line="240" w:lineRule="auto"/>
+        <w:ind w:left="283"/>
+      </w:pPr>
       <w:r>
         <w:rPr>
           <w:rFonts w:ascii="맑은 고딕" w:hAnsi="맑은 고딕" w:eastAsia="맑은 고딕"/>
           <w:sz w:val="20"/>
         </w:rPr>
+        <w:t>○ 유네스코 등재 등 국제 무대에서 근거 자료로 즉시 활용</w:t>
       </w:r>
     </w:p>
     <w:p>
       <w:pPr>
         <w:spacing w:before="0" w:after="3" w:line="240" w:lineRule="auto"/>
-        <w:ind w:left="283"/>
+        <w:ind w:left="0"/>
       </w:pPr>
       <w:r>
         <w:rPr>
           <w:rFonts w:ascii="맑은 고딕" w:hAnsi="맑은 고딕" w:eastAsia="맑은 고딕"/>
           <w:sz w:val="20"/>
         </w:rPr>
-        <w:t>○ 강제동원·위안부·독도를 가로지르는 증거 자료를 한곳에 모아, 일본의 부정 주장에</w:t>
+        <w:t>□ 사장된 국가 자료의 활용</w:t>
       </w:r>
     </w:p>
     <w:p>
       <w:pPr>
         <w:spacing w:before="0" w:after="3" w:line="240" w:lineRule="auto"/>
-        <w:ind w:left="0"/>
+        <w:ind w:left="283"/>
       </w:pPr>
       <w:r>
         <w:rPr>
           <w:rFonts w:ascii="맑은 고딕" w:hAnsi="맑은 고딕" w:eastAsia="맑은 고딕"/>
           <w:sz w:val="20"/>
         </w:rPr>
-        <w:t>사실로 맞섭니다. 유네스코 등재 같은 국제 무대에서 바로 활용합니다.</w:t>
+        <w:t>○ 미활용 강제동원 판정자료 22만 건을 연구·정책 자원으로 전환</w:t>
       </w:r>
     </w:p>
     <w:p>
@@ -7163,127 +6706,46 @@
           <w:rFonts w:ascii="맑은 고딕" w:hAnsi="맑은 고딕" w:eastAsia="맑은 고딕"/>
           <w:sz w:val="20"/>
         </w:rPr>
-        <w:t xml:space="preserve">□ </w:t>
+        <w:t>□ AI 시대 역사 해석 주도권 확보</w:t>
       </w:r>
-      <w:r>
-        <w:rPr>
-          <w:rFonts w:ascii="맑은 고딕" w:hAnsi="맑은 고딕" w:eastAsia="맑은 고딕"/>
-          <w:b/>
-          <w:sz w:val="20"/>
-        </w:rPr>
-        <w:t>사장된 국가 자료의 활용</w:t>
-      </w:r>
+    </w:p>
+    <w:p>
+      <w:pPr>
+        <w:spacing w:before="0" w:after="3" w:line="240" w:lineRule="auto"/>
+        <w:ind w:left="283"/>
+      </w:pPr>
       <w:r>
         <w:rPr>
           <w:rFonts w:ascii="맑은 고딕" w:hAnsi="맑은 고딕" w:eastAsia="맑은 고딕"/>
           <w:sz w:val="20"/>
         </w:rPr>
+        <w:t>○ 피해자 중심 자료를 AI 학습 데이터로 제공하여 AI 역사 서술에 한국 입장 반영</w:t>
       </w:r>
     </w:p>
     <w:p>
       <w:pPr>
         <w:spacing w:before="0" w:after="3" w:line="240" w:lineRule="auto"/>
-        <w:ind w:left="283"/>
+        <w:ind w:left="0"/>
       </w:pPr>
       <w:r>
         <w:rPr>
           <w:rFonts w:ascii="맑은 고딕" w:hAnsi="맑은 고딕" w:eastAsia="맑은 고딕"/>
           <w:sz w:val="20"/>
         </w:rPr>
-        <w:t>○ 활용하지 못하던 강제동원 판정자료 22만 건이 연구·정책에 쓰이게 됩니다.</w:t>
+        <w:t>□ 차세대 교육 및 한일 시민 연대 기반 구축</w:t>
       </w:r>
     </w:p>
     <w:p>
       <w:pPr>
         <w:spacing w:before="0" w:after="3" w:line="240" w:lineRule="auto"/>
-        <w:ind w:left="0"/>
+        <w:ind w:left="283"/>
       </w:pPr>
       <w:r>
         <w:rPr>
           <w:rFonts w:ascii="맑은 고딕" w:hAnsi="맑은 고딕" w:eastAsia="맑은 고딕"/>
           <w:sz w:val="20"/>
         </w:rPr>
-        <w:t xml:space="preserve">□ </w:t>
-      </w:r>
-      <w:r>
-        <w:rPr>
-          <w:rFonts w:ascii="맑은 고딕" w:hAnsi="맑은 고딕" w:eastAsia="맑은 고딕"/>
-          <w:b/>
-          <w:sz w:val="20"/>
-        </w:rPr>
-        <w:t>AI 시대 역사 해석 주도권 확보</w:t>
-      </w:r>
-      <w:r>
-        <w:rPr>
-          <w:rFonts w:ascii="맑은 고딕" w:hAnsi="맑은 고딕" w:eastAsia="맑은 고딕"/>
-          <w:sz w:val="20"/>
-        </w:rPr>
-      </w:r>
-    </w:p>
-    <w:p>
-      <w:pPr>
-        <w:spacing w:before="0" w:after="3" w:line="240" w:lineRule="auto"/>
-        <w:ind w:left="283"/>
-      </w:pPr>
-      <w:r>
-        <w:rPr>
-          <w:rFonts w:ascii="맑은 고딕" w:hAnsi="맑은 고딕" w:eastAsia="맑은 고딕"/>
-          <w:sz w:val="20"/>
-        </w:rPr>
-        <w:t>○ 우리 피해자 중심 자료를 AI가 배우게 해, AI가 한국 입장의 역사를 설명하도록 합니다.</w:t>
-      </w:r>
-    </w:p>
-    <w:p>
-      <w:pPr>
-        <w:spacing w:before="0" w:after="3" w:line="240" w:lineRule="auto"/>
-        <w:ind w:left="0"/>
-      </w:pPr>
-      <w:r>
-        <w:rPr>
-          <w:rFonts w:ascii="맑은 고딕" w:hAnsi="맑은 고딕" w:eastAsia="맑은 고딕"/>
-          <w:sz w:val="20"/>
-        </w:rPr>
-        <w:t xml:space="preserve">□ </w:t>
-      </w:r>
-      <w:r>
-        <w:rPr>
-          <w:rFonts w:ascii="맑은 고딕" w:hAnsi="맑은 고딕" w:eastAsia="맑은 고딕"/>
-          <w:b/>
-          <w:sz w:val="20"/>
-        </w:rPr>
-        <w:t>차세대 교육 및 한일 시민 연대 기반 구축</w:t>
-      </w:r>
-      <w:r>
-        <w:rPr>
-          <w:rFonts w:ascii="맑은 고딕" w:hAnsi="맑은 고딕" w:eastAsia="맑은 고딕"/>
-          <w:sz w:val="20"/>
-        </w:rPr>
-      </w:r>
-    </w:p>
-    <w:p>
-      <w:pPr>
-        <w:spacing w:before="0" w:after="3" w:line="240" w:lineRule="auto"/>
-        <w:ind w:left="283"/>
-      </w:pPr>
-      <w:r>
-        <w:rPr>
-          <w:rFonts w:ascii="맑은 고딕" w:hAnsi="맑은 고딕" w:eastAsia="맑은 고딕"/>
-          <w:sz w:val="20"/>
-        </w:rPr>
-        <w:t>○ 교과서·교육에 바로 쓰는 콘텐츠를 만들고, 한일 시민이 함께 만든 기록을 공유해</w:t>
-      </w:r>
-    </w:p>
-    <w:p>
-      <w:pPr>
-        <w:spacing w:before="0" w:after="3" w:line="240" w:lineRule="auto"/>
-        <w:ind w:left="0"/>
-      </w:pPr>
-      <w:r>
-        <w:rPr>
-          <w:rFonts w:ascii="맑은 고딕" w:hAnsi="맑은 고딕" w:eastAsia="맑은 고딕"/>
-          <w:sz w:val="20"/>
-        </w:rPr>
-        <w:t>역사 갈등을 넘는 연대의 기반을 닦습니다.</w:t>
+        <w:t>○ 교과서·교육 활용 콘텐츠 개발, 한일 시민 공동 생산 기록 공유로 역사 갈등을 넘는 연대 기반 강화</w:t>
       </w:r>
     </w:p>
     <w:p>
@@ -8939,7 +8401,7 @@
                 <w:rFonts w:ascii="맑은 고딕" w:hAnsi="맑은 고딕" w:eastAsia="맑은 고딕"/>
                 <w:sz w:val="18"/>
               </w:rPr>
-              <w:t>AI 통합 검색·다국어</w:t>
+              <w:t>AI 사안 횡단 검색·다국어</w:t>
             </w:r>
           </w:p>
         </w:tc>
@@ -9186,7 +8648,7 @@
                 <w:rFonts w:ascii="맑은 고딕" w:hAnsi="맑은 고딕" w:eastAsia="맑은 고딕"/>
                 <w:sz w:val="18"/>
               </w:rPr>
-              <w:t>OCR</w:t>
+              <w:t>사안 횡단 검색</w:t>
             </w:r>
           </w:p>
         </w:tc>
@@ -9204,7 +8666,7 @@
                 <w:rFonts w:ascii="맑은 고딕" w:hAnsi="맑은 고딕" w:eastAsia="맑은 고딕"/>
                 <w:sz w:val="18"/>
               </w:rPr>
-              <w:t>스캔한 사진·문서를 컴퓨터가 읽는 글자로 바꾸는 기술</w:t>
+              <w:t>분야 경계 없이 인물·사건 중심으로 관련 자료를 통합 검색하는 방식</w:t>
             </w:r>
           </w:p>
         </w:tc>
@@ -9225,7 +8687,7 @@
                 <w:rFonts w:ascii="맑은 고딕" w:hAnsi="맑은 고딕" w:eastAsia="맑은 고딕"/>
                 <w:sz w:val="18"/>
               </w:rPr>
-              <w:t>STT</w:t>
+              <w:t>OCR</w:t>
             </w:r>
           </w:p>
         </w:tc>
@@ -9244,7 +8706,7 @@
                 <w:rFonts w:ascii="맑은 고딕" w:hAnsi="맑은 고딕" w:eastAsia="맑은 고딕"/>
                 <w:sz w:val="18"/>
               </w:rPr>
-              <w:t>녹음된 음성을 글자로 바꾸는 받아쓰기 기술</w:t>
+              <w:t>스캔한 사진·문서를 컴퓨터가 읽는 글자로 바꾸는 기술</w:t>
             </w:r>
           </w:p>
         </w:tc>
@@ -9264,7 +8726,7 @@
                 <w:rFonts w:ascii="맑은 고딕" w:hAnsi="맑은 고딕" w:eastAsia="맑은 고딕"/>
                 <w:sz w:val="18"/>
               </w:rPr>
-              <w:t>온톨로지</w:t>
+              <w:t>STT</w:t>
             </w:r>
           </w:p>
         </w:tc>
@@ -9282,7 +8744,7 @@
                 <w:rFonts w:ascii="맑은 고딕" w:hAnsi="맑은 고딕" w:eastAsia="맑은 고딕"/>
                 <w:sz w:val="18"/>
               </w:rPr>
-              <w:t>자료들의 관계(누가-무엇을-어디서)를 컴퓨터가 이해하도록 정리한 지식 구조</w:t>
+              <w:t>녹음된 음성을 글자로 바꾸는 받아쓰기 기술</w:t>
             </w:r>
           </w:p>
         </w:tc>
@@ -9303,7 +8765,7 @@
                 <w:rFonts w:ascii="맑은 고딕" w:hAnsi="맑은 고딕" w:eastAsia="맑은 고딕"/>
                 <w:sz w:val="18"/>
               </w:rPr>
-              <w:t>지식 그래프</w:t>
+              <w:t>온톨로지</w:t>
             </w:r>
           </w:p>
         </w:tc>
@@ -9322,7 +8784,7 @@
                 <w:rFonts w:ascii="맑은 고딕" w:hAnsi="맑은 고딕" w:eastAsia="맑은 고딕"/>
                 <w:sz w:val="18"/>
               </w:rPr>
-              <w:t>인물·사건·자료를 선으로 이어 보여주는 관계도</w:t>
+              <w:t>자료들의 관계(누가-무엇을-어디서)를 컴퓨터가 이해하도록 정리한 지식 구조</w:t>
             </w:r>
           </w:p>
         </w:tc>
@@ -9342,7 +8804,7 @@
                 <w:rFonts w:ascii="맑은 고딕" w:hAnsi="맑은 고딕" w:eastAsia="맑은 고딕"/>
                 <w:sz w:val="18"/>
               </w:rPr>
-              <w:t>소버린 AI</w:t>
+              <w:t>지식 그래프</w:t>
             </w:r>
           </w:p>
         </w:tc>
@@ -9360,7 +8822,7 @@
                 <w:rFonts w:ascii="맑은 고딕" w:hAnsi="맑은 고딕" w:eastAsia="맑은 고딕"/>
                 <w:sz w:val="18"/>
               </w:rPr>
-              <w:t>자기 나라 데이터로 만든, 우리만의 AI</w:t>
+              <w:t>인물·사건·자료를 선으로 이어 보여주는 관계도</w:t>
             </w:r>
           </w:p>
         </w:tc>
@@ -9381,7 +8843,7 @@
                 <w:rFonts w:ascii="맑은 고딕" w:hAnsi="맑은 고딕" w:eastAsia="맑은 고딕"/>
                 <w:sz w:val="18"/>
               </w:rPr>
-              <w:t>메타데이터</w:t>
+              <w:t>소버린 AI</w:t>
             </w:r>
           </w:p>
         </w:tc>
@@ -9400,7 +8862,7 @@
                 <w:rFonts w:ascii="맑은 고딕" w:hAnsi="맑은 고딕" w:eastAsia="맑은 고딕"/>
                 <w:sz w:val="18"/>
               </w:rPr>
-              <w:t>자료에 붙이는 꼬리표 정보(누가·언제·어디서·무엇을)</w:t>
+              <w:t>자기 나라 데이터로 만든, 우리만의 AI</w:t>
             </w:r>
           </w:p>
         </w:tc>
@@ -9420,7 +8882,7 @@
                 <w:rFonts w:ascii="맑은 고딕" w:hAnsi="맑은 고딕" w:eastAsia="맑은 고딕"/>
                 <w:sz w:val="18"/>
               </w:rPr>
-              <w:t>G-Cloud</w:t>
+              <w:t>메타데이터</w:t>
             </w:r>
           </w:p>
         </w:tc>
@@ -9438,7 +8900,7 @@
                 <w:rFonts w:ascii="맑은 고딕" w:hAnsi="맑은 고딕" w:eastAsia="맑은 고딕"/>
                 <w:sz w:val="18"/>
               </w:rPr>
-              <w:t>정부가 운영하는 국내 클라우드(서버). 자료를 국내에 안전하게 보관</w:t>
+              <w:t>자료에 붙이는 꼬리표 정보(누가·언제·어디서·무엇을)</w:t>
             </w:r>
           </w:p>
         </w:tc>
@@ -9459,6 +8921,45 @@
                 <w:rFonts w:ascii="맑은 고딕" w:hAnsi="맑은 고딕" w:eastAsia="맑은 고딕"/>
                 <w:sz w:val="18"/>
               </w:rPr>
+              <w:t>G-Cloud</w:t>
+            </w:r>
+          </w:p>
+        </w:tc>
+        <w:tc>
+          <w:tcPr>
+            <w:tcW w:type="dxa" w:w="3969"/>
+            <w:vAlign w:val="center"/>
+            <w:shd w:val="clear" w:color="auto" w:fill="EEF2FA"/>
+          </w:tcPr>
+          <w:p>
+            <w:pPr>
+              <w:jc w:val="left"/>
+            </w:pPr>
+            <w:r>
+              <w:rPr>
+                <w:rFonts w:ascii="맑은 고딕" w:hAnsi="맑은 고딕" w:eastAsia="맑은 고딕"/>
+                <w:sz w:val="18"/>
+              </w:rPr>
+              <w:t>정부가 운영하는 국내 클라우드(서버). 자료를 국내에 안전하게 보관</w:t>
+            </w:r>
+          </w:p>
+        </w:tc>
+      </w:tr>
+      <w:tr>
+        <w:tc>
+          <w:tcPr>
+            <w:tcW w:type="dxa" w:w="3969"/>
+            <w:vAlign w:val="center"/>
+          </w:tcPr>
+          <w:p>
+            <w:pPr>
+              <w:jc w:val="left"/>
+            </w:pPr>
+            <w:r>
+              <w:rPr>
+                <w:rFonts w:ascii="맑은 고딕" w:hAnsi="맑은 고딕" w:eastAsia="맑은 고딕"/>
+                <w:sz w:val="18"/>
+              </w:rPr>
               <w:t>에고 기록물</w:t>
             </w:r>
           </w:p>
@@ -9467,7 +8968,6 @@
           <w:tcPr>
             <w:tcW w:type="dxa" w:w="3969"/>
             <w:vAlign w:val="center"/>
-            <w:shd w:val="clear" w:color="auto" w:fill="EEF2FA"/>
           </w:tcPr>
           <w:p>
             <w:pPr>
@@ -9522,7 +9022,7 @@
           <w:color w:val="2E4A87"/>
           <w:sz w:val="20"/>
         </w:rPr>
-        <w:t>본문 Ⅲ장의 기술적 세부 사항을 담았습니다. 실무 추진 시 참고용입니다.</w:t>
+        <w:t>본문 Ⅲ장의 기술적 세부 사항 수록. 실무 추진 시 참고용</w:t>
       </w:r>
     </w:p>
     <w:p>
@@ -9587,7 +9087,7 @@
           <w:rFonts w:ascii="맑은 고딕" w:hAnsi="맑은 고딕" w:eastAsia="맑은 고딕"/>
           <w:sz w:val="20"/>
         </w:rPr>
-        <w:t xml:space="preserve">  - 처리 원본은 항온항습(15~18℃, 습도 35~45%) 환경에 이관 보관</w:t>
+        <w:t xml:space="preserve">  - 처리 원본은 항온항습(15~18℃, 습도 35~45%) 환경 이관 보관</w:t>
       </w:r>
     </w:p>
     <w:p>
@@ -9600,46 +9100,20 @@
           <w:rFonts w:ascii="맑은 고딕" w:hAnsi="맑은 고딕" w:eastAsia="맑은 고딕"/>
           <w:sz w:val="20"/>
         </w:rPr>
-        <w:t>○ 문서 OCR: 고해상도 스캔(600dpi 이상) 후 다언어 OCR 적용. 일본어 필기체·변체한자는</w:t>
+        <w:t>○ 문서 OCR: 고해상도 스캔(600dpi 이상) 후 다언어 OCR 적용. 일본어 필기체·변체한자는 전용 모델 별도 구축(fine-tuning). OCR 후처리 전문가 교정 비용 별도 산정</w:t>
       </w:r>
     </w:p>
     <w:p>
       <w:pPr>
         <w:spacing w:before="0" w:after="3" w:line="240" w:lineRule="auto"/>
-        <w:ind w:left="0"/>
+        <w:ind w:left="283"/>
       </w:pPr>
       <w:r>
         <w:rPr>
           <w:rFonts w:ascii="맑은 고딕" w:hAnsi="맑은 고딕" w:eastAsia="맑은 고딕"/>
           <w:sz w:val="20"/>
         </w:rPr>
-        <w:t>전용 모델 별도 구축(fine-tuning). OCR 후처리 전문가 교정 비용 별도 산정</w:t>
-      </w:r>
-    </w:p>
-    <w:p>
-      <w:pPr>
-        <w:spacing w:before="0" w:after="3" w:line="240" w:lineRule="auto"/>
-        <w:ind w:left="283"/>
-      </w:pPr>
-      <w:r>
-        <w:rPr>
-          <w:rFonts w:ascii="맑은 고딕" w:hAnsi="맑은 고딕" w:eastAsia="맑은 고딕"/>
-          <w:sz w:val="20"/>
-        </w:rPr>
-        <w:t>○ 음성 STT: 한·일·방언 처리 가능 모델 적용 후 전문가 교정. 전사 텍스트는 AI 학습용</w:t>
-      </w:r>
-    </w:p>
-    <w:p>
-      <w:pPr>
-        <w:spacing w:before="0" w:after="3" w:line="240" w:lineRule="auto"/>
-        <w:ind w:left="0"/>
-      </w:pPr>
-      <w:r>
-        <w:rPr>
-          <w:rFonts w:ascii="맑은 고딕" w:hAnsi="맑은 고딕" w:eastAsia="맑은 고딕"/>
-          <w:sz w:val="20"/>
-        </w:rPr>
-        <w:t>공개 형식으로 병행 출력</w:t>
+        <w:t>○ 음성 STT: 한·일·방언 처리 가능 모델 적용 후 전문가 교정. 전사 텍스트는 AI 학습용 공개 형식 병행 출력</w:t>
       </w:r>
     </w:p>
     <w:p>

--- a/기획서/강제동원_통합DB_아카이브넷_구축_기획서.docx
+++ b/기획서/강제동원_통합DB_아카이브넷_구축_기획서.docx
@@ -44,7 +44,7 @@
           <w:color w:val="1A2E5A"/>
           <w:sz w:val="36"/>
         </w:rPr>
-        <w:t>AI 전환 시대 한일 과거사 통합 디지털 아카이브</w:t>
+        <w:t>AI-History : 한일과거사 통합디지털 아카이브</w:t>
       </w:r>
     </w:p>
     <w:p>
@@ -59,7 +59,7 @@
           <w:color w:val="2E4A87"/>
           <w:sz w:val="40"/>
         </w:rPr>
-        <w:t>「한일과거사 AI 아카이브넷」 구축 사업 기획(안)</w:t>
+        <w:t>구축 사업 기획(안)</w:t>
       </w:r>
     </w:p>
     <w:p>
@@ -561,7 +561,6 @@
           <w:tcPr>
             <w:tcW w:type="dxa" w:w="2646"/>
             <w:vAlign w:val="center"/>
-            <w:shd w:val="clear" w:color="auto" w:fill="2E4A87"/>
           </w:tcPr>
           <w:p>
             <w:pPr>
@@ -571,7 +570,6 @@
               <w:rPr>
                 <w:rFonts w:ascii="맑은 고딕" w:hAnsi="맑은 고딕" w:eastAsia="맑은 고딕"/>
                 <w:b/>
-                <w:color w:val="FFFFFF"/>
                 <w:sz w:val="18"/>
               </w:rPr>
               <w:t>연도</w:t>
@@ -582,7 +580,6 @@
           <w:tcPr>
             <w:tcW w:type="dxa" w:w="2646"/>
             <w:vAlign w:val="center"/>
-            <w:shd w:val="clear" w:color="auto" w:fill="2E4A87"/>
           </w:tcPr>
           <w:p>
             <w:pPr>
@@ -592,7 +589,6 @@
               <w:rPr>
                 <w:rFonts w:ascii="맑은 고딕" w:hAnsi="맑은 고딕" w:eastAsia="맑은 고딕"/>
                 <w:b/>
-                <w:color w:val="FFFFFF"/>
                 <w:sz w:val="18"/>
               </w:rPr>
               <w:t>사건</w:t>
@@ -603,7 +599,6 @@
           <w:tcPr>
             <w:tcW w:type="dxa" w:w="2646"/>
             <w:vAlign w:val="center"/>
-            <w:shd w:val="clear" w:color="auto" w:fill="2E4A87"/>
           </w:tcPr>
           <w:p>
             <w:pPr>
@@ -613,7 +608,6 @@
               <w:rPr>
                 <w:rFonts w:ascii="맑은 고딕" w:hAnsi="맑은 고딕" w:eastAsia="맑은 고딕"/>
                 <w:b/>
-                <w:color w:val="FFFFFF"/>
                 <w:sz w:val="18"/>
               </w:rPr>
               <w:t>관련 분야</w:t>
@@ -682,7 +676,6 @@
           <w:tcPr>
             <w:tcW w:type="dxa" w:w="2646"/>
             <w:vAlign w:val="center"/>
-            <w:shd w:val="clear" w:color="auto" w:fill="EEF2FA"/>
           </w:tcPr>
           <w:p>
             <w:pPr>
@@ -701,7 +694,6 @@
           <w:tcPr>
             <w:tcW w:type="dxa" w:w="2646"/>
             <w:vAlign w:val="center"/>
-            <w:shd w:val="clear" w:color="auto" w:fill="EEF2FA"/>
           </w:tcPr>
           <w:p>
             <w:pPr>
@@ -720,7 +712,6 @@
           <w:tcPr>
             <w:tcW w:type="dxa" w:w="2646"/>
             <w:vAlign w:val="center"/>
-            <w:shd w:val="clear" w:color="auto" w:fill="EEF2FA"/>
           </w:tcPr>
           <w:p>
             <w:pPr>
@@ -797,7 +788,6 @@
           <w:tcPr>
             <w:tcW w:type="dxa" w:w="2646"/>
             <w:vAlign w:val="center"/>
-            <w:shd w:val="clear" w:color="auto" w:fill="EEF2FA"/>
           </w:tcPr>
           <w:p>
             <w:pPr>
@@ -816,7 +806,6 @@
           <w:tcPr>
             <w:tcW w:type="dxa" w:w="2646"/>
             <w:vAlign w:val="center"/>
-            <w:shd w:val="clear" w:color="auto" w:fill="EEF2FA"/>
           </w:tcPr>
           <w:p>
             <w:pPr>
@@ -835,7 +824,6 @@
           <w:tcPr>
             <w:tcW w:type="dxa" w:w="2646"/>
             <w:vAlign w:val="center"/>
-            <w:shd w:val="clear" w:color="auto" w:fill="EEF2FA"/>
           </w:tcPr>
           <w:p>
             <w:pPr>
@@ -1018,7 +1006,6 @@
           <w:tcPr>
             <w:tcW w:type="dxa" w:w="2646"/>
             <w:vAlign w:val="center"/>
-            <w:shd w:val="clear" w:color="auto" w:fill="2E4A87"/>
           </w:tcPr>
           <w:p>
             <w:pPr>
@@ -1028,7 +1015,6 @@
               <w:rPr>
                 <w:rFonts w:ascii="맑은 고딕" w:hAnsi="맑은 고딕" w:eastAsia="맑은 고딕"/>
                 <w:b/>
-                <w:color w:val="FFFFFF"/>
                 <w:sz w:val="18"/>
               </w:rPr>
               <w:t>분야</w:t>
@@ -1039,7 +1025,6 @@
           <w:tcPr>
             <w:tcW w:type="dxa" w:w="2646"/>
             <w:vAlign w:val="center"/>
-            <w:shd w:val="clear" w:color="auto" w:fill="2E4A87"/>
           </w:tcPr>
           <w:p>
             <w:pPr>
@@ -1049,7 +1034,6 @@
               <w:rPr>
                 <w:rFonts w:ascii="맑은 고딕" w:hAnsi="맑은 고딕" w:eastAsia="맑은 고딕"/>
                 <w:b/>
-                <w:color w:val="FFFFFF"/>
                 <w:sz w:val="18"/>
               </w:rPr>
               <w:t>주로 맡는 부처</w:t>
@@ -1060,7 +1044,6 @@
           <w:tcPr>
             <w:tcW w:type="dxa" w:w="2646"/>
             <w:vAlign w:val="center"/>
-            <w:shd w:val="clear" w:color="auto" w:fill="2E4A87"/>
           </w:tcPr>
           <w:p>
             <w:pPr>
@@ -1070,7 +1053,6 @@
               <w:rPr>
                 <w:rFonts w:ascii="맑은 고딕" w:hAnsi="맑은 고딕" w:eastAsia="맑은 고딕"/>
                 <w:b/>
-                <w:color w:val="FFFFFF"/>
                 <w:sz w:val="18"/>
               </w:rPr>
               <w:t>주요 자료</w:t>
@@ -1139,7 +1121,6 @@
           <w:tcPr>
             <w:tcW w:type="dxa" w:w="2646"/>
             <w:vAlign w:val="center"/>
-            <w:shd w:val="clear" w:color="auto" w:fill="EEF2FA"/>
           </w:tcPr>
           <w:p>
             <w:pPr>
@@ -1158,7 +1139,6 @@
           <w:tcPr>
             <w:tcW w:type="dxa" w:w="2646"/>
             <w:vAlign w:val="center"/>
-            <w:shd w:val="clear" w:color="auto" w:fill="EEF2FA"/>
           </w:tcPr>
           <w:p>
             <w:pPr>
@@ -1177,7 +1157,6 @@
           <w:tcPr>
             <w:tcW w:type="dxa" w:w="2646"/>
             <w:vAlign w:val="center"/>
-            <w:shd w:val="clear" w:color="auto" w:fill="EEF2FA"/>
           </w:tcPr>
           <w:p>
             <w:pPr>
@@ -1254,7 +1233,6 @@
           <w:tcPr>
             <w:tcW w:type="dxa" w:w="2646"/>
             <w:vAlign w:val="center"/>
-            <w:shd w:val="clear" w:color="auto" w:fill="EEF2FA"/>
           </w:tcPr>
           <w:p>
             <w:pPr>
@@ -1273,7 +1251,6 @@
           <w:tcPr>
             <w:tcW w:type="dxa" w:w="2646"/>
             <w:vAlign w:val="center"/>
-            <w:shd w:val="clear" w:color="auto" w:fill="EEF2FA"/>
           </w:tcPr>
           <w:p>
             <w:pPr>
@@ -1292,7 +1269,6 @@
           <w:tcPr>
             <w:tcW w:type="dxa" w:w="2646"/>
             <w:vAlign w:val="center"/>
-            <w:shd w:val="clear" w:color="auto" w:fill="EEF2FA"/>
           </w:tcPr>
           <w:p>
             <w:pPr>
@@ -1369,7 +1345,6 @@
           <w:tcPr>
             <w:tcW w:type="dxa" w:w="2646"/>
             <w:vAlign w:val="center"/>
-            <w:shd w:val="clear" w:color="auto" w:fill="EEF2FA"/>
           </w:tcPr>
           <w:p>
             <w:pPr>
@@ -1388,7 +1363,6 @@
           <w:tcPr>
             <w:tcW w:type="dxa" w:w="2646"/>
             <w:vAlign w:val="center"/>
-            <w:shd w:val="clear" w:color="auto" w:fill="EEF2FA"/>
           </w:tcPr>
           <w:p>
             <w:pPr>
@@ -1407,7 +1381,6 @@
           <w:tcPr>
             <w:tcW w:type="dxa" w:w="2646"/>
             <w:vAlign w:val="center"/>
-            <w:shd w:val="clear" w:color="auto" w:fill="EEF2FA"/>
           </w:tcPr>
           <w:p>
             <w:pPr>
@@ -1488,7 +1461,7 @@
           <w:rFonts w:ascii="맑은 고딕" w:hAnsi="맑은 고딕" w:eastAsia="맑은 고딕"/>
           <w:sz w:val="20"/>
         </w:rPr>
-        <w:t>○ 강제동원·위안부·독도 분야별 부정 전용 웹사이트·홍보자료 운영으로 국제 사회에 자국 주장 확산</w:t>
+        <w:t>○ 강제동원·위안부·독도 분야별 부정 전용 웹사이트·홍보자료를 운영, 다국어로 국제 사회에 자국 주장 확산</w:t>
       </w:r>
     </w:p>
     <w:p>
@@ -1501,7 +1474,483 @@
           <w:rFonts w:ascii="맑은 고딕" w:hAnsi="맑은 고딕" w:eastAsia="맑은 고딕"/>
           <w:sz w:val="20"/>
         </w:rPr>
-        <w:t>○ 대응을 위해서는 피해자 증언·원본 문서·재판 기록 등 실증 자료의 통합 공개가 필요하나, 현재 분산으로 대응 미흡</w:t>
+        <w:t>○ 주요 역사부정론 디지털 채널 (실재 채널·레퍼런스)</w:t>
+      </w:r>
+    </w:p>
+    <w:tbl>
+      <w:tblPr>
+        <w:tblStyle w:val="TableGrid"/>
+        <w:tblW w:type="auto" w:w="0"/>
+        <w:jc w:val="center"/>
+        <w:tblLook w:firstColumn="1" w:firstRow="1" w:lastColumn="0" w:lastRow="0" w:noHBand="0" w:noVBand="1" w:val="04A0"/>
+      </w:tblPr>
+      <w:tblGrid>
+        <w:gridCol w:w="2209"/>
+        <w:gridCol w:w="2209"/>
+        <w:gridCol w:w="2209"/>
+        <w:gridCol w:w="2209"/>
+      </w:tblGrid>
+      <w:tr>
+        <w:tc>
+          <w:tcPr>
+            <w:tcW w:type="dxa" w:w="1984"/>
+            <w:vAlign w:val="center"/>
+          </w:tcPr>
+          <w:p>
+            <w:pPr>
+              <w:jc w:val="center"/>
+            </w:pPr>
+            <w:r>
+              <w:rPr>
+                <w:rFonts w:ascii="맑은 고딕" w:hAnsi="맑은 고딕" w:eastAsia="맑은 고딕"/>
+                <w:b/>
+                <w:sz w:val="18"/>
+              </w:rPr>
+              <w:t>분야</w:t>
+            </w:r>
+          </w:p>
+        </w:tc>
+        <w:tc>
+          <w:tcPr>
+            <w:tcW w:type="dxa" w:w="1984"/>
+            <w:vAlign w:val="center"/>
+          </w:tcPr>
+          <w:p>
+            <w:pPr>
+              <w:jc w:val="center"/>
+            </w:pPr>
+            <w:r>
+              <w:rPr>
+                <w:rFonts w:ascii="맑은 고딕" w:hAnsi="맑은 고딕" w:eastAsia="맑은 고딕"/>
+                <w:b/>
+                <w:sz w:val="18"/>
+              </w:rPr>
+              <w:t>채널 (운영 주체)</w:t>
+            </w:r>
+          </w:p>
+        </w:tc>
+        <w:tc>
+          <w:tcPr>
+            <w:tcW w:type="dxa" w:w="1984"/>
+            <w:vAlign w:val="center"/>
+          </w:tcPr>
+          <w:p>
+            <w:pPr>
+              <w:jc w:val="center"/>
+            </w:pPr>
+            <w:r>
+              <w:rPr>
+                <w:rFonts w:ascii="맑은 고딕" w:hAnsi="맑은 고딕" w:eastAsia="맑은 고딕"/>
+                <w:b/>
+                <w:sz w:val="18"/>
+              </w:rPr>
+              <w:t>성격</w:t>
+            </w:r>
+          </w:p>
+        </w:tc>
+        <w:tc>
+          <w:tcPr>
+            <w:tcW w:type="dxa" w:w="1984"/>
+            <w:vAlign w:val="center"/>
+          </w:tcPr>
+          <w:p>
+            <w:pPr>
+              <w:jc w:val="center"/>
+            </w:pPr>
+            <w:r>
+              <w:rPr>
+                <w:rFonts w:ascii="맑은 고딕" w:hAnsi="맑은 고딕" w:eastAsia="맑은 고딕"/>
+                <w:b/>
+                <w:sz w:val="18"/>
+              </w:rPr>
+              <w:t>링크·레퍼런스</w:t>
+            </w:r>
+          </w:p>
+        </w:tc>
+      </w:tr>
+      <w:tr>
+        <w:tc>
+          <w:tcPr>
+            <w:tcW w:type="dxa" w:w="1984"/>
+            <w:vAlign w:val="center"/>
+          </w:tcPr>
+          <w:p>
+            <w:pPr>
+              <w:jc w:val="left"/>
+            </w:pPr>
+            <w:r>
+              <w:rPr>
+                <w:rFonts w:ascii="맑은 고딕" w:hAnsi="맑은 고딕" w:eastAsia="맑은 고딕"/>
+                <w:sz w:val="18"/>
+              </w:rPr>
+              <w:t>강제동원</w:t>
+            </w:r>
+          </w:p>
+        </w:tc>
+        <w:tc>
+          <w:tcPr>
+            <w:tcW w:type="dxa" w:w="1984"/>
+            <w:vAlign w:val="center"/>
+          </w:tcPr>
+          <w:p>
+            <w:pPr>
+              <w:jc w:val="left"/>
+            </w:pPr>
+            <w:r>
+              <w:rPr>
+                <w:rFonts w:ascii="맑은 고딕" w:hAnsi="맑은 고딕" w:eastAsia="맑은 고딕"/>
+                <w:sz w:val="18"/>
+              </w:rPr>
+              <w:t>THE TRUTH OF GUNKANJIMA (산업유산국민회의)</w:t>
+            </w:r>
+          </w:p>
+        </w:tc>
+        <w:tc>
+          <w:tcPr>
+            <w:tcW w:type="dxa" w:w="1984"/>
+            <w:vAlign w:val="center"/>
+          </w:tcPr>
+          <w:p>
+            <w:pPr>
+              <w:jc w:val="left"/>
+            </w:pPr>
+            <w:r>
+              <w:rPr>
+                <w:rFonts w:ascii="맑은 고딕" w:hAnsi="맑은 고딕" w:eastAsia="맑은 고딕"/>
+                <w:sz w:val="18"/>
+              </w:rPr>
+              <w:t>군함도 조선인 강제노동 부정</w:t>
+            </w:r>
+          </w:p>
+        </w:tc>
+        <w:tc>
+          <w:tcPr>
+            <w:tcW w:type="dxa" w:w="1984"/>
+            <w:vAlign w:val="center"/>
+          </w:tcPr>
+          <w:p>
+            <w:pPr>
+              <w:jc w:val="left"/>
+            </w:pPr>
+            <w:r>
+              <w:rPr>
+                <w:rFonts w:ascii="맑은 고딕" w:hAnsi="맑은 고딕" w:eastAsia="맑은 고딕"/>
+                <w:sz w:val="18"/>
+              </w:rPr>
+              <w:t>https://www.gunkanjima-truth.com/</w:t>
+            </w:r>
+          </w:p>
+        </w:tc>
+      </w:tr>
+      <w:tr>
+        <w:tc>
+          <w:tcPr>
+            <w:tcW w:type="dxa" w:w="1984"/>
+            <w:vAlign w:val="center"/>
+          </w:tcPr>
+          <w:p>
+            <w:pPr>
+              <w:jc w:val="left"/>
+            </w:pPr>
+            <w:r>
+              <w:rPr>
+                <w:rFonts w:ascii="맑은 고딕" w:hAnsi="맑은 고딕" w:eastAsia="맑은 고딕"/>
+                <w:sz w:val="18"/>
+              </w:rPr>
+              <w:t>강제동원</w:t>
+            </w:r>
+          </w:p>
+        </w:tc>
+        <w:tc>
+          <w:tcPr>
+            <w:tcW w:type="dxa" w:w="1984"/>
+            <w:vAlign w:val="center"/>
+          </w:tcPr>
+          <w:p>
+            <w:pPr>
+              <w:jc w:val="left"/>
+            </w:pPr>
+            <w:r>
+              <w:rPr>
+                <w:rFonts w:ascii="맑은 고딕" w:hAnsi="맑은 고딕" w:eastAsia="맑은 고딕"/>
+                <w:sz w:val="18"/>
+              </w:rPr>
+              <w:t>산업유산정보센터 (일본 정부 예산)</w:t>
+            </w:r>
+          </w:p>
+        </w:tc>
+        <w:tc>
+          <w:tcPr>
+            <w:tcW w:type="dxa" w:w="1984"/>
+            <w:vAlign w:val="center"/>
+          </w:tcPr>
+          <w:p>
+            <w:pPr>
+              <w:jc w:val="left"/>
+            </w:pPr>
+            <w:r>
+              <w:rPr>
+                <w:rFonts w:ascii="맑은 고딕" w:hAnsi="맑은 고딕" w:eastAsia="맑은 고딕"/>
+                <w:sz w:val="18"/>
+              </w:rPr>
+              <w:t>강제노동 부정 전시·자료</w:t>
+            </w:r>
+          </w:p>
+        </w:tc>
+        <w:tc>
+          <w:tcPr>
+            <w:tcW w:type="dxa" w:w="1984"/>
+            <w:vAlign w:val="center"/>
+          </w:tcPr>
+          <w:p>
+            <w:pPr>
+              <w:jc w:val="left"/>
+            </w:pPr>
+            <w:r>
+              <w:rPr>
+                <w:rFonts w:ascii="맑은 고딕" w:hAnsi="맑은 고딕" w:eastAsia="맑은 고딕"/>
+                <w:sz w:val="18"/>
+              </w:rPr>
+              <w:t>https://www.ihic.jp/</w:t>
+            </w:r>
+          </w:p>
+        </w:tc>
+      </w:tr>
+      <w:tr>
+        <w:tc>
+          <w:tcPr>
+            <w:tcW w:type="dxa" w:w="1984"/>
+            <w:vAlign w:val="center"/>
+          </w:tcPr>
+          <w:p>
+            <w:pPr>
+              <w:jc w:val="left"/>
+            </w:pPr>
+            <w:r>
+              <w:rPr>
+                <w:rFonts w:ascii="맑은 고딕" w:hAnsi="맑은 고딕" w:eastAsia="맑은 고딕"/>
+                <w:sz w:val="18"/>
+              </w:rPr>
+              <w:t>위안부</w:t>
+            </w:r>
+          </w:p>
+        </w:tc>
+        <w:tc>
+          <w:tcPr>
+            <w:tcW w:type="dxa" w:w="1984"/>
+            <w:vAlign w:val="center"/>
+          </w:tcPr>
+          <w:p>
+            <w:pPr>
+              <w:jc w:val="left"/>
+            </w:pPr>
+            <w:r>
+              <w:rPr>
+                <w:rFonts w:ascii="맑은 고딕" w:hAnsi="맑은 고딕" w:eastAsia="맑은 고딕"/>
+                <w:sz w:val="18"/>
+              </w:rPr>
+              <w:t>일본 외무성 「역사 문제(위안부)」</w:t>
+            </w:r>
+          </w:p>
+        </w:tc>
+        <w:tc>
+          <w:tcPr>
+            <w:tcW w:type="dxa" w:w="1984"/>
+            <w:vAlign w:val="center"/>
+          </w:tcPr>
+          <w:p>
+            <w:pPr>
+              <w:jc w:val="left"/>
+            </w:pPr>
+            <w:r>
+              <w:rPr>
+                <w:rFonts w:ascii="맑은 고딕" w:hAnsi="맑은 고딕" w:eastAsia="맑은 고딕"/>
+                <w:sz w:val="18"/>
+              </w:rPr>
+              <w:t>위안부 강제성 부정 정부 입장</w:t>
+            </w:r>
+          </w:p>
+        </w:tc>
+        <w:tc>
+          <w:tcPr>
+            <w:tcW w:type="dxa" w:w="1984"/>
+            <w:vAlign w:val="center"/>
+          </w:tcPr>
+          <w:p>
+            <w:pPr>
+              <w:jc w:val="left"/>
+            </w:pPr>
+            <w:r>
+              <w:rPr>
+                <w:rFonts w:ascii="맑은 고딕" w:hAnsi="맑은 고딕" w:eastAsia="맑은 고딕"/>
+                <w:sz w:val="18"/>
+              </w:rPr>
+              <w:t>https://www.kr.emb-japan.go.jp/postwar/ianfu/</w:t>
+            </w:r>
+          </w:p>
+        </w:tc>
+      </w:tr>
+      <w:tr>
+        <w:tc>
+          <w:tcPr>
+            <w:tcW w:type="dxa" w:w="1984"/>
+            <w:vAlign w:val="center"/>
+          </w:tcPr>
+          <w:p>
+            <w:pPr>
+              <w:jc w:val="left"/>
+            </w:pPr>
+            <w:r>
+              <w:rPr>
+                <w:rFonts w:ascii="맑은 고딕" w:hAnsi="맑은 고딕" w:eastAsia="맑은 고딕"/>
+                <w:sz w:val="18"/>
+              </w:rPr>
+              <w:t>독도</w:t>
+            </w:r>
+          </w:p>
+        </w:tc>
+        <w:tc>
+          <w:tcPr>
+            <w:tcW w:type="dxa" w:w="1984"/>
+            <w:vAlign w:val="center"/>
+          </w:tcPr>
+          <w:p>
+            <w:pPr>
+              <w:jc w:val="left"/>
+            </w:pPr>
+            <w:r>
+              <w:rPr>
+                <w:rFonts w:ascii="맑은 고딕" w:hAnsi="맑은 고딕" w:eastAsia="맑은 고딕"/>
+                <w:sz w:val="18"/>
+              </w:rPr>
+              <w:t>일본 외무성 「다케시마」</w:t>
+            </w:r>
+          </w:p>
+        </w:tc>
+        <w:tc>
+          <w:tcPr>
+            <w:tcW w:type="dxa" w:w="1984"/>
+            <w:vAlign w:val="center"/>
+          </w:tcPr>
+          <w:p>
+            <w:pPr>
+              <w:jc w:val="left"/>
+            </w:pPr>
+            <w:r>
+              <w:rPr>
+                <w:rFonts w:ascii="맑은 고딕" w:hAnsi="맑은 고딕" w:eastAsia="맑은 고딕"/>
+                <w:sz w:val="18"/>
+              </w:rPr>
+              <w:t>독도 영유권 주장 (한·일·영 다국어)</w:t>
+            </w:r>
+          </w:p>
+        </w:tc>
+        <w:tc>
+          <w:tcPr>
+            <w:tcW w:type="dxa" w:w="1984"/>
+            <w:vAlign w:val="center"/>
+          </w:tcPr>
+          <w:p>
+            <w:pPr>
+              <w:jc w:val="left"/>
+            </w:pPr>
+            <w:r>
+              <w:rPr>
+                <w:rFonts w:ascii="맑은 고딕" w:hAnsi="맑은 고딕" w:eastAsia="맑은 고딕"/>
+                <w:sz w:val="18"/>
+              </w:rPr>
+              <w:t>https://www.kr.emb-japan.go.jp/territory/takeshima/</w:t>
+            </w:r>
+          </w:p>
+        </w:tc>
+      </w:tr>
+      <w:tr>
+        <w:tc>
+          <w:tcPr>
+            <w:tcW w:type="dxa" w:w="1984"/>
+            <w:vAlign w:val="center"/>
+          </w:tcPr>
+          <w:p>
+            <w:pPr>
+              <w:jc w:val="left"/>
+            </w:pPr>
+            <w:r>
+              <w:rPr>
+                <w:rFonts w:ascii="맑은 고딕" w:hAnsi="맑은 고딕" w:eastAsia="맑은 고딕"/>
+                <w:sz w:val="18"/>
+              </w:rPr>
+              <w:t>위안부</w:t>
+            </w:r>
+          </w:p>
+        </w:tc>
+        <w:tc>
+          <w:tcPr>
+            <w:tcW w:type="dxa" w:w="1984"/>
+            <w:vAlign w:val="center"/>
+          </w:tcPr>
+          <w:p>
+            <w:pPr>
+              <w:jc w:val="left"/>
+            </w:pPr>
+            <w:r>
+              <w:rPr>
+                <w:rFonts w:ascii="맑은 고딕" w:hAnsi="맑은 고딕" w:eastAsia="맑은 고딕"/>
+                <w:sz w:val="18"/>
+              </w:rPr>
+              <w:t>램지어(J.M. Ramseyer) 논문</w:t>
+            </w:r>
+          </w:p>
+        </w:tc>
+        <w:tc>
+          <w:tcPr>
+            <w:tcW w:type="dxa" w:w="1984"/>
+            <w:vAlign w:val="center"/>
+          </w:tcPr>
+          <w:p>
+            <w:pPr>
+              <w:jc w:val="left"/>
+            </w:pPr>
+            <w:r>
+              <w:rPr>
+                <w:rFonts w:ascii="맑은 고딕" w:hAnsi="맑은 고딕" w:eastAsia="맑은 고딕"/>
+                <w:sz w:val="18"/>
+              </w:rPr>
+              <w:t>위안부 계약론 학술 부정 시도</w:t>
+            </w:r>
+          </w:p>
+        </w:tc>
+        <w:tc>
+          <w:tcPr>
+            <w:tcW w:type="dxa" w:w="1984"/>
+            <w:vAlign w:val="center"/>
+          </w:tcPr>
+          <w:p>
+            <w:pPr>
+              <w:jc w:val="left"/>
+            </w:pPr>
+            <w:r>
+              <w:rPr>
+                <w:rFonts w:ascii="맑은 고딕" w:hAnsi="맑은 고딕" w:eastAsia="맑은 고딕"/>
+                <w:sz w:val="18"/>
+              </w:rPr>
+              <w:t>"Contracting for sex in the Pacific War", Int'l Review of Law and Economics 65 (2021)</w:t>
+            </w:r>
+          </w:p>
+        </w:tc>
+      </w:tr>
+    </w:tbl>
+    <w:p/>
+    <w:p>
+      <w:pPr>
+        <w:spacing w:before="0" w:after="3" w:line="240" w:lineRule="auto"/>
+        <w:ind w:left="283"/>
+      </w:pPr>
+      <w:r>
+        <w:rPr>
+          <w:rFonts w:ascii="맑은 고딕" w:hAnsi="맑은 고딕" w:eastAsia="맑은 고딕"/>
+          <w:sz w:val="20"/>
+        </w:rPr>
+        <w:t>○ 위 채널은 정부 예산·공식 외교 채널을 통해 운영되어 파급력이 크고, 우리 측 실증 자료의 통합 공개 부재로 대응 미흡</w:t>
       </w:r>
     </w:p>
     <w:p>
@@ -1737,7 +2186,85 @@
           <w:color w:val="2E4A87"/>
           <w:sz w:val="22"/>
         </w:rPr>
-        <w:t>1. 6대 도메인별 자료 현황 및 우선순위</w:t>
+        <w:t>1. 소멸 위급도 판정 기준 및 도메인별 현황</w:t>
+      </w:r>
+    </w:p>
+    <w:p>
+      <w:pPr>
+        <w:spacing w:before="0" w:after="3" w:line="240" w:lineRule="auto"/>
+        <w:ind w:left="0"/>
+      </w:pPr>
+      <w:r>
+        <w:rPr>
+          <w:rFonts w:ascii="맑은 고딕" w:hAnsi="맑은 고딕" w:eastAsia="맑은 고딕"/>
+          <w:sz w:val="20"/>
+        </w:rPr>
+        <w:t>□ 소멸 위급도 판정 기준 (4개 요소)</w:t>
+      </w:r>
+    </w:p>
+    <w:p>
+      <w:pPr>
+        <w:spacing w:before="0" w:after="3" w:line="240" w:lineRule="auto"/>
+        <w:ind w:left="283"/>
+      </w:pPr>
+      <w:r>
+        <w:rPr>
+          <w:rFonts w:ascii="맑은 고딕" w:hAnsi="맑은 고딕" w:eastAsia="맑은 고딕"/>
+          <w:sz w:val="20"/>
+        </w:rPr>
+        <w:t>○ ① 매체 열화 속도: 자기매체(카세트·VHS) &gt; 필름 &gt; 산성지 문서 &gt; 중성지·디지털</w:t>
+      </w:r>
+    </w:p>
+    <w:p>
+      <w:pPr>
+        <w:spacing w:before="0" w:after="3" w:line="240" w:lineRule="auto"/>
+        <w:ind w:left="283"/>
+      </w:pPr>
+      <w:r>
+        <w:rPr>
+          <w:rFonts w:ascii="맑은 고딕" w:hAnsi="맑은 고딕" w:eastAsia="맑은 고딕"/>
+          <w:sz w:val="20"/>
+        </w:rPr>
+        <w:t>○ ② 생산자·증언자 생존: 구술·개인기록 등 당사자 고령·사망 시 대체 불가</w:t>
+      </w:r>
+    </w:p>
+    <w:p>
+      <w:pPr>
+        <w:spacing w:before="0" w:after="3" w:line="240" w:lineRule="auto"/>
+        <w:ind w:left="283"/>
+      </w:pPr>
+      <w:r>
+        <w:rPr>
+          <w:rFonts w:ascii="맑은 고딕" w:hAnsi="맑은 고딕" w:eastAsia="맑은 고딕"/>
+          <w:sz w:val="20"/>
+        </w:rPr>
+        <w:t>○ ③ 소장 주체 존속성: 민간단체(재정악화·해산 위험) &gt; 공공기관(항구 보존)</w:t>
+      </w:r>
+    </w:p>
+    <w:p>
+      <w:pPr>
+        <w:spacing w:before="0" w:after="3" w:line="240" w:lineRule="auto"/>
+        <w:ind w:left="283"/>
+      </w:pPr>
+      <w:r>
+        <w:rPr>
+          <w:rFonts w:ascii="맑은 고딕" w:hAnsi="맑은 고딕" w:eastAsia="맑은 고딕"/>
+          <w:sz w:val="20"/>
+        </w:rPr>
+        <w:t>○ ④ 사본·중복본 존재: 원본이 유일할수록(사본 없음) 위급</w:t>
+      </w:r>
+    </w:p>
+    <w:p>
+      <w:pPr>
+        <w:spacing w:before="0" w:after="3" w:line="240" w:lineRule="auto"/>
+        <w:ind w:left="0"/>
+      </w:pPr>
+      <w:r>
+        <w:rPr>
+          <w:rFonts w:ascii="맑은 고딕" w:hAnsi="맑은 고딕" w:eastAsia="맑은 고딕"/>
+          <w:sz w:val="20"/>
+        </w:rPr>
+        <w:t>□ 판정 결과: 도메인별 자료 현황 및 위급도</w:t>
       </w:r>
     </w:p>
     <w:tbl>
@@ -1748,16 +2275,16 @@
         <w:tblLook w:firstColumn="1" w:firstRow="1" w:lastColumn="0" w:lastRow="0" w:noHBand="0" w:noVBand="1" w:val="04A0"/>
       </w:tblPr>
       <w:tblGrid>
-        <w:gridCol w:w="2946"/>
-        <w:gridCol w:w="2946"/>
-        <w:gridCol w:w="2946"/>
+        <w:gridCol w:w="2209"/>
+        <w:gridCol w:w="2209"/>
+        <w:gridCol w:w="2209"/>
+        <w:gridCol w:w="2209"/>
       </w:tblGrid>
       <w:tr>
         <w:tc>
           <w:tcPr>
-            <w:tcW w:type="dxa" w:w="2646"/>
-            <w:vAlign w:val="center"/>
-            <w:shd w:val="clear" w:color="auto" w:fill="2E4A87"/>
+            <w:tcW w:type="dxa" w:w="1984"/>
+            <w:vAlign w:val="center"/>
           </w:tcPr>
           <w:p>
             <w:pPr>
@@ -1767,7 +2294,6 @@
               <w:rPr>
                 <w:rFonts w:ascii="맑은 고딕" w:hAnsi="맑은 고딕" w:eastAsia="맑은 고딕"/>
                 <w:b/>
-                <w:color w:val="FFFFFF"/>
                 <w:sz w:val="18"/>
               </w:rPr>
               <w:t>분야</w:t>
@@ -1776,9 +2302,8 @@
         </w:tc>
         <w:tc>
           <w:tcPr>
-            <w:tcW w:type="dxa" w:w="2646"/>
-            <w:vAlign w:val="center"/>
-            <w:shd w:val="clear" w:color="auto" w:fill="2E4A87"/>
+            <w:tcW w:type="dxa" w:w="1984"/>
+            <w:vAlign w:val="center"/>
           </w:tcPr>
           <w:p>
             <w:pPr>
@@ -1788,7 +2313,6 @@
               <w:rPr>
                 <w:rFonts w:ascii="맑은 고딕" w:hAnsi="맑은 고딕" w:eastAsia="맑은 고딕"/>
                 <w:b/>
-                <w:color w:val="FFFFFF"/>
                 <w:sz w:val="18"/>
               </w:rPr>
               <w:t>핵심 자료</w:t>
@@ -1797,9 +2321,8 @@
         </w:tc>
         <w:tc>
           <w:tcPr>
-            <w:tcW w:type="dxa" w:w="2646"/>
-            <w:vAlign w:val="center"/>
-            <w:shd w:val="clear" w:color="auto" w:fill="2E4A87"/>
+            <w:tcW w:type="dxa" w:w="1984"/>
+            <w:vAlign w:val="center"/>
           </w:tcPr>
           <w:p>
             <w:pPr>
@@ -1809,10 +2332,28 @@
               <w:rPr>
                 <w:rFonts w:ascii="맑은 고딕" w:hAnsi="맑은 고딕" w:eastAsia="맑은 고딕"/>
                 <w:b/>
-                <w:color w:val="FFFFFF"/>
-                <w:sz w:val="18"/>
-              </w:rPr>
-              <w:t>소멸 위험</w:t>
+                <w:sz w:val="18"/>
+              </w:rPr>
+              <w:t>소멸 위급도</w:t>
+            </w:r>
+          </w:p>
+        </w:tc>
+        <w:tc>
+          <w:tcPr>
+            <w:tcW w:type="dxa" w:w="1984"/>
+            <w:vAlign w:val="center"/>
+          </w:tcPr>
+          <w:p>
+            <w:pPr>
+              <w:jc w:val="center"/>
+            </w:pPr>
+            <w:r>
+              <w:rPr>
+                <w:rFonts w:ascii="맑은 고딕" w:hAnsi="맑은 고딕" w:eastAsia="맑은 고딕"/>
+                <w:b/>
+                <w:sz w:val="18"/>
+              </w:rPr>
+              <w:t>판정 근거</w:t>
             </w:r>
           </w:p>
         </w:tc>
@@ -1820,55 +2361,73 @@
       <w:tr>
         <w:tc>
           <w:tcPr>
-            <w:tcW w:type="dxa" w:w="2646"/>
-            <w:vAlign w:val="center"/>
-          </w:tcPr>
-          <w:p>
-            <w:pPr>
-              <w:jc w:val="left"/>
-            </w:pPr>
-            <w:r>
-              <w:rPr>
-                <w:rFonts w:ascii="맑은 고딕" w:hAnsi="맑은 고딕" w:eastAsia="맑은 고딕"/>
-                <w:sz w:val="18"/>
-              </w:rPr>
-              <w:t>강제동원</w:t>
-            </w:r>
-          </w:p>
-        </w:tc>
-        <w:tc>
-          <w:tcPr>
-            <w:tcW w:type="dxa" w:w="2646"/>
-            <w:vAlign w:val="center"/>
-          </w:tcPr>
-          <w:p>
-            <w:pPr>
-              <w:jc w:val="left"/>
-            </w:pPr>
-            <w:r>
-              <w:rPr>
-                <w:rFonts w:ascii="맑은 고딕" w:hAnsi="맑은 고딕" w:eastAsia="맑은 고딕"/>
-                <w:sz w:val="18"/>
-              </w:rPr>
-              <w:t>피해자 판정자료, 구술, 소송기록</w:t>
-            </w:r>
-          </w:p>
-        </w:tc>
-        <w:tc>
-          <w:tcPr>
-            <w:tcW w:type="dxa" w:w="2646"/>
-            <w:vAlign w:val="center"/>
-          </w:tcPr>
-          <w:p>
-            <w:pPr>
-              <w:jc w:val="left"/>
-            </w:pPr>
-            <w:r>
-              <w:rPr>
-                <w:rFonts w:ascii="맑은 고딕" w:hAnsi="맑은 고딕" w:eastAsia="맑은 고딕"/>
-                <w:sz w:val="18"/>
-              </w:rPr>
-              <w:t>높음</w:t>
+            <w:tcW w:type="dxa" w:w="1984"/>
+            <w:vAlign w:val="center"/>
+          </w:tcPr>
+          <w:p>
+            <w:pPr>
+              <w:jc w:val="left"/>
+            </w:pPr>
+            <w:r>
+              <w:rPr>
+                <w:rFonts w:ascii="맑은 고딕" w:hAnsi="맑은 고딕" w:eastAsia="맑은 고딕"/>
+                <w:sz w:val="18"/>
+              </w:rPr>
+              <w:t>일본군'위안부'</w:t>
+            </w:r>
+          </w:p>
+        </w:tc>
+        <w:tc>
+          <w:tcPr>
+            <w:tcW w:type="dxa" w:w="1984"/>
+            <w:vAlign w:val="center"/>
+          </w:tcPr>
+          <w:p>
+            <w:pPr>
+              <w:jc w:val="left"/>
+            </w:pPr>
+            <w:r>
+              <w:rPr>
+                <w:rFonts w:ascii="맑은 고딕" w:hAnsi="맑은 고딕" w:eastAsia="맑은 고딕"/>
+                <w:sz w:val="18"/>
+              </w:rPr>
+              <w:t>피해자 증언·구술</w:t>
+            </w:r>
+          </w:p>
+        </w:tc>
+        <w:tc>
+          <w:tcPr>
+            <w:tcW w:type="dxa" w:w="1984"/>
+            <w:vAlign w:val="center"/>
+          </w:tcPr>
+          <w:p>
+            <w:pPr>
+              <w:jc w:val="left"/>
+            </w:pPr>
+            <w:r>
+              <w:rPr>
+                <w:rFonts w:ascii="맑은 고딕" w:hAnsi="맑은 고딕" w:eastAsia="맑은 고딕"/>
+                <w:sz w:val="18"/>
+              </w:rPr>
+              <w:t>매우 높음</w:t>
+            </w:r>
+          </w:p>
+        </w:tc>
+        <w:tc>
+          <w:tcPr>
+            <w:tcW w:type="dxa" w:w="1984"/>
+            <w:vAlign w:val="center"/>
+          </w:tcPr>
+          <w:p>
+            <w:pPr>
+              <w:jc w:val="left"/>
+            </w:pPr>
+            <w:r>
+              <w:rPr>
+                <w:rFonts w:ascii="맑은 고딕" w:hAnsi="맑은 고딕" w:eastAsia="맑은 고딕"/>
+                <w:sz w:val="18"/>
+              </w:rPr>
+              <w:t>증언자 대부분 사망(생존 극소수) + 자기매체 녹음 열화 + 민간 소장</w:t>
             </w:r>
           </w:p>
         </w:tc>
@@ -1876,58 +2435,73 @@
       <w:tr>
         <w:tc>
           <w:tcPr>
-            <w:tcW w:type="dxa" w:w="2646"/>
-            <w:vAlign w:val="center"/>
-            <w:shd w:val="clear" w:color="auto" w:fill="EEF2FA"/>
-          </w:tcPr>
-          <w:p>
-            <w:pPr>
-              <w:jc w:val="left"/>
-            </w:pPr>
-            <w:r>
-              <w:rPr>
-                <w:rFonts w:ascii="맑은 고딕" w:hAnsi="맑은 고딕" w:eastAsia="맑은 고딕"/>
-                <w:sz w:val="18"/>
-              </w:rPr>
-              <w:t>일본군'위안부'</w:t>
-            </w:r>
-          </w:p>
-        </w:tc>
-        <w:tc>
-          <w:tcPr>
-            <w:tcW w:type="dxa" w:w="2646"/>
-            <w:vAlign w:val="center"/>
-            <w:shd w:val="clear" w:color="auto" w:fill="EEF2FA"/>
-          </w:tcPr>
-          <w:p>
-            <w:pPr>
-              <w:jc w:val="left"/>
-            </w:pPr>
-            <w:r>
-              <w:rPr>
-                <w:rFonts w:ascii="맑은 고딕" w:hAnsi="맑은 고딕" w:eastAsia="맑은 고딕"/>
-                <w:sz w:val="18"/>
-              </w:rPr>
-              <w:t>피해자 증언, 소송기록</w:t>
-            </w:r>
-          </w:p>
-        </w:tc>
-        <w:tc>
-          <w:tcPr>
-            <w:tcW w:type="dxa" w:w="2646"/>
-            <w:vAlign w:val="center"/>
-            <w:shd w:val="clear" w:color="auto" w:fill="EEF2FA"/>
-          </w:tcPr>
-          <w:p>
-            <w:pPr>
-              <w:jc w:val="left"/>
-            </w:pPr>
-            <w:r>
-              <w:rPr>
-                <w:rFonts w:ascii="맑은 고딕" w:hAnsi="맑은 고딕" w:eastAsia="맑은 고딕"/>
-                <w:sz w:val="18"/>
-              </w:rPr>
-              <w:t>매우 높음</w:t>
+            <w:tcW w:type="dxa" w:w="1984"/>
+            <w:vAlign w:val="center"/>
+          </w:tcPr>
+          <w:p>
+            <w:pPr>
+              <w:jc w:val="left"/>
+            </w:pPr>
+            <w:r>
+              <w:rPr>
+                <w:rFonts w:ascii="맑은 고딕" w:hAnsi="맑은 고딕" w:eastAsia="맑은 고딕"/>
+                <w:sz w:val="18"/>
+              </w:rPr>
+              <w:t>강제동원</w:t>
+            </w:r>
+          </w:p>
+        </w:tc>
+        <w:tc>
+          <w:tcPr>
+            <w:tcW w:type="dxa" w:w="1984"/>
+            <w:vAlign w:val="center"/>
+          </w:tcPr>
+          <w:p>
+            <w:pPr>
+              <w:jc w:val="left"/>
+            </w:pPr>
+            <w:r>
+              <w:rPr>
+                <w:rFonts w:ascii="맑은 고딕" w:hAnsi="맑은 고딕" w:eastAsia="맑은 고딕"/>
+                <w:sz w:val="18"/>
+              </w:rPr>
+              <w:t>구술·개인기록·소송</w:t>
+            </w:r>
+          </w:p>
+        </w:tc>
+        <w:tc>
+          <w:tcPr>
+            <w:tcW w:type="dxa" w:w="1984"/>
+            <w:vAlign w:val="center"/>
+          </w:tcPr>
+          <w:p>
+            <w:pPr>
+              <w:jc w:val="left"/>
+            </w:pPr>
+            <w:r>
+              <w:rPr>
+                <w:rFonts w:ascii="맑은 고딕" w:hAnsi="맑은 고딕" w:eastAsia="맑은 고딕"/>
+                <w:sz w:val="18"/>
+              </w:rPr>
+              <w:t>높음</w:t>
+            </w:r>
+          </w:p>
+        </w:tc>
+        <w:tc>
+          <w:tcPr>
+            <w:tcW w:type="dxa" w:w="1984"/>
+            <w:vAlign w:val="center"/>
+          </w:tcPr>
+          <w:p>
+            <w:pPr>
+              <w:jc w:val="left"/>
+            </w:pPr>
+            <w:r>
+              <w:rPr>
+                <w:rFonts w:ascii="맑은 고딕" w:hAnsi="맑은 고딕" w:eastAsia="맑은 고딕"/>
+                <w:sz w:val="18"/>
+              </w:rPr>
+              <w:t>생산자 고령 + 자기매체 열화 + 상당수 민간 소장</w:t>
             </w:r>
           </w:p>
         </w:tc>
@@ -1935,55 +2509,73 @@
       <w:tr>
         <w:tc>
           <w:tcPr>
-            <w:tcW w:type="dxa" w:w="2646"/>
-            <w:vAlign w:val="center"/>
-          </w:tcPr>
-          <w:p>
-            <w:pPr>
-              <w:jc w:val="left"/>
-            </w:pPr>
-            <w:r>
-              <w:rPr>
-                <w:rFonts w:ascii="맑은 고딕" w:hAnsi="맑은 고딕" w:eastAsia="맑은 고딕"/>
-                <w:sz w:val="18"/>
-              </w:rPr>
-              <w:t>독도</w:t>
-            </w:r>
-          </w:p>
-        </w:tc>
-        <w:tc>
-          <w:tcPr>
-            <w:tcW w:type="dxa" w:w="2646"/>
-            <w:vAlign w:val="center"/>
-          </w:tcPr>
-          <w:p>
-            <w:pPr>
-              <w:jc w:val="left"/>
-            </w:pPr>
-            <w:r>
-              <w:rPr>
-                <w:rFonts w:ascii="맑은 고딕" w:hAnsi="맑은 고딕" w:eastAsia="맑은 고딕"/>
-                <w:sz w:val="18"/>
-              </w:rPr>
-              <w:t>옛 지도, 외교문서</w:t>
-            </w:r>
-          </w:p>
-        </w:tc>
-        <w:tc>
-          <w:tcPr>
-            <w:tcW w:type="dxa" w:w="2646"/>
-            <w:vAlign w:val="center"/>
-          </w:tcPr>
-          <w:p>
-            <w:pPr>
-              <w:jc w:val="left"/>
-            </w:pPr>
-            <w:r>
-              <w:rPr>
-                <w:rFonts w:ascii="맑은 고딕" w:hAnsi="맑은 고딕" w:eastAsia="맑은 고딕"/>
-                <w:sz w:val="18"/>
-              </w:rPr>
-              <w:t>낮음(보존 양호)</w:t>
+            <w:tcW w:type="dxa" w:w="1984"/>
+            <w:vAlign w:val="center"/>
+          </w:tcPr>
+          <w:p>
+            <w:pPr>
+              <w:jc w:val="left"/>
+            </w:pPr>
+            <w:r>
+              <w:rPr>
+                <w:rFonts w:ascii="맑은 고딕" w:hAnsi="맑은 고딕" w:eastAsia="맑은 고딕"/>
+                <w:sz w:val="18"/>
+              </w:rPr>
+              <w:t>식민피해</w:t>
+            </w:r>
+          </w:p>
+        </w:tc>
+        <w:tc>
+          <w:tcPr>
+            <w:tcW w:type="dxa" w:w="1984"/>
+            <w:vAlign w:val="center"/>
+          </w:tcPr>
+          <w:p>
+            <w:pPr>
+              <w:jc w:val="left"/>
+            </w:pPr>
+            <w:r>
+              <w:rPr>
+                <w:rFonts w:ascii="맑은 고딕" w:hAnsi="맑은 고딕" w:eastAsia="맑은 고딕"/>
+                <w:sz w:val="18"/>
+              </w:rPr>
+              <w:t>관동대지진·사할린·원폭 명부·증언</w:t>
+            </w:r>
+          </w:p>
+        </w:tc>
+        <w:tc>
+          <w:tcPr>
+            <w:tcW w:type="dxa" w:w="1984"/>
+            <w:vAlign w:val="center"/>
+          </w:tcPr>
+          <w:p>
+            <w:pPr>
+              <w:jc w:val="left"/>
+            </w:pPr>
+            <w:r>
+              <w:rPr>
+                <w:rFonts w:ascii="맑은 고딕" w:hAnsi="맑은 고딕" w:eastAsia="맑은 고딕"/>
+                <w:sz w:val="18"/>
+              </w:rPr>
+              <w:t>높음</w:t>
+            </w:r>
+          </w:p>
+        </w:tc>
+        <w:tc>
+          <w:tcPr>
+            <w:tcW w:type="dxa" w:w="1984"/>
+            <w:vAlign w:val="center"/>
+          </w:tcPr>
+          <w:p>
+            <w:pPr>
+              <w:jc w:val="left"/>
+            </w:pPr>
+            <w:r>
+              <w:rPr>
+                <w:rFonts w:ascii="맑은 고딕" w:hAnsi="맑은 고딕" w:eastAsia="맑은 고딕"/>
+                <w:sz w:val="18"/>
+              </w:rPr>
+              <w:t>증언자 사망 임박 + 원본 유일 + 국내외 분산</w:t>
             </w:r>
           </w:p>
         </w:tc>
@@ -1991,47 +2583,44 @@
       <w:tr>
         <w:tc>
           <w:tcPr>
-            <w:tcW w:type="dxa" w:w="2646"/>
-            <w:vAlign w:val="center"/>
-            <w:shd w:val="clear" w:color="auto" w:fill="EEF2FA"/>
-          </w:tcPr>
-          <w:p>
-            <w:pPr>
-              <w:jc w:val="left"/>
-            </w:pPr>
-            <w:r>
-              <w:rPr>
-                <w:rFonts w:ascii="맑은 고딕" w:hAnsi="맑은 고딕" w:eastAsia="맑은 고딕"/>
-                <w:sz w:val="18"/>
-              </w:rPr>
-              <w:t>역사교과서</w:t>
-            </w:r>
-          </w:p>
-        </w:tc>
-        <w:tc>
-          <w:tcPr>
-            <w:tcW w:type="dxa" w:w="2646"/>
-            <w:vAlign w:val="center"/>
-            <w:shd w:val="clear" w:color="auto" w:fill="EEF2FA"/>
-          </w:tcPr>
-          <w:p>
-            <w:pPr>
-              <w:jc w:val="left"/>
-            </w:pPr>
-            <w:r>
-              <w:rPr>
-                <w:rFonts w:ascii="맑은 고딕" w:hAnsi="맑은 고딕" w:eastAsia="맑은 고딕"/>
-                <w:sz w:val="18"/>
-              </w:rPr>
-              <w:t>검정자료, 왜곡 대응 자료</w:t>
-            </w:r>
-          </w:p>
-        </w:tc>
-        <w:tc>
-          <w:tcPr>
-            <w:tcW w:type="dxa" w:w="2646"/>
-            <w:vAlign w:val="center"/>
-            <w:shd w:val="clear" w:color="auto" w:fill="EEF2FA"/>
+            <w:tcW w:type="dxa" w:w="1984"/>
+            <w:vAlign w:val="center"/>
+          </w:tcPr>
+          <w:p>
+            <w:pPr>
+              <w:jc w:val="left"/>
+            </w:pPr>
+            <w:r>
+              <w:rPr>
+                <w:rFonts w:ascii="맑은 고딕" w:hAnsi="맑은 고딕" w:eastAsia="맑은 고딕"/>
+                <w:sz w:val="18"/>
+              </w:rPr>
+              <w:t>독도</w:t>
+            </w:r>
+          </w:p>
+        </w:tc>
+        <w:tc>
+          <w:tcPr>
+            <w:tcW w:type="dxa" w:w="1984"/>
+            <w:vAlign w:val="center"/>
+          </w:tcPr>
+          <w:p>
+            <w:pPr>
+              <w:jc w:val="left"/>
+            </w:pPr>
+            <w:r>
+              <w:rPr>
+                <w:rFonts w:ascii="맑은 고딕" w:hAnsi="맑은 고딕" w:eastAsia="맑은 고딕"/>
+                <w:sz w:val="18"/>
+              </w:rPr>
+              <w:t>고지도·관찬사료·외교문서</w:t>
+            </w:r>
+          </w:p>
+        </w:tc>
+        <w:tc>
+          <w:tcPr>
+            <w:tcW w:type="dxa" w:w="1984"/>
+            <w:vAlign w:val="center"/>
           </w:tcPr>
           <w:p>
             <w:pPr>
@@ -2043,6 +2632,24 @@
                 <w:sz w:val="18"/>
               </w:rPr>
               <w:t>낮음</w:t>
+            </w:r>
+          </w:p>
+        </w:tc>
+        <w:tc>
+          <w:tcPr>
+            <w:tcW w:type="dxa" w:w="1984"/>
+            <w:vAlign w:val="center"/>
+          </w:tcPr>
+          <w:p>
+            <w:pPr>
+              <w:jc w:val="left"/>
+            </w:pPr>
+            <w:r>
+              <w:rPr>
+                <w:rFonts w:ascii="맑은 고딕" w:hAnsi="맑은 고딕" w:eastAsia="맑은 고딕"/>
+                <w:sz w:val="18"/>
+              </w:rPr>
+              <w:t>공공기관 항구 보존 + 사본·영인본 다수 + 열화 완만</w:t>
             </w:r>
           </w:p>
         </w:tc>
@@ -2050,55 +2657,73 @@
       <w:tr>
         <w:tc>
           <w:tcPr>
-            <w:tcW w:type="dxa" w:w="2646"/>
-            <w:vAlign w:val="center"/>
-          </w:tcPr>
-          <w:p>
-            <w:pPr>
-              <w:jc w:val="left"/>
-            </w:pPr>
-            <w:r>
-              <w:rPr>
-                <w:rFonts w:ascii="맑은 고딕" w:hAnsi="맑은 고딕" w:eastAsia="맑은 고딕"/>
-                <w:sz w:val="18"/>
-              </w:rPr>
-              <w:t>식민피해</w:t>
-            </w:r>
-          </w:p>
-        </w:tc>
-        <w:tc>
-          <w:tcPr>
-            <w:tcW w:type="dxa" w:w="2646"/>
-            <w:vAlign w:val="center"/>
-          </w:tcPr>
-          <w:p>
-            <w:pPr>
-              <w:jc w:val="left"/>
-            </w:pPr>
-            <w:r>
-              <w:rPr>
-                <w:rFonts w:ascii="맑은 고딕" w:hAnsi="맑은 고딕" w:eastAsia="맑은 고딕"/>
-                <w:sz w:val="18"/>
-              </w:rPr>
-              <w:t>관동대지진·사할린·원폭 피해 명부</w:t>
-            </w:r>
-          </w:p>
-        </w:tc>
-        <w:tc>
-          <w:tcPr>
-            <w:tcW w:type="dxa" w:w="2646"/>
-            <w:vAlign w:val="center"/>
-          </w:tcPr>
-          <w:p>
-            <w:pPr>
-              <w:jc w:val="left"/>
-            </w:pPr>
-            <w:r>
-              <w:rPr>
-                <w:rFonts w:ascii="맑은 고딕" w:hAnsi="맑은 고딕" w:eastAsia="맑은 고딕"/>
-                <w:sz w:val="18"/>
-              </w:rPr>
-              <w:t>높음</w:t>
+            <w:tcW w:type="dxa" w:w="1984"/>
+            <w:vAlign w:val="center"/>
+          </w:tcPr>
+          <w:p>
+            <w:pPr>
+              <w:jc w:val="left"/>
+            </w:pPr>
+            <w:r>
+              <w:rPr>
+                <w:rFonts w:ascii="맑은 고딕" w:hAnsi="맑은 고딕" w:eastAsia="맑은 고딕"/>
+                <w:sz w:val="18"/>
+              </w:rPr>
+              <w:t>역사교과서</w:t>
+            </w:r>
+          </w:p>
+        </w:tc>
+        <w:tc>
+          <w:tcPr>
+            <w:tcW w:type="dxa" w:w="1984"/>
+            <w:vAlign w:val="center"/>
+          </w:tcPr>
+          <w:p>
+            <w:pPr>
+              <w:jc w:val="left"/>
+            </w:pPr>
+            <w:r>
+              <w:rPr>
+                <w:rFonts w:ascii="맑은 고딕" w:hAnsi="맑은 고딕" w:eastAsia="맑은 고딕"/>
+                <w:sz w:val="18"/>
+              </w:rPr>
+              <w:t>검정 교과서·대응자료</w:t>
+            </w:r>
+          </w:p>
+        </w:tc>
+        <w:tc>
+          <w:tcPr>
+            <w:tcW w:type="dxa" w:w="1984"/>
+            <w:vAlign w:val="center"/>
+          </w:tcPr>
+          <w:p>
+            <w:pPr>
+              <w:jc w:val="left"/>
+            </w:pPr>
+            <w:r>
+              <w:rPr>
+                <w:rFonts w:ascii="맑은 고딕" w:hAnsi="맑은 고딕" w:eastAsia="맑은 고딕"/>
+                <w:sz w:val="18"/>
+              </w:rPr>
+              <w:t>낮음</w:t>
+            </w:r>
+          </w:p>
+        </w:tc>
+        <w:tc>
+          <w:tcPr>
+            <w:tcW w:type="dxa" w:w="1984"/>
+            <w:vAlign w:val="center"/>
+          </w:tcPr>
+          <w:p>
+            <w:pPr>
+              <w:jc w:val="left"/>
+            </w:pPr>
+            <w:r>
+              <w:rPr>
+                <w:rFonts w:ascii="맑은 고딕" w:hAnsi="맑은 고딕" w:eastAsia="맑은 고딕"/>
+                <w:sz w:val="18"/>
+              </w:rPr>
+              <w:t>지속 생산·수집 자료, 공공 보존</w:t>
             </w:r>
           </w:p>
         </w:tc>
@@ -2106,9 +2731,8 @@
       <w:tr>
         <w:tc>
           <w:tcPr>
-            <w:tcW w:type="dxa" w:w="2646"/>
-            <w:vAlign w:val="center"/>
-            <w:shd w:val="clear" w:color="auto" w:fill="EEF2FA"/>
+            <w:tcW w:type="dxa" w:w="1984"/>
+            <w:vAlign w:val="center"/>
           </w:tcPr>
           <w:p>
             <w:pPr>
@@ -2125,28 +2749,26 @@
         </w:tc>
         <w:tc>
           <w:tcPr>
-            <w:tcW w:type="dxa" w:w="2646"/>
-            <w:vAlign w:val="center"/>
-            <w:shd w:val="clear" w:color="auto" w:fill="EEF2FA"/>
-          </w:tcPr>
-          <w:p>
-            <w:pPr>
-              <w:jc w:val="left"/>
-            </w:pPr>
-            <w:r>
-              <w:rPr>
-                <w:rFonts w:ascii="맑은 고딕" w:hAnsi="맑은 고딕" w:eastAsia="맑은 고딕"/>
-                <w:sz w:val="18"/>
-              </w:rPr>
-              <w:t>약탈문화재 소재 목록</w:t>
-            </w:r>
-          </w:p>
-        </w:tc>
-        <w:tc>
-          <w:tcPr>
-            <w:tcW w:type="dxa" w:w="2646"/>
-            <w:vAlign w:val="center"/>
-            <w:shd w:val="clear" w:color="auto" w:fill="EEF2FA"/>
+            <w:tcW w:type="dxa" w:w="1984"/>
+            <w:vAlign w:val="center"/>
+          </w:tcPr>
+          <w:p>
+            <w:pPr>
+              <w:jc w:val="left"/>
+            </w:pPr>
+            <w:r>
+              <w:rPr>
+                <w:rFonts w:ascii="맑은 고딕" w:hAnsi="맑은 고딕" w:eastAsia="맑은 고딕"/>
+                <w:sz w:val="18"/>
+              </w:rPr>
+              <w:t>소재 목록·조사자료</w:t>
+            </w:r>
+          </w:p>
+        </w:tc>
+        <w:tc>
+          <w:tcPr>
+            <w:tcW w:type="dxa" w:w="1984"/>
+            <w:vAlign w:val="center"/>
           </w:tcPr>
           <w:p>
             <w:pPr>
@@ -2158,6 +2780,24 @@
                 <w:sz w:val="18"/>
               </w:rPr>
               <w:t>낮음</w:t>
+            </w:r>
+          </w:p>
+        </w:tc>
+        <w:tc>
+          <w:tcPr>
+            <w:tcW w:type="dxa" w:w="1984"/>
+            <w:vAlign w:val="center"/>
+          </w:tcPr>
+          <w:p>
+            <w:pPr>
+              <w:jc w:val="left"/>
+            </w:pPr>
+            <w:r>
+              <w:rPr>
+                <w:rFonts w:ascii="맑은 고딕" w:hAnsi="맑은 고딕" w:eastAsia="맑은 고딕"/>
+                <w:sz w:val="18"/>
+              </w:rPr>
+              <w:t>목록·디지털 형태, 재단 지속 관리</w:t>
             </w:r>
           </w:p>
         </w:tc>
@@ -2174,7 +2814,7 @@
           <w:rFonts w:ascii="맑은 고딕" w:hAnsi="맑은 고딕" w:eastAsia="맑은 고딕"/>
           <w:sz w:val="20"/>
         </w:rPr>
-        <w:t>○ 소멸 위험이 큰 구술·개인기록(강제동원·위안부·식민피해)을 1단계 우선 수집</w:t>
+        <w:t>○ 소멸 위급도가 높은 위안부·강제동원·식민피해(구술·개인기록)를 1단계 우선 수집</w:t>
       </w:r>
     </w:p>
     <w:p>
@@ -2187,7 +2827,7 @@
           <w:rFonts w:ascii="맑은 고딕" w:hAnsi="맑은 고딕" w:eastAsia="맑은 고딕"/>
           <w:sz w:val="20"/>
         </w:rPr>
-        <w:t>○ 보존 양호한 독도·교과서·문화재는 기존 아카이브 연계 중심으로 추진</w:t>
+        <w:t>○ 보존 양호한 독도·교과서·문화재는 기존 아카이브 연계 중심 추진</w:t>
       </w:r>
     </w:p>
     <w:p>
@@ -2201,7 +2841,854 @@
           <w:color w:val="2E4A87"/>
           <w:sz w:val="22"/>
         </w:rPr>
-        <w:t>2. 우선 수집 대상: 구술·개인기록·소송기록</w:t>
+        <w:t>2. 도메인별 대표 자료 상세</w:t>
+      </w:r>
+    </w:p>
+    <w:tbl>
+      <w:tblPr>
+        <w:tblStyle w:val="TableGrid"/>
+        <w:tblW w:type="auto" w:w="0"/>
+        <w:jc w:val="center"/>
+        <w:tblLook w:firstColumn="1" w:firstRow="1" w:lastColumn="0" w:lastRow="0" w:noHBand="0" w:noVBand="1" w:val="04A0"/>
+      </w:tblPr>
+      <w:tblGrid>
+        <w:gridCol w:w="2209"/>
+        <w:gridCol w:w="2209"/>
+        <w:gridCol w:w="2209"/>
+        <w:gridCol w:w="2209"/>
+      </w:tblGrid>
+      <w:tr>
+        <w:tc>
+          <w:tcPr>
+            <w:tcW w:type="dxa" w:w="1984"/>
+            <w:vAlign w:val="center"/>
+          </w:tcPr>
+          <w:p>
+            <w:pPr>
+              <w:jc w:val="center"/>
+            </w:pPr>
+            <w:r>
+              <w:rPr>
+                <w:rFonts w:ascii="맑은 고딕" w:hAnsi="맑은 고딕" w:eastAsia="맑은 고딕"/>
+                <w:b/>
+                <w:sz w:val="18"/>
+              </w:rPr>
+              <w:t>분야</w:t>
+            </w:r>
+          </w:p>
+        </w:tc>
+        <w:tc>
+          <w:tcPr>
+            <w:tcW w:type="dxa" w:w="1984"/>
+            <w:vAlign w:val="center"/>
+          </w:tcPr>
+          <w:p>
+            <w:pPr>
+              <w:jc w:val="center"/>
+            </w:pPr>
+            <w:r>
+              <w:rPr>
+                <w:rFonts w:ascii="맑은 고딕" w:hAnsi="맑은 고딕" w:eastAsia="맑은 고딕"/>
+                <w:b/>
+                <w:sz w:val="18"/>
+              </w:rPr>
+              <w:t>대표 자료 (구체)</w:t>
+            </w:r>
+          </w:p>
+        </w:tc>
+        <w:tc>
+          <w:tcPr>
+            <w:tcW w:type="dxa" w:w="1984"/>
+            <w:vAlign w:val="center"/>
+          </w:tcPr>
+          <w:p>
+            <w:pPr>
+              <w:jc w:val="center"/>
+            </w:pPr>
+            <w:r>
+              <w:rPr>
+                <w:rFonts w:ascii="맑은 고딕" w:hAnsi="맑은 고딕" w:eastAsia="맑은 고딕"/>
+                <w:b/>
+                <w:sz w:val="18"/>
+              </w:rPr>
+              <w:t>주요 소장처</w:t>
+            </w:r>
+          </w:p>
+        </w:tc>
+        <w:tc>
+          <w:tcPr>
+            <w:tcW w:type="dxa" w:w="1984"/>
+            <w:vAlign w:val="center"/>
+          </w:tcPr>
+          <w:p>
+            <w:pPr>
+              <w:jc w:val="center"/>
+            </w:pPr>
+            <w:r>
+              <w:rPr>
+                <w:rFonts w:ascii="맑은 고딕" w:hAnsi="맑은 고딕" w:eastAsia="맑은 고딕"/>
+                <w:b/>
+                <w:sz w:val="18"/>
+              </w:rPr>
+              <w:t>규모·형태</w:t>
+            </w:r>
+          </w:p>
+        </w:tc>
+      </w:tr>
+      <w:tr>
+        <w:tc>
+          <w:tcPr>
+            <w:tcW w:type="dxa" w:w="1984"/>
+            <w:vAlign w:val="center"/>
+          </w:tcPr>
+          <w:p>
+            <w:pPr>
+              <w:jc w:val="left"/>
+            </w:pPr>
+            <w:r>
+              <w:rPr>
+                <w:rFonts w:ascii="맑은 고딕" w:hAnsi="맑은 고딕" w:eastAsia="맑은 고딕"/>
+                <w:sz w:val="18"/>
+              </w:rPr>
+              <w:t>강제동원</w:t>
+            </w:r>
+          </w:p>
+        </w:tc>
+        <w:tc>
+          <w:tcPr>
+            <w:tcW w:type="dxa" w:w="1984"/>
+            <w:vAlign w:val="center"/>
+          </w:tcPr>
+          <w:p>
+            <w:pPr>
+              <w:jc w:val="left"/>
+            </w:pPr>
+            <w:r>
+              <w:rPr>
+                <w:rFonts w:ascii="맑은 고딕" w:hAnsi="맑은 고딕" w:eastAsia="맑은 고딕"/>
+                <w:sz w:val="18"/>
+              </w:rPr>
+              <w:t>강제동원 명부군(왜정시피징용자명부·유수명부·공탁금 명부 등)</w:t>
+            </w:r>
+          </w:p>
+        </w:tc>
+        <w:tc>
+          <w:tcPr>
+            <w:tcW w:type="dxa" w:w="1984"/>
+            <w:vAlign w:val="center"/>
+          </w:tcPr>
+          <w:p>
+            <w:pPr>
+              <w:jc w:val="left"/>
+            </w:pPr>
+            <w:r>
+              <w:rPr>
+                <w:rFonts w:ascii="맑은 고딕" w:hAnsi="맑은 고딕" w:eastAsia="맑은 고딕"/>
+                <w:sz w:val="18"/>
+              </w:rPr>
+              <w:t>국가기록원</w:t>
+            </w:r>
+          </w:p>
+        </w:tc>
+        <w:tc>
+          <w:tcPr>
+            <w:tcW w:type="dxa" w:w="1984"/>
+            <w:vAlign w:val="center"/>
+          </w:tcPr>
+          <w:p>
+            <w:pPr>
+              <w:jc w:val="left"/>
+            </w:pPr>
+            <w:r>
+              <w:rPr>
+                <w:rFonts w:ascii="맑은 고딕" w:hAnsi="맑은 고딕" w:eastAsia="맑은 고딕"/>
+                <w:sz w:val="18"/>
+              </w:rPr>
+              <w:t>수십 종·수십만 명분, 문서</w:t>
+            </w:r>
+          </w:p>
+        </w:tc>
+      </w:tr>
+      <w:tr>
+        <w:tc>
+          <w:tcPr>
+            <w:tcW w:type="dxa" w:w="1984"/>
+            <w:vAlign w:val="center"/>
+          </w:tcPr>
+          <w:p>
+            <w:pPr>
+              <w:jc w:val="left"/>
+            </w:pPr>
+            <w:r>
+              <w:rPr>
+                <w:rFonts w:ascii="맑은 고딕" w:hAnsi="맑은 고딕" w:eastAsia="맑은 고딕"/>
+                <w:sz w:val="18"/>
+              </w:rPr>
+              <w:t>강제동원</w:t>
+            </w:r>
+          </w:p>
+        </w:tc>
+        <w:tc>
+          <w:tcPr>
+            <w:tcW w:type="dxa" w:w="1984"/>
+            <w:vAlign w:val="center"/>
+          </w:tcPr>
+          <w:p>
+            <w:pPr>
+              <w:jc w:val="left"/>
+            </w:pPr>
+            <w:r>
+              <w:rPr>
+                <w:rFonts w:ascii="맑은 고딕" w:hAnsi="맑은 고딕" w:eastAsia="맑은 고딕"/>
+                <w:sz w:val="18"/>
+              </w:rPr>
+              <w:t>피해신고·판정 조사기록</w:t>
+            </w:r>
+          </w:p>
+        </w:tc>
+        <w:tc>
+          <w:tcPr>
+            <w:tcW w:type="dxa" w:w="1984"/>
+            <w:vAlign w:val="center"/>
+          </w:tcPr>
+          <w:p>
+            <w:pPr>
+              <w:jc w:val="left"/>
+            </w:pPr>
+            <w:r>
+              <w:rPr>
+                <w:rFonts w:ascii="맑은 고딕" w:hAnsi="맑은 고딕" w:eastAsia="맑은 고딕"/>
+                <w:sz w:val="18"/>
+              </w:rPr>
+              <w:t>행안부 사회통합지원과</w:t>
+            </w:r>
+          </w:p>
+        </w:tc>
+        <w:tc>
+          <w:tcPr>
+            <w:tcW w:type="dxa" w:w="1984"/>
+            <w:vAlign w:val="center"/>
+          </w:tcPr>
+          <w:p>
+            <w:pPr>
+              <w:jc w:val="left"/>
+            </w:pPr>
+            <w:r>
+              <w:rPr>
+                <w:rFonts w:ascii="맑은 고딕" w:hAnsi="맑은 고딕" w:eastAsia="맑은 고딕"/>
+                <w:sz w:val="18"/>
+              </w:rPr>
+              <w:t>신청 22.6만·판정 21.8만 건, 조사철</w:t>
+            </w:r>
+          </w:p>
+        </w:tc>
+      </w:tr>
+      <w:tr>
+        <w:tc>
+          <w:tcPr>
+            <w:tcW w:type="dxa" w:w="1984"/>
+            <w:vAlign w:val="center"/>
+          </w:tcPr>
+          <w:p>
+            <w:pPr>
+              <w:jc w:val="left"/>
+            </w:pPr>
+            <w:r>
+              <w:rPr>
+                <w:rFonts w:ascii="맑은 고딕" w:hAnsi="맑은 고딕" w:eastAsia="맑은 고딕"/>
+                <w:sz w:val="18"/>
+              </w:rPr>
+              <w:t>강제동원</w:t>
+            </w:r>
+          </w:p>
+        </w:tc>
+        <w:tc>
+          <w:tcPr>
+            <w:tcW w:type="dxa" w:w="1984"/>
+            <w:vAlign w:val="center"/>
+          </w:tcPr>
+          <w:p>
+            <w:pPr>
+              <w:jc w:val="left"/>
+            </w:pPr>
+            <w:r>
+              <w:rPr>
+                <w:rFonts w:ascii="맑은 고딕" w:hAnsi="맑은 고딕" w:eastAsia="맑은 고딕"/>
+                <w:sz w:val="18"/>
+              </w:rPr>
+              <w:t>피해자 구술기록</w:t>
+            </w:r>
+          </w:p>
+        </w:tc>
+        <w:tc>
+          <w:tcPr>
+            <w:tcW w:type="dxa" w:w="1984"/>
+            <w:vAlign w:val="center"/>
+          </w:tcPr>
+          <w:p>
+            <w:pPr>
+              <w:jc w:val="left"/>
+            </w:pPr>
+            <w:r>
+              <w:rPr>
+                <w:rFonts w:ascii="맑은 고딕" w:hAnsi="맑은 고딕" w:eastAsia="맑은 고딕"/>
+                <w:sz w:val="18"/>
+              </w:rPr>
+              <w:t>민족문제연구소·국사편찬위</w:t>
+            </w:r>
+          </w:p>
+        </w:tc>
+        <w:tc>
+          <w:tcPr>
+            <w:tcW w:type="dxa" w:w="1984"/>
+            <w:vAlign w:val="center"/>
+          </w:tcPr>
+          <w:p>
+            <w:pPr>
+              <w:jc w:val="left"/>
+            </w:pPr>
+            <w:r>
+              <w:rPr>
+                <w:rFonts w:ascii="맑은 고딕" w:hAnsi="맑은 고딕" w:eastAsia="맑은 고딕"/>
+                <w:sz w:val="18"/>
+              </w:rPr>
+              <w:t>160여 명·약 700시간, 음성·영상</w:t>
+            </w:r>
+          </w:p>
+        </w:tc>
+      </w:tr>
+      <w:tr>
+        <w:tc>
+          <w:tcPr>
+            <w:tcW w:type="dxa" w:w="1984"/>
+            <w:vAlign w:val="center"/>
+          </w:tcPr>
+          <w:p>
+            <w:pPr>
+              <w:jc w:val="left"/>
+            </w:pPr>
+            <w:r>
+              <w:rPr>
+                <w:rFonts w:ascii="맑은 고딕" w:hAnsi="맑은 고딕" w:eastAsia="맑은 고딕"/>
+                <w:sz w:val="18"/>
+              </w:rPr>
+              <w:t>강제동원</w:t>
+            </w:r>
+          </w:p>
+        </w:tc>
+        <w:tc>
+          <w:tcPr>
+            <w:tcW w:type="dxa" w:w="1984"/>
+            <w:vAlign w:val="center"/>
+          </w:tcPr>
+          <w:p>
+            <w:pPr>
+              <w:jc w:val="left"/>
+            </w:pPr>
+            <w:r>
+              <w:rPr>
+                <w:rFonts w:ascii="맑은 고딕" w:hAnsi="맑은 고딕" w:eastAsia="맑은 고딕"/>
+                <w:sz w:val="18"/>
+              </w:rPr>
+              <w:t>강제동원 소송기록(7개 분야)</w:t>
+            </w:r>
+          </w:p>
+        </w:tc>
+        <w:tc>
+          <w:tcPr>
+            <w:tcW w:type="dxa" w:w="1984"/>
+            <w:vAlign w:val="center"/>
+          </w:tcPr>
+          <w:p>
+            <w:pPr>
+              <w:jc w:val="left"/>
+            </w:pPr>
+            <w:r>
+              <w:rPr>
+                <w:rFonts w:ascii="맑은 고딕" w:hAnsi="맑은 고딕" w:eastAsia="맑은 고딕"/>
+                <w:sz w:val="18"/>
+              </w:rPr>
+              <w:t>변호인단·민족문제연구소</w:t>
+            </w:r>
+          </w:p>
+        </w:tc>
+        <w:tc>
+          <w:tcPr>
+            <w:tcW w:type="dxa" w:w="1984"/>
+            <w:vAlign w:val="center"/>
+          </w:tcPr>
+          <w:p>
+            <w:pPr>
+              <w:jc w:val="left"/>
+            </w:pPr>
+            <w:r>
+              <w:rPr>
+                <w:rFonts w:ascii="맑은 고딕" w:hAnsi="맑은 고딕" w:eastAsia="맑은 고딕"/>
+                <w:sz w:val="18"/>
+              </w:rPr>
+              <w:t>40여 건·약 15만 쪽, 문서</w:t>
+            </w:r>
+          </w:p>
+        </w:tc>
+      </w:tr>
+      <w:tr>
+        <w:tc>
+          <w:tcPr>
+            <w:tcW w:type="dxa" w:w="1984"/>
+            <w:vAlign w:val="center"/>
+          </w:tcPr>
+          <w:p>
+            <w:pPr>
+              <w:jc w:val="left"/>
+            </w:pPr>
+            <w:r>
+              <w:rPr>
+                <w:rFonts w:ascii="맑은 고딕" w:hAnsi="맑은 고딕" w:eastAsia="맑은 고딕"/>
+                <w:sz w:val="18"/>
+              </w:rPr>
+              <w:t>위안부</w:t>
+            </w:r>
+          </w:p>
+        </w:tc>
+        <w:tc>
+          <w:tcPr>
+            <w:tcW w:type="dxa" w:w="1984"/>
+            <w:vAlign w:val="center"/>
+          </w:tcPr>
+          <w:p>
+            <w:pPr>
+              <w:jc w:val="left"/>
+            </w:pPr>
+            <w:r>
+              <w:rPr>
+                <w:rFonts w:ascii="맑은 고딕" w:hAnsi="맑은 고딕" w:eastAsia="맑은 고딕"/>
+                <w:sz w:val="18"/>
+              </w:rPr>
+              <w:t>피해자 증언·구술영상</w:t>
+            </w:r>
+          </w:p>
+        </w:tc>
+        <w:tc>
+          <w:tcPr>
+            <w:tcW w:type="dxa" w:w="1984"/>
+            <w:vAlign w:val="center"/>
+          </w:tcPr>
+          <w:p>
+            <w:pPr>
+              <w:jc w:val="left"/>
+            </w:pPr>
+            <w:r>
+              <w:rPr>
+                <w:rFonts w:ascii="맑은 고딕" w:hAnsi="맑은 고딕" w:eastAsia="맑은 고딕"/>
+                <w:sz w:val="18"/>
+              </w:rPr>
+              <w:t>아카이브814(일본군위안부문제연구소)</w:t>
+            </w:r>
+          </w:p>
+        </w:tc>
+        <w:tc>
+          <w:tcPr>
+            <w:tcW w:type="dxa" w:w="1984"/>
+            <w:vAlign w:val="center"/>
+          </w:tcPr>
+          <w:p>
+            <w:pPr>
+              <w:jc w:val="left"/>
+            </w:pPr>
+            <w:r>
+              <w:rPr>
+                <w:rFonts w:ascii="맑은 고딕" w:hAnsi="맑은 고딕" w:eastAsia="맑은 고딕"/>
+                <w:sz w:val="18"/>
+              </w:rPr>
+              <w:t>다수, 영상·음성·문서</w:t>
+            </w:r>
+          </w:p>
+        </w:tc>
+      </w:tr>
+      <w:tr>
+        <w:tc>
+          <w:tcPr>
+            <w:tcW w:type="dxa" w:w="1984"/>
+            <w:vAlign w:val="center"/>
+          </w:tcPr>
+          <w:p>
+            <w:pPr>
+              <w:jc w:val="left"/>
+            </w:pPr>
+            <w:r>
+              <w:rPr>
+                <w:rFonts w:ascii="맑은 고딕" w:hAnsi="맑은 고딕" w:eastAsia="맑은 고딕"/>
+                <w:sz w:val="18"/>
+              </w:rPr>
+              <w:t>위안부</w:t>
+            </w:r>
+          </w:p>
+        </w:tc>
+        <w:tc>
+          <w:tcPr>
+            <w:tcW w:type="dxa" w:w="1984"/>
+            <w:vAlign w:val="center"/>
+          </w:tcPr>
+          <w:p>
+            <w:pPr>
+              <w:jc w:val="left"/>
+            </w:pPr>
+            <w:r>
+              <w:rPr>
+                <w:rFonts w:ascii="맑은 고딕" w:hAnsi="맑은 고딕" w:eastAsia="맑은 고딕"/>
+                <w:sz w:val="18"/>
+              </w:rPr>
+              <w:t>국제 규범 자료(쿠마라스와미 보고서 1996, 맥두걸 보고서 1998, 미 하원 121결의 2007)</w:t>
+            </w:r>
+          </w:p>
+        </w:tc>
+        <w:tc>
+          <w:tcPr>
+            <w:tcW w:type="dxa" w:w="1984"/>
+            <w:vAlign w:val="center"/>
+          </w:tcPr>
+          <w:p>
+            <w:pPr>
+              <w:jc w:val="left"/>
+            </w:pPr>
+            <w:r>
+              <w:rPr>
+                <w:rFonts w:ascii="맑은 고딕" w:hAnsi="맑은 고딕" w:eastAsia="맑은 고딕"/>
+                <w:sz w:val="18"/>
+              </w:rPr>
+              <w:t>아카이브814·UN·미 의회</w:t>
+            </w:r>
+          </w:p>
+        </w:tc>
+        <w:tc>
+          <w:tcPr>
+            <w:tcW w:type="dxa" w:w="1984"/>
+            <w:vAlign w:val="center"/>
+          </w:tcPr>
+          <w:p>
+            <w:pPr>
+              <w:jc w:val="left"/>
+            </w:pPr>
+            <w:r>
+              <w:rPr>
+                <w:rFonts w:ascii="맑은 고딕" w:hAnsi="맑은 고딕" w:eastAsia="맑은 고딕"/>
+                <w:sz w:val="18"/>
+              </w:rPr>
+              <w:t>문서</w:t>
+            </w:r>
+          </w:p>
+        </w:tc>
+      </w:tr>
+      <w:tr>
+        <w:tc>
+          <w:tcPr>
+            <w:tcW w:type="dxa" w:w="1984"/>
+            <w:vAlign w:val="center"/>
+          </w:tcPr>
+          <w:p>
+            <w:pPr>
+              <w:jc w:val="left"/>
+            </w:pPr>
+            <w:r>
+              <w:rPr>
+                <w:rFonts w:ascii="맑은 고딕" w:hAnsi="맑은 고딕" w:eastAsia="맑은 고딕"/>
+                <w:sz w:val="18"/>
+              </w:rPr>
+              <w:t>독도</w:t>
+            </w:r>
+          </w:p>
+        </w:tc>
+        <w:tc>
+          <w:tcPr>
+            <w:tcW w:type="dxa" w:w="1984"/>
+            <w:vAlign w:val="center"/>
+          </w:tcPr>
+          <w:p>
+            <w:pPr>
+              <w:jc w:val="left"/>
+            </w:pPr>
+            <w:r>
+              <w:rPr>
+                <w:rFonts w:ascii="맑은 고딕" w:hAnsi="맑은 고딕" w:eastAsia="맑은 고딕"/>
+                <w:sz w:val="18"/>
+              </w:rPr>
+              <w:t>고지도(팔도총도·삼국접양지도 등), 관찬사료(세종실록지리지·은주시청합기·태정관지령 1877)</w:t>
+            </w:r>
+          </w:p>
+        </w:tc>
+        <w:tc>
+          <w:tcPr>
+            <w:tcW w:type="dxa" w:w="1984"/>
+            <w:vAlign w:val="center"/>
+          </w:tcPr>
+          <w:p>
+            <w:pPr>
+              <w:jc w:val="left"/>
+            </w:pPr>
+            <w:r>
+              <w:rPr>
+                <w:rFonts w:ascii="맑은 고딕" w:hAnsi="맑은 고딕" w:eastAsia="맑은 고딕"/>
+                <w:sz w:val="18"/>
+              </w:rPr>
+              <w:t>동북아역사재단·국사편찬위·규장각</w:t>
+            </w:r>
+          </w:p>
+        </w:tc>
+        <w:tc>
+          <w:tcPr>
+            <w:tcW w:type="dxa" w:w="1984"/>
+            <w:vAlign w:val="center"/>
+          </w:tcPr>
+          <w:p>
+            <w:pPr>
+              <w:jc w:val="left"/>
+            </w:pPr>
+            <w:r>
+              <w:rPr>
+                <w:rFonts w:ascii="맑은 고딕" w:hAnsi="맑은 고딕" w:eastAsia="맑은 고딕"/>
+                <w:sz w:val="18"/>
+              </w:rPr>
+              <w:t>고지도·고문서(원본·영인)</w:t>
+            </w:r>
+          </w:p>
+        </w:tc>
+      </w:tr>
+      <w:tr>
+        <w:tc>
+          <w:tcPr>
+            <w:tcW w:type="dxa" w:w="1984"/>
+            <w:vAlign w:val="center"/>
+          </w:tcPr>
+          <w:p>
+            <w:pPr>
+              <w:jc w:val="left"/>
+            </w:pPr>
+            <w:r>
+              <w:rPr>
+                <w:rFonts w:ascii="맑은 고딕" w:hAnsi="맑은 고딕" w:eastAsia="맑은 고딕"/>
+                <w:sz w:val="18"/>
+              </w:rPr>
+              <w:t>역사교과서</w:t>
+            </w:r>
+          </w:p>
+        </w:tc>
+        <w:tc>
+          <w:tcPr>
+            <w:tcW w:type="dxa" w:w="1984"/>
+            <w:vAlign w:val="center"/>
+          </w:tcPr>
+          <w:p>
+            <w:pPr>
+              <w:jc w:val="left"/>
+            </w:pPr>
+            <w:r>
+              <w:rPr>
+                <w:rFonts w:ascii="맑은 고딕" w:hAnsi="맑은 고딕" w:eastAsia="맑은 고딕"/>
+                <w:sz w:val="18"/>
+              </w:rPr>
+              <w:t>일본 검정 교과서(후소샤·이쿠호샤·지유샤 등), 검정기준 개정 고시(2014)·학습지도요령해설(2021)</w:t>
+            </w:r>
+          </w:p>
+        </w:tc>
+        <w:tc>
+          <w:tcPr>
+            <w:tcW w:type="dxa" w:w="1984"/>
+            <w:vAlign w:val="center"/>
+          </w:tcPr>
+          <w:p>
+            <w:pPr>
+              <w:jc w:val="left"/>
+            </w:pPr>
+            <w:r>
+              <w:rPr>
+                <w:rFonts w:ascii="맑은 고딕" w:hAnsi="맑은 고딕" w:eastAsia="맑은 고딕"/>
+                <w:sz w:val="18"/>
+              </w:rPr>
+              <w:t>동북아역사재단·국사편찬위</w:t>
+            </w:r>
+          </w:p>
+        </w:tc>
+        <w:tc>
+          <w:tcPr>
+            <w:tcW w:type="dxa" w:w="1984"/>
+            <w:vAlign w:val="center"/>
+          </w:tcPr>
+          <w:p>
+            <w:pPr>
+              <w:jc w:val="left"/>
+            </w:pPr>
+            <w:r>
+              <w:rPr>
+                <w:rFonts w:ascii="맑은 고딕" w:hAnsi="맑은 고딕" w:eastAsia="맑은 고딕"/>
+                <w:sz w:val="18"/>
+              </w:rPr>
+              <w:t>시계열 도서·고시문</w:t>
+            </w:r>
+          </w:p>
+        </w:tc>
+      </w:tr>
+      <w:tr>
+        <w:tc>
+          <w:tcPr>
+            <w:tcW w:type="dxa" w:w="1984"/>
+            <w:vAlign w:val="center"/>
+          </w:tcPr>
+          <w:p>
+            <w:pPr>
+              <w:jc w:val="left"/>
+            </w:pPr>
+            <w:r>
+              <w:rPr>
+                <w:rFonts w:ascii="맑은 고딕" w:hAnsi="맑은 고딕" w:eastAsia="맑은 고딕"/>
+                <w:sz w:val="18"/>
+              </w:rPr>
+              <w:t>식민피해</w:t>
+            </w:r>
+          </w:p>
+        </w:tc>
+        <w:tc>
+          <w:tcPr>
+            <w:tcW w:type="dxa" w:w="1984"/>
+            <w:vAlign w:val="center"/>
+          </w:tcPr>
+          <w:p>
+            <w:pPr>
+              <w:jc w:val="left"/>
+            </w:pPr>
+            <w:r>
+              <w:rPr>
+                <w:rFonts w:ascii="맑은 고딕" w:hAnsi="맑은 고딕" w:eastAsia="맑은 고딕"/>
+                <w:sz w:val="18"/>
+              </w:rPr>
+              <w:t>관동대지진 조선인학살 기록(1923), 사할린 강제동원 명부(약 4만 명), 원폭 피해자 기록</w:t>
+            </w:r>
+          </w:p>
+        </w:tc>
+        <w:tc>
+          <w:tcPr>
+            <w:tcW w:type="dxa" w:w="1984"/>
+            <w:vAlign w:val="center"/>
+          </w:tcPr>
+          <w:p>
+            <w:pPr>
+              <w:jc w:val="left"/>
+            </w:pPr>
+            <w:r>
+              <w:rPr>
+                <w:rFonts w:ascii="맑은 고딕" w:hAnsi="맑은 고딕" w:eastAsia="맑은 고딕"/>
+                <w:sz w:val="18"/>
+              </w:rPr>
+              <w:t>독립기념관·사할린주 도서관·한국원폭피해자협회</w:t>
+            </w:r>
+          </w:p>
+        </w:tc>
+        <w:tc>
+          <w:tcPr>
+            <w:tcW w:type="dxa" w:w="1984"/>
+            <w:vAlign w:val="center"/>
+          </w:tcPr>
+          <w:p>
+            <w:pPr>
+              <w:jc w:val="left"/>
+            </w:pPr>
+            <w:r>
+              <w:rPr>
+                <w:rFonts w:ascii="맑은 고딕" w:hAnsi="맑은 고딕" w:eastAsia="맑은 고딕"/>
+                <w:sz w:val="18"/>
+              </w:rPr>
+              <w:t>명부·증언</w:t>
+            </w:r>
+          </w:p>
+        </w:tc>
+      </w:tr>
+      <w:tr>
+        <w:tc>
+          <w:tcPr>
+            <w:tcW w:type="dxa" w:w="1984"/>
+            <w:vAlign w:val="center"/>
+          </w:tcPr>
+          <w:p>
+            <w:pPr>
+              <w:jc w:val="left"/>
+            </w:pPr>
+            <w:r>
+              <w:rPr>
+                <w:rFonts w:ascii="맑은 고딕" w:hAnsi="맑은 고딕" w:eastAsia="맑은 고딕"/>
+                <w:sz w:val="18"/>
+              </w:rPr>
+              <w:t>약탈문화재</w:t>
+            </w:r>
+          </w:p>
+        </w:tc>
+        <w:tc>
+          <w:tcPr>
+            <w:tcW w:type="dxa" w:w="1984"/>
+            <w:vAlign w:val="center"/>
+          </w:tcPr>
+          <w:p>
+            <w:pPr>
+              <w:jc w:val="left"/>
+            </w:pPr>
+            <w:r>
+              <w:rPr>
+                <w:rFonts w:ascii="맑은 고딕" w:hAnsi="맑은 고딕" w:eastAsia="맑은 고딕"/>
+                <w:sz w:val="18"/>
+              </w:rPr>
+              <w:t>국외 소재 문화유산 실태조사 목록</w:t>
+            </w:r>
+          </w:p>
+        </w:tc>
+        <w:tc>
+          <w:tcPr>
+            <w:tcW w:type="dxa" w:w="1984"/>
+            <w:vAlign w:val="center"/>
+          </w:tcPr>
+          <w:p>
+            <w:pPr>
+              <w:jc w:val="left"/>
+            </w:pPr>
+            <w:r>
+              <w:rPr>
+                <w:rFonts w:ascii="맑은 고딕" w:hAnsi="맑은 고딕" w:eastAsia="맑은 고딕"/>
+                <w:sz w:val="18"/>
+              </w:rPr>
+              <w:t>국외소재문화유산재단</w:t>
+            </w:r>
+          </w:p>
+        </w:tc>
+        <w:tc>
+          <w:tcPr>
+            <w:tcW w:type="dxa" w:w="1984"/>
+            <w:vAlign w:val="center"/>
+          </w:tcPr>
+          <w:p>
+            <w:pPr>
+              <w:jc w:val="left"/>
+            </w:pPr>
+            <w:r>
+              <w:rPr>
+                <w:rFonts w:ascii="맑은 고딕" w:hAnsi="맑은 고딕" w:eastAsia="맑은 고딕"/>
+                <w:sz w:val="18"/>
+              </w:rPr>
+              <w:t>국외 약 24.6만 점(일본 최다), 목록·이미지</w:t>
+            </w:r>
+          </w:p>
+        </w:tc>
+      </w:tr>
+    </w:tbl>
+    <w:p/>
+    <w:p>
+      <w:pPr>
+        <w:spacing w:before="60" w:after="30" w:line="260" w:lineRule="auto"/>
+      </w:pPr>
+      <w:r>
+        <w:rPr>
+          <w:rFonts w:ascii="맑은 고딕" w:hAnsi="맑은 고딕" w:eastAsia="맑은 고딕"/>
+          <w:b/>
+          <w:color w:val="2E4A87"/>
+          <w:sz w:val="22"/>
+        </w:rPr>
+        <w:t>3. 우선 수집 대상: 구술·개인기록·소송기록</w:t>
       </w:r>
     </w:p>
     <w:p>
@@ -2279,7 +3766,7 @@
           <w:rFonts w:ascii="맑은 고딕" w:hAnsi="맑은 고딕" w:eastAsia="맑은 고딕"/>
           <w:sz w:val="20"/>
         </w:rPr>
-        <w:t>□ 소송 기록</w:t>
+        <w:t>□ 소송 기록 — 강제동원 '7개 분야'의 의미</w:t>
       </w:r>
     </w:p>
     <w:p>
@@ -2292,7 +3779,339 @@
           <w:rFonts w:ascii="맑은 고딕" w:hAnsi="맑은 고딕" w:eastAsia="맑은 고딕"/>
           <w:sz w:val="20"/>
         </w:rPr>
-        <w:t>○ 강제동원·위안부 피해자의 한일 법원 재판 자료, 피해 사실 법적 입증의 핵심 증거 (강제동원만 약 15만 쪽)</w:t>
+        <w:t>○ 강제동원 소송 40여 건은 피고 기업·동원 유형에 따라 7개 군(群)으로 분류</w:t>
+      </w:r>
+    </w:p>
+    <w:tbl>
+      <w:tblPr>
+        <w:tblStyle w:val="TableGrid"/>
+        <w:tblW w:type="auto" w:w="0"/>
+        <w:jc w:val="center"/>
+        <w:tblLook w:firstColumn="1" w:firstRow="1" w:lastColumn="0" w:lastRow="0" w:noHBand="0" w:noVBand="1" w:val="04A0"/>
+      </w:tblPr>
+      <w:tblGrid>
+        <w:gridCol w:w="4419"/>
+        <w:gridCol w:w="4419"/>
+      </w:tblGrid>
+      <w:tr>
+        <w:tc>
+          <w:tcPr>
+            <w:tcW w:type="dxa" w:w="3969"/>
+            <w:vAlign w:val="center"/>
+          </w:tcPr>
+          <w:p>
+            <w:pPr>
+              <w:jc w:val="center"/>
+            </w:pPr>
+            <w:r>
+              <w:rPr>
+                <w:rFonts w:ascii="맑은 고딕" w:hAnsi="맑은 고딕" w:eastAsia="맑은 고딕"/>
+                <w:b/>
+                <w:sz w:val="18"/>
+              </w:rPr>
+              <w:t>구분</w:t>
+            </w:r>
+          </w:p>
+        </w:tc>
+        <w:tc>
+          <w:tcPr>
+            <w:tcW w:type="dxa" w:w="3969"/>
+            <w:vAlign w:val="center"/>
+          </w:tcPr>
+          <w:p>
+            <w:pPr>
+              <w:jc w:val="center"/>
+            </w:pPr>
+            <w:r>
+              <w:rPr>
+                <w:rFonts w:ascii="맑은 고딕" w:hAnsi="맑은 고딕" w:eastAsia="맑은 고딕"/>
+                <w:b/>
+                <w:sz w:val="18"/>
+              </w:rPr>
+              <w:t>소송 분야 (피고·유형)</w:t>
+            </w:r>
+          </w:p>
+        </w:tc>
+      </w:tr>
+      <w:tr>
+        <w:tc>
+          <w:tcPr>
+            <w:tcW w:type="dxa" w:w="3969"/>
+            <w:vAlign w:val="center"/>
+          </w:tcPr>
+          <w:p>
+            <w:pPr>
+              <w:jc w:val="left"/>
+            </w:pPr>
+            <w:r>
+              <w:rPr>
+                <w:rFonts w:ascii="맑은 고딕" w:hAnsi="맑은 고딕" w:eastAsia="맑은 고딕"/>
+                <w:sz w:val="18"/>
+              </w:rPr>
+              <w:t>①</w:t>
+            </w:r>
+          </w:p>
+        </w:tc>
+        <w:tc>
+          <w:tcPr>
+            <w:tcW w:type="dxa" w:w="3969"/>
+            <w:vAlign w:val="center"/>
+          </w:tcPr>
+          <w:p>
+            <w:pPr>
+              <w:jc w:val="left"/>
+            </w:pPr>
+            <w:r>
+              <w:rPr>
+                <w:rFonts w:ascii="맑은 고딕" w:hAnsi="맑은 고딕" w:eastAsia="맑은 고딕"/>
+                <w:sz w:val="18"/>
+              </w:rPr>
+              <w:t>신일본제철(신일철주금) 징용공</w:t>
+            </w:r>
+          </w:p>
+        </w:tc>
+      </w:tr>
+      <w:tr>
+        <w:tc>
+          <w:tcPr>
+            <w:tcW w:type="dxa" w:w="3969"/>
+            <w:vAlign w:val="center"/>
+          </w:tcPr>
+          <w:p>
+            <w:pPr>
+              <w:jc w:val="left"/>
+            </w:pPr>
+            <w:r>
+              <w:rPr>
+                <w:rFonts w:ascii="맑은 고딕" w:hAnsi="맑은 고딕" w:eastAsia="맑은 고딕"/>
+                <w:sz w:val="18"/>
+              </w:rPr>
+              <w:t>②</w:t>
+            </w:r>
+          </w:p>
+        </w:tc>
+        <w:tc>
+          <w:tcPr>
+            <w:tcW w:type="dxa" w:w="3969"/>
+            <w:vAlign w:val="center"/>
+          </w:tcPr>
+          <w:p>
+            <w:pPr>
+              <w:jc w:val="left"/>
+            </w:pPr>
+            <w:r>
+              <w:rPr>
+                <w:rFonts w:ascii="맑은 고딕" w:hAnsi="맑은 고딕" w:eastAsia="맑은 고딕"/>
+                <w:sz w:val="18"/>
+              </w:rPr>
+              <w:t>미쓰비시중공업 히로시마 징용공</w:t>
+            </w:r>
+          </w:p>
+        </w:tc>
+      </w:tr>
+      <w:tr>
+        <w:tc>
+          <w:tcPr>
+            <w:tcW w:type="dxa" w:w="3969"/>
+            <w:vAlign w:val="center"/>
+          </w:tcPr>
+          <w:p>
+            <w:pPr>
+              <w:jc w:val="left"/>
+            </w:pPr>
+            <w:r>
+              <w:rPr>
+                <w:rFonts w:ascii="맑은 고딕" w:hAnsi="맑은 고딕" w:eastAsia="맑은 고딕"/>
+                <w:sz w:val="18"/>
+              </w:rPr>
+              <w:t>③</w:t>
+            </w:r>
+          </w:p>
+        </w:tc>
+        <w:tc>
+          <w:tcPr>
+            <w:tcW w:type="dxa" w:w="3969"/>
+            <w:vAlign w:val="center"/>
+          </w:tcPr>
+          <w:p>
+            <w:pPr>
+              <w:jc w:val="left"/>
+            </w:pPr>
+            <w:r>
+              <w:rPr>
+                <w:rFonts w:ascii="맑은 고딕" w:hAnsi="맑은 고딕" w:eastAsia="맑은 고딕"/>
+                <w:sz w:val="18"/>
+              </w:rPr>
+              <w:t>미쓰비시 나고야 근로정신대</w:t>
+            </w:r>
+          </w:p>
+        </w:tc>
+      </w:tr>
+      <w:tr>
+        <w:tc>
+          <w:tcPr>
+            <w:tcW w:type="dxa" w:w="3969"/>
+            <w:vAlign w:val="center"/>
+          </w:tcPr>
+          <w:p>
+            <w:pPr>
+              <w:jc w:val="left"/>
+            </w:pPr>
+            <w:r>
+              <w:rPr>
+                <w:rFonts w:ascii="맑은 고딕" w:hAnsi="맑은 고딕" w:eastAsia="맑은 고딕"/>
+                <w:sz w:val="18"/>
+              </w:rPr>
+              <w:t>④</w:t>
+            </w:r>
+          </w:p>
+        </w:tc>
+        <w:tc>
+          <w:tcPr>
+            <w:tcW w:type="dxa" w:w="3969"/>
+            <w:vAlign w:val="center"/>
+          </w:tcPr>
+          <w:p>
+            <w:pPr>
+              <w:jc w:val="left"/>
+            </w:pPr>
+            <w:r>
+              <w:rPr>
+                <w:rFonts w:ascii="맑은 고딕" w:hAnsi="맑은 고딕" w:eastAsia="맑은 고딕"/>
+                <w:sz w:val="18"/>
+              </w:rPr>
+              <w:t>후지코시 근로정신대</w:t>
+            </w:r>
+          </w:p>
+        </w:tc>
+      </w:tr>
+      <w:tr>
+        <w:tc>
+          <w:tcPr>
+            <w:tcW w:type="dxa" w:w="3969"/>
+            <w:vAlign w:val="center"/>
+          </w:tcPr>
+          <w:p>
+            <w:pPr>
+              <w:jc w:val="left"/>
+            </w:pPr>
+            <w:r>
+              <w:rPr>
+                <w:rFonts w:ascii="맑은 고딕" w:hAnsi="맑은 고딕" w:eastAsia="맑은 고딕"/>
+                <w:sz w:val="18"/>
+              </w:rPr>
+              <w:t>⑤</w:t>
+            </w:r>
+          </w:p>
+        </w:tc>
+        <w:tc>
+          <w:tcPr>
+            <w:tcW w:type="dxa" w:w="3969"/>
+            <w:vAlign w:val="center"/>
+          </w:tcPr>
+          <w:p>
+            <w:pPr>
+              <w:jc w:val="left"/>
+            </w:pPr>
+            <w:r>
+              <w:rPr>
+                <w:rFonts w:ascii="맑은 고딕" w:hAnsi="맑은 고딕" w:eastAsia="맑은 고딕"/>
+                <w:sz w:val="18"/>
+              </w:rPr>
+              <w:t>일본강관(NKK) 등 기타 군수기업</w:t>
+            </w:r>
+          </w:p>
+        </w:tc>
+      </w:tr>
+      <w:tr>
+        <w:tc>
+          <w:tcPr>
+            <w:tcW w:type="dxa" w:w="3969"/>
+            <w:vAlign w:val="center"/>
+          </w:tcPr>
+          <w:p>
+            <w:pPr>
+              <w:jc w:val="left"/>
+            </w:pPr>
+            <w:r>
+              <w:rPr>
+                <w:rFonts w:ascii="맑은 고딕" w:hAnsi="맑은 고딕" w:eastAsia="맑은 고딕"/>
+                <w:sz w:val="18"/>
+              </w:rPr>
+              <w:t>⑥</w:t>
+            </w:r>
+          </w:p>
+        </w:tc>
+        <w:tc>
+          <w:tcPr>
+            <w:tcW w:type="dxa" w:w="3969"/>
+            <w:vAlign w:val="center"/>
+          </w:tcPr>
+          <w:p>
+            <w:pPr>
+              <w:jc w:val="left"/>
+            </w:pPr>
+            <w:r>
+              <w:rPr>
+                <w:rFonts w:ascii="맑은 고딕" w:hAnsi="맑은 고딕" w:eastAsia="맑은 고딕"/>
+                <w:sz w:val="18"/>
+              </w:rPr>
+              <w:t>군인·군속(BC급 전범·미수금 포함)</w:t>
+            </w:r>
+          </w:p>
+        </w:tc>
+      </w:tr>
+      <w:tr>
+        <w:tc>
+          <w:tcPr>
+            <w:tcW w:type="dxa" w:w="3969"/>
+            <w:vAlign w:val="center"/>
+          </w:tcPr>
+          <w:p>
+            <w:pPr>
+              <w:jc w:val="left"/>
+            </w:pPr>
+            <w:r>
+              <w:rPr>
+                <w:rFonts w:ascii="맑은 고딕" w:hAnsi="맑은 고딕" w:eastAsia="맑은 고딕"/>
+                <w:sz w:val="18"/>
+              </w:rPr>
+              <w:t>⑦</w:t>
+            </w:r>
+          </w:p>
+        </w:tc>
+        <w:tc>
+          <w:tcPr>
+            <w:tcW w:type="dxa" w:w="3969"/>
+            <w:vAlign w:val="center"/>
+          </w:tcPr>
+          <w:p>
+            <w:pPr>
+              <w:jc w:val="left"/>
+            </w:pPr>
+            <w:r>
+              <w:rPr>
+                <w:rFonts w:ascii="맑은 고딕" w:hAnsi="맑은 고딕" w:eastAsia="맑은 고딕"/>
+                <w:sz w:val="18"/>
+              </w:rPr>
+              <w:t>사할린 이중징용·우키시마호 등 기타</w:t>
+            </w:r>
+          </w:p>
+        </w:tc>
+      </w:tr>
+    </w:tbl>
+    <w:p/>
+    <w:p>
+      <w:pPr>
+        <w:spacing w:before="0" w:after="3" w:line="240" w:lineRule="auto"/>
+        <w:ind w:left="283"/>
+      </w:pPr>
+      <w:r>
+        <w:rPr>
+          <w:rFonts w:ascii="맑은 고딕" w:hAnsi="맑은 고딕" w:eastAsia="맑은 고딕"/>
+          <w:sz w:val="20"/>
+        </w:rPr>
+        <w:t>○ 소장·준비서면·판결문·증거자료 등 총 약 15만 쪽, 피해 사실의 법적 입증 핵심 증거</w:t>
       </w:r>
     </w:p>
     <w:p>
@@ -2306,7 +4125,7 @@
           <w:color w:val="2E4A87"/>
           <w:sz w:val="22"/>
         </w:rPr>
-        <w:t>3. 소장 기관별 현황 및 접근성</w:t>
+        <w:t>4. 소장 기관별 현황 및 접근성 (공개 방식·창구)</w:t>
       </w:r>
     </w:p>
     <w:tbl>
@@ -2317,16 +4136,16 @@
         <w:tblLook w:firstColumn="1" w:firstRow="1" w:lastColumn="0" w:lastRow="0" w:noHBand="0" w:noVBand="1" w:val="04A0"/>
       </w:tblPr>
       <w:tblGrid>
-        <w:gridCol w:w="2946"/>
-        <w:gridCol w:w="2946"/>
-        <w:gridCol w:w="2946"/>
+        <w:gridCol w:w="2209"/>
+        <w:gridCol w:w="2209"/>
+        <w:gridCol w:w="2209"/>
+        <w:gridCol w:w="2209"/>
       </w:tblGrid>
       <w:tr>
         <w:tc>
           <w:tcPr>
-            <w:tcW w:type="dxa" w:w="2646"/>
-            <w:vAlign w:val="center"/>
-            <w:shd w:val="clear" w:color="auto" w:fill="2E4A87"/>
+            <w:tcW w:type="dxa" w:w="1984"/>
+            <w:vAlign w:val="center"/>
           </w:tcPr>
           <w:p>
             <w:pPr>
@@ -2336,18 +4155,16 @@
               <w:rPr>
                 <w:rFonts w:ascii="맑은 고딕" w:hAnsi="맑은 고딕" w:eastAsia="맑은 고딕"/>
                 <w:b/>
-                <w:color w:val="FFFFFF"/>
-                <w:sz w:val="18"/>
-              </w:rPr>
-              <w:t>보관 기관</w:t>
-            </w:r>
-          </w:p>
-        </w:tc>
-        <w:tc>
-          <w:tcPr>
-            <w:tcW w:type="dxa" w:w="2646"/>
-            <w:vAlign w:val="center"/>
-            <w:shd w:val="clear" w:color="auto" w:fill="2E4A87"/>
+                <w:sz w:val="18"/>
+              </w:rPr>
+              <w:t>기관</w:t>
+            </w:r>
+          </w:p>
+        </w:tc>
+        <w:tc>
+          <w:tcPr>
+            <w:tcW w:type="dxa" w:w="1984"/>
+            <w:vAlign w:val="center"/>
           </w:tcPr>
           <w:p>
             <w:pPr>
@@ -2357,18 +4174,16 @@
               <w:rPr>
                 <w:rFonts w:ascii="맑은 고딕" w:hAnsi="맑은 고딕" w:eastAsia="맑은 고딕"/>
                 <w:b/>
-                <w:color w:val="FFFFFF"/>
-                <w:sz w:val="18"/>
-              </w:rPr>
-              <w:t>맡는 부처</w:t>
-            </w:r>
-          </w:p>
-        </w:tc>
-        <w:tc>
-          <w:tcPr>
-            <w:tcW w:type="dxa" w:w="2646"/>
-            <w:vAlign w:val="center"/>
-            <w:shd w:val="clear" w:color="auto" w:fill="2E4A87"/>
+                <w:sz w:val="18"/>
+              </w:rPr>
+              <w:t>공개 수준</w:t>
+            </w:r>
+          </w:p>
+        </w:tc>
+        <w:tc>
+          <w:tcPr>
+            <w:tcW w:type="dxa" w:w="1984"/>
+            <w:vAlign w:val="center"/>
           </w:tcPr>
           <w:p>
             <w:pPr>
@@ -2378,10 +4193,28 @@
               <w:rPr>
                 <w:rFonts w:ascii="맑은 고딕" w:hAnsi="맑은 고딕" w:eastAsia="맑은 고딕"/>
                 <w:b/>
-                <w:color w:val="FFFFFF"/>
-                <w:sz w:val="18"/>
-              </w:rPr>
-              <w:t>공개 정도</w:t>
+                <w:sz w:val="18"/>
+              </w:rPr>
+              <w:t>공개 방식 (구체)</w:t>
+            </w:r>
+          </w:p>
+        </w:tc>
+        <w:tc>
+          <w:tcPr>
+            <w:tcW w:type="dxa" w:w="1984"/>
+            <w:vAlign w:val="center"/>
+          </w:tcPr>
+          <w:p>
+            <w:pPr>
+              <w:jc w:val="center"/>
+            </w:pPr>
+            <w:r>
+              <w:rPr>
+                <w:rFonts w:ascii="맑은 고딕" w:hAnsi="맑은 고딕" w:eastAsia="맑은 고딕"/>
+                <w:b/>
+                <w:sz w:val="18"/>
+              </w:rPr>
+              <w:t>공개 창구(링크)</w:t>
             </w:r>
           </w:p>
         </w:tc>
@@ -2389,7 +4222,7 @@
       <w:tr>
         <w:tc>
           <w:tcPr>
-            <w:tcW w:type="dxa" w:w="2646"/>
+            <w:tcW w:type="dxa" w:w="1984"/>
             <w:vAlign w:val="center"/>
           </w:tcPr>
           <w:p>
@@ -2407,37 +4240,55 @@
         </w:tc>
         <w:tc>
           <w:tcPr>
-            <w:tcW w:type="dxa" w:w="2646"/>
-            <w:vAlign w:val="center"/>
-          </w:tcPr>
-          <w:p>
-            <w:pPr>
-              <w:jc w:val="left"/>
-            </w:pPr>
-            <w:r>
-              <w:rPr>
-                <w:rFonts w:ascii="맑은 고딕" w:hAnsi="맑은 고딕" w:eastAsia="맑은 고딕"/>
-                <w:sz w:val="18"/>
-              </w:rPr>
-              <w:t>행안부</w:t>
-            </w:r>
-          </w:p>
-        </w:tc>
-        <w:tc>
-          <w:tcPr>
-            <w:tcW w:type="dxa" w:w="2646"/>
-            <w:vAlign w:val="center"/>
-          </w:tcPr>
-          <w:p>
-            <w:pPr>
-              <w:jc w:val="left"/>
-            </w:pPr>
-            <w:r>
-              <w:rPr>
-                <w:rFonts w:ascii="맑은 고딕" w:hAnsi="맑은 고딕" w:eastAsia="맑은 고딕"/>
-                <w:sz w:val="18"/>
-              </w:rPr>
-              <w:t>비공개 (판정자료 22만 건)</w:t>
+            <w:tcW w:type="dxa" w:w="1984"/>
+            <w:vAlign w:val="center"/>
+          </w:tcPr>
+          <w:p>
+            <w:pPr>
+              <w:jc w:val="left"/>
+            </w:pPr>
+            <w:r>
+              <w:rPr>
+                <w:rFonts w:ascii="맑은 고딕" w:hAnsi="맑은 고딕" w:eastAsia="맑은 고딕"/>
+                <w:sz w:val="18"/>
+              </w:rPr>
+              <w:t>비공개</w:t>
+            </w:r>
+          </w:p>
+        </w:tc>
+        <w:tc>
+          <w:tcPr>
+            <w:tcW w:type="dxa" w:w="1984"/>
+            <w:vAlign w:val="center"/>
+          </w:tcPr>
+          <w:p>
+            <w:pPr>
+              <w:jc w:val="left"/>
+            </w:pPr>
+            <w:r>
+              <w:rPr>
+                <w:rFonts w:ascii="맑은 고딕" w:hAnsi="맑은 고딕" w:eastAsia="맑은 고딕"/>
+                <w:sz w:val="18"/>
+              </w:rPr>
+              <w:t>유족 본인 신청 시 제한적 열람(개인정보 보호)</w:t>
+            </w:r>
+          </w:p>
+        </w:tc>
+        <w:tc>
+          <w:tcPr>
+            <w:tcW w:type="dxa" w:w="1984"/>
+            <w:vAlign w:val="center"/>
+          </w:tcPr>
+          <w:p>
+            <w:pPr>
+              <w:jc w:val="left"/>
+            </w:pPr>
+            <w:r>
+              <w:rPr>
+                <w:rFonts w:ascii="맑은 고딕" w:hAnsi="맑은 고딕" w:eastAsia="맑은 고딕"/>
+                <w:sz w:val="18"/>
+              </w:rPr>
+              <w:t>— (온라인 공개 없음)</w:t>
             </w:r>
           </w:p>
         </w:tc>
@@ -2445,9 +4296,8 @@
       <w:tr>
         <w:tc>
           <w:tcPr>
-            <w:tcW w:type="dxa" w:w="2646"/>
-            <w:vAlign w:val="center"/>
-            <w:shd w:val="clear" w:color="auto" w:fill="EEF2FA"/>
+            <w:tcW w:type="dxa" w:w="1984"/>
+            <w:vAlign w:val="center"/>
           </w:tcPr>
           <w:p>
             <w:pPr>
@@ -2464,28 +4314,8 @@
         </w:tc>
         <w:tc>
           <w:tcPr>
-            <w:tcW w:type="dxa" w:w="2646"/>
-            <w:vAlign w:val="center"/>
-            <w:shd w:val="clear" w:color="auto" w:fill="EEF2FA"/>
-          </w:tcPr>
-          <w:p>
-            <w:pPr>
-              <w:jc w:val="left"/>
-            </w:pPr>
-            <w:r>
-              <w:rPr>
-                <w:rFonts w:ascii="맑은 고딕" w:hAnsi="맑은 고딕" w:eastAsia="맑은 고딕"/>
-                <w:sz w:val="18"/>
-              </w:rPr>
-              <w:t>행안부</w:t>
-            </w:r>
-          </w:p>
-        </w:tc>
-        <w:tc>
-          <w:tcPr>
-            <w:tcW w:type="dxa" w:w="2646"/>
-            <w:vAlign w:val="center"/>
-            <w:shd w:val="clear" w:color="auto" w:fill="EEF2FA"/>
+            <w:tcW w:type="dxa" w:w="1984"/>
+            <w:vAlign w:val="center"/>
           </w:tcPr>
           <w:p>
             <w:pPr>
@@ -2497,6 +4327,42 @@
                 <w:sz w:val="18"/>
               </w:rPr>
               <w:t>일부 공개</w:t>
+            </w:r>
+          </w:p>
+        </w:tc>
+        <w:tc>
+          <w:tcPr>
+            <w:tcW w:type="dxa" w:w="1984"/>
+            <w:vAlign w:val="center"/>
+          </w:tcPr>
+          <w:p>
+            <w:pPr>
+              <w:jc w:val="left"/>
+            </w:pPr>
+            <w:r>
+              <w:rPr>
+                <w:rFonts w:ascii="맑은 고딕" w:hAnsi="맑은 고딕" w:eastAsia="맑은 고딕"/>
+                <w:sz w:val="18"/>
+              </w:rPr>
+              <w:t>온라인 통합검색·기록물뷰어로 일부 원문 공개, 미공개분 원문 사본신청, 강제동원 명부 전용 사이트 운영</w:t>
+            </w:r>
+          </w:p>
+        </w:tc>
+        <w:tc>
+          <w:tcPr>
+            <w:tcW w:type="dxa" w:w="1984"/>
+            <w:vAlign w:val="center"/>
+          </w:tcPr>
+          <w:p>
+            <w:pPr>
+              <w:jc w:val="left"/>
+            </w:pPr>
+            <w:r>
+              <w:rPr>
+                <w:rFonts w:ascii="맑은 고딕" w:hAnsi="맑은 고딕" w:eastAsia="맑은 고딕"/>
+                <w:sz w:val="18"/>
+              </w:rPr>
+              <w:t>archives.go.kr / history.archives.go.kr</w:t>
             </w:r>
           </w:p>
         </w:tc>
@@ -2504,43 +4370,25 @@
       <w:tr>
         <w:tc>
           <w:tcPr>
-            <w:tcW w:type="dxa" w:w="2646"/>
-            <w:vAlign w:val="center"/>
-          </w:tcPr>
-          <w:p>
-            <w:pPr>
-              <w:jc w:val="left"/>
-            </w:pPr>
-            <w:r>
-              <w:rPr>
-                <w:rFonts w:ascii="맑은 고딕" w:hAnsi="맑은 고딕" w:eastAsia="맑은 고딕"/>
-                <w:sz w:val="18"/>
-              </w:rPr>
-              <w:t>일제강제동원역사관</w:t>
-            </w:r>
-          </w:p>
-        </w:tc>
-        <w:tc>
-          <w:tcPr>
-            <w:tcW w:type="dxa" w:w="2646"/>
-            <w:vAlign w:val="center"/>
-          </w:tcPr>
-          <w:p>
-            <w:pPr>
-              <w:jc w:val="left"/>
-            </w:pPr>
-            <w:r>
-              <w:rPr>
-                <w:rFonts w:ascii="맑은 고딕" w:hAnsi="맑은 고딕" w:eastAsia="맑은 고딕"/>
-                <w:sz w:val="18"/>
-              </w:rPr>
-              <w:t>행안부(위탁)</w:t>
-            </w:r>
-          </w:p>
-        </w:tc>
-        <w:tc>
-          <w:tcPr>
-            <w:tcW w:type="dxa" w:w="2646"/>
+            <w:tcW w:type="dxa" w:w="1984"/>
+            <w:vAlign w:val="center"/>
+          </w:tcPr>
+          <w:p>
+            <w:pPr>
+              <w:jc w:val="left"/>
+            </w:pPr>
+            <w:r>
+              <w:rPr>
+                <w:rFonts w:ascii="맑은 고딕" w:hAnsi="맑은 고딕" w:eastAsia="맑은 고딕"/>
+                <w:sz w:val="18"/>
+              </w:rPr>
+              <w:t>국립일제강제동원역사관</w:t>
+            </w:r>
+          </w:p>
+        </w:tc>
+        <w:tc>
+          <w:tcPr>
+            <w:tcW w:type="dxa" w:w="1984"/>
             <w:vAlign w:val="center"/>
           </w:tcPr>
           <w:p>
@@ -2553,6 +4401,42 @@
                 <w:sz w:val="18"/>
               </w:rPr>
               <w:t>일부 공개</w:t>
+            </w:r>
+          </w:p>
+        </w:tc>
+        <w:tc>
+          <w:tcPr>
+            <w:tcW w:type="dxa" w:w="1984"/>
+            <w:vAlign w:val="center"/>
+          </w:tcPr>
+          <w:p>
+            <w:pPr>
+              <w:jc w:val="left"/>
+            </w:pPr>
+            <w:r>
+              <w:rPr>
+                <w:rFonts w:ascii="맑은 고딕" w:hAnsi="맑은 고딕" w:eastAsia="맑은 고딕"/>
+                <w:sz w:val="18"/>
+              </w:rPr>
+              <w:t>부산 상설 전시(오프라인) + 재단 누리집 일부</w:t>
+            </w:r>
+          </w:p>
+        </w:tc>
+        <w:tc>
+          <w:tcPr>
+            <w:tcW w:type="dxa" w:w="1984"/>
+            <w:vAlign w:val="center"/>
+          </w:tcPr>
+          <w:p>
+            <w:pPr>
+              <w:jc w:val="left"/>
+            </w:pPr>
+            <w:r>
+              <w:rPr>
+                <w:rFonts w:ascii="맑은 고딕" w:hAnsi="맑은 고딕" w:eastAsia="맑은 고딕"/>
+                <w:sz w:val="18"/>
+              </w:rPr>
+              <w:t>fomo.or.kr/museum</w:t>
             </w:r>
           </w:p>
         </w:tc>
@@ -2560,58 +4444,73 @@
       <w:tr>
         <w:tc>
           <w:tcPr>
-            <w:tcW w:type="dxa" w:w="2646"/>
-            <w:vAlign w:val="center"/>
-            <w:shd w:val="clear" w:color="auto" w:fill="EEF2FA"/>
-          </w:tcPr>
-          <w:p>
-            <w:pPr>
-              <w:jc w:val="left"/>
-            </w:pPr>
-            <w:r>
-              <w:rPr>
-                <w:rFonts w:ascii="맑은 고딕" w:hAnsi="맑은 고딕" w:eastAsia="맑은 고딕"/>
-                <w:sz w:val="18"/>
-              </w:rPr>
-              <w:t>여성인권진흥원</w:t>
-            </w:r>
-          </w:p>
-        </w:tc>
-        <w:tc>
-          <w:tcPr>
-            <w:tcW w:type="dxa" w:w="2646"/>
-            <w:vAlign w:val="center"/>
-            <w:shd w:val="clear" w:color="auto" w:fill="EEF2FA"/>
-          </w:tcPr>
-          <w:p>
-            <w:pPr>
-              <w:jc w:val="left"/>
-            </w:pPr>
-            <w:r>
-              <w:rPr>
-                <w:rFonts w:ascii="맑은 고딕" w:hAnsi="맑은 고딕" w:eastAsia="맑은 고딕"/>
-                <w:sz w:val="18"/>
-              </w:rPr>
-              <w:t>여가부</w:t>
-            </w:r>
-          </w:p>
-        </w:tc>
-        <w:tc>
-          <w:tcPr>
-            <w:tcW w:type="dxa" w:w="2646"/>
-            <w:vAlign w:val="center"/>
-            <w:shd w:val="clear" w:color="auto" w:fill="EEF2FA"/>
-          </w:tcPr>
-          <w:p>
-            <w:pPr>
-              <w:jc w:val="left"/>
-            </w:pPr>
-            <w:r>
-              <w:rPr>
-                <w:rFonts w:ascii="맑은 고딕" w:hAnsi="맑은 고딕" w:eastAsia="맑은 고딕"/>
-                <w:sz w:val="18"/>
-              </w:rPr>
-              <w:t>분야 내 일부 공개</w:t>
+            <w:tcW w:type="dxa" w:w="1984"/>
+            <w:vAlign w:val="center"/>
+          </w:tcPr>
+          <w:p>
+            <w:pPr>
+              <w:jc w:val="left"/>
+            </w:pPr>
+            <w:r>
+              <w:rPr>
+                <w:rFonts w:ascii="맑은 고딕" w:hAnsi="맑은 고딕" w:eastAsia="맑은 고딕"/>
+                <w:sz w:val="18"/>
+              </w:rPr>
+              <w:t>여성인권진흥원(아카이브814)</w:t>
+            </w:r>
+          </w:p>
+        </w:tc>
+        <w:tc>
+          <w:tcPr>
+            <w:tcW w:type="dxa" w:w="1984"/>
+            <w:vAlign w:val="center"/>
+          </w:tcPr>
+          <w:p>
+            <w:pPr>
+              <w:jc w:val="left"/>
+            </w:pPr>
+            <w:r>
+              <w:rPr>
+                <w:rFonts w:ascii="맑은 고딕" w:hAnsi="맑은 고딕" w:eastAsia="맑은 고딕"/>
+                <w:sz w:val="18"/>
+              </w:rPr>
+              <w:t>분야 내 공개</w:t>
+            </w:r>
+          </w:p>
+        </w:tc>
+        <w:tc>
+          <w:tcPr>
+            <w:tcW w:type="dxa" w:w="1984"/>
+            <w:vAlign w:val="center"/>
+          </w:tcPr>
+          <w:p>
+            <w:pPr>
+              <w:jc w:val="left"/>
+            </w:pPr>
+            <w:r>
+              <w:rPr>
+                <w:rFonts w:ascii="맑은 고딕" w:hAnsi="맑은 고딕" w:eastAsia="맑은 고딕"/>
+                <w:sz w:val="18"/>
+              </w:rPr>
+              <w:t>온라인 전면 공개(개인정보 포함 일부 제한)</w:t>
+            </w:r>
+          </w:p>
+        </w:tc>
+        <w:tc>
+          <w:tcPr>
+            <w:tcW w:type="dxa" w:w="1984"/>
+            <w:vAlign w:val="center"/>
+          </w:tcPr>
+          <w:p>
+            <w:pPr>
+              <w:jc w:val="left"/>
+            </w:pPr>
+            <w:r>
+              <w:rPr>
+                <w:rFonts w:ascii="맑은 고딕" w:hAnsi="맑은 고딕" w:eastAsia="맑은 고딕"/>
+                <w:sz w:val="18"/>
+              </w:rPr>
+              <w:t>archive814.or.kr</w:t>
             </w:r>
           </w:p>
         </w:tc>
@@ -2619,55 +4518,73 @@
       <w:tr>
         <w:tc>
           <w:tcPr>
-            <w:tcW w:type="dxa" w:w="2646"/>
-            <w:vAlign w:val="center"/>
-          </w:tcPr>
-          <w:p>
-            <w:pPr>
-              <w:jc w:val="left"/>
-            </w:pPr>
-            <w:r>
-              <w:rPr>
-                <w:rFonts w:ascii="맑은 고딕" w:hAnsi="맑은 고딕" w:eastAsia="맑은 고딕"/>
-                <w:sz w:val="18"/>
-              </w:rPr>
-              <w:t>동북아역사재단</w:t>
-            </w:r>
-          </w:p>
-        </w:tc>
-        <w:tc>
-          <w:tcPr>
-            <w:tcW w:type="dxa" w:w="2646"/>
-            <w:vAlign w:val="center"/>
-          </w:tcPr>
-          <w:p>
-            <w:pPr>
-              <w:jc w:val="left"/>
-            </w:pPr>
-            <w:r>
-              <w:rPr>
-                <w:rFonts w:ascii="맑은 고딕" w:hAnsi="맑은 고딕" w:eastAsia="맑은 고딕"/>
-                <w:sz w:val="18"/>
-              </w:rPr>
-              <w:t>교육부</w:t>
-            </w:r>
-          </w:p>
-        </w:tc>
-        <w:tc>
-          <w:tcPr>
-            <w:tcW w:type="dxa" w:w="2646"/>
-            <w:vAlign w:val="center"/>
-          </w:tcPr>
-          <w:p>
-            <w:pPr>
-              <w:jc w:val="left"/>
-            </w:pPr>
-            <w:r>
-              <w:rPr>
-                <w:rFonts w:ascii="맑은 고딕" w:hAnsi="맑은 고딕" w:eastAsia="맑은 고딕"/>
-                <w:sz w:val="18"/>
-              </w:rPr>
-              <w:t>분야 내 일부 공개</w:t>
+            <w:tcW w:type="dxa" w:w="1984"/>
+            <w:vAlign w:val="center"/>
+          </w:tcPr>
+          <w:p>
+            <w:pPr>
+              <w:jc w:val="left"/>
+            </w:pPr>
+            <w:r>
+              <w:rPr>
+                <w:rFonts w:ascii="맑은 고딕" w:hAnsi="맑은 고딕" w:eastAsia="맑은 고딕"/>
+                <w:sz w:val="18"/>
+              </w:rPr>
+              <w:t>동북아역사재단·외교부(독도)</w:t>
+            </w:r>
+          </w:p>
+        </w:tc>
+        <w:tc>
+          <w:tcPr>
+            <w:tcW w:type="dxa" w:w="1984"/>
+            <w:vAlign w:val="center"/>
+          </w:tcPr>
+          <w:p>
+            <w:pPr>
+              <w:jc w:val="left"/>
+            </w:pPr>
+            <w:r>
+              <w:rPr>
+                <w:rFonts w:ascii="맑은 고딕" w:hAnsi="맑은 고딕" w:eastAsia="맑은 고딕"/>
+                <w:sz w:val="18"/>
+              </w:rPr>
+              <w:t>분야 내 공개</w:t>
+            </w:r>
+          </w:p>
+        </w:tc>
+        <w:tc>
+          <w:tcPr>
+            <w:tcW w:type="dxa" w:w="1984"/>
+            <w:vAlign w:val="center"/>
+          </w:tcPr>
+          <w:p>
+            <w:pPr>
+              <w:jc w:val="left"/>
+            </w:pPr>
+            <w:r>
+              <w:rPr>
+                <w:rFonts w:ascii="맑은 고딕" w:hAnsi="맑은 고딕" w:eastAsia="맑은 고딕"/>
+                <w:sz w:val="18"/>
+              </w:rPr>
+              <w:t>독도 관련 자료 온라인 공개</w:t>
+            </w:r>
+          </w:p>
+        </w:tc>
+        <w:tc>
+          <w:tcPr>
+            <w:tcW w:type="dxa" w:w="1984"/>
+            <w:vAlign w:val="center"/>
+          </w:tcPr>
+          <w:p>
+            <w:pPr>
+              <w:jc w:val="left"/>
+            </w:pPr>
+            <w:r>
+              <w:rPr>
+                <w:rFonts w:ascii="맑은 고딕" w:hAnsi="맑은 고딕" w:eastAsia="맑은 고딕"/>
+                <w:sz w:val="18"/>
+              </w:rPr>
+              <w:t>dokdo.mofa.go.kr</w:t>
             </w:r>
           </w:p>
         </w:tc>
@@ -2675,58 +4592,73 @@
       <w:tr>
         <w:tc>
           <w:tcPr>
-            <w:tcW w:type="dxa" w:w="2646"/>
-            <w:vAlign w:val="center"/>
-            <w:shd w:val="clear" w:color="auto" w:fill="EEF2FA"/>
-          </w:tcPr>
-          <w:p>
-            <w:pPr>
-              <w:jc w:val="left"/>
-            </w:pPr>
-            <w:r>
-              <w:rPr>
-                <w:rFonts w:ascii="맑은 고딕" w:hAnsi="맑은 고딕" w:eastAsia="맑은 고딕"/>
-                <w:sz w:val="18"/>
-              </w:rPr>
-              <w:t>독립기념관</w:t>
-            </w:r>
-          </w:p>
-        </w:tc>
-        <w:tc>
-          <w:tcPr>
-            <w:tcW w:type="dxa" w:w="2646"/>
-            <w:vAlign w:val="center"/>
-            <w:shd w:val="clear" w:color="auto" w:fill="EEF2FA"/>
-          </w:tcPr>
-          <w:p>
-            <w:pPr>
-              <w:jc w:val="left"/>
-            </w:pPr>
-            <w:r>
-              <w:rPr>
-                <w:rFonts w:ascii="맑은 고딕" w:hAnsi="맑은 고딕" w:eastAsia="맑은 고딕"/>
-                <w:sz w:val="18"/>
-              </w:rPr>
-              <w:t>국가보훈부</w:t>
-            </w:r>
-          </w:p>
-        </w:tc>
-        <w:tc>
-          <w:tcPr>
-            <w:tcW w:type="dxa" w:w="2646"/>
-            <w:vAlign w:val="center"/>
-            <w:shd w:val="clear" w:color="auto" w:fill="EEF2FA"/>
-          </w:tcPr>
-          <w:p>
-            <w:pPr>
-              <w:jc w:val="left"/>
-            </w:pPr>
-            <w:r>
-              <w:rPr>
-                <w:rFonts w:ascii="맑은 고딕" w:hAnsi="맑은 고딕" w:eastAsia="맑은 고딕"/>
-                <w:sz w:val="18"/>
-              </w:rPr>
-              <w:t>일부 공개</w:t>
+            <w:tcW w:type="dxa" w:w="1984"/>
+            <w:vAlign w:val="center"/>
+          </w:tcPr>
+          <w:p>
+            <w:pPr>
+              <w:jc w:val="left"/>
+            </w:pPr>
+            <w:r>
+              <w:rPr>
+                <w:rFonts w:ascii="맑은 고딕" w:hAnsi="맑은 고딕" w:eastAsia="맑은 고딕"/>
+                <w:sz w:val="18"/>
+              </w:rPr>
+              <w:t>국사편찬위원회</w:t>
+            </w:r>
+          </w:p>
+        </w:tc>
+        <w:tc>
+          <w:tcPr>
+            <w:tcW w:type="dxa" w:w="1984"/>
+            <w:vAlign w:val="center"/>
+          </w:tcPr>
+          <w:p>
+            <w:pPr>
+              <w:jc w:val="left"/>
+            </w:pPr>
+            <w:r>
+              <w:rPr>
+                <w:rFonts w:ascii="맑은 고딕" w:hAnsi="맑은 고딕" w:eastAsia="맑은 고딕"/>
+                <w:sz w:val="18"/>
+              </w:rPr>
+              <w:t>연구자 공개</w:t>
+            </w:r>
+          </w:p>
+        </w:tc>
+        <w:tc>
+          <w:tcPr>
+            <w:tcW w:type="dxa" w:w="1984"/>
+            <w:vAlign w:val="center"/>
+          </w:tcPr>
+          <w:p>
+            <w:pPr>
+              <w:jc w:val="left"/>
+            </w:pPr>
+            <w:r>
+              <w:rPr>
+                <w:rFonts w:ascii="맑은 고딕" w:hAnsi="맑은 고딕" w:eastAsia="맑은 고딕"/>
+                <w:sz w:val="18"/>
+              </w:rPr>
+              <w:t>한국사데이터베이스 온라인 공개(원문·해제)</w:t>
+            </w:r>
+          </w:p>
+        </w:tc>
+        <w:tc>
+          <w:tcPr>
+            <w:tcW w:type="dxa" w:w="1984"/>
+            <w:vAlign w:val="center"/>
+          </w:tcPr>
+          <w:p>
+            <w:pPr>
+              <w:jc w:val="left"/>
+            </w:pPr>
+            <w:r>
+              <w:rPr>
+                <w:rFonts w:ascii="맑은 고딕" w:hAnsi="맑은 고딕" w:eastAsia="맑은 고딕"/>
+                <w:sz w:val="18"/>
+              </w:rPr>
+              <w:t>db.history.go.kr</w:t>
             </w:r>
           </w:p>
         </w:tc>
@@ -2734,7 +4666,155 @@
       <w:tr>
         <w:tc>
           <w:tcPr>
-            <w:tcW w:type="dxa" w:w="2646"/>
+            <w:tcW w:type="dxa" w:w="1984"/>
+            <w:vAlign w:val="center"/>
+          </w:tcPr>
+          <w:p>
+            <w:pPr>
+              <w:jc w:val="left"/>
+            </w:pPr>
+            <w:r>
+              <w:rPr>
+                <w:rFonts w:ascii="맑은 고딕" w:hAnsi="맑은 고딕" w:eastAsia="맑은 고딕"/>
+                <w:sz w:val="18"/>
+              </w:rPr>
+              <w:t>독립기념관</w:t>
+            </w:r>
+          </w:p>
+        </w:tc>
+        <w:tc>
+          <w:tcPr>
+            <w:tcW w:type="dxa" w:w="1984"/>
+            <w:vAlign w:val="center"/>
+          </w:tcPr>
+          <w:p>
+            <w:pPr>
+              <w:jc w:val="left"/>
+            </w:pPr>
+            <w:r>
+              <w:rPr>
+                <w:rFonts w:ascii="맑은 고딕" w:hAnsi="맑은 고딕" w:eastAsia="맑은 고딕"/>
+                <w:sz w:val="18"/>
+              </w:rPr>
+              <w:t>일부 공개</w:t>
+            </w:r>
+          </w:p>
+        </w:tc>
+        <w:tc>
+          <w:tcPr>
+            <w:tcW w:type="dxa" w:w="1984"/>
+            <w:vAlign w:val="center"/>
+          </w:tcPr>
+          <w:p>
+            <w:pPr>
+              <w:jc w:val="left"/>
+            </w:pPr>
+            <w:r>
+              <w:rPr>
+                <w:rFonts w:ascii="맑은 고딕" w:hAnsi="맑은 고딕" w:eastAsia="맑은 고딕"/>
+                <w:sz w:val="18"/>
+              </w:rPr>
+              <w:t>소장자료 온라인 검색 일부 + 오프라인 열람</w:t>
+            </w:r>
+          </w:p>
+        </w:tc>
+        <w:tc>
+          <w:tcPr>
+            <w:tcW w:type="dxa" w:w="1984"/>
+            <w:vAlign w:val="center"/>
+          </w:tcPr>
+          <w:p>
+            <w:pPr>
+              <w:jc w:val="left"/>
+            </w:pPr>
+            <w:r>
+              <w:rPr>
+                <w:rFonts w:ascii="맑은 고딕" w:hAnsi="맑은 고딕" w:eastAsia="맑은 고딕"/>
+                <w:sz w:val="18"/>
+              </w:rPr>
+              <w:t>i815.or.kr</w:t>
+            </w:r>
+          </w:p>
+        </w:tc>
+      </w:tr>
+      <w:tr>
+        <w:tc>
+          <w:tcPr>
+            <w:tcW w:type="dxa" w:w="1984"/>
+            <w:vAlign w:val="center"/>
+          </w:tcPr>
+          <w:p>
+            <w:pPr>
+              <w:jc w:val="left"/>
+            </w:pPr>
+            <w:r>
+              <w:rPr>
+                <w:rFonts w:ascii="맑은 고딕" w:hAnsi="맑은 고딕" w:eastAsia="맑은 고딕"/>
+                <w:sz w:val="18"/>
+              </w:rPr>
+              <w:t>국외소재문화유산재단</w:t>
+            </w:r>
+          </w:p>
+        </w:tc>
+        <w:tc>
+          <w:tcPr>
+            <w:tcW w:type="dxa" w:w="1984"/>
+            <w:vAlign w:val="center"/>
+          </w:tcPr>
+          <w:p>
+            <w:pPr>
+              <w:jc w:val="left"/>
+            </w:pPr>
+            <w:r>
+              <w:rPr>
+                <w:rFonts w:ascii="맑은 고딕" w:hAnsi="맑은 고딕" w:eastAsia="맑은 고딕"/>
+                <w:sz w:val="18"/>
+              </w:rPr>
+              <w:t>분야 내 공개</w:t>
+            </w:r>
+          </w:p>
+        </w:tc>
+        <w:tc>
+          <w:tcPr>
+            <w:tcW w:type="dxa" w:w="1984"/>
+            <w:vAlign w:val="center"/>
+          </w:tcPr>
+          <w:p>
+            <w:pPr>
+              <w:jc w:val="left"/>
+            </w:pPr>
+            <w:r>
+              <w:rPr>
+                <w:rFonts w:ascii="맑은 고딕" w:hAnsi="맑은 고딕" w:eastAsia="맑은 고딕"/>
+                <w:sz w:val="18"/>
+              </w:rPr>
+              <w:t>국외문화유산 실태조사 결과 온라인 공개</w:t>
+            </w:r>
+          </w:p>
+        </w:tc>
+        <w:tc>
+          <w:tcPr>
+            <w:tcW w:type="dxa" w:w="1984"/>
+            <w:vAlign w:val="center"/>
+          </w:tcPr>
+          <w:p>
+            <w:pPr>
+              <w:jc w:val="left"/>
+            </w:pPr>
+            <w:r>
+              <w:rPr>
+                <w:rFonts w:ascii="맑은 고딕" w:hAnsi="맑은 고딕" w:eastAsia="맑은 고딕"/>
+                <w:sz w:val="18"/>
+              </w:rPr>
+              <w:t>overseaschf.or.kr</w:t>
+            </w:r>
+          </w:p>
+        </w:tc>
+      </w:tr>
+      <w:tr>
+        <w:tc>
+          <w:tcPr>
+            <w:tcW w:type="dxa" w:w="1984"/>
             <w:vAlign w:val="center"/>
           </w:tcPr>
           <w:p>
@@ -2752,25 +4832,7 @@
         </w:tc>
         <w:tc>
           <w:tcPr>
-            <w:tcW w:type="dxa" w:w="2646"/>
-            <w:vAlign w:val="center"/>
-          </w:tcPr>
-          <w:p>
-            <w:pPr>
-              <w:jc w:val="left"/>
-            </w:pPr>
-            <w:r>
-              <w:rPr>
-                <w:rFonts w:ascii="맑은 고딕" w:hAnsi="맑은 고딕" w:eastAsia="맑은 고딕"/>
-                <w:sz w:val="18"/>
-              </w:rPr>
-              <w:t>민간</w:t>
-            </w:r>
-          </w:p>
-        </w:tc>
-        <w:tc>
-          <w:tcPr>
-            <w:tcW w:type="dxa" w:w="2646"/>
+            <w:tcW w:type="dxa" w:w="1984"/>
             <w:vAlign w:val="center"/>
           </w:tcPr>
           <w:p>
@@ -2783,12 +4845,61 @@
                 <w:sz w:val="18"/>
               </w:rPr>
               <w:t>내부 보관</w:t>
+            </w:r>
+          </w:p>
+        </w:tc>
+        <w:tc>
+          <w:tcPr>
+            <w:tcW w:type="dxa" w:w="1984"/>
+            <w:vAlign w:val="center"/>
+          </w:tcPr>
+          <w:p>
+            <w:pPr>
+              <w:jc w:val="left"/>
+            </w:pPr>
+            <w:r>
+              <w:rPr>
+                <w:rFonts w:ascii="맑은 고딕" w:hAnsi="맑은 고딕" w:eastAsia="맑은 고딕"/>
+                <w:sz w:val="18"/>
+              </w:rPr>
+              <w:t>내부 열람, 자료 제공은 협약 필요</w:t>
+            </w:r>
+          </w:p>
+        </w:tc>
+        <w:tc>
+          <w:tcPr>
+            <w:tcW w:type="dxa" w:w="1984"/>
+            <w:vAlign w:val="center"/>
+          </w:tcPr>
+          <w:p>
+            <w:pPr>
+              <w:jc w:val="left"/>
+            </w:pPr>
+            <w:r>
+              <w:rPr>
+                <w:rFonts w:ascii="맑은 고딕" w:hAnsi="맑은 고딕" w:eastAsia="맑은 고딕"/>
+                <w:sz w:val="18"/>
+              </w:rPr>
+              <w:t>—</w:t>
             </w:r>
           </w:p>
         </w:tc>
       </w:tr>
     </w:tbl>
     <w:p/>
+    <w:p>
+      <w:pPr>
+        <w:spacing w:before="0" w:after="3" w:line="240" w:lineRule="auto"/>
+        <w:ind w:left="283"/>
+      </w:pPr>
+      <w:r>
+        <w:rPr>
+          <w:rFonts w:ascii="맑은 고딕" w:hAnsi="맑은 고딕" w:eastAsia="맑은 고딕"/>
+          <w:sz w:val="20"/>
+        </w:rPr>
+        <w:t>○ 분야별 공개 창구가 제각각이어서 통합 검색 불가 → 본 사업으로 단일 창구 연계 필요</w:t>
+      </w:r>
+    </w:p>
     <w:p>
       <w:pPr>
         <w:spacing w:before="0" w:after="3" w:line="240" w:lineRule="auto"/>
@@ -2829,6 +4940,975 @@
         </w:rPr>
       </w:r>
     </w:p>
+    <w:p>
+      <w:pPr>
+        <w:spacing w:before="60" w:after="30" w:line="260" w:lineRule="auto"/>
+      </w:pPr>
+      <w:r>
+        <w:rPr>
+          <w:rFonts w:ascii="맑은 고딕" w:hAnsi="맑은 고딕" w:eastAsia="맑은 고딕"/>
+          <w:b/>
+          <w:color w:val="2E4A87"/>
+          <w:sz w:val="22"/>
+        </w:rPr>
+        <w:t>5. 수집 우선순위 매트릭스 (평가 근거 포함)</w:t>
+      </w:r>
+    </w:p>
+    <w:p>
+      <w:pPr>
+        <w:spacing w:before="0" w:after="3" w:line="240" w:lineRule="auto"/>
+        <w:ind w:left="0"/>
+      </w:pPr>
+      <w:r>
+        <w:rPr>
+          <w:rFonts w:ascii="맑은 고딕" w:hAnsi="맑은 고딕" w:eastAsia="맑은 고딕"/>
+          <w:sz w:val="20"/>
+        </w:rPr>
+        <w:t>□ 평가 기준 (저·중·고 판정 스케일)</w:t>
+      </w:r>
+    </w:p>
+    <w:p>
+      <w:pPr>
+        <w:spacing w:before="0" w:after="3" w:line="240" w:lineRule="auto"/>
+        <w:ind w:left="283"/>
+      </w:pPr>
+      <w:r>
+        <w:rPr>
+          <w:rFonts w:ascii="맑은 고딕" w:hAnsi="맑은 고딕" w:eastAsia="맑은 고딕"/>
+          <w:sz w:val="20"/>
+        </w:rPr>
+        <w:t>○ 소멸 위험: 위 소멸 위급도 4개 요소 종합 (매체 열화·생산자 생존·소장 존속성·사본 유무)</w:t>
+      </w:r>
+    </w:p>
+    <w:p>
+      <w:pPr>
+        <w:spacing w:before="0" w:after="3" w:line="240" w:lineRule="auto"/>
+        <w:ind w:left="283"/>
+      </w:pPr>
+      <w:r>
+        <w:rPr>
+          <w:rFonts w:ascii="맑은 고딕" w:hAnsi="맑은 고딕" w:eastAsia="맑은 고딕"/>
+          <w:sz w:val="20"/>
+        </w:rPr>
+        <w:t>○ 역사적 가치: 1차 사료성·대체 불가성·역사부정론 대응 실증력</w:t>
+      </w:r>
+    </w:p>
+    <w:p>
+      <w:pPr>
+        <w:spacing w:before="0" w:after="3" w:line="240" w:lineRule="auto"/>
+        <w:ind w:left="283"/>
+      </w:pPr>
+      <w:r>
+        <w:rPr>
+          <w:rFonts w:ascii="맑은 고딕" w:hAnsi="맑은 고딕" w:eastAsia="맑은 고딕"/>
+          <w:sz w:val="20"/>
+        </w:rPr>
+        <w:t>○ 수집 난이도: 소장처 협조·법적 제약·물리적 상태·해외 소재 여부</w:t>
+      </w:r>
+    </w:p>
+    <w:tbl>
+      <w:tblPr>
+        <w:tblStyle w:val="TableGrid"/>
+        <w:tblW w:type="auto" w:w="0"/>
+        <w:jc w:val="center"/>
+        <w:tblLook w:firstColumn="1" w:firstRow="1" w:lastColumn="0" w:lastRow="0" w:noHBand="0" w:noVBand="1" w:val="04A0"/>
+      </w:tblPr>
+      <w:tblGrid>
+        <w:gridCol w:w="1473"/>
+        <w:gridCol w:w="1473"/>
+        <w:gridCol w:w="1473"/>
+        <w:gridCol w:w="1473"/>
+        <w:gridCol w:w="1473"/>
+        <w:gridCol w:w="1473"/>
+      </w:tblGrid>
+      <w:tr>
+        <w:tc>
+          <w:tcPr>
+            <w:tcW w:type="dxa" w:w="1323"/>
+            <w:vAlign w:val="center"/>
+          </w:tcPr>
+          <w:p>
+            <w:pPr>
+              <w:jc w:val="center"/>
+            </w:pPr>
+            <w:r>
+              <w:rPr>
+                <w:rFonts w:ascii="맑은 고딕" w:hAnsi="맑은 고딕" w:eastAsia="맑은 고딕"/>
+                <w:b/>
+                <w:sz w:val="18"/>
+              </w:rPr>
+              <w:t>순위</w:t>
+            </w:r>
+          </w:p>
+        </w:tc>
+        <w:tc>
+          <w:tcPr>
+            <w:tcW w:type="dxa" w:w="1323"/>
+            <w:vAlign w:val="center"/>
+          </w:tcPr>
+          <w:p>
+            <w:pPr>
+              <w:jc w:val="center"/>
+            </w:pPr>
+            <w:r>
+              <w:rPr>
+                <w:rFonts w:ascii="맑은 고딕" w:hAnsi="맑은 고딕" w:eastAsia="맑은 고딕"/>
+                <w:b/>
+                <w:sz w:val="18"/>
+              </w:rPr>
+              <w:t>자료 유형</w:t>
+            </w:r>
+          </w:p>
+        </w:tc>
+        <w:tc>
+          <w:tcPr>
+            <w:tcW w:type="dxa" w:w="1323"/>
+            <w:vAlign w:val="center"/>
+          </w:tcPr>
+          <w:p>
+            <w:pPr>
+              <w:jc w:val="center"/>
+            </w:pPr>
+            <w:r>
+              <w:rPr>
+                <w:rFonts w:ascii="맑은 고딕" w:hAnsi="맑은 고딕" w:eastAsia="맑은 고딕"/>
+                <w:b/>
+                <w:sz w:val="18"/>
+              </w:rPr>
+              <w:t>소멸위험</w:t>
+            </w:r>
+          </w:p>
+        </w:tc>
+        <w:tc>
+          <w:tcPr>
+            <w:tcW w:type="dxa" w:w="1323"/>
+            <w:vAlign w:val="center"/>
+          </w:tcPr>
+          <w:p>
+            <w:pPr>
+              <w:jc w:val="center"/>
+            </w:pPr>
+            <w:r>
+              <w:rPr>
+                <w:rFonts w:ascii="맑은 고딕" w:hAnsi="맑은 고딕" w:eastAsia="맑은 고딕"/>
+                <w:b/>
+                <w:sz w:val="18"/>
+              </w:rPr>
+              <w:t>역사가치</w:t>
+            </w:r>
+          </w:p>
+        </w:tc>
+        <w:tc>
+          <w:tcPr>
+            <w:tcW w:type="dxa" w:w="1323"/>
+            <w:vAlign w:val="center"/>
+          </w:tcPr>
+          <w:p>
+            <w:pPr>
+              <w:jc w:val="center"/>
+            </w:pPr>
+            <w:r>
+              <w:rPr>
+                <w:rFonts w:ascii="맑은 고딕" w:hAnsi="맑은 고딕" w:eastAsia="맑은 고딕"/>
+                <w:b/>
+                <w:sz w:val="18"/>
+              </w:rPr>
+              <w:t>수집난이도</w:t>
+            </w:r>
+          </w:p>
+        </w:tc>
+        <w:tc>
+          <w:tcPr>
+            <w:tcW w:type="dxa" w:w="1323"/>
+            <w:vAlign w:val="center"/>
+          </w:tcPr>
+          <w:p>
+            <w:pPr>
+              <w:jc w:val="center"/>
+            </w:pPr>
+            <w:r>
+              <w:rPr>
+                <w:rFonts w:ascii="맑은 고딕" w:hAnsi="맑은 고딕" w:eastAsia="맑은 고딕"/>
+                <w:b/>
+                <w:sz w:val="18"/>
+              </w:rPr>
+              <w:t>판정 근거</w:t>
+            </w:r>
+          </w:p>
+        </w:tc>
+      </w:tr>
+      <w:tr>
+        <w:tc>
+          <w:tcPr>
+            <w:tcW w:type="dxa" w:w="1323"/>
+            <w:vAlign w:val="center"/>
+          </w:tcPr>
+          <w:p>
+            <w:pPr>
+              <w:jc w:val="left"/>
+            </w:pPr>
+            <w:r>
+              <w:rPr>
+                <w:rFonts w:ascii="맑은 고딕" w:hAnsi="맑은 고딕" w:eastAsia="맑은 고딕"/>
+                <w:sz w:val="18"/>
+              </w:rPr>
+              <w:t>1</w:t>
+            </w:r>
+          </w:p>
+        </w:tc>
+        <w:tc>
+          <w:tcPr>
+            <w:tcW w:type="dxa" w:w="1323"/>
+            <w:vAlign w:val="center"/>
+          </w:tcPr>
+          <w:p>
+            <w:pPr>
+              <w:jc w:val="left"/>
+            </w:pPr>
+            <w:r>
+              <w:rPr>
+                <w:rFonts w:ascii="맑은 고딕" w:hAnsi="맑은 고딕" w:eastAsia="맑은 고딕"/>
+                <w:sz w:val="18"/>
+              </w:rPr>
+              <w:t>피해자 구술 원본(테이프·필름)</w:t>
+            </w:r>
+          </w:p>
+        </w:tc>
+        <w:tc>
+          <w:tcPr>
+            <w:tcW w:type="dxa" w:w="1323"/>
+            <w:vAlign w:val="center"/>
+          </w:tcPr>
+          <w:p>
+            <w:pPr>
+              <w:jc w:val="left"/>
+            </w:pPr>
+            <w:r>
+              <w:rPr>
+                <w:rFonts w:ascii="맑은 고딕" w:hAnsi="맑은 고딕" w:eastAsia="맑은 고딕"/>
+                <w:sz w:val="18"/>
+              </w:rPr>
+              <w:t>고</w:t>
+            </w:r>
+          </w:p>
+        </w:tc>
+        <w:tc>
+          <w:tcPr>
+            <w:tcW w:type="dxa" w:w="1323"/>
+            <w:vAlign w:val="center"/>
+          </w:tcPr>
+          <w:p>
+            <w:pPr>
+              <w:jc w:val="left"/>
+            </w:pPr>
+            <w:r>
+              <w:rPr>
+                <w:rFonts w:ascii="맑은 고딕" w:hAnsi="맑은 고딕" w:eastAsia="맑은 고딕"/>
+                <w:sz w:val="18"/>
+              </w:rPr>
+              <w:t>고</w:t>
+            </w:r>
+          </w:p>
+        </w:tc>
+        <w:tc>
+          <w:tcPr>
+            <w:tcW w:type="dxa" w:w="1323"/>
+            <w:vAlign w:val="center"/>
+          </w:tcPr>
+          <w:p>
+            <w:pPr>
+              <w:jc w:val="left"/>
+            </w:pPr>
+            <w:r>
+              <w:rPr>
+                <w:rFonts w:ascii="맑은 고딕" w:hAnsi="맑은 고딕" w:eastAsia="맑은 고딕"/>
+                <w:sz w:val="18"/>
+              </w:rPr>
+              <w:t>중</w:t>
+            </w:r>
+          </w:p>
+        </w:tc>
+        <w:tc>
+          <w:tcPr>
+            <w:tcW w:type="dxa" w:w="1323"/>
+            <w:vAlign w:val="center"/>
+          </w:tcPr>
+          <w:p>
+            <w:pPr>
+              <w:jc w:val="left"/>
+            </w:pPr>
+            <w:r>
+              <w:rPr>
+                <w:rFonts w:ascii="맑은 고딕" w:hAnsi="맑은 고딕" w:eastAsia="맑은 고딕"/>
+                <w:sz w:val="18"/>
+              </w:rPr>
+              <w:t>자기매체 열화+증언자 사망(소멸 고), 직접 증언(가치 고), 매체 보존처리 필요(난이도 중)</w:t>
+            </w:r>
+          </w:p>
+        </w:tc>
+      </w:tr>
+      <w:tr>
+        <w:tc>
+          <w:tcPr>
+            <w:tcW w:type="dxa" w:w="1323"/>
+            <w:vAlign w:val="center"/>
+          </w:tcPr>
+          <w:p>
+            <w:pPr>
+              <w:jc w:val="left"/>
+            </w:pPr>
+            <w:r>
+              <w:rPr>
+                <w:rFonts w:ascii="맑은 고딕" w:hAnsi="맑은 고딕" w:eastAsia="맑은 고딕"/>
+                <w:sz w:val="18"/>
+              </w:rPr>
+              <w:t>2</w:t>
+            </w:r>
+          </w:p>
+        </w:tc>
+        <w:tc>
+          <w:tcPr>
+            <w:tcW w:type="dxa" w:w="1323"/>
+            <w:vAlign w:val="center"/>
+          </w:tcPr>
+          <w:p>
+            <w:pPr>
+              <w:jc w:val="left"/>
+            </w:pPr>
+            <w:r>
+              <w:rPr>
+                <w:rFonts w:ascii="맑은 고딕" w:hAnsi="맑은 고딕" w:eastAsia="맑은 고딕"/>
+                <w:sz w:val="18"/>
+              </w:rPr>
+              <w:t>에고 기록물(일기·편지·수기)</w:t>
+            </w:r>
+          </w:p>
+        </w:tc>
+        <w:tc>
+          <w:tcPr>
+            <w:tcW w:type="dxa" w:w="1323"/>
+            <w:vAlign w:val="center"/>
+          </w:tcPr>
+          <w:p>
+            <w:pPr>
+              <w:jc w:val="left"/>
+            </w:pPr>
+            <w:r>
+              <w:rPr>
+                <w:rFonts w:ascii="맑은 고딕" w:hAnsi="맑은 고딕" w:eastAsia="맑은 고딕"/>
+                <w:sz w:val="18"/>
+              </w:rPr>
+              <w:t>고</w:t>
+            </w:r>
+          </w:p>
+        </w:tc>
+        <w:tc>
+          <w:tcPr>
+            <w:tcW w:type="dxa" w:w="1323"/>
+            <w:vAlign w:val="center"/>
+          </w:tcPr>
+          <w:p>
+            <w:pPr>
+              <w:jc w:val="left"/>
+            </w:pPr>
+            <w:r>
+              <w:rPr>
+                <w:rFonts w:ascii="맑은 고딕" w:hAnsi="맑은 고딕" w:eastAsia="맑은 고딕"/>
+                <w:sz w:val="18"/>
+              </w:rPr>
+              <w:t>고</w:t>
+            </w:r>
+          </w:p>
+        </w:tc>
+        <w:tc>
+          <w:tcPr>
+            <w:tcW w:type="dxa" w:w="1323"/>
+            <w:vAlign w:val="center"/>
+          </w:tcPr>
+          <w:p>
+            <w:pPr>
+              <w:jc w:val="left"/>
+            </w:pPr>
+            <w:r>
+              <w:rPr>
+                <w:rFonts w:ascii="맑은 고딕" w:hAnsi="맑은 고딕" w:eastAsia="맑은 고딕"/>
+                <w:sz w:val="18"/>
+              </w:rPr>
+              <w:t>고</w:t>
+            </w:r>
+          </w:p>
+        </w:tc>
+        <w:tc>
+          <w:tcPr>
+            <w:tcW w:type="dxa" w:w="1323"/>
+            <w:vAlign w:val="center"/>
+          </w:tcPr>
+          <w:p>
+            <w:pPr>
+              <w:jc w:val="left"/>
+            </w:pPr>
+            <w:r>
+              <w:rPr>
+                <w:rFonts w:ascii="맑은 고딕" w:hAnsi="맑은 고딕" w:eastAsia="맑은 고딕"/>
+                <w:sz w:val="18"/>
+              </w:rPr>
+              <w:t>원본 유일+생산자 사망(소멸 고), 사적 1차 기록(가치 고), 소재 파악·수집 곤란(난이도 고)</w:t>
+            </w:r>
+          </w:p>
+        </w:tc>
+      </w:tr>
+      <w:tr>
+        <w:tc>
+          <w:tcPr>
+            <w:tcW w:type="dxa" w:w="1323"/>
+            <w:vAlign w:val="center"/>
+          </w:tcPr>
+          <w:p>
+            <w:pPr>
+              <w:jc w:val="left"/>
+            </w:pPr>
+            <w:r>
+              <w:rPr>
+                <w:rFonts w:ascii="맑은 고딕" w:hAnsi="맑은 고딕" w:eastAsia="맑은 고딕"/>
+                <w:sz w:val="18"/>
+              </w:rPr>
+              <w:t>3</w:t>
+            </w:r>
+          </w:p>
+        </w:tc>
+        <w:tc>
+          <w:tcPr>
+            <w:tcW w:type="dxa" w:w="1323"/>
+            <w:vAlign w:val="center"/>
+          </w:tcPr>
+          <w:p>
+            <w:pPr>
+              <w:jc w:val="left"/>
+            </w:pPr>
+            <w:r>
+              <w:rPr>
+                <w:rFonts w:ascii="맑은 고딕" w:hAnsi="맑은 고딕" w:eastAsia="맑은 고딕"/>
+                <w:sz w:val="18"/>
+              </w:rPr>
+              <w:t>소송 기록</w:t>
+            </w:r>
+          </w:p>
+        </w:tc>
+        <w:tc>
+          <w:tcPr>
+            <w:tcW w:type="dxa" w:w="1323"/>
+            <w:vAlign w:val="center"/>
+          </w:tcPr>
+          <w:p>
+            <w:pPr>
+              <w:jc w:val="left"/>
+            </w:pPr>
+            <w:r>
+              <w:rPr>
+                <w:rFonts w:ascii="맑은 고딕" w:hAnsi="맑은 고딕" w:eastAsia="맑은 고딕"/>
+                <w:sz w:val="18"/>
+              </w:rPr>
+              <w:t>중</w:t>
+            </w:r>
+          </w:p>
+        </w:tc>
+        <w:tc>
+          <w:tcPr>
+            <w:tcW w:type="dxa" w:w="1323"/>
+            <w:vAlign w:val="center"/>
+          </w:tcPr>
+          <w:p>
+            <w:pPr>
+              <w:jc w:val="left"/>
+            </w:pPr>
+            <w:r>
+              <w:rPr>
+                <w:rFonts w:ascii="맑은 고딕" w:hAnsi="맑은 고딕" w:eastAsia="맑은 고딕"/>
+                <w:sz w:val="18"/>
+              </w:rPr>
+              <w:t>고</w:t>
+            </w:r>
+          </w:p>
+        </w:tc>
+        <w:tc>
+          <w:tcPr>
+            <w:tcW w:type="dxa" w:w="1323"/>
+            <w:vAlign w:val="center"/>
+          </w:tcPr>
+          <w:p>
+            <w:pPr>
+              <w:jc w:val="left"/>
+            </w:pPr>
+            <w:r>
+              <w:rPr>
+                <w:rFonts w:ascii="맑은 고딕" w:hAnsi="맑은 고딕" w:eastAsia="맑은 고딕"/>
+                <w:sz w:val="18"/>
+              </w:rPr>
+              <w:t>저</w:t>
+            </w:r>
+          </w:p>
+        </w:tc>
+        <w:tc>
+          <w:tcPr>
+            <w:tcW w:type="dxa" w:w="1323"/>
+            <w:vAlign w:val="center"/>
+          </w:tcPr>
+          <w:p>
+            <w:pPr>
+              <w:jc w:val="left"/>
+            </w:pPr>
+            <w:r>
+              <w:rPr>
+                <w:rFonts w:ascii="맑은 고딕" w:hAnsi="맑은 고딕" w:eastAsia="맑은 고딕"/>
+                <w:sz w:val="18"/>
+              </w:rPr>
+              <w:t>문서로 상대적 안정(소멸 중), 법적 입증 핵심(가치 고), 이미 정리·소장처 협조 용이(난이도 저)</w:t>
+            </w:r>
+          </w:p>
+        </w:tc>
+      </w:tr>
+      <w:tr>
+        <w:tc>
+          <w:tcPr>
+            <w:tcW w:type="dxa" w:w="1323"/>
+            <w:vAlign w:val="center"/>
+          </w:tcPr>
+          <w:p>
+            <w:pPr>
+              <w:jc w:val="left"/>
+            </w:pPr>
+            <w:r>
+              <w:rPr>
+                <w:rFonts w:ascii="맑은 고딕" w:hAnsi="맑은 고딕" w:eastAsia="맑은 고딕"/>
+                <w:sz w:val="18"/>
+              </w:rPr>
+              <w:t>4</w:t>
+            </w:r>
+          </w:p>
+        </w:tc>
+        <w:tc>
+          <w:tcPr>
+            <w:tcW w:type="dxa" w:w="1323"/>
+            <w:vAlign w:val="center"/>
+          </w:tcPr>
+          <w:p>
+            <w:pPr>
+              <w:jc w:val="left"/>
+            </w:pPr>
+            <w:r>
+              <w:rPr>
+                <w:rFonts w:ascii="맑은 고딕" w:hAnsi="맑은 고딕" w:eastAsia="맑은 고딕"/>
+                <w:sz w:val="18"/>
+              </w:rPr>
+              <w:t>시민사회 기록군</w:t>
+            </w:r>
+          </w:p>
+        </w:tc>
+        <w:tc>
+          <w:tcPr>
+            <w:tcW w:type="dxa" w:w="1323"/>
+            <w:vAlign w:val="center"/>
+          </w:tcPr>
+          <w:p>
+            <w:pPr>
+              <w:jc w:val="left"/>
+            </w:pPr>
+            <w:r>
+              <w:rPr>
+                <w:rFonts w:ascii="맑은 고딕" w:hAnsi="맑은 고딕" w:eastAsia="맑은 고딕"/>
+                <w:sz w:val="18"/>
+              </w:rPr>
+              <w:t>고</w:t>
+            </w:r>
+          </w:p>
+        </w:tc>
+        <w:tc>
+          <w:tcPr>
+            <w:tcW w:type="dxa" w:w="1323"/>
+            <w:vAlign w:val="center"/>
+          </w:tcPr>
+          <w:p>
+            <w:pPr>
+              <w:jc w:val="left"/>
+            </w:pPr>
+            <w:r>
+              <w:rPr>
+                <w:rFonts w:ascii="맑은 고딕" w:hAnsi="맑은 고딕" w:eastAsia="맑은 고딕"/>
+                <w:sz w:val="18"/>
+              </w:rPr>
+              <w:t>중</w:t>
+            </w:r>
+          </w:p>
+        </w:tc>
+        <w:tc>
+          <w:tcPr>
+            <w:tcW w:type="dxa" w:w="1323"/>
+            <w:vAlign w:val="center"/>
+          </w:tcPr>
+          <w:p>
+            <w:pPr>
+              <w:jc w:val="left"/>
+            </w:pPr>
+            <w:r>
+              <w:rPr>
+                <w:rFonts w:ascii="맑은 고딕" w:hAnsi="맑은 고딕" w:eastAsia="맑은 고딕"/>
+                <w:sz w:val="18"/>
+              </w:rPr>
+              <w:t>중</w:t>
+            </w:r>
+          </w:p>
+        </w:tc>
+        <w:tc>
+          <w:tcPr>
+            <w:tcW w:type="dxa" w:w="1323"/>
+            <w:vAlign w:val="center"/>
+          </w:tcPr>
+          <w:p>
+            <w:pPr>
+              <w:jc w:val="left"/>
+            </w:pPr>
+            <w:r>
+              <w:rPr>
+                <w:rFonts w:ascii="맑은 고딕" w:hAnsi="맑은 고딕" w:eastAsia="맑은 고딕"/>
+                <w:sz w:val="18"/>
+              </w:rPr>
+              <w:t>민간 소장·단체 해산 위험(소멸 고), 운동사 가치(중), 협약 필요(난이도 중)</w:t>
+            </w:r>
+          </w:p>
+        </w:tc>
+      </w:tr>
+      <w:tr>
+        <w:tc>
+          <w:tcPr>
+            <w:tcW w:type="dxa" w:w="1323"/>
+            <w:vAlign w:val="center"/>
+          </w:tcPr>
+          <w:p>
+            <w:pPr>
+              <w:jc w:val="left"/>
+            </w:pPr>
+            <w:r>
+              <w:rPr>
+                <w:rFonts w:ascii="맑은 고딕" w:hAnsi="맑은 고딕" w:eastAsia="맑은 고딕"/>
+                <w:sz w:val="18"/>
+              </w:rPr>
+              <w:t>5</w:t>
+            </w:r>
+          </w:p>
+        </w:tc>
+        <w:tc>
+          <w:tcPr>
+            <w:tcW w:type="dxa" w:w="1323"/>
+            <w:vAlign w:val="center"/>
+          </w:tcPr>
+          <w:p>
+            <w:pPr>
+              <w:jc w:val="left"/>
+            </w:pPr>
+            <w:r>
+              <w:rPr>
+                <w:rFonts w:ascii="맑은 고딕" w:hAnsi="맑은 고딕" w:eastAsia="맑은 고딕"/>
+                <w:sz w:val="18"/>
+              </w:rPr>
+              <w:t>공공기관 분야별 디지털 자료</w:t>
+            </w:r>
+          </w:p>
+        </w:tc>
+        <w:tc>
+          <w:tcPr>
+            <w:tcW w:type="dxa" w:w="1323"/>
+            <w:vAlign w:val="center"/>
+          </w:tcPr>
+          <w:p>
+            <w:pPr>
+              <w:jc w:val="left"/>
+            </w:pPr>
+            <w:r>
+              <w:rPr>
+                <w:rFonts w:ascii="맑은 고딕" w:hAnsi="맑은 고딕" w:eastAsia="맑은 고딕"/>
+                <w:sz w:val="18"/>
+              </w:rPr>
+              <w:t>저</w:t>
+            </w:r>
+          </w:p>
+        </w:tc>
+        <w:tc>
+          <w:tcPr>
+            <w:tcW w:type="dxa" w:w="1323"/>
+            <w:vAlign w:val="center"/>
+          </w:tcPr>
+          <w:p>
+            <w:pPr>
+              <w:jc w:val="left"/>
+            </w:pPr>
+            <w:r>
+              <w:rPr>
+                <w:rFonts w:ascii="맑은 고딕" w:hAnsi="맑은 고딕" w:eastAsia="맑은 고딕"/>
+                <w:sz w:val="18"/>
+              </w:rPr>
+              <w:t>고</w:t>
+            </w:r>
+          </w:p>
+        </w:tc>
+        <w:tc>
+          <w:tcPr>
+            <w:tcW w:type="dxa" w:w="1323"/>
+            <w:vAlign w:val="center"/>
+          </w:tcPr>
+          <w:p>
+            <w:pPr>
+              <w:jc w:val="left"/>
+            </w:pPr>
+            <w:r>
+              <w:rPr>
+                <w:rFonts w:ascii="맑은 고딕" w:hAnsi="맑은 고딕" w:eastAsia="맑은 고딕"/>
+                <w:sz w:val="18"/>
+              </w:rPr>
+              <w:t>고</w:t>
+            </w:r>
+          </w:p>
+        </w:tc>
+        <w:tc>
+          <w:tcPr>
+            <w:tcW w:type="dxa" w:w="1323"/>
+            <w:vAlign w:val="center"/>
+          </w:tcPr>
+          <w:p>
+            <w:pPr>
+              <w:jc w:val="left"/>
+            </w:pPr>
+            <w:r>
+              <w:rPr>
+                <w:rFonts w:ascii="맑은 고딕" w:hAnsi="맑은 고딕" w:eastAsia="맑은 고딕"/>
+                <w:sz w:val="18"/>
+              </w:rPr>
+              <w:t>공공 보존(소멸 저), 실증 가치(고), 기관 연계·법령 제약(난이도 고)</w:t>
+            </w:r>
+          </w:p>
+        </w:tc>
+      </w:tr>
+      <w:tr>
+        <w:tc>
+          <w:tcPr>
+            <w:tcW w:type="dxa" w:w="1323"/>
+            <w:vAlign w:val="center"/>
+          </w:tcPr>
+          <w:p>
+            <w:pPr>
+              <w:jc w:val="left"/>
+            </w:pPr>
+            <w:r>
+              <w:rPr>
+                <w:rFonts w:ascii="맑은 고딕" w:hAnsi="맑은 고딕" w:eastAsia="맑은 고딕"/>
+                <w:sz w:val="18"/>
+              </w:rPr>
+              <w:t>6</w:t>
+            </w:r>
+          </w:p>
+        </w:tc>
+        <w:tc>
+          <w:tcPr>
+            <w:tcW w:type="dxa" w:w="1323"/>
+            <w:vAlign w:val="center"/>
+          </w:tcPr>
+          <w:p>
+            <w:pPr>
+              <w:jc w:val="left"/>
+            </w:pPr>
+            <w:r>
+              <w:rPr>
+                <w:rFonts w:ascii="맑은 고딕" w:hAnsi="맑은 고딕" w:eastAsia="맑은 고딕"/>
+                <w:sz w:val="18"/>
+              </w:rPr>
+              <w:t>독도·문화재 등 보존 양호 자료</w:t>
+            </w:r>
+          </w:p>
+        </w:tc>
+        <w:tc>
+          <w:tcPr>
+            <w:tcW w:type="dxa" w:w="1323"/>
+            <w:vAlign w:val="center"/>
+          </w:tcPr>
+          <w:p>
+            <w:pPr>
+              <w:jc w:val="left"/>
+            </w:pPr>
+            <w:r>
+              <w:rPr>
+                <w:rFonts w:ascii="맑은 고딕" w:hAnsi="맑은 고딕" w:eastAsia="맑은 고딕"/>
+                <w:sz w:val="18"/>
+              </w:rPr>
+              <w:t>저</w:t>
+            </w:r>
+          </w:p>
+        </w:tc>
+        <w:tc>
+          <w:tcPr>
+            <w:tcW w:type="dxa" w:w="1323"/>
+            <w:vAlign w:val="center"/>
+          </w:tcPr>
+          <w:p>
+            <w:pPr>
+              <w:jc w:val="left"/>
+            </w:pPr>
+            <w:r>
+              <w:rPr>
+                <w:rFonts w:ascii="맑은 고딕" w:hAnsi="맑은 고딕" w:eastAsia="맑은 고딕"/>
+                <w:sz w:val="18"/>
+              </w:rPr>
+              <w:t>고</w:t>
+            </w:r>
+          </w:p>
+        </w:tc>
+        <w:tc>
+          <w:tcPr>
+            <w:tcW w:type="dxa" w:w="1323"/>
+            <w:vAlign w:val="center"/>
+          </w:tcPr>
+          <w:p>
+            <w:pPr>
+              <w:jc w:val="left"/>
+            </w:pPr>
+            <w:r>
+              <w:rPr>
+                <w:rFonts w:ascii="맑은 고딕" w:hAnsi="맑은 고딕" w:eastAsia="맑은 고딕"/>
+                <w:sz w:val="18"/>
+              </w:rPr>
+              <w:t>저</w:t>
+            </w:r>
+          </w:p>
+        </w:tc>
+        <w:tc>
+          <w:tcPr>
+            <w:tcW w:type="dxa" w:w="1323"/>
+            <w:vAlign w:val="center"/>
+          </w:tcPr>
+          <w:p>
+            <w:pPr>
+              <w:jc w:val="left"/>
+            </w:pPr>
+            <w:r>
+              <w:rPr>
+                <w:rFonts w:ascii="맑은 고딕" w:hAnsi="맑은 고딕" w:eastAsia="맑은 고딕"/>
+                <w:sz w:val="18"/>
+              </w:rPr>
+              <w:t>항구 보존(소멸 저), 가치(고), 기존 아카이브 연계 용이(난이도 저)</w:t>
+            </w:r>
+          </w:p>
+        </w:tc>
+      </w:tr>
+      <w:tr>
+        <w:tc>
+          <w:tcPr>
+            <w:tcW w:type="dxa" w:w="1323"/>
+            <w:vAlign w:val="center"/>
+          </w:tcPr>
+          <w:p>
+            <w:pPr>
+              <w:jc w:val="left"/>
+            </w:pPr>
+            <w:r>
+              <w:rPr>
+                <w:rFonts w:ascii="맑은 고딕" w:hAnsi="맑은 고딕" w:eastAsia="맑은 고딕"/>
+                <w:sz w:val="18"/>
+              </w:rPr>
+              <w:t>7</w:t>
+            </w:r>
+          </w:p>
+        </w:tc>
+        <w:tc>
+          <w:tcPr>
+            <w:tcW w:type="dxa" w:w="1323"/>
+            <w:vAlign w:val="center"/>
+          </w:tcPr>
+          <w:p>
+            <w:pPr>
+              <w:jc w:val="left"/>
+            </w:pPr>
+            <w:r>
+              <w:rPr>
+                <w:rFonts w:ascii="맑은 고딕" w:hAnsi="맑은 고딕" w:eastAsia="맑은 고딕"/>
+                <w:sz w:val="18"/>
+              </w:rPr>
+              <w:t>해외 소재 자료</w:t>
+            </w:r>
+          </w:p>
+        </w:tc>
+        <w:tc>
+          <w:tcPr>
+            <w:tcW w:type="dxa" w:w="1323"/>
+            <w:vAlign w:val="center"/>
+          </w:tcPr>
+          <w:p>
+            <w:pPr>
+              <w:jc w:val="left"/>
+            </w:pPr>
+            <w:r>
+              <w:rPr>
+                <w:rFonts w:ascii="맑은 고딕" w:hAnsi="맑은 고딕" w:eastAsia="맑은 고딕"/>
+                <w:sz w:val="18"/>
+              </w:rPr>
+              <w:t>저</w:t>
+            </w:r>
+          </w:p>
+        </w:tc>
+        <w:tc>
+          <w:tcPr>
+            <w:tcW w:type="dxa" w:w="1323"/>
+            <w:vAlign w:val="center"/>
+          </w:tcPr>
+          <w:p>
+            <w:pPr>
+              <w:jc w:val="left"/>
+            </w:pPr>
+            <w:r>
+              <w:rPr>
+                <w:rFonts w:ascii="맑은 고딕" w:hAnsi="맑은 고딕" w:eastAsia="맑은 고딕"/>
+                <w:sz w:val="18"/>
+              </w:rPr>
+              <w:t>고</w:t>
+            </w:r>
+          </w:p>
+        </w:tc>
+        <w:tc>
+          <w:tcPr>
+            <w:tcW w:type="dxa" w:w="1323"/>
+            <w:vAlign w:val="center"/>
+          </w:tcPr>
+          <w:p>
+            <w:pPr>
+              <w:jc w:val="left"/>
+            </w:pPr>
+            <w:r>
+              <w:rPr>
+                <w:rFonts w:ascii="맑은 고딕" w:hAnsi="맑은 고딕" w:eastAsia="맑은 고딕"/>
+                <w:sz w:val="18"/>
+              </w:rPr>
+              <w:t>최고</w:t>
+            </w:r>
+          </w:p>
+        </w:tc>
+        <w:tc>
+          <w:tcPr>
+            <w:tcW w:type="dxa" w:w="1323"/>
+            <w:vAlign w:val="center"/>
+          </w:tcPr>
+          <w:p>
+            <w:pPr>
+              <w:jc w:val="left"/>
+            </w:pPr>
+            <w:r>
+              <w:rPr>
+                <w:rFonts w:ascii="맑은 고딕" w:hAnsi="맑은 고딕" w:eastAsia="맑은 고딕"/>
+                <w:sz w:val="18"/>
+              </w:rPr>
+              <w:t>해외 기관 보존(소멸 저), 가치(고), 해외 소재+언어+협조(난이도 최고)</w:t>
+            </w:r>
+          </w:p>
+        </w:tc>
+      </w:tr>
+    </w:tbl>
+    <w:p/>
     <w:p>
       <w:pPr>
         <w:pBdr>
@@ -3488,7 +6568,6 @@
           <w:tcPr>
             <w:tcW w:type="dxa" w:w="2646"/>
             <w:vAlign w:val="center"/>
-            <w:shd w:val="clear" w:color="auto" w:fill="2E4A87"/>
           </w:tcPr>
           <w:p>
             <w:pPr>
@@ -3498,7 +6577,6 @@
               <w:rPr>
                 <w:rFonts w:ascii="맑은 고딕" w:hAnsi="맑은 고딕" w:eastAsia="맑은 고딕"/>
                 <w:b/>
-                <w:color w:val="FFFFFF"/>
                 <w:sz w:val="18"/>
               </w:rPr>
               <w:t>연도</w:t>
@@ -3509,7 +6587,6 @@
           <w:tcPr>
             <w:tcW w:type="dxa" w:w="2646"/>
             <w:vAlign w:val="center"/>
-            <w:shd w:val="clear" w:color="auto" w:fill="2E4A87"/>
           </w:tcPr>
           <w:p>
             <w:pPr>
@@ -3519,7 +6596,6 @@
               <w:rPr>
                 <w:rFonts w:ascii="맑은 고딕" w:hAnsi="맑은 고딕" w:eastAsia="맑은 고딕"/>
                 <w:b/>
-                <w:color w:val="FFFFFF"/>
                 <w:sz w:val="18"/>
               </w:rPr>
               <w:t>주요 성과</w:t>
@@ -3530,7 +6606,6 @@
           <w:tcPr>
             <w:tcW w:type="dxa" w:w="2646"/>
             <w:vAlign w:val="center"/>
-            <w:shd w:val="clear" w:color="auto" w:fill="2E4A87"/>
           </w:tcPr>
           <w:p>
             <w:pPr>
@@ -3540,7 +6615,6 @@
               <w:rPr>
                 <w:rFonts w:ascii="맑은 고딕" w:hAnsi="맑은 고딕" w:eastAsia="맑은 고딕"/>
                 <w:b/>
-                <w:color w:val="FFFFFF"/>
                 <w:sz w:val="18"/>
               </w:rPr>
               <w:t>목표</w:t>
@@ -3609,7 +6683,6 @@
           <w:tcPr>
             <w:tcW w:type="dxa" w:w="2646"/>
             <w:vAlign w:val="center"/>
-            <w:shd w:val="clear" w:color="auto" w:fill="EEF2FA"/>
           </w:tcPr>
           <w:p>
             <w:pPr>
@@ -3628,7 +6701,6 @@
           <w:tcPr>
             <w:tcW w:type="dxa" w:w="2646"/>
             <w:vAlign w:val="center"/>
-            <w:shd w:val="clear" w:color="auto" w:fill="EEF2FA"/>
           </w:tcPr>
           <w:p>
             <w:pPr>
@@ -3647,7 +6719,6 @@
           <w:tcPr>
             <w:tcW w:type="dxa" w:w="2646"/>
             <w:vAlign w:val="center"/>
-            <w:shd w:val="clear" w:color="auto" w:fill="EEF2FA"/>
           </w:tcPr>
           <w:p>
             <w:pPr>
@@ -3724,7 +6795,6 @@
           <w:tcPr>
             <w:tcW w:type="dxa" w:w="2646"/>
             <w:vAlign w:val="center"/>
-            <w:shd w:val="clear" w:color="auto" w:fill="EEF2FA"/>
           </w:tcPr>
           <w:p>
             <w:pPr>
@@ -3743,7 +6813,6 @@
           <w:tcPr>
             <w:tcW w:type="dxa" w:w="2646"/>
             <w:vAlign w:val="center"/>
-            <w:shd w:val="clear" w:color="auto" w:fill="EEF2FA"/>
           </w:tcPr>
           <w:p>
             <w:pPr>
@@ -3762,7 +6831,6 @@
           <w:tcPr>
             <w:tcW w:type="dxa" w:w="2646"/>
             <w:vAlign w:val="center"/>
-            <w:shd w:val="clear" w:color="auto" w:fill="EEF2FA"/>
           </w:tcPr>
           <w:p>
             <w:pPr>
@@ -3839,7 +6907,6 @@
           <w:tcPr>
             <w:tcW w:type="dxa" w:w="2646"/>
             <w:vAlign w:val="center"/>
-            <w:shd w:val="clear" w:color="auto" w:fill="EEF2FA"/>
           </w:tcPr>
           <w:p>
             <w:pPr>
@@ -3858,7 +6925,6 @@
           <w:tcPr>
             <w:tcW w:type="dxa" w:w="2646"/>
             <w:vAlign w:val="center"/>
-            <w:shd w:val="clear" w:color="auto" w:fill="EEF2FA"/>
           </w:tcPr>
           <w:p>
             <w:pPr>
@@ -3877,7 +6943,6 @@
           <w:tcPr>
             <w:tcW w:type="dxa" w:w="2646"/>
             <w:vAlign w:val="center"/>
-            <w:shd w:val="clear" w:color="auto" w:fill="EEF2FA"/>
           </w:tcPr>
           <w:p>
             <w:pPr>
@@ -3940,7 +7005,6 @@
           <w:tcPr>
             <w:tcW w:type="dxa" w:w="1984"/>
             <w:vAlign w:val="center"/>
-            <w:shd w:val="clear" w:color="auto" w:fill="2E4A87"/>
           </w:tcPr>
           <w:p>
             <w:pPr>
@@ -3950,7 +7014,6 @@
               <w:rPr>
                 <w:rFonts w:ascii="맑은 고딕" w:hAnsi="맑은 고딕" w:eastAsia="맑은 고딕"/>
                 <w:b/>
-                <w:color w:val="FFFFFF"/>
                 <w:sz w:val="18"/>
               </w:rPr>
               <w:t>항목</w:t>
@@ -3961,7 +7024,6 @@
           <w:tcPr>
             <w:tcW w:type="dxa" w:w="1984"/>
             <w:vAlign w:val="center"/>
-            <w:shd w:val="clear" w:color="auto" w:fill="2E4A87"/>
           </w:tcPr>
           <w:p>
             <w:pPr>
@@ -3971,7 +7033,6 @@
               <w:rPr>
                 <w:rFonts w:ascii="맑은 고딕" w:hAnsi="맑은 고딕" w:eastAsia="맑은 고딕"/>
                 <w:b/>
-                <w:color w:val="FFFFFF"/>
                 <w:sz w:val="18"/>
               </w:rPr>
               <w:t>금액</w:t>
@@ -3982,7 +7043,6 @@
           <w:tcPr>
             <w:tcW w:type="dxa" w:w="1984"/>
             <w:vAlign w:val="center"/>
-            <w:shd w:val="clear" w:color="auto" w:fill="2E4A87"/>
           </w:tcPr>
           <w:p>
             <w:pPr>
@@ -3992,7 +7052,6 @@
               <w:rPr>
                 <w:rFonts w:ascii="맑은 고딕" w:hAnsi="맑은 고딕" w:eastAsia="맑은 고딕"/>
                 <w:b/>
-                <w:color w:val="FFFFFF"/>
                 <w:sz w:val="18"/>
               </w:rPr>
               <w:t>비중</w:t>
@@ -4003,7 +7062,6 @@
           <w:tcPr>
             <w:tcW w:type="dxa" w:w="1984"/>
             <w:vAlign w:val="center"/>
-            <w:shd w:val="clear" w:color="auto" w:fill="2E4A87"/>
           </w:tcPr>
           <w:p>
             <w:pPr>
@@ -4013,7 +7071,6 @@
               <w:rPr>
                 <w:rFonts w:ascii="맑은 고딕" w:hAnsi="맑은 고딕" w:eastAsia="맑은 고딕"/>
                 <w:b/>
-                <w:color w:val="FFFFFF"/>
                 <w:sz w:val="18"/>
               </w:rPr>
               <w:t>내용</w:t>
@@ -4100,7 +7157,6 @@
           <w:tcPr>
             <w:tcW w:type="dxa" w:w="1984"/>
             <w:vAlign w:val="center"/>
-            <w:shd w:val="clear" w:color="auto" w:fill="EEF2FA"/>
           </w:tcPr>
           <w:p>
             <w:pPr>
@@ -4119,7 +7175,6 @@
           <w:tcPr>
             <w:tcW w:type="dxa" w:w="1984"/>
             <w:vAlign w:val="center"/>
-            <w:shd w:val="clear" w:color="auto" w:fill="EEF2FA"/>
           </w:tcPr>
           <w:p>
             <w:pPr>
@@ -4138,7 +7193,6 @@
           <w:tcPr>
             <w:tcW w:type="dxa" w:w="1984"/>
             <w:vAlign w:val="center"/>
-            <w:shd w:val="clear" w:color="auto" w:fill="EEF2FA"/>
           </w:tcPr>
           <w:p>
             <w:pPr>
@@ -4157,7 +7211,6 @@
           <w:tcPr>
             <w:tcW w:type="dxa" w:w="1984"/>
             <w:vAlign w:val="center"/>
-            <w:shd w:val="clear" w:color="auto" w:fill="EEF2FA"/>
           </w:tcPr>
           <w:p>
             <w:pPr>
@@ -4252,7 +7305,6 @@
           <w:tcPr>
             <w:tcW w:type="dxa" w:w="1984"/>
             <w:vAlign w:val="center"/>
-            <w:shd w:val="clear" w:color="auto" w:fill="EEF2FA"/>
           </w:tcPr>
           <w:p>
             <w:pPr>
@@ -4271,7 +7323,6 @@
           <w:tcPr>
             <w:tcW w:type="dxa" w:w="1984"/>
             <w:vAlign w:val="center"/>
-            <w:shd w:val="clear" w:color="auto" w:fill="EEF2FA"/>
           </w:tcPr>
           <w:p>
             <w:pPr>
@@ -4290,7 +7341,6 @@
           <w:tcPr>
             <w:tcW w:type="dxa" w:w="1984"/>
             <w:vAlign w:val="center"/>
-            <w:shd w:val="clear" w:color="auto" w:fill="EEF2FA"/>
           </w:tcPr>
           <w:p>
             <w:pPr>
@@ -4309,7 +7359,6 @@
           <w:tcPr>
             <w:tcW w:type="dxa" w:w="1984"/>
             <w:vAlign w:val="center"/>
-            <w:shd w:val="clear" w:color="auto" w:fill="EEF2FA"/>
           </w:tcPr>
           <w:p>
             <w:pPr>
@@ -4404,7 +7453,6 @@
           <w:tcPr>
             <w:tcW w:type="dxa" w:w="1984"/>
             <w:vAlign w:val="center"/>
-            <w:shd w:val="clear" w:color="auto" w:fill="EEF2FA"/>
           </w:tcPr>
           <w:p>
             <w:pPr>
@@ -4423,7 +7471,6 @@
           <w:tcPr>
             <w:tcW w:type="dxa" w:w="1984"/>
             <w:vAlign w:val="center"/>
-            <w:shd w:val="clear" w:color="auto" w:fill="EEF2FA"/>
           </w:tcPr>
           <w:p>
             <w:pPr>
@@ -4442,7 +7489,6 @@
           <w:tcPr>
             <w:tcW w:type="dxa" w:w="1984"/>
             <w:vAlign w:val="center"/>
-            <w:shd w:val="clear" w:color="auto" w:fill="EEF2FA"/>
           </w:tcPr>
           <w:p>
             <w:pPr>
@@ -4461,7 +7507,6 @@
           <w:tcPr>
             <w:tcW w:type="dxa" w:w="1984"/>
             <w:vAlign w:val="center"/>
-            <w:shd w:val="clear" w:color="auto" w:fill="EEF2FA"/>
           </w:tcPr>
           <w:p>
             <w:pPr>
@@ -4556,7 +7601,6 @@
           <w:tcPr>
             <w:tcW w:type="dxa" w:w="1984"/>
             <w:vAlign w:val="center"/>
-            <w:shd w:val="clear" w:color="auto" w:fill="EEF2FA"/>
           </w:tcPr>
           <w:p>
             <w:pPr>
@@ -4575,7 +7619,6 @@
           <w:tcPr>
             <w:tcW w:type="dxa" w:w="1984"/>
             <w:vAlign w:val="center"/>
-            <w:shd w:val="clear" w:color="auto" w:fill="EEF2FA"/>
           </w:tcPr>
           <w:p>
             <w:pPr>
@@ -4594,7 +7637,6 @@
           <w:tcPr>
             <w:tcW w:type="dxa" w:w="1984"/>
             <w:vAlign w:val="center"/>
-            <w:shd w:val="clear" w:color="auto" w:fill="EEF2FA"/>
           </w:tcPr>
           <w:p>
             <w:pPr>
@@ -4613,7 +7655,6 @@
           <w:tcPr>
             <w:tcW w:type="dxa" w:w="1984"/>
             <w:vAlign w:val="center"/>
-            <w:shd w:val="clear" w:color="auto" w:fill="EEF2FA"/>
           </w:tcPr>
           <w:p>
             <w:pPr>
@@ -4971,7 +8012,6 @@
           <w:tcPr>
             <w:tcW w:type="dxa" w:w="3969"/>
             <w:vAlign w:val="center"/>
-            <w:shd w:val="clear" w:color="auto" w:fill="2E4A87"/>
           </w:tcPr>
           <w:p>
             <w:pPr>
@@ -4981,7 +8021,6 @@
               <w:rPr>
                 <w:rFonts w:ascii="맑은 고딕" w:hAnsi="맑은 고딕" w:eastAsia="맑은 고딕"/>
                 <w:b/>
-                <w:color w:val="FFFFFF"/>
                 <w:sz w:val="18"/>
               </w:rPr>
               <w:t>근거</w:t>
@@ -4992,7 +8031,6 @@
           <w:tcPr>
             <w:tcW w:type="dxa" w:w="3969"/>
             <w:vAlign w:val="center"/>
-            <w:shd w:val="clear" w:color="auto" w:fill="2E4A87"/>
           </w:tcPr>
           <w:p>
             <w:pPr>
@@ -5002,7 +8040,6 @@
               <w:rPr>
                 <w:rFonts w:ascii="맑은 고딕" w:hAnsi="맑은 고딕" w:eastAsia="맑은 고딕"/>
                 <w:b/>
-                <w:color w:val="FFFFFF"/>
                 <w:sz w:val="18"/>
               </w:rPr>
               <w:t>내용</w:t>
@@ -5053,7 +8090,6 @@
           <w:tcPr>
             <w:tcW w:type="dxa" w:w="3969"/>
             <w:vAlign w:val="center"/>
-            <w:shd w:val="clear" w:color="auto" w:fill="EEF2FA"/>
           </w:tcPr>
           <w:p>
             <w:pPr>
@@ -5072,7 +8108,6 @@
           <w:tcPr>
             <w:tcW w:type="dxa" w:w="3969"/>
             <w:vAlign w:val="center"/>
-            <w:shd w:val="clear" w:color="auto" w:fill="EEF2FA"/>
           </w:tcPr>
           <w:p>
             <w:pPr>
@@ -5131,7 +8166,6 @@
           <w:tcPr>
             <w:tcW w:type="dxa" w:w="3969"/>
             <w:vAlign w:val="center"/>
-            <w:shd w:val="clear" w:color="auto" w:fill="EEF2FA"/>
           </w:tcPr>
           <w:p>
             <w:pPr>
@@ -5150,7 +8184,6 @@
           <w:tcPr>
             <w:tcW w:type="dxa" w:w="3969"/>
             <w:vAlign w:val="center"/>
-            <w:shd w:val="clear" w:color="auto" w:fill="EEF2FA"/>
           </w:tcPr>
           <w:p>
             <w:pPr>
@@ -5211,7 +8244,6 @@
           <w:tcPr>
             <w:tcW w:type="dxa" w:w="3969"/>
             <w:vAlign w:val="center"/>
-            <w:shd w:val="clear" w:color="auto" w:fill="2E4A87"/>
           </w:tcPr>
           <w:p>
             <w:pPr>
@@ -5221,7 +8253,6 @@
               <w:rPr>
                 <w:rFonts w:ascii="맑은 고딕" w:hAnsi="맑은 고딕" w:eastAsia="맑은 고딕"/>
                 <w:b/>
-                <w:color w:val="FFFFFF"/>
                 <w:sz w:val="18"/>
               </w:rPr>
               <w:t>주체</w:t>
@@ -5232,7 +8263,6 @@
           <w:tcPr>
             <w:tcW w:type="dxa" w:w="3969"/>
             <w:vAlign w:val="center"/>
-            <w:shd w:val="clear" w:color="auto" w:fill="2E4A87"/>
           </w:tcPr>
           <w:p>
             <w:pPr>
@@ -5242,7 +8272,6 @@
               <w:rPr>
                 <w:rFonts w:ascii="맑은 고딕" w:hAnsi="맑은 고딕" w:eastAsia="맑은 고딕"/>
                 <w:b/>
-                <w:color w:val="FFFFFF"/>
                 <w:sz w:val="18"/>
               </w:rPr>
               <w:t>역할</w:t>
@@ -5293,7 +8322,6 @@
           <w:tcPr>
             <w:tcW w:type="dxa" w:w="3969"/>
             <w:vAlign w:val="center"/>
-            <w:shd w:val="clear" w:color="auto" w:fill="EEF2FA"/>
           </w:tcPr>
           <w:p>
             <w:pPr>
@@ -5312,7 +8340,6 @@
           <w:tcPr>
             <w:tcW w:type="dxa" w:w="3969"/>
             <w:vAlign w:val="center"/>
-            <w:shd w:val="clear" w:color="auto" w:fill="EEF2FA"/>
           </w:tcPr>
           <w:p>
             <w:pPr>
@@ -5371,7 +8398,6 @@
           <w:tcPr>
             <w:tcW w:type="dxa" w:w="3969"/>
             <w:vAlign w:val="center"/>
-            <w:shd w:val="clear" w:color="auto" w:fill="EEF2FA"/>
           </w:tcPr>
           <w:p>
             <w:pPr>
@@ -5390,7 +8416,6 @@
           <w:tcPr>
             <w:tcW w:type="dxa" w:w="3969"/>
             <w:vAlign w:val="center"/>
-            <w:shd w:val="clear" w:color="auto" w:fill="EEF2FA"/>
           </w:tcPr>
           <w:p>
             <w:pPr>
@@ -5449,7 +8474,6 @@
           <w:tcPr>
             <w:tcW w:type="dxa" w:w="3969"/>
             <w:vAlign w:val="center"/>
-            <w:shd w:val="clear" w:color="auto" w:fill="EEF2FA"/>
           </w:tcPr>
           <w:p>
             <w:pPr>
@@ -5468,7 +8492,6 @@
           <w:tcPr>
             <w:tcW w:type="dxa" w:w="3969"/>
             <w:vAlign w:val="center"/>
-            <w:shd w:val="clear" w:color="auto" w:fill="EEF2FA"/>
           </w:tcPr>
           <w:p>
             <w:pPr>
@@ -5734,7 +8757,6 @@
           <w:tcPr>
             <w:tcW w:type="dxa" w:w="2646"/>
             <w:vAlign w:val="center"/>
-            <w:shd w:val="clear" w:color="auto" w:fill="2E4A87"/>
           </w:tcPr>
           <w:p>
             <w:pPr>
@@ -5744,7 +8766,6 @@
               <w:rPr>
                 <w:rFonts w:ascii="맑은 고딕" w:hAnsi="맑은 고딕" w:eastAsia="맑은 고딕"/>
                 <w:b/>
-                <w:color w:val="FFFFFF"/>
                 <w:sz w:val="18"/>
               </w:rPr>
               <w:t>기관</w:t>
@@ -5755,7 +8776,6 @@
           <w:tcPr>
             <w:tcW w:type="dxa" w:w="2646"/>
             <w:vAlign w:val="center"/>
-            <w:shd w:val="clear" w:color="auto" w:fill="2E4A87"/>
           </w:tcPr>
           <w:p>
             <w:pPr>
@@ -5765,7 +8785,6 @@
               <w:rPr>
                 <w:rFonts w:ascii="맑은 고딕" w:hAnsi="맑은 고딕" w:eastAsia="맑은 고딕"/>
                 <w:b/>
-                <w:color w:val="FFFFFF"/>
                 <w:sz w:val="18"/>
               </w:rPr>
               <w:t>맡는 부처</w:t>
@@ -5776,7 +8795,6 @@
           <w:tcPr>
             <w:tcW w:type="dxa" w:w="2646"/>
             <w:vAlign w:val="center"/>
-            <w:shd w:val="clear" w:color="auto" w:fill="2E4A87"/>
           </w:tcPr>
           <w:p>
             <w:pPr>
@@ -5786,7 +8804,6 @@
               <w:rPr>
                 <w:rFonts w:ascii="맑은 고딕" w:hAnsi="맑은 고딕" w:eastAsia="맑은 고딕"/>
                 <w:b/>
-                <w:color w:val="FFFFFF"/>
                 <w:sz w:val="18"/>
               </w:rPr>
               <w:t>협력 내용</w:t>
@@ -5855,7 +8872,6 @@
           <w:tcPr>
             <w:tcW w:type="dxa" w:w="2646"/>
             <w:vAlign w:val="center"/>
-            <w:shd w:val="clear" w:color="auto" w:fill="EEF2FA"/>
           </w:tcPr>
           <w:p>
             <w:pPr>
@@ -5874,7 +8890,6 @@
           <w:tcPr>
             <w:tcW w:type="dxa" w:w="2646"/>
             <w:vAlign w:val="center"/>
-            <w:shd w:val="clear" w:color="auto" w:fill="EEF2FA"/>
           </w:tcPr>
           <w:p>
             <w:pPr>
@@ -5893,7 +8908,6 @@
           <w:tcPr>
             <w:tcW w:type="dxa" w:w="2646"/>
             <w:vAlign w:val="center"/>
-            <w:shd w:val="clear" w:color="auto" w:fill="EEF2FA"/>
           </w:tcPr>
           <w:p>
             <w:pPr>
@@ -5970,7 +8984,6 @@
           <w:tcPr>
             <w:tcW w:type="dxa" w:w="2646"/>
             <w:vAlign w:val="center"/>
-            <w:shd w:val="clear" w:color="auto" w:fill="EEF2FA"/>
           </w:tcPr>
           <w:p>
             <w:pPr>
@@ -5989,7 +9002,6 @@
           <w:tcPr>
             <w:tcW w:type="dxa" w:w="2646"/>
             <w:vAlign w:val="center"/>
-            <w:shd w:val="clear" w:color="auto" w:fill="EEF2FA"/>
           </w:tcPr>
           <w:p>
             <w:pPr>
@@ -6008,7 +9020,6 @@
           <w:tcPr>
             <w:tcW w:type="dxa" w:w="2646"/>
             <w:vAlign w:val="center"/>
-            <w:shd w:val="clear" w:color="auto" w:fill="EEF2FA"/>
           </w:tcPr>
           <w:p>
             <w:pPr>
@@ -6085,7 +9096,6 @@
           <w:tcPr>
             <w:tcW w:type="dxa" w:w="2646"/>
             <w:vAlign w:val="center"/>
-            <w:shd w:val="clear" w:color="auto" w:fill="EEF2FA"/>
           </w:tcPr>
           <w:p>
             <w:pPr>
@@ -6104,7 +9114,6 @@
           <w:tcPr>
             <w:tcW w:type="dxa" w:w="2646"/>
             <w:vAlign w:val="center"/>
-            <w:shd w:val="clear" w:color="auto" w:fill="EEF2FA"/>
           </w:tcPr>
           <w:p>
             <w:pPr>
@@ -6123,7 +9132,6 @@
           <w:tcPr>
             <w:tcW w:type="dxa" w:w="2646"/>
             <w:vAlign w:val="center"/>
-            <w:shd w:val="clear" w:color="auto" w:fill="EEF2FA"/>
           </w:tcPr>
           <w:p>
             <w:pPr>
@@ -6347,7 +9355,6 @@
           <w:tcPr>
             <w:tcW w:type="dxa" w:w="2646"/>
             <w:vAlign w:val="center"/>
-            <w:shd w:val="clear" w:color="auto" w:fill="2E4A87"/>
           </w:tcPr>
           <w:p>
             <w:pPr>
@@ -6357,7 +9364,6 @@
               <w:rPr>
                 <w:rFonts w:ascii="맑은 고딕" w:hAnsi="맑은 고딕" w:eastAsia="맑은 고딕"/>
                 <w:b/>
-                <w:color w:val="FFFFFF"/>
                 <w:sz w:val="18"/>
               </w:rPr>
               <w:t>구분</w:t>
@@ -6368,7 +9374,6 @@
           <w:tcPr>
             <w:tcW w:type="dxa" w:w="2646"/>
             <w:vAlign w:val="center"/>
-            <w:shd w:val="clear" w:color="auto" w:fill="2E4A87"/>
           </w:tcPr>
           <w:p>
             <w:pPr>
@@ -6378,7 +9383,6 @@
               <w:rPr>
                 <w:rFonts w:ascii="맑은 고딕" w:hAnsi="맑은 고딕" w:eastAsia="맑은 고딕"/>
                 <w:b/>
-                <w:color w:val="FFFFFF"/>
                 <w:sz w:val="18"/>
               </w:rPr>
               <w:t>인원</w:t>
@@ -6389,7 +9393,6 @@
           <w:tcPr>
             <w:tcW w:type="dxa" w:w="2646"/>
             <w:vAlign w:val="center"/>
-            <w:shd w:val="clear" w:color="auto" w:fill="2E4A87"/>
           </w:tcPr>
           <w:p>
             <w:pPr>
@@ -6399,7 +9402,6 @@
               <w:rPr>
                 <w:rFonts w:ascii="맑은 고딕" w:hAnsi="맑은 고딕" w:eastAsia="맑은 고딕"/>
                 <w:b/>
-                <w:color w:val="FFFFFF"/>
                 <w:sz w:val="18"/>
               </w:rPr>
               <w:t>구성</w:t>
@@ -6468,7 +9470,6 @@
           <w:tcPr>
             <w:tcW w:type="dxa" w:w="2646"/>
             <w:vAlign w:val="center"/>
-            <w:shd w:val="clear" w:color="auto" w:fill="EEF2FA"/>
           </w:tcPr>
           <w:p>
             <w:pPr>
@@ -6487,7 +9488,6 @@
           <w:tcPr>
             <w:tcW w:type="dxa" w:w="2646"/>
             <w:vAlign w:val="center"/>
-            <w:shd w:val="clear" w:color="auto" w:fill="EEF2FA"/>
           </w:tcPr>
           <w:p>
             <w:pPr>
@@ -6506,7 +9506,6 @@
           <w:tcPr>
             <w:tcW w:type="dxa" w:w="2646"/>
             <w:vAlign w:val="center"/>
-            <w:shd w:val="clear" w:color="auto" w:fill="EEF2FA"/>
           </w:tcPr>
           <w:p>
             <w:pPr>
@@ -6805,7 +9804,6 @@
           <w:tcPr>
             <w:tcW w:type="dxa" w:w="1984"/>
             <w:vAlign w:val="center"/>
-            <w:shd w:val="clear" w:color="auto" w:fill="2E4A87"/>
           </w:tcPr>
           <w:p>
             <w:pPr>
@@ -6815,7 +9813,6 @@
               <w:rPr>
                 <w:rFonts w:ascii="맑은 고딕" w:hAnsi="맑은 고딕" w:eastAsia="맑은 고딕"/>
                 <w:b/>
-                <w:color w:val="FFFFFF"/>
                 <w:sz w:val="18"/>
               </w:rPr>
               <w:t>도메인</w:t>
@@ -6826,7 +9823,6 @@
           <w:tcPr>
             <w:tcW w:type="dxa" w:w="1984"/>
             <w:vAlign w:val="center"/>
-            <w:shd w:val="clear" w:color="auto" w:fill="2E4A87"/>
           </w:tcPr>
           <w:p>
             <w:pPr>
@@ -6836,7 +9832,6 @@
               <w:rPr>
                 <w:rFonts w:ascii="맑은 고딕" w:hAnsi="맑은 고딕" w:eastAsia="맑은 고딕"/>
                 <w:b/>
-                <w:color w:val="FFFFFF"/>
                 <w:sz w:val="18"/>
               </w:rPr>
               <w:t>1차 소관 부처</w:t>
@@ -6847,7 +9842,6 @@
           <w:tcPr>
             <w:tcW w:type="dxa" w:w="1984"/>
             <w:vAlign w:val="center"/>
-            <w:shd w:val="clear" w:color="auto" w:fill="2E4A87"/>
           </w:tcPr>
           <w:p>
             <w:pPr>
@@ -6857,7 +9851,6 @@
               <w:rPr>
                 <w:rFonts w:ascii="맑은 고딕" w:hAnsi="맑은 고딕" w:eastAsia="맑은 고딕"/>
                 <w:b/>
-                <w:color w:val="FFFFFF"/>
                 <w:sz w:val="18"/>
               </w:rPr>
               <w:t>관련 법령</w:t>
@@ -6868,7 +9861,6 @@
           <w:tcPr>
             <w:tcW w:type="dxa" w:w="1984"/>
             <w:vAlign w:val="center"/>
-            <w:shd w:val="clear" w:color="auto" w:fill="2E4A87"/>
           </w:tcPr>
           <w:p>
             <w:pPr>
@@ -6878,7 +9870,6 @@
               <w:rPr>
                 <w:rFonts w:ascii="맑은 고딕" w:hAnsi="맑은 고딕" w:eastAsia="맑은 고딕"/>
                 <w:b/>
-                <w:color w:val="FFFFFF"/>
                 <w:sz w:val="18"/>
               </w:rPr>
               <w:t>핵심 산하기관</w:t>
@@ -6965,7 +9956,6 @@
           <w:tcPr>
             <w:tcW w:type="dxa" w:w="1984"/>
             <w:vAlign w:val="center"/>
-            <w:shd w:val="clear" w:color="auto" w:fill="EEF2FA"/>
           </w:tcPr>
           <w:p>
             <w:pPr>
@@ -6984,7 +9974,6 @@
           <w:tcPr>
             <w:tcW w:type="dxa" w:w="1984"/>
             <w:vAlign w:val="center"/>
-            <w:shd w:val="clear" w:color="auto" w:fill="EEF2FA"/>
           </w:tcPr>
           <w:p>
             <w:pPr>
@@ -7003,7 +9992,6 @@
           <w:tcPr>
             <w:tcW w:type="dxa" w:w="1984"/>
             <w:vAlign w:val="center"/>
-            <w:shd w:val="clear" w:color="auto" w:fill="EEF2FA"/>
           </w:tcPr>
           <w:p>
             <w:pPr>
@@ -7022,7 +10010,6 @@
           <w:tcPr>
             <w:tcW w:type="dxa" w:w="1984"/>
             <w:vAlign w:val="center"/>
-            <w:shd w:val="clear" w:color="auto" w:fill="EEF2FA"/>
           </w:tcPr>
           <w:p>
             <w:pPr>
@@ -7117,7 +10104,6 @@
           <w:tcPr>
             <w:tcW w:type="dxa" w:w="1984"/>
             <w:vAlign w:val="center"/>
-            <w:shd w:val="clear" w:color="auto" w:fill="EEF2FA"/>
           </w:tcPr>
           <w:p>
             <w:pPr>
@@ -7136,7 +10122,6 @@
           <w:tcPr>
             <w:tcW w:type="dxa" w:w="1984"/>
             <w:vAlign w:val="center"/>
-            <w:shd w:val="clear" w:color="auto" w:fill="EEF2FA"/>
           </w:tcPr>
           <w:p>
             <w:pPr>
@@ -7155,7 +10140,6 @@
           <w:tcPr>
             <w:tcW w:type="dxa" w:w="1984"/>
             <w:vAlign w:val="center"/>
-            <w:shd w:val="clear" w:color="auto" w:fill="EEF2FA"/>
           </w:tcPr>
           <w:p>
             <w:pPr>
@@ -7174,7 +10158,6 @@
           <w:tcPr>
             <w:tcW w:type="dxa" w:w="1984"/>
             <w:vAlign w:val="center"/>
-            <w:shd w:val="clear" w:color="auto" w:fill="EEF2FA"/>
           </w:tcPr>
           <w:p>
             <w:pPr>
@@ -7269,7 +10252,6 @@
           <w:tcPr>
             <w:tcW w:type="dxa" w:w="1984"/>
             <w:vAlign w:val="center"/>
-            <w:shd w:val="clear" w:color="auto" w:fill="EEF2FA"/>
           </w:tcPr>
           <w:p>
             <w:pPr>
@@ -7288,7 +10270,6 @@
           <w:tcPr>
             <w:tcW w:type="dxa" w:w="1984"/>
             <w:vAlign w:val="center"/>
-            <w:shd w:val="clear" w:color="auto" w:fill="EEF2FA"/>
           </w:tcPr>
           <w:p>
             <w:pPr>
@@ -7307,7 +10288,6 @@
           <w:tcPr>
             <w:tcW w:type="dxa" w:w="1984"/>
             <w:vAlign w:val="center"/>
-            <w:shd w:val="clear" w:color="auto" w:fill="EEF2FA"/>
           </w:tcPr>
           <w:p>
             <w:pPr>
@@ -7326,7 +10306,6 @@
           <w:tcPr>
             <w:tcW w:type="dxa" w:w="1984"/>
             <w:vAlign w:val="center"/>
-            <w:shd w:val="clear" w:color="auto" w:fill="EEF2FA"/>
           </w:tcPr>
           <w:p>
             <w:pPr>
@@ -7376,7 +10355,6 @@
           <w:tcPr>
             <w:tcW w:type="dxa" w:w="1984"/>
             <w:vAlign w:val="center"/>
-            <w:shd w:val="clear" w:color="auto" w:fill="2E4A87"/>
           </w:tcPr>
           <w:p>
             <w:pPr>
@@ -7386,7 +10364,6 @@
               <w:rPr>
                 <w:rFonts w:ascii="맑은 고딕" w:hAnsi="맑은 고딕" w:eastAsia="맑은 고딕"/>
                 <w:b/>
-                <w:color w:val="FFFFFF"/>
                 <w:sz w:val="18"/>
               </w:rPr>
               <w:t>기관명</w:t>
@@ -7397,7 +10374,6 @@
           <w:tcPr>
             <w:tcW w:type="dxa" w:w="1984"/>
             <w:vAlign w:val="center"/>
-            <w:shd w:val="clear" w:color="auto" w:fill="2E4A87"/>
           </w:tcPr>
           <w:p>
             <w:pPr>
@@ -7407,7 +10383,6 @@
               <w:rPr>
                 <w:rFonts w:ascii="맑은 고딕" w:hAnsi="맑은 고딕" w:eastAsia="맑은 고딕"/>
                 <w:b/>
-                <w:color w:val="FFFFFF"/>
                 <w:sz w:val="18"/>
               </w:rPr>
               <w:t>소재</w:t>
@@ -7418,7 +10393,6 @@
           <w:tcPr>
             <w:tcW w:type="dxa" w:w="1984"/>
             <w:vAlign w:val="center"/>
-            <w:shd w:val="clear" w:color="auto" w:fill="2E4A87"/>
           </w:tcPr>
           <w:p>
             <w:pPr>
@@ -7428,7 +10402,6 @@
               <w:rPr>
                 <w:rFonts w:ascii="맑은 고딕" w:hAnsi="맑은 고딕" w:eastAsia="맑은 고딕"/>
                 <w:b/>
-                <w:color w:val="FFFFFF"/>
                 <w:sz w:val="18"/>
               </w:rPr>
               <w:t>주무부처</w:t>
@@ -7439,7 +10412,6 @@
           <w:tcPr>
             <w:tcW w:type="dxa" w:w="1984"/>
             <w:vAlign w:val="center"/>
-            <w:shd w:val="clear" w:color="auto" w:fill="2E4A87"/>
           </w:tcPr>
           <w:p>
             <w:pPr>
@@ -7449,7 +10421,6 @@
               <w:rPr>
                 <w:rFonts w:ascii="맑은 고딕" w:hAnsi="맑은 고딕" w:eastAsia="맑은 고딕"/>
                 <w:b/>
-                <w:color w:val="FFFFFF"/>
                 <w:sz w:val="18"/>
               </w:rPr>
               <w:t>역할</w:t>
@@ -7536,7 +10507,6 @@
           <w:tcPr>
             <w:tcW w:type="dxa" w:w="1984"/>
             <w:vAlign w:val="center"/>
-            <w:shd w:val="clear" w:color="auto" w:fill="EEF2FA"/>
           </w:tcPr>
           <w:p>
             <w:pPr>
@@ -7555,7 +10525,6 @@
           <w:tcPr>
             <w:tcW w:type="dxa" w:w="1984"/>
             <w:vAlign w:val="center"/>
-            <w:shd w:val="clear" w:color="auto" w:fill="EEF2FA"/>
           </w:tcPr>
           <w:p>
             <w:pPr>
@@ -7574,7 +10543,6 @@
           <w:tcPr>
             <w:tcW w:type="dxa" w:w="1984"/>
             <w:vAlign w:val="center"/>
-            <w:shd w:val="clear" w:color="auto" w:fill="EEF2FA"/>
           </w:tcPr>
           <w:p>
             <w:pPr>
@@ -7593,7 +10561,6 @@
           <w:tcPr>
             <w:tcW w:type="dxa" w:w="1984"/>
             <w:vAlign w:val="center"/>
-            <w:shd w:val="clear" w:color="auto" w:fill="EEF2FA"/>
           </w:tcPr>
           <w:p>
             <w:pPr>
@@ -7688,7 +10655,6 @@
           <w:tcPr>
             <w:tcW w:type="dxa" w:w="1984"/>
             <w:vAlign w:val="center"/>
-            <w:shd w:val="clear" w:color="auto" w:fill="EEF2FA"/>
           </w:tcPr>
           <w:p>
             <w:pPr>
@@ -7707,7 +10673,6 @@
           <w:tcPr>
             <w:tcW w:type="dxa" w:w="1984"/>
             <w:vAlign w:val="center"/>
-            <w:shd w:val="clear" w:color="auto" w:fill="EEF2FA"/>
           </w:tcPr>
           <w:p>
             <w:pPr>
@@ -7726,7 +10691,6 @@
           <w:tcPr>
             <w:tcW w:type="dxa" w:w="1984"/>
             <w:vAlign w:val="center"/>
-            <w:shd w:val="clear" w:color="auto" w:fill="EEF2FA"/>
           </w:tcPr>
           <w:p>
             <w:pPr>
@@ -7745,7 +10709,6 @@
           <w:tcPr>
             <w:tcW w:type="dxa" w:w="1984"/>
             <w:vAlign w:val="center"/>
-            <w:shd w:val="clear" w:color="auto" w:fill="EEF2FA"/>
           </w:tcPr>
           <w:p>
             <w:pPr>
@@ -7840,7 +10803,6 @@
           <w:tcPr>
             <w:tcW w:type="dxa" w:w="1984"/>
             <w:vAlign w:val="center"/>
-            <w:shd w:val="clear" w:color="auto" w:fill="EEF2FA"/>
           </w:tcPr>
           <w:p>
             <w:pPr>
@@ -7859,7 +10821,6 @@
           <w:tcPr>
             <w:tcW w:type="dxa" w:w="1984"/>
             <w:vAlign w:val="center"/>
-            <w:shd w:val="clear" w:color="auto" w:fill="EEF2FA"/>
           </w:tcPr>
           <w:p>
             <w:pPr>
@@ -7878,7 +10839,6 @@
           <w:tcPr>
             <w:tcW w:type="dxa" w:w="1984"/>
             <w:vAlign w:val="center"/>
-            <w:shd w:val="clear" w:color="auto" w:fill="EEF2FA"/>
           </w:tcPr>
           <w:p>
             <w:pPr>
@@ -7897,7 +10857,6 @@
           <w:tcPr>
             <w:tcW w:type="dxa" w:w="1984"/>
             <w:vAlign w:val="center"/>
-            <w:shd w:val="clear" w:color="auto" w:fill="EEF2FA"/>
           </w:tcPr>
           <w:p>
             <w:pPr>
@@ -8021,7 +10980,6 @@
           <w:tcPr>
             <w:tcW w:type="dxa" w:w="1984"/>
             <w:vAlign w:val="center"/>
-            <w:shd w:val="clear" w:color="auto" w:fill="2E4A87"/>
           </w:tcPr>
           <w:p>
             <w:pPr>
@@ -8031,7 +10989,6 @@
               <w:rPr>
                 <w:rFonts w:ascii="맑은 고딕" w:hAnsi="맑은 고딕" w:eastAsia="맑은 고딕"/>
                 <w:b/>
-                <w:color w:val="FFFFFF"/>
                 <w:sz w:val="18"/>
               </w:rPr>
               <w:t>구분</w:t>
@@ -8042,7 +10999,6 @@
           <w:tcPr>
             <w:tcW w:type="dxa" w:w="1984"/>
             <w:vAlign w:val="center"/>
-            <w:shd w:val="clear" w:color="auto" w:fill="2E4A87"/>
           </w:tcPr>
           <w:p>
             <w:pPr>
@@ -8052,7 +11008,6 @@
               <w:rPr>
                 <w:rFonts w:ascii="맑은 고딕" w:hAnsi="맑은 고딕" w:eastAsia="맑은 고딕"/>
                 <w:b/>
-                <w:color w:val="FFFFFF"/>
                 <w:sz w:val="18"/>
               </w:rPr>
               <w:t>독일 EVZ재단</w:t>
@@ -8063,7 +11018,6 @@
           <w:tcPr>
             <w:tcW w:type="dxa" w:w="1984"/>
             <w:vAlign w:val="center"/>
-            <w:shd w:val="clear" w:color="auto" w:fill="2E4A87"/>
           </w:tcPr>
           <w:p>
             <w:pPr>
@@ -8073,7 +11027,6 @@
               <w:rPr>
                 <w:rFonts w:ascii="맑은 고딕" w:hAnsi="맑은 고딕" w:eastAsia="맑은 고딕"/>
                 <w:b/>
-                <w:color w:val="FFFFFF"/>
                 <w:sz w:val="18"/>
               </w:rPr>
               <w:t>일본 JACAR</w:t>
@@ -8084,7 +11037,6 @@
           <w:tcPr>
             <w:tcW w:type="dxa" w:w="1984"/>
             <w:vAlign w:val="center"/>
-            <w:shd w:val="clear" w:color="auto" w:fill="2E4A87"/>
           </w:tcPr>
           <w:p>
             <w:pPr>
@@ -8094,7 +11046,6 @@
               <w:rPr>
                 <w:rFonts w:ascii="맑은 고딕" w:hAnsi="맑은 고딕" w:eastAsia="맑은 고딕"/>
                 <w:b/>
-                <w:color w:val="FFFFFF"/>
                 <w:sz w:val="18"/>
               </w:rPr>
               <w:t>본 사업</w:t>
@@ -8181,7 +11132,6 @@
           <w:tcPr>
             <w:tcW w:type="dxa" w:w="1984"/>
             <w:vAlign w:val="center"/>
-            <w:shd w:val="clear" w:color="auto" w:fill="EEF2FA"/>
           </w:tcPr>
           <w:p>
             <w:pPr>
@@ -8200,7 +11150,6 @@
           <w:tcPr>
             <w:tcW w:type="dxa" w:w="1984"/>
             <w:vAlign w:val="center"/>
-            <w:shd w:val="clear" w:color="auto" w:fill="EEF2FA"/>
           </w:tcPr>
           <w:p>
             <w:pPr>
@@ -8219,7 +11168,6 @@
           <w:tcPr>
             <w:tcW w:type="dxa" w:w="1984"/>
             <w:vAlign w:val="center"/>
-            <w:shd w:val="clear" w:color="auto" w:fill="EEF2FA"/>
           </w:tcPr>
           <w:p>
             <w:pPr>
@@ -8238,7 +11186,6 @@
           <w:tcPr>
             <w:tcW w:type="dxa" w:w="1984"/>
             <w:vAlign w:val="center"/>
-            <w:shd w:val="clear" w:color="auto" w:fill="EEF2FA"/>
           </w:tcPr>
           <w:p>
             <w:pPr>
@@ -8333,7 +11280,6 @@
           <w:tcPr>
             <w:tcW w:type="dxa" w:w="1984"/>
             <w:vAlign w:val="center"/>
-            <w:shd w:val="clear" w:color="auto" w:fill="EEF2FA"/>
           </w:tcPr>
           <w:p>
             <w:pPr>
@@ -8352,7 +11298,6 @@
           <w:tcPr>
             <w:tcW w:type="dxa" w:w="1984"/>
             <w:vAlign w:val="center"/>
-            <w:shd w:val="clear" w:color="auto" w:fill="EEF2FA"/>
           </w:tcPr>
           <w:p>
             <w:pPr>
@@ -8371,7 +11316,6 @@
           <w:tcPr>
             <w:tcW w:type="dxa" w:w="1984"/>
             <w:vAlign w:val="center"/>
-            <w:shd w:val="clear" w:color="auto" w:fill="EEF2FA"/>
           </w:tcPr>
           <w:p>
             <w:pPr>
@@ -8390,7 +11334,6 @@
           <w:tcPr>
             <w:tcW w:type="dxa" w:w="1984"/>
             <w:vAlign w:val="center"/>
-            <w:shd w:val="clear" w:color="auto" w:fill="EEF2FA"/>
           </w:tcPr>
           <w:p>
             <w:pPr>
@@ -8438,7 +11381,6 @@
           <w:tcPr>
             <w:tcW w:type="dxa" w:w="3969"/>
             <w:vAlign w:val="center"/>
-            <w:shd w:val="clear" w:color="auto" w:fill="2E4A87"/>
           </w:tcPr>
           <w:p>
             <w:pPr>
@@ -8448,7 +11390,6 @@
               <w:rPr>
                 <w:rFonts w:ascii="맑은 고딕" w:hAnsi="맑은 고딕" w:eastAsia="맑은 고딕"/>
                 <w:b/>
-                <w:color w:val="FFFFFF"/>
                 <w:sz w:val="18"/>
               </w:rPr>
               <w:t>용어</w:t>
@@ -8459,7 +11400,6 @@
           <w:tcPr>
             <w:tcW w:type="dxa" w:w="3969"/>
             <w:vAlign w:val="center"/>
-            <w:shd w:val="clear" w:color="auto" w:fill="2E4A87"/>
           </w:tcPr>
           <w:p>
             <w:pPr>
@@ -8469,7 +11409,6 @@
               <w:rPr>
                 <w:rFonts w:ascii="맑은 고딕" w:hAnsi="맑은 고딕" w:eastAsia="맑은 고딕"/>
                 <w:b/>
-                <w:color w:val="FFFFFF"/>
                 <w:sz w:val="18"/>
               </w:rPr>
               <w:t>쉬운 설명</w:t>
@@ -8520,7 +11459,6 @@
           <w:tcPr>
             <w:tcW w:type="dxa" w:w="3969"/>
             <w:vAlign w:val="center"/>
-            <w:shd w:val="clear" w:color="auto" w:fill="EEF2FA"/>
           </w:tcPr>
           <w:p>
             <w:pPr>
@@ -8539,7 +11477,6 @@
           <w:tcPr>
             <w:tcW w:type="dxa" w:w="3969"/>
             <w:vAlign w:val="center"/>
-            <w:shd w:val="clear" w:color="auto" w:fill="EEF2FA"/>
           </w:tcPr>
           <w:p>
             <w:pPr>
@@ -8598,7 +11535,6 @@
           <w:tcPr>
             <w:tcW w:type="dxa" w:w="3969"/>
             <w:vAlign w:val="center"/>
-            <w:shd w:val="clear" w:color="auto" w:fill="EEF2FA"/>
           </w:tcPr>
           <w:p>
             <w:pPr>
@@ -8617,7 +11553,6 @@
           <w:tcPr>
             <w:tcW w:type="dxa" w:w="3969"/>
             <w:vAlign w:val="center"/>
-            <w:shd w:val="clear" w:color="auto" w:fill="EEF2FA"/>
           </w:tcPr>
           <w:p>
             <w:pPr>
@@ -8676,7 +11611,6 @@
           <w:tcPr>
             <w:tcW w:type="dxa" w:w="3969"/>
             <w:vAlign w:val="center"/>
-            <w:shd w:val="clear" w:color="auto" w:fill="EEF2FA"/>
           </w:tcPr>
           <w:p>
             <w:pPr>
@@ -8695,7 +11629,6 @@
           <w:tcPr>
             <w:tcW w:type="dxa" w:w="3969"/>
             <w:vAlign w:val="center"/>
-            <w:shd w:val="clear" w:color="auto" w:fill="EEF2FA"/>
           </w:tcPr>
           <w:p>
             <w:pPr>
@@ -8754,7 +11687,6 @@
           <w:tcPr>
             <w:tcW w:type="dxa" w:w="3969"/>
             <w:vAlign w:val="center"/>
-            <w:shd w:val="clear" w:color="auto" w:fill="EEF2FA"/>
           </w:tcPr>
           <w:p>
             <w:pPr>
@@ -8773,7 +11705,6 @@
           <w:tcPr>
             <w:tcW w:type="dxa" w:w="3969"/>
             <w:vAlign w:val="center"/>
-            <w:shd w:val="clear" w:color="auto" w:fill="EEF2FA"/>
           </w:tcPr>
           <w:p>
             <w:pPr>
@@ -8832,7 +11763,6 @@
           <w:tcPr>
             <w:tcW w:type="dxa" w:w="3969"/>
             <w:vAlign w:val="center"/>
-            <w:shd w:val="clear" w:color="auto" w:fill="EEF2FA"/>
           </w:tcPr>
           <w:p>
             <w:pPr>
@@ -8851,7 +11781,6 @@
           <w:tcPr>
             <w:tcW w:type="dxa" w:w="3969"/>
             <w:vAlign w:val="center"/>
-            <w:shd w:val="clear" w:color="auto" w:fill="EEF2FA"/>
           </w:tcPr>
           <w:p>
             <w:pPr>
@@ -8910,7 +11839,6 @@
           <w:tcPr>
             <w:tcW w:type="dxa" w:w="3969"/>
             <w:vAlign w:val="center"/>
-            <w:shd w:val="clear" w:color="auto" w:fill="EEF2FA"/>
           </w:tcPr>
           <w:p>
             <w:pPr>
@@ -8929,7 +11857,6 @@
           <w:tcPr>
             <w:tcW w:type="dxa" w:w="3969"/>
             <w:vAlign w:val="center"/>
-            <w:shd w:val="clear" w:color="auto" w:fill="EEF2FA"/>
           </w:tcPr>
           <w:p>
             <w:pPr>
@@ -9244,7 +12171,6 @@
           <w:tcPr>
             <w:tcW w:type="dxa" w:w="2646"/>
             <w:vAlign w:val="center"/>
-            <w:shd w:val="clear" w:color="auto" w:fill="2E4A87"/>
           </w:tcPr>
           <w:p>
             <w:pPr>
@@ -9254,7 +12180,6 @@
               <w:rPr>
                 <w:rFonts w:ascii="맑은 고딕" w:hAnsi="맑은 고딕" w:eastAsia="맑은 고딕"/>
                 <w:b/>
-                <w:color w:val="FFFFFF"/>
                 <w:sz w:val="18"/>
               </w:rPr>
               <w:t>단계</w:t>
@@ -9265,7 +12190,6 @@
           <w:tcPr>
             <w:tcW w:type="dxa" w:w="2646"/>
             <w:vAlign w:val="center"/>
-            <w:shd w:val="clear" w:color="auto" w:fill="2E4A87"/>
           </w:tcPr>
           <w:p>
             <w:pPr>
@@ -9275,7 +12199,6 @@
               <w:rPr>
                 <w:rFonts w:ascii="맑은 고딕" w:hAnsi="맑은 고딕" w:eastAsia="맑은 고딕"/>
                 <w:b/>
-                <w:color w:val="FFFFFF"/>
                 <w:sz w:val="18"/>
               </w:rPr>
               <w:t>대상</w:t>
@@ -9286,7 +12209,6 @@
           <w:tcPr>
             <w:tcW w:type="dxa" w:w="2646"/>
             <w:vAlign w:val="center"/>
-            <w:shd w:val="clear" w:color="auto" w:fill="2E4A87"/>
           </w:tcPr>
           <w:p>
             <w:pPr>
@@ -9296,7 +12218,6 @@
               <w:rPr>
                 <w:rFonts w:ascii="맑은 고딕" w:hAnsi="맑은 고딕" w:eastAsia="맑은 고딕"/>
                 <w:b/>
-                <w:color w:val="FFFFFF"/>
                 <w:sz w:val="18"/>
               </w:rPr>
               <w:t>연계 방식</w:t>
@@ -9365,7 +12286,6 @@
           <w:tcPr>
             <w:tcW w:type="dxa" w:w="2646"/>
             <w:vAlign w:val="center"/>
-            <w:shd w:val="clear" w:color="auto" w:fill="EEF2FA"/>
           </w:tcPr>
           <w:p>
             <w:pPr>
@@ -9384,7 +12304,6 @@
           <w:tcPr>
             <w:tcW w:type="dxa" w:w="2646"/>
             <w:vAlign w:val="center"/>
-            <w:shd w:val="clear" w:color="auto" w:fill="EEF2FA"/>
           </w:tcPr>
           <w:p>
             <w:pPr>
@@ -9403,7 +12322,6 @@
           <w:tcPr>
             <w:tcW w:type="dxa" w:w="2646"/>
             <w:vAlign w:val="center"/>
-            <w:shd w:val="clear" w:color="auto" w:fill="EEF2FA"/>
           </w:tcPr>
           <w:p>
             <w:pPr>
@@ -9507,7 +12425,6 @@
           <w:tcPr>
             <w:tcW w:type="dxa" w:w="2646"/>
             <w:vAlign w:val="center"/>
-            <w:shd w:val="clear" w:color="auto" w:fill="2E4A87"/>
           </w:tcPr>
           <w:p>
             <w:pPr>
@@ -9517,7 +12434,6 @@
               <w:rPr>
                 <w:rFonts w:ascii="맑은 고딕" w:hAnsi="맑은 고딕" w:eastAsia="맑은 고딕"/>
                 <w:b/>
-                <w:color w:val="FFFFFF"/>
                 <w:sz w:val="18"/>
               </w:rPr>
               <w:t>등급</w:t>
@@ -9528,7 +12444,6 @@
           <w:tcPr>
             <w:tcW w:type="dxa" w:w="2646"/>
             <w:vAlign w:val="center"/>
-            <w:shd w:val="clear" w:color="auto" w:fill="2E4A87"/>
           </w:tcPr>
           <w:p>
             <w:pPr>
@@ -9538,7 +12453,6 @@
               <w:rPr>
                 <w:rFonts w:ascii="맑은 고딕" w:hAnsi="맑은 고딕" w:eastAsia="맑은 고딕"/>
                 <w:b/>
-                <w:color w:val="FFFFFF"/>
                 <w:sz w:val="18"/>
               </w:rPr>
               <w:t>기준</w:t>
@@ -9549,7 +12463,6 @@
           <w:tcPr>
             <w:tcW w:type="dxa" w:w="2646"/>
             <w:vAlign w:val="center"/>
-            <w:shd w:val="clear" w:color="auto" w:fill="2E4A87"/>
           </w:tcPr>
           <w:p>
             <w:pPr>
@@ -9559,7 +12472,6 @@
               <w:rPr>
                 <w:rFonts w:ascii="맑은 고딕" w:hAnsi="맑은 고딕" w:eastAsia="맑은 고딕"/>
                 <w:b/>
-                <w:color w:val="FFFFFF"/>
                 <w:sz w:val="18"/>
               </w:rPr>
               <w:t>해당 자료</w:t>
@@ -9628,7 +12540,6 @@
           <w:tcPr>
             <w:tcW w:type="dxa" w:w="2646"/>
             <w:vAlign w:val="center"/>
-            <w:shd w:val="clear" w:color="auto" w:fill="EEF2FA"/>
           </w:tcPr>
           <w:p>
             <w:pPr>
@@ -9647,7 +12558,6 @@
           <w:tcPr>
             <w:tcW w:type="dxa" w:w="2646"/>
             <w:vAlign w:val="center"/>
-            <w:shd w:val="clear" w:color="auto" w:fill="EEF2FA"/>
           </w:tcPr>
           <w:p>
             <w:pPr>
@@ -9666,7 +12576,6 @@
           <w:tcPr>
             <w:tcW w:type="dxa" w:w="2646"/>
             <w:vAlign w:val="center"/>
-            <w:shd w:val="clear" w:color="auto" w:fill="EEF2FA"/>
           </w:tcPr>
           <w:p>
             <w:pPr>
@@ -9743,7 +12652,6 @@
           <w:tcPr>
             <w:tcW w:type="dxa" w:w="2646"/>
             <w:vAlign w:val="center"/>
-            <w:shd w:val="clear" w:color="auto" w:fill="EEF2FA"/>
           </w:tcPr>
           <w:p>
             <w:pPr>
@@ -9762,7 +12670,6 @@
           <w:tcPr>
             <w:tcW w:type="dxa" w:w="2646"/>
             <w:vAlign w:val="center"/>
-            <w:shd w:val="clear" w:color="auto" w:fill="EEF2FA"/>
           </w:tcPr>
           <w:p>
             <w:pPr>
@@ -9781,7 +12688,6 @@
           <w:tcPr>
             <w:tcW w:type="dxa" w:w="2646"/>
             <w:vAlign w:val="center"/>
-            <w:shd w:val="clear" w:color="auto" w:fill="EEF2FA"/>
           </w:tcPr>
           <w:p>
             <w:pPr>
@@ -9858,7 +12764,6 @@
           <w:tcPr>
             <w:tcW w:type="dxa" w:w="2646"/>
             <w:vAlign w:val="center"/>
-            <w:shd w:val="clear" w:color="auto" w:fill="EEF2FA"/>
           </w:tcPr>
           <w:p>
             <w:pPr>
@@ -9877,7 +12782,6 @@
           <w:tcPr>
             <w:tcW w:type="dxa" w:w="2646"/>
             <w:vAlign w:val="center"/>
-            <w:shd w:val="clear" w:color="auto" w:fill="EEF2FA"/>
           </w:tcPr>
           <w:p>
             <w:pPr>
@@ -9896,7 +12800,6 @@
           <w:tcPr>
             <w:tcW w:type="dxa" w:w="2646"/>
             <w:vAlign w:val="center"/>
-            <w:shd w:val="clear" w:color="auto" w:fill="EEF2FA"/>
           </w:tcPr>
           <w:p>
             <w:pPr>
@@ -9945,7 +12848,6 @@
           <w:tcPr>
             <w:tcW w:type="dxa" w:w="1984"/>
             <w:vAlign w:val="center"/>
-            <w:shd w:val="clear" w:color="auto" w:fill="2E4A87"/>
           </w:tcPr>
           <w:p>
             <w:pPr>
@@ -9955,7 +12857,6 @@
               <w:rPr>
                 <w:rFonts w:ascii="맑은 고딕" w:hAnsi="맑은 고딕" w:eastAsia="맑은 고딕"/>
                 <w:b/>
-                <w:color w:val="FFFFFF"/>
                 <w:sz w:val="18"/>
               </w:rPr>
               <w:t>방안</w:t>
@@ -9966,7 +12867,6 @@
           <w:tcPr>
             <w:tcW w:type="dxa" w:w="1984"/>
             <w:vAlign w:val="center"/>
-            <w:shd w:val="clear" w:color="auto" w:fill="2E4A87"/>
           </w:tcPr>
           <w:p>
             <w:pPr>
@@ -9976,7 +12876,6 @@
               <w:rPr>
                 <w:rFonts w:ascii="맑은 고딕" w:hAnsi="맑은 고딕" w:eastAsia="맑은 고딕"/>
                 <w:b/>
-                <w:color w:val="FFFFFF"/>
                 <w:sz w:val="18"/>
               </w:rPr>
               <w:t>사무국</w:t>
@@ -9987,7 +12886,6 @@
           <w:tcPr>
             <w:tcW w:type="dxa" w:w="1984"/>
             <w:vAlign w:val="center"/>
-            <w:shd w:val="clear" w:color="auto" w:fill="2E4A87"/>
           </w:tcPr>
           <w:p>
             <w:pPr>
@@ -9997,7 +12895,6 @@
               <w:rPr>
                 <w:rFonts w:ascii="맑은 고딕" w:hAnsi="맑은 고딕" w:eastAsia="맑은 고딕"/>
                 <w:b/>
-                <w:color w:val="FFFFFF"/>
                 <w:sz w:val="18"/>
               </w:rPr>
               <w:t>장점</w:t>
@@ -10008,7 +12905,6 @@
           <w:tcPr>
             <w:tcW w:type="dxa" w:w="1984"/>
             <w:vAlign w:val="center"/>
-            <w:shd w:val="clear" w:color="auto" w:fill="2E4A87"/>
           </w:tcPr>
           <w:p>
             <w:pPr>
@@ -10018,7 +12914,6 @@
               <w:rPr>
                 <w:rFonts w:ascii="맑은 고딕" w:hAnsi="맑은 고딕" w:eastAsia="맑은 고딕"/>
                 <w:b/>
-                <w:color w:val="FFFFFF"/>
                 <w:sz w:val="18"/>
               </w:rPr>
               <w:t>단점</w:t>
@@ -10105,7 +13000,6 @@
           <w:tcPr>
             <w:tcW w:type="dxa" w:w="1984"/>
             <w:vAlign w:val="center"/>
-            <w:shd w:val="clear" w:color="auto" w:fill="EEF2FA"/>
           </w:tcPr>
           <w:p>
             <w:pPr>
@@ -10124,7 +13018,6 @@
           <w:tcPr>
             <w:tcW w:type="dxa" w:w="1984"/>
             <w:vAlign w:val="center"/>
-            <w:shd w:val="clear" w:color="auto" w:fill="EEF2FA"/>
           </w:tcPr>
           <w:p>
             <w:pPr>
@@ -10143,7 +13036,6 @@
           <w:tcPr>
             <w:tcW w:type="dxa" w:w="1984"/>
             <w:vAlign w:val="center"/>
-            <w:shd w:val="clear" w:color="auto" w:fill="EEF2FA"/>
           </w:tcPr>
           <w:p>
             <w:pPr>
@@ -10162,7 +13054,6 @@
           <w:tcPr>
             <w:tcW w:type="dxa" w:w="1984"/>
             <w:vAlign w:val="center"/>
-            <w:shd w:val="clear" w:color="auto" w:fill="EEF2FA"/>
           </w:tcPr>
           <w:p>
             <w:pPr>
@@ -10257,7 +13148,6 @@
           <w:tcPr>
             <w:tcW w:type="dxa" w:w="1984"/>
             <w:vAlign w:val="center"/>
-            <w:shd w:val="clear" w:color="auto" w:fill="EEF2FA"/>
           </w:tcPr>
           <w:p>
             <w:pPr>
@@ -10276,7 +13166,6 @@
           <w:tcPr>
             <w:tcW w:type="dxa" w:w="1984"/>
             <w:vAlign w:val="center"/>
-            <w:shd w:val="clear" w:color="auto" w:fill="EEF2FA"/>
           </w:tcPr>
           <w:p>
             <w:pPr>
@@ -10295,7 +13184,6 @@
           <w:tcPr>
             <w:tcW w:type="dxa" w:w="1984"/>
             <w:vAlign w:val="center"/>
-            <w:shd w:val="clear" w:color="auto" w:fill="EEF2FA"/>
           </w:tcPr>
           <w:p>
             <w:pPr>
@@ -10314,7 +13202,6 @@
           <w:tcPr>
             <w:tcW w:type="dxa" w:w="1984"/>
             <w:vAlign w:val="center"/>
-            <w:shd w:val="clear" w:color="auto" w:fill="EEF2FA"/>
           </w:tcPr>
           <w:p>
             <w:pPr>
@@ -10425,7 +13312,6 @@
           <w:tcPr>
             <w:tcW w:type="dxa" w:w="1587"/>
             <w:vAlign w:val="center"/>
-            <w:shd w:val="clear" w:color="auto" w:fill="2E4A87"/>
           </w:tcPr>
           <w:p>
             <w:pPr>
@@ -10435,7 +13321,6 @@
               <w:rPr>
                 <w:rFonts w:ascii="맑은 고딕" w:hAnsi="맑은 고딕" w:eastAsia="맑은 고딕"/>
                 <w:b/>
-                <w:color w:val="FFFFFF"/>
                 <w:sz w:val="18"/>
               </w:rPr>
               <w:t>자료 유형</w:t>
@@ -10446,7 +13331,6 @@
           <w:tcPr>
             <w:tcW w:type="dxa" w:w="1587"/>
             <w:vAlign w:val="center"/>
-            <w:shd w:val="clear" w:color="auto" w:fill="2E4A87"/>
           </w:tcPr>
           <w:p>
             <w:pPr>
@@ -10456,7 +13340,6 @@
               <w:rPr>
                 <w:rFonts w:ascii="맑은 고딕" w:hAnsi="맑은 고딕" w:eastAsia="맑은 고딕"/>
                 <w:b/>
-                <w:color w:val="FFFFFF"/>
                 <w:sz w:val="18"/>
               </w:rPr>
               <w:t>총량</w:t>
@@ -10467,7 +13350,6 @@
           <w:tcPr>
             <w:tcW w:type="dxa" w:w="1587"/>
             <w:vAlign w:val="center"/>
-            <w:shd w:val="clear" w:color="auto" w:fill="2E4A87"/>
           </w:tcPr>
           <w:p>
             <w:pPr>
@@ -10477,7 +13359,6 @@
               <w:rPr>
                 <w:rFonts w:ascii="맑은 고딕" w:hAnsi="맑은 고딕" w:eastAsia="맑은 고딕"/>
                 <w:b/>
-                <w:color w:val="FFFFFF"/>
                 <w:sz w:val="18"/>
               </w:rPr>
               <w:t>단가</w:t>
@@ -10488,7 +13369,6 @@
           <w:tcPr>
             <w:tcW w:type="dxa" w:w="1587"/>
             <w:vAlign w:val="center"/>
-            <w:shd w:val="clear" w:color="auto" w:fill="2E4A87"/>
           </w:tcPr>
           <w:p>
             <w:pPr>
@@ -10498,7 +13378,6 @@
               <w:rPr>
                 <w:rFonts w:ascii="맑은 고딕" w:hAnsi="맑은 고딕" w:eastAsia="맑은 고딕"/>
                 <w:b/>
-                <w:color w:val="FFFFFF"/>
                 <w:sz w:val="18"/>
               </w:rPr>
               <w:t>소요 예산</w:t>
@@ -10509,7 +13388,6 @@
           <w:tcPr>
             <w:tcW w:type="dxa" w:w="1587"/>
             <w:vAlign w:val="center"/>
-            <w:shd w:val="clear" w:color="auto" w:fill="2E4A87"/>
           </w:tcPr>
           <w:p>
             <w:pPr>
@@ -10519,7 +13397,6 @@
               <w:rPr>
                 <w:rFonts w:ascii="맑은 고딕" w:hAnsi="맑은 고딕" w:eastAsia="맑은 고딕"/>
                 <w:b/>
-                <w:color w:val="FFFFFF"/>
                 <w:sz w:val="18"/>
               </w:rPr>
               <w:t>처리 기간</w:t>
@@ -10624,7 +13501,6 @@
           <w:tcPr>
             <w:tcW w:type="dxa" w:w="1587"/>
             <w:vAlign w:val="center"/>
-            <w:shd w:val="clear" w:color="auto" w:fill="EEF2FA"/>
           </w:tcPr>
           <w:p>
             <w:pPr>
@@ -10643,7 +13519,6 @@
           <w:tcPr>
             <w:tcW w:type="dxa" w:w="1587"/>
             <w:vAlign w:val="center"/>
-            <w:shd w:val="clear" w:color="auto" w:fill="EEF2FA"/>
           </w:tcPr>
           <w:p>
             <w:pPr>
@@ -10662,7 +13537,6 @@
           <w:tcPr>
             <w:tcW w:type="dxa" w:w="1587"/>
             <w:vAlign w:val="center"/>
-            <w:shd w:val="clear" w:color="auto" w:fill="EEF2FA"/>
           </w:tcPr>
           <w:p>
             <w:pPr>
@@ -10681,7 +13555,6 @@
           <w:tcPr>
             <w:tcW w:type="dxa" w:w="1587"/>
             <w:vAlign w:val="center"/>
-            <w:shd w:val="clear" w:color="auto" w:fill="EEF2FA"/>
           </w:tcPr>
           <w:p>
             <w:pPr>
@@ -10700,7 +13573,6 @@
           <w:tcPr>
             <w:tcW w:type="dxa" w:w="1587"/>
             <w:vAlign w:val="center"/>
-            <w:shd w:val="clear" w:color="auto" w:fill="EEF2FA"/>
           </w:tcPr>
           <w:p>
             <w:pPr>
@@ -10813,7 +13685,6 @@
           <w:tcPr>
             <w:tcW w:type="dxa" w:w="1587"/>
             <w:vAlign w:val="center"/>
-            <w:shd w:val="clear" w:color="auto" w:fill="EEF2FA"/>
           </w:tcPr>
           <w:p>
             <w:pPr>
@@ -10832,7 +13703,6 @@
           <w:tcPr>
             <w:tcW w:type="dxa" w:w="1587"/>
             <w:vAlign w:val="center"/>
-            <w:shd w:val="clear" w:color="auto" w:fill="EEF2FA"/>
           </w:tcPr>
           <w:p>
             <w:pPr>
@@ -10851,7 +13721,6 @@
           <w:tcPr>
             <w:tcW w:type="dxa" w:w="1587"/>
             <w:vAlign w:val="center"/>
-            <w:shd w:val="clear" w:color="auto" w:fill="EEF2FA"/>
           </w:tcPr>
           <w:p>
             <w:pPr>
@@ -10870,7 +13739,6 @@
           <w:tcPr>
             <w:tcW w:type="dxa" w:w="1587"/>
             <w:vAlign w:val="center"/>
-            <w:shd w:val="clear" w:color="auto" w:fill="EEF2FA"/>
           </w:tcPr>
           <w:p>
             <w:pPr>
@@ -10889,7 +13757,6 @@
           <w:tcPr>
             <w:tcW w:type="dxa" w:w="1587"/>
             <w:vAlign w:val="center"/>
-            <w:shd w:val="clear" w:color="auto" w:fill="EEF2FA"/>
           </w:tcPr>
           <w:p>
             <w:pPr>
@@ -11034,7 +13901,6 @@
           <w:tcPr>
             <w:tcW w:type="dxa" w:w="992"/>
             <w:vAlign w:val="center"/>
-            <w:shd w:val="clear" w:color="auto" w:fill="2E4A87"/>
           </w:tcPr>
           <w:p>
             <w:pPr>
@@ -11044,7 +13910,6 @@
               <w:rPr>
                 <w:rFonts w:ascii="맑은 고딕" w:hAnsi="맑은 고딕" w:eastAsia="맑은 고딕"/>
                 <w:b/>
-                <w:color w:val="FFFFFF"/>
                 <w:sz w:val="18"/>
               </w:rPr>
               <w:t>구분</w:t>
@@ -11055,7 +13920,6 @@
           <w:tcPr>
             <w:tcW w:type="dxa" w:w="992"/>
             <w:vAlign w:val="center"/>
-            <w:shd w:val="clear" w:color="auto" w:fill="2E4A87"/>
           </w:tcPr>
           <w:p>
             <w:pPr>
@@ -11065,7 +13929,6 @@
               <w:rPr>
                 <w:rFonts w:ascii="맑은 고딕" w:hAnsi="맑은 고딕" w:eastAsia="맑은 고딕"/>
                 <w:b/>
-                <w:color w:val="FFFFFF"/>
                 <w:sz w:val="18"/>
               </w:rPr>
               <w:t>2027</w:t>
@@ -11076,7 +13939,6 @@
           <w:tcPr>
             <w:tcW w:type="dxa" w:w="992"/>
             <w:vAlign w:val="center"/>
-            <w:shd w:val="clear" w:color="auto" w:fill="2E4A87"/>
           </w:tcPr>
           <w:p>
             <w:pPr>
@@ -11086,7 +13948,6 @@
               <w:rPr>
                 <w:rFonts w:ascii="맑은 고딕" w:hAnsi="맑은 고딕" w:eastAsia="맑은 고딕"/>
                 <w:b/>
-                <w:color w:val="FFFFFF"/>
                 <w:sz w:val="18"/>
               </w:rPr>
               <w:t>2028</w:t>
@@ -11097,7 +13958,6 @@
           <w:tcPr>
             <w:tcW w:type="dxa" w:w="992"/>
             <w:vAlign w:val="center"/>
-            <w:shd w:val="clear" w:color="auto" w:fill="2E4A87"/>
           </w:tcPr>
           <w:p>
             <w:pPr>
@@ -11107,7 +13967,6 @@
               <w:rPr>
                 <w:rFonts w:ascii="맑은 고딕" w:hAnsi="맑은 고딕" w:eastAsia="맑은 고딕"/>
                 <w:b/>
-                <w:color w:val="FFFFFF"/>
                 <w:sz w:val="18"/>
               </w:rPr>
               <w:t>2029</w:t>
@@ -11118,7 +13977,6 @@
           <w:tcPr>
             <w:tcW w:type="dxa" w:w="992"/>
             <w:vAlign w:val="center"/>
-            <w:shd w:val="clear" w:color="auto" w:fill="2E4A87"/>
           </w:tcPr>
           <w:p>
             <w:pPr>
@@ -11128,7 +13986,6 @@
               <w:rPr>
                 <w:rFonts w:ascii="맑은 고딕" w:hAnsi="맑은 고딕" w:eastAsia="맑은 고딕"/>
                 <w:b/>
-                <w:color w:val="FFFFFF"/>
                 <w:sz w:val="18"/>
               </w:rPr>
               <w:t>2030</w:t>
@@ -11139,7 +13996,6 @@
           <w:tcPr>
             <w:tcW w:type="dxa" w:w="992"/>
             <w:vAlign w:val="center"/>
-            <w:shd w:val="clear" w:color="auto" w:fill="2E4A87"/>
           </w:tcPr>
           <w:p>
             <w:pPr>
@@ -11149,7 +14005,6 @@
               <w:rPr>
                 <w:rFonts w:ascii="맑은 고딕" w:hAnsi="맑은 고딕" w:eastAsia="맑은 고딕"/>
                 <w:b/>
-                <w:color w:val="FFFFFF"/>
                 <w:sz w:val="18"/>
               </w:rPr>
               <w:t>2031</w:t>
@@ -11160,7 +14015,6 @@
           <w:tcPr>
             <w:tcW w:type="dxa" w:w="992"/>
             <w:vAlign w:val="center"/>
-            <w:shd w:val="clear" w:color="auto" w:fill="2E4A87"/>
           </w:tcPr>
           <w:p>
             <w:pPr>
@@ -11170,7 +14024,6 @@
               <w:rPr>
                 <w:rFonts w:ascii="맑은 고딕" w:hAnsi="맑은 고딕" w:eastAsia="맑은 고딕"/>
                 <w:b/>
-                <w:color w:val="FFFFFF"/>
                 <w:sz w:val="18"/>
               </w:rPr>
               <w:t>2032</w:t>
@@ -11181,7 +14034,6 @@
           <w:tcPr>
             <w:tcW w:type="dxa" w:w="992"/>
             <w:vAlign w:val="center"/>
-            <w:shd w:val="clear" w:color="auto" w:fill="2E4A87"/>
           </w:tcPr>
           <w:p>
             <w:pPr>
@@ -11191,7 +14043,6 @@
               <w:rPr>
                 <w:rFonts w:ascii="맑은 고딕" w:hAnsi="맑은 고딕" w:eastAsia="맑은 고딕"/>
                 <w:b/>
-                <w:color w:val="FFFFFF"/>
                 <w:sz w:val="18"/>
               </w:rPr>
               <w:t>합계</w:t>
@@ -11350,7 +14201,6 @@
           <w:tcPr>
             <w:tcW w:type="dxa" w:w="992"/>
             <w:vAlign w:val="center"/>
-            <w:shd w:val="clear" w:color="auto" w:fill="EEF2FA"/>
           </w:tcPr>
           <w:p>
             <w:pPr>
@@ -11369,7 +14219,6 @@
           <w:tcPr>
             <w:tcW w:type="dxa" w:w="992"/>
             <w:vAlign w:val="center"/>
-            <w:shd w:val="clear" w:color="auto" w:fill="EEF2FA"/>
           </w:tcPr>
           <w:p>
             <w:pPr>
@@ -11388,7 +14237,6 @@
           <w:tcPr>
             <w:tcW w:type="dxa" w:w="992"/>
             <w:vAlign w:val="center"/>
-            <w:shd w:val="clear" w:color="auto" w:fill="EEF2FA"/>
           </w:tcPr>
           <w:p>
             <w:pPr>
@@ -11407,7 +14255,6 @@
           <w:tcPr>
             <w:tcW w:type="dxa" w:w="992"/>
             <w:vAlign w:val="center"/>
-            <w:shd w:val="clear" w:color="auto" w:fill="EEF2FA"/>
           </w:tcPr>
           <w:p>
             <w:pPr>
@@ -11426,7 +14273,6 @@
           <w:tcPr>
             <w:tcW w:type="dxa" w:w="992"/>
             <w:vAlign w:val="center"/>
-            <w:shd w:val="clear" w:color="auto" w:fill="EEF2FA"/>
           </w:tcPr>
           <w:p>
             <w:pPr>
@@ -11445,7 +14291,6 @@
           <w:tcPr>
             <w:tcW w:type="dxa" w:w="992"/>
             <w:vAlign w:val="center"/>
-            <w:shd w:val="clear" w:color="auto" w:fill="EEF2FA"/>
           </w:tcPr>
           <w:p>
             <w:pPr>
@@ -11464,7 +14309,6 @@
           <w:tcPr>
             <w:tcW w:type="dxa" w:w="992"/>
             <w:vAlign w:val="center"/>
-            <w:shd w:val="clear" w:color="auto" w:fill="EEF2FA"/>
           </w:tcPr>
           <w:p>
             <w:pPr>
@@ -11483,7 +14327,6 @@
           <w:tcPr>
             <w:tcW w:type="dxa" w:w="992"/>
             <w:vAlign w:val="center"/>
-            <w:shd w:val="clear" w:color="auto" w:fill="EEF2FA"/>
           </w:tcPr>
           <w:p>
             <w:pPr>
@@ -11650,7 +14493,6 @@
           <w:tcPr>
             <w:tcW w:type="dxa" w:w="992"/>
             <w:vAlign w:val="center"/>
-            <w:shd w:val="clear" w:color="auto" w:fill="EEF2FA"/>
           </w:tcPr>
           <w:p>
             <w:pPr>
@@ -11669,7 +14511,6 @@
           <w:tcPr>
             <w:tcW w:type="dxa" w:w="992"/>
             <w:vAlign w:val="center"/>
-            <w:shd w:val="clear" w:color="auto" w:fill="EEF2FA"/>
           </w:tcPr>
           <w:p>
             <w:pPr>
@@ -11688,7 +14529,6 @@
           <w:tcPr>
             <w:tcW w:type="dxa" w:w="992"/>
             <w:vAlign w:val="center"/>
-            <w:shd w:val="clear" w:color="auto" w:fill="EEF2FA"/>
           </w:tcPr>
           <w:p>
             <w:pPr>
@@ -11707,7 +14547,6 @@
           <w:tcPr>
             <w:tcW w:type="dxa" w:w="992"/>
             <w:vAlign w:val="center"/>
-            <w:shd w:val="clear" w:color="auto" w:fill="EEF2FA"/>
           </w:tcPr>
           <w:p>
             <w:pPr>
@@ -11726,7 +14565,6 @@
           <w:tcPr>
             <w:tcW w:type="dxa" w:w="992"/>
             <w:vAlign w:val="center"/>
-            <w:shd w:val="clear" w:color="auto" w:fill="EEF2FA"/>
           </w:tcPr>
           <w:p>
             <w:pPr>
@@ -11745,7 +14583,6 @@
           <w:tcPr>
             <w:tcW w:type="dxa" w:w="992"/>
             <w:vAlign w:val="center"/>
-            <w:shd w:val="clear" w:color="auto" w:fill="EEF2FA"/>
           </w:tcPr>
           <w:p>
             <w:pPr>
@@ -11764,7 +14601,6 @@
           <w:tcPr>
             <w:tcW w:type="dxa" w:w="992"/>
             <w:vAlign w:val="center"/>
-            <w:shd w:val="clear" w:color="auto" w:fill="EEF2FA"/>
           </w:tcPr>
           <w:p>
             <w:pPr>
@@ -11783,7 +14619,6 @@
           <w:tcPr>
             <w:tcW w:type="dxa" w:w="992"/>
             <w:vAlign w:val="center"/>
-            <w:shd w:val="clear" w:color="auto" w:fill="EEF2FA"/>
           </w:tcPr>
           <w:p>
             <w:pPr>
@@ -11950,7 +14785,6 @@
           <w:tcPr>
             <w:tcW w:type="dxa" w:w="992"/>
             <w:vAlign w:val="center"/>
-            <w:shd w:val="clear" w:color="auto" w:fill="EEF2FA"/>
           </w:tcPr>
           <w:p>
             <w:pPr>
@@ -11969,7 +14803,6 @@
           <w:tcPr>
             <w:tcW w:type="dxa" w:w="992"/>
             <w:vAlign w:val="center"/>
-            <w:shd w:val="clear" w:color="auto" w:fill="EEF2FA"/>
           </w:tcPr>
           <w:p>
             <w:pPr>
@@ -11988,7 +14821,6 @@
           <w:tcPr>
             <w:tcW w:type="dxa" w:w="992"/>
             <w:vAlign w:val="center"/>
-            <w:shd w:val="clear" w:color="auto" w:fill="EEF2FA"/>
           </w:tcPr>
           <w:p>
             <w:pPr>
@@ -12007,7 +14839,6 @@
           <w:tcPr>
             <w:tcW w:type="dxa" w:w="992"/>
             <w:vAlign w:val="center"/>
-            <w:shd w:val="clear" w:color="auto" w:fill="EEF2FA"/>
           </w:tcPr>
           <w:p>
             <w:pPr>
@@ -12026,7 +14857,6 @@
           <w:tcPr>
             <w:tcW w:type="dxa" w:w="992"/>
             <w:vAlign w:val="center"/>
-            <w:shd w:val="clear" w:color="auto" w:fill="EEF2FA"/>
           </w:tcPr>
           <w:p>
             <w:pPr>
@@ -12045,7 +14875,6 @@
           <w:tcPr>
             <w:tcW w:type="dxa" w:w="992"/>
             <w:vAlign w:val="center"/>
-            <w:shd w:val="clear" w:color="auto" w:fill="EEF2FA"/>
           </w:tcPr>
           <w:p>
             <w:pPr>
@@ -12064,7 +14893,6 @@
           <w:tcPr>
             <w:tcW w:type="dxa" w:w="992"/>
             <w:vAlign w:val="center"/>
-            <w:shd w:val="clear" w:color="auto" w:fill="EEF2FA"/>
           </w:tcPr>
           <w:p>
             <w:pPr>
@@ -12083,7 +14911,6 @@
           <w:tcPr>
             <w:tcW w:type="dxa" w:w="992"/>
             <w:vAlign w:val="center"/>
-            <w:shd w:val="clear" w:color="auto" w:fill="EEF2FA"/>
           </w:tcPr>
           <w:p>
             <w:pPr>
@@ -12250,7 +15077,6 @@
           <w:tcPr>
             <w:tcW w:type="dxa" w:w="992"/>
             <w:vAlign w:val="center"/>
-            <w:shd w:val="clear" w:color="auto" w:fill="EEF2FA"/>
           </w:tcPr>
           <w:p>
             <w:pPr>
@@ -12269,7 +15095,6 @@
           <w:tcPr>
             <w:tcW w:type="dxa" w:w="992"/>
             <w:vAlign w:val="center"/>
-            <w:shd w:val="clear" w:color="auto" w:fill="EEF2FA"/>
           </w:tcPr>
           <w:p>
             <w:pPr>
@@ -12288,7 +15113,6 @@
           <w:tcPr>
             <w:tcW w:type="dxa" w:w="992"/>
             <w:vAlign w:val="center"/>
-            <w:shd w:val="clear" w:color="auto" w:fill="EEF2FA"/>
           </w:tcPr>
           <w:p>
             <w:pPr>
@@ -12307,7 +15131,6 @@
           <w:tcPr>
             <w:tcW w:type="dxa" w:w="992"/>
             <w:vAlign w:val="center"/>
-            <w:shd w:val="clear" w:color="auto" w:fill="EEF2FA"/>
           </w:tcPr>
           <w:p>
             <w:pPr>
@@ -12326,7 +15149,6 @@
           <w:tcPr>
             <w:tcW w:type="dxa" w:w="992"/>
             <w:vAlign w:val="center"/>
-            <w:shd w:val="clear" w:color="auto" w:fill="EEF2FA"/>
           </w:tcPr>
           <w:p>
             <w:pPr>
@@ -12345,7 +15167,6 @@
           <w:tcPr>
             <w:tcW w:type="dxa" w:w="992"/>
             <w:vAlign w:val="center"/>
-            <w:shd w:val="clear" w:color="auto" w:fill="EEF2FA"/>
           </w:tcPr>
           <w:p>
             <w:pPr>
@@ -12364,7 +15185,6 @@
           <w:tcPr>
             <w:tcW w:type="dxa" w:w="992"/>
             <w:vAlign w:val="center"/>
-            <w:shd w:val="clear" w:color="auto" w:fill="EEF2FA"/>
           </w:tcPr>
           <w:p>
             <w:pPr>
@@ -12383,7 +15203,6 @@
           <w:tcPr>
             <w:tcW w:type="dxa" w:w="992"/>
             <w:vAlign w:val="center"/>
-            <w:shd w:val="clear" w:color="auto" w:fill="EEF2FA"/>
           </w:tcPr>
           <w:p>
             <w:pPr>
@@ -12577,7 +15396,6 @@
           <w:tcPr>
             <w:tcW w:type="dxa" w:w="2646"/>
             <w:vAlign w:val="center"/>
-            <w:shd w:val="clear" w:color="auto" w:fill="2E4A87"/>
           </w:tcPr>
           <w:p>
             <w:pPr>
@@ -12587,7 +15405,6 @@
               <w:rPr>
                 <w:rFonts w:ascii="맑은 고딕" w:hAnsi="맑은 고딕" w:eastAsia="맑은 고딕"/>
                 <w:b/>
-                <w:color w:val="FFFFFF"/>
                 <w:sz w:val="18"/>
               </w:rPr>
               <w:t>사업</w:t>
@@ -12598,7 +15415,6 @@
           <w:tcPr>
             <w:tcW w:type="dxa" w:w="2646"/>
             <w:vAlign w:val="center"/>
-            <w:shd w:val="clear" w:color="auto" w:fill="2E4A87"/>
           </w:tcPr>
           <w:p>
             <w:pPr>
@@ -12608,7 +15424,6 @@
               <w:rPr>
                 <w:rFonts w:ascii="맑은 고딕" w:hAnsi="맑은 고딕" w:eastAsia="맑은 고딕"/>
                 <w:b/>
-                <w:color w:val="FFFFFF"/>
                 <w:sz w:val="18"/>
               </w:rPr>
               <w:t>운영 주체</w:t>
@@ -12619,7 +15434,6 @@
           <w:tcPr>
             <w:tcW w:type="dxa" w:w="2646"/>
             <w:vAlign w:val="center"/>
-            <w:shd w:val="clear" w:color="auto" w:fill="2E4A87"/>
           </w:tcPr>
           <w:p>
             <w:pPr>
@@ -12629,7 +15443,6 @@
               <w:rPr>
                 <w:rFonts w:ascii="맑은 고딕" w:hAnsi="맑은 고딕" w:eastAsia="맑은 고딕"/>
                 <w:b/>
-                <w:color w:val="FFFFFF"/>
                 <w:sz w:val="18"/>
               </w:rPr>
               <w:t>예산</w:t>
@@ -12698,7 +15511,6 @@
           <w:tcPr>
             <w:tcW w:type="dxa" w:w="2646"/>
             <w:vAlign w:val="center"/>
-            <w:shd w:val="clear" w:color="auto" w:fill="EEF2FA"/>
           </w:tcPr>
           <w:p>
             <w:pPr>
@@ -12717,7 +15529,6 @@
           <w:tcPr>
             <w:tcW w:type="dxa" w:w="2646"/>
             <w:vAlign w:val="center"/>
-            <w:shd w:val="clear" w:color="auto" w:fill="EEF2FA"/>
           </w:tcPr>
           <w:p>
             <w:pPr>
@@ -12736,7 +15547,6 @@
           <w:tcPr>
             <w:tcW w:type="dxa" w:w="2646"/>
             <w:vAlign w:val="center"/>
-            <w:shd w:val="clear" w:color="auto" w:fill="EEF2FA"/>
           </w:tcPr>
           <w:p>
             <w:pPr>
@@ -12813,7 +15623,6 @@
           <w:tcPr>
             <w:tcW w:type="dxa" w:w="2646"/>
             <w:vAlign w:val="center"/>
-            <w:shd w:val="clear" w:color="auto" w:fill="EEF2FA"/>
           </w:tcPr>
           <w:p>
             <w:pPr>
@@ -12832,7 +15641,6 @@
           <w:tcPr>
             <w:tcW w:type="dxa" w:w="2646"/>
             <w:vAlign w:val="center"/>
-            <w:shd w:val="clear" w:color="auto" w:fill="EEF2FA"/>
           </w:tcPr>
           <w:p>
             <w:pPr>
@@ -12851,7 +15659,6 @@
           <w:tcPr>
             <w:tcW w:type="dxa" w:w="2646"/>
             <w:vAlign w:val="center"/>
-            <w:shd w:val="clear" w:color="auto" w:fill="EEF2FA"/>
           </w:tcPr>
           <w:p>
             <w:pPr>
